--- a/final-project/Exams2_th/Phiếu học tập CSS - BTTH02 - K66.docx
+++ b/final-project/Exams2_th/Phiếu học tập CSS - BTTH02 - K66.docx
@@ -437,7 +437,7 @@
       </w:pPr>
       <w:r>
         <w:rPr>
-          <w:rStyle w:val="6"/>
+          <w:rStyle w:val="7"/>
           <w:rFonts w:hint="default" w:ascii="Times New Roman" w:hAnsi="Times New Roman" w:eastAsia="IBM Plex Mono" w:cs="Times New Roman"/>
           <w:color w:val="000000"/>
           <w:sz w:val="18"/>
@@ -446,16 +446,16 @@
       </w:r>
       <w:r>
         <w:rPr>
-          <w:rStyle w:val="6"/>
-          <w:rFonts w:hint="default" w:ascii="Times New Roman" w:hAnsi="Times New Roman" w:eastAsia="IBM Plex Mono" w:cs="Times New Roman"/>
-          <w:color w:val="000000"/>
-          <w:sz w:val="18"/>
-        </w:rPr>
-        <w:br w:type="textWrapping"/>
-      </w:r>
-      <w:r>
-        <w:rPr>
-          <w:rStyle w:val="6"/>
+          <w:rStyle w:val="7"/>
+          <w:rFonts w:hint="default" w:ascii="Times New Roman" w:hAnsi="Times New Roman" w:eastAsia="IBM Plex Mono" w:cs="Times New Roman"/>
+          <w:color w:val="000000"/>
+          <w:sz w:val="18"/>
+        </w:rPr>
+        <w:br w:type="textWrapping"/>
+      </w:r>
+      <w:r>
+        <w:rPr>
+          <w:rStyle w:val="7"/>
           <w:rFonts w:hint="default" w:ascii="Times New Roman" w:hAnsi="Times New Roman" w:eastAsia="IBM Plex Mono" w:cs="Times New Roman"/>
           <w:color w:val="000000"/>
           <w:sz w:val="18"/>
@@ -464,16 +464,16 @@
       </w:r>
       <w:r>
         <w:rPr>
-          <w:rStyle w:val="6"/>
-          <w:rFonts w:hint="default" w:ascii="Times New Roman" w:hAnsi="Times New Roman" w:eastAsia="IBM Plex Mono" w:cs="Times New Roman"/>
-          <w:color w:val="000000"/>
-          <w:sz w:val="18"/>
-        </w:rPr>
-        <w:br w:type="textWrapping"/>
-      </w:r>
-      <w:r>
-        <w:rPr>
-          <w:rStyle w:val="6"/>
+          <w:rStyle w:val="7"/>
+          <w:rFonts w:hint="default" w:ascii="Times New Roman" w:hAnsi="Times New Roman" w:eastAsia="IBM Plex Mono" w:cs="Times New Roman"/>
+          <w:color w:val="000000"/>
+          <w:sz w:val="18"/>
+        </w:rPr>
+        <w:br w:type="textWrapping"/>
+      </w:r>
+      <w:r>
+        <w:rPr>
+          <w:rStyle w:val="7"/>
           <w:rFonts w:hint="default" w:ascii="Times New Roman" w:hAnsi="Times New Roman" w:eastAsia="IBM Plex Mono" w:cs="Times New Roman"/>
           <w:color w:val="000000"/>
           <w:sz w:val="18"/>
@@ -482,7 +482,7 @@
       </w:r>
       <w:r>
         <w:rPr>
-          <w:rStyle w:val="6"/>
+          <w:rStyle w:val="7"/>
           <w:rFonts w:hint="default" w:ascii="Times New Roman" w:hAnsi="Times New Roman" w:eastAsia="IBM Plex Mono" w:cs="Times New Roman"/>
           <w:color w:val="000000"/>
           <w:sz w:val="18"/>
@@ -648,7 +648,7 @@
     </w:p>
     <w:tbl>
       <w:tblPr>
-        <w:tblStyle w:val="7"/>
+        <w:tblStyle w:val="8"/>
         <w:tblW w:w="0" w:type="auto"/>
         <w:jc w:val="center"/>
         <w:tblCellSpacing w:w="0" w:type="dxa"/>
@@ -684,12 +684,6 @@
             <w:insideH w:val="none" w:color="auto" w:sz="0" w:space="0"/>
             <w:insideV w:val="none" w:color="auto" w:sz="0" w:space="0"/>
           </w:tblBorders>
-          <w:tblCellMar>
-            <w:top w:w="80" w:type="dxa"/>
-            <w:left w:w="160" w:type="dxa"/>
-            <w:bottom w:w="80" w:type="dxa"/>
-            <w:right w:w="160" w:type="dxa"/>
-          </w:tblCellMar>
         </w:tblPrEx>
         <w:trPr>
           <w:cantSplit/>
@@ -1279,7 +1273,7 @@
     </w:p>
     <w:tbl>
       <w:tblPr>
-        <w:tblStyle w:val="7"/>
+        <w:tblStyle w:val="8"/>
         <w:tblW w:w="0" w:type="auto"/>
         <w:jc w:val="center"/>
         <w:tblCellSpacing w:w="0" w:type="dxa"/>
@@ -1502,7 +1496,7 @@
             </w:pPr>
             <w:r>
               <w:rPr>
-                <w:rStyle w:val="6"/>
+                <w:rStyle w:val="7"/>
                 <w:rFonts w:hint="default" w:ascii="Times New Roman" w:hAnsi="Times New Roman" w:eastAsia="IBM Plex Mono" w:cs="Times New Roman"/>
                 <w:color w:val="000000"/>
                 <w:sz w:val="18"/>
@@ -1530,7 +1524,7 @@
             </w:pPr>
             <w:r>
               <w:rPr>
-                <w:rStyle w:val="6"/>
+                <w:rStyle w:val="7"/>
                 <w:rFonts w:hint="default" w:ascii="Times New Roman" w:hAnsi="Times New Roman" w:eastAsia="IBM Plex Mono" w:cs="Times New Roman"/>
                 <w:color w:val="000000"/>
                 <w:sz w:val="18"/>
@@ -1636,7 +1630,7 @@
             </w:pPr>
             <w:r>
               <w:rPr>
-                <w:rStyle w:val="6"/>
+                <w:rStyle w:val="7"/>
                 <w:rFonts w:hint="default" w:ascii="Times New Roman" w:hAnsi="Times New Roman" w:eastAsia="IBM Plex Mono" w:cs="Times New Roman"/>
                 <w:color w:val="000000"/>
                 <w:sz w:val="18"/>
@@ -1664,7 +1658,7 @@
             </w:pPr>
             <w:r>
               <w:rPr>
-                <w:rStyle w:val="6"/>
+                <w:rStyle w:val="7"/>
                 <w:rFonts w:hint="default" w:ascii="Times New Roman" w:hAnsi="Times New Roman" w:eastAsia="IBM Plex Mono" w:cs="Times New Roman"/>
                 <w:color w:val="000000"/>
                 <w:sz w:val="18"/>
@@ -1770,7 +1764,7 @@
             </w:pPr>
             <w:r>
               <w:rPr>
-                <w:rStyle w:val="6"/>
+                <w:rStyle w:val="7"/>
                 <w:rFonts w:hint="default" w:ascii="Times New Roman" w:hAnsi="Times New Roman" w:eastAsia="IBM Plex Mono" w:cs="Times New Roman"/>
                 <w:color w:val="000000"/>
                 <w:sz w:val="18"/>
@@ -1798,7 +1792,7 @@
             </w:pPr>
             <w:r>
               <w:rPr>
-                <w:rStyle w:val="6"/>
+                <w:rStyle w:val="7"/>
                 <w:rFonts w:hint="default" w:ascii="Times New Roman" w:hAnsi="Times New Roman" w:eastAsia="IBM Plex Mono" w:cs="Times New Roman"/>
                 <w:color w:val="000000"/>
                 <w:sz w:val="18"/>
@@ -1901,7 +1895,7 @@
             </w:pPr>
             <w:r>
               <w:rPr>
-                <w:rStyle w:val="6"/>
+                <w:rStyle w:val="7"/>
                 <w:rFonts w:hint="default" w:ascii="Times New Roman" w:hAnsi="Times New Roman" w:eastAsia="IBM Plex Mono" w:cs="Times New Roman"/>
                 <w:color w:val="000000"/>
                 <w:sz w:val="18"/>
@@ -1929,7 +1923,7 @@
             </w:pPr>
             <w:r>
               <w:rPr>
-                <w:rStyle w:val="6"/>
+                <w:rStyle w:val="7"/>
                 <w:rFonts w:hint="default" w:ascii="Times New Roman" w:hAnsi="Times New Roman" w:eastAsia="IBM Plex Mono" w:cs="Times New Roman"/>
                 <w:color w:val="000000"/>
                 <w:sz w:val="18"/>
@@ -2032,7 +2026,7 @@
             </w:pPr>
             <w:r>
               <w:rPr>
-                <w:rStyle w:val="6"/>
+                <w:rStyle w:val="7"/>
                 <w:rFonts w:hint="default" w:ascii="Times New Roman" w:hAnsi="Times New Roman" w:eastAsia="IBM Plex Mono" w:cs="Times New Roman"/>
                 <w:color w:val="000000"/>
                 <w:sz w:val="18"/>
@@ -2060,7 +2054,7 @@
             </w:pPr>
             <w:r>
               <w:rPr>
-                <w:rStyle w:val="6"/>
+                <w:rStyle w:val="7"/>
                 <w:rFonts w:hint="default" w:ascii="Times New Roman" w:hAnsi="Times New Roman" w:eastAsia="IBM Plex Mono" w:cs="Times New Roman"/>
                 <w:color w:val="000000"/>
                 <w:sz w:val="18"/>
@@ -2166,7 +2160,7 @@
             </w:pPr>
             <w:r>
               <w:rPr>
-                <w:rStyle w:val="6"/>
+                <w:rStyle w:val="7"/>
                 <w:rFonts w:hint="default" w:ascii="Times New Roman" w:hAnsi="Times New Roman" w:eastAsia="IBM Plex Mono" w:cs="Times New Roman"/>
                 <w:color w:val="000000"/>
                 <w:sz w:val="18"/>
@@ -2194,7 +2188,7 @@
             </w:pPr>
             <w:r>
               <w:rPr>
-                <w:rStyle w:val="6"/>
+                <w:rStyle w:val="7"/>
                 <w:rFonts w:hint="default" w:ascii="Times New Roman" w:hAnsi="Times New Roman" w:eastAsia="IBM Plex Mono" w:cs="Times New Roman"/>
                 <w:color w:val="000000"/>
                 <w:sz w:val="18"/>
@@ -2297,7 +2291,7 @@
             </w:pPr>
             <w:r>
               <w:rPr>
-                <w:rStyle w:val="6"/>
+                <w:rStyle w:val="7"/>
                 <w:rFonts w:hint="default" w:ascii="Times New Roman" w:hAnsi="Times New Roman" w:eastAsia="IBM Plex Mono" w:cs="Times New Roman"/>
                 <w:color w:val="000000"/>
                 <w:sz w:val="18"/>
@@ -2325,7 +2319,7 @@
             </w:pPr>
             <w:r>
               <w:rPr>
-                <w:rStyle w:val="6"/>
+                <w:rStyle w:val="7"/>
                 <w:rFonts w:hint="default" w:ascii="Times New Roman" w:hAnsi="Times New Roman" w:eastAsia="IBM Plex Mono" w:cs="Times New Roman"/>
                 <w:color w:val="000000"/>
                 <w:sz w:val="18"/>
@@ -2453,7 +2447,7 @@
       </w:r>
       <w:r>
         <w:rPr>
-          <w:rStyle w:val="6"/>
+          <w:rStyle w:val="7"/>
           <w:rFonts w:hint="default" w:ascii="Times New Roman" w:hAnsi="Times New Roman" w:eastAsia="IBM Plex Mono" w:cs="Times New Roman"/>
           <w:color w:val="000000"/>
           <w:sz w:val="18"/>
@@ -2537,7 +2531,7 @@
       </w:pPr>
       <w:r>
         <w:rPr>
-          <w:rStyle w:val="6"/>
+          <w:rStyle w:val="7"/>
           <w:rFonts w:hint="default" w:ascii="Times New Roman" w:hAnsi="Times New Roman" w:eastAsia="IBM Plex Mono" w:cs="Times New Roman"/>
           <w:color w:val="000000"/>
           <w:sz w:val="18"/>
@@ -2546,16 +2540,16 @@
       </w:r>
       <w:r>
         <w:rPr>
-          <w:rStyle w:val="6"/>
-          <w:rFonts w:hint="default" w:ascii="Times New Roman" w:hAnsi="Times New Roman" w:eastAsia="IBM Plex Mono" w:cs="Times New Roman"/>
-          <w:color w:val="000000"/>
-          <w:sz w:val="18"/>
-        </w:rPr>
-        <w:br w:type="textWrapping"/>
-      </w:r>
-      <w:r>
-        <w:rPr>
-          <w:rStyle w:val="6"/>
+          <w:rStyle w:val="7"/>
+          <w:rFonts w:hint="default" w:ascii="Times New Roman" w:hAnsi="Times New Roman" w:eastAsia="IBM Plex Mono" w:cs="Times New Roman"/>
+          <w:color w:val="000000"/>
+          <w:sz w:val="18"/>
+        </w:rPr>
+        <w:br w:type="textWrapping"/>
+      </w:r>
+      <w:r>
+        <w:rPr>
+          <w:rStyle w:val="7"/>
           <w:rFonts w:hint="default" w:ascii="Times New Roman" w:hAnsi="Times New Roman" w:eastAsia="IBM Plex Mono" w:cs="Times New Roman"/>
           <w:color w:val="000000"/>
           <w:sz w:val="18"/>
@@ -2564,16 +2558,16 @@
       </w:r>
       <w:r>
         <w:rPr>
-          <w:rStyle w:val="6"/>
-          <w:rFonts w:hint="default" w:ascii="Times New Roman" w:hAnsi="Times New Roman" w:eastAsia="IBM Plex Mono" w:cs="Times New Roman"/>
-          <w:color w:val="000000"/>
-          <w:sz w:val="18"/>
-        </w:rPr>
-        <w:br w:type="textWrapping"/>
-      </w:r>
-      <w:r>
-        <w:rPr>
-          <w:rStyle w:val="6"/>
+          <w:rStyle w:val="7"/>
+          <w:rFonts w:hint="default" w:ascii="Times New Roman" w:hAnsi="Times New Roman" w:eastAsia="IBM Plex Mono" w:cs="Times New Roman"/>
+          <w:color w:val="000000"/>
+          <w:sz w:val="18"/>
+        </w:rPr>
+        <w:br w:type="textWrapping"/>
+      </w:r>
+      <w:r>
+        <w:rPr>
+          <w:rStyle w:val="7"/>
           <w:rFonts w:hint="default" w:ascii="Times New Roman" w:hAnsi="Times New Roman" w:eastAsia="IBM Plex Mono" w:cs="Times New Roman"/>
           <w:color w:val="000000"/>
           <w:sz w:val="18"/>
@@ -2582,16 +2576,16 @@
       </w:r>
       <w:r>
         <w:rPr>
-          <w:rStyle w:val="6"/>
-          <w:rFonts w:hint="default" w:ascii="Times New Roman" w:hAnsi="Times New Roman" w:eastAsia="IBM Plex Mono" w:cs="Times New Roman"/>
-          <w:color w:val="000000"/>
-          <w:sz w:val="18"/>
-        </w:rPr>
-        <w:br w:type="textWrapping"/>
-      </w:r>
-      <w:r>
-        <w:rPr>
-          <w:rStyle w:val="6"/>
+          <w:rStyle w:val="7"/>
+          <w:rFonts w:hint="default" w:ascii="Times New Roman" w:hAnsi="Times New Roman" w:eastAsia="IBM Plex Mono" w:cs="Times New Roman"/>
+          <w:color w:val="000000"/>
+          <w:sz w:val="18"/>
+        </w:rPr>
+        <w:br w:type="textWrapping"/>
+      </w:r>
+      <w:r>
+        <w:rPr>
+          <w:rStyle w:val="7"/>
           <w:rFonts w:hint="default" w:ascii="Times New Roman" w:hAnsi="Times New Roman" w:eastAsia="IBM Plex Mono" w:cs="Times New Roman"/>
           <w:color w:val="000000"/>
           <w:sz w:val="18"/>
@@ -2600,16 +2594,16 @@
       </w:r>
       <w:r>
         <w:rPr>
-          <w:rStyle w:val="6"/>
-          <w:rFonts w:hint="default" w:ascii="Times New Roman" w:hAnsi="Times New Roman" w:eastAsia="IBM Plex Mono" w:cs="Times New Roman"/>
-          <w:color w:val="000000"/>
-          <w:sz w:val="18"/>
-        </w:rPr>
-        <w:br w:type="textWrapping"/>
-      </w:r>
-      <w:r>
-        <w:rPr>
-          <w:rStyle w:val="6"/>
+          <w:rStyle w:val="7"/>
+          <w:rFonts w:hint="default" w:ascii="Times New Roman" w:hAnsi="Times New Roman" w:eastAsia="IBM Plex Mono" w:cs="Times New Roman"/>
+          <w:color w:val="000000"/>
+          <w:sz w:val="18"/>
+        </w:rPr>
+        <w:br w:type="textWrapping"/>
+      </w:r>
+      <w:r>
+        <w:rPr>
+          <w:rStyle w:val="7"/>
           <w:rFonts w:hint="default" w:ascii="Times New Roman" w:hAnsi="Times New Roman" w:eastAsia="IBM Plex Mono" w:cs="Times New Roman"/>
           <w:color w:val="000000"/>
           <w:sz w:val="18"/>
@@ -2618,16 +2612,16 @@
       </w:r>
       <w:r>
         <w:rPr>
-          <w:rStyle w:val="6"/>
-          <w:rFonts w:hint="default" w:ascii="Times New Roman" w:hAnsi="Times New Roman" w:eastAsia="IBM Plex Mono" w:cs="Times New Roman"/>
-          <w:color w:val="000000"/>
-          <w:sz w:val="18"/>
-        </w:rPr>
-        <w:br w:type="textWrapping"/>
-      </w:r>
-      <w:r>
-        <w:rPr>
-          <w:rStyle w:val="6"/>
+          <w:rStyle w:val="7"/>
+          <w:rFonts w:hint="default" w:ascii="Times New Roman" w:hAnsi="Times New Roman" w:eastAsia="IBM Plex Mono" w:cs="Times New Roman"/>
+          <w:color w:val="000000"/>
+          <w:sz w:val="18"/>
+        </w:rPr>
+        <w:br w:type="textWrapping"/>
+      </w:r>
+      <w:r>
+        <w:rPr>
+          <w:rStyle w:val="7"/>
           <w:rFonts w:hint="default" w:ascii="Times New Roman" w:hAnsi="Times New Roman" w:eastAsia="IBM Plex Mono" w:cs="Times New Roman"/>
           <w:color w:val="000000"/>
           <w:sz w:val="18"/>
@@ -2636,16 +2630,16 @@
       </w:r>
       <w:r>
         <w:rPr>
-          <w:rStyle w:val="6"/>
-          <w:rFonts w:hint="default" w:ascii="Times New Roman" w:hAnsi="Times New Roman" w:eastAsia="IBM Plex Mono" w:cs="Times New Roman"/>
-          <w:color w:val="000000"/>
-          <w:sz w:val="18"/>
-        </w:rPr>
-        <w:br w:type="textWrapping"/>
-      </w:r>
-      <w:r>
-        <w:rPr>
-          <w:rStyle w:val="6"/>
+          <w:rStyle w:val="7"/>
+          <w:rFonts w:hint="default" w:ascii="Times New Roman" w:hAnsi="Times New Roman" w:eastAsia="IBM Plex Mono" w:cs="Times New Roman"/>
+          <w:color w:val="000000"/>
+          <w:sz w:val="18"/>
+        </w:rPr>
+        <w:br w:type="textWrapping"/>
+      </w:r>
+      <w:r>
+        <w:rPr>
+          <w:rStyle w:val="7"/>
           <w:rFonts w:hint="default" w:ascii="Times New Roman" w:hAnsi="Times New Roman" w:eastAsia="IBM Plex Mono" w:cs="Times New Roman"/>
           <w:color w:val="000000"/>
           <w:sz w:val="18"/>
@@ -2654,16 +2648,16 @@
       </w:r>
       <w:r>
         <w:rPr>
-          <w:rStyle w:val="6"/>
-          <w:rFonts w:hint="default" w:ascii="Times New Roman" w:hAnsi="Times New Roman" w:eastAsia="IBM Plex Mono" w:cs="Times New Roman"/>
-          <w:color w:val="000000"/>
-          <w:sz w:val="18"/>
-        </w:rPr>
-        <w:br w:type="textWrapping"/>
-      </w:r>
-      <w:r>
-        <w:rPr>
-          <w:rStyle w:val="6"/>
+          <w:rStyle w:val="7"/>
+          <w:rFonts w:hint="default" w:ascii="Times New Roman" w:hAnsi="Times New Roman" w:eastAsia="IBM Plex Mono" w:cs="Times New Roman"/>
+          <w:color w:val="000000"/>
+          <w:sz w:val="18"/>
+        </w:rPr>
+        <w:br w:type="textWrapping"/>
+      </w:r>
+      <w:r>
+        <w:rPr>
+          <w:rStyle w:val="7"/>
           <w:rFonts w:hint="default" w:ascii="Times New Roman" w:hAnsi="Times New Roman" w:eastAsia="IBM Plex Mono" w:cs="Times New Roman"/>
           <w:color w:val="000000"/>
           <w:sz w:val="18"/>
@@ -2672,16 +2666,16 @@
       </w:r>
       <w:r>
         <w:rPr>
-          <w:rStyle w:val="6"/>
-          <w:rFonts w:hint="default" w:ascii="Times New Roman" w:hAnsi="Times New Roman" w:eastAsia="IBM Plex Mono" w:cs="Times New Roman"/>
-          <w:color w:val="000000"/>
-          <w:sz w:val="18"/>
-        </w:rPr>
-        <w:br w:type="textWrapping"/>
-      </w:r>
-      <w:r>
-        <w:rPr>
-          <w:rStyle w:val="6"/>
+          <w:rStyle w:val="7"/>
+          <w:rFonts w:hint="default" w:ascii="Times New Roman" w:hAnsi="Times New Roman" w:eastAsia="IBM Plex Mono" w:cs="Times New Roman"/>
+          <w:color w:val="000000"/>
+          <w:sz w:val="18"/>
+        </w:rPr>
+        <w:br w:type="textWrapping"/>
+      </w:r>
+      <w:r>
+        <w:rPr>
+          <w:rStyle w:val="7"/>
           <w:rFonts w:hint="default" w:ascii="Times New Roman" w:hAnsi="Times New Roman" w:eastAsia="IBM Plex Mono" w:cs="Times New Roman"/>
           <w:color w:val="000000"/>
           <w:sz w:val="18"/>
@@ -2690,16 +2684,16 @@
       </w:r>
       <w:r>
         <w:rPr>
-          <w:rStyle w:val="6"/>
-          <w:rFonts w:hint="default" w:ascii="Times New Roman" w:hAnsi="Times New Roman" w:eastAsia="IBM Plex Mono" w:cs="Times New Roman"/>
-          <w:color w:val="000000"/>
-          <w:sz w:val="18"/>
-        </w:rPr>
-        <w:br w:type="textWrapping"/>
-      </w:r>
-      <w:r>
-        <w:rPr>
-          <w:rStyle w:val="6"/>
+          <w:rStyle w:val="7"/>
+          <w:rFonts w:hint="default" w:ascii="Times New Roman" w:hAnsi="Times New Roman" w:eastAsia="IBM Plex Mono" w:cs="Times New Roman"/>
+          <w:color w:val="000000"/>
+          <w:sz w:val="18"/>
+        </w:rPr>
+        <w:br w:type="textWrapping"/>
+      </w:r>
+      <w:r>
+        <w:rPr>
+          <w:rStyle w:val="7"/>
           <w:rFonts w:hint="default" w:ascii="Times New Roman" w:hAnsi="Times New Roman" w:eastAsia="IBM Plex Mono" w:cs="Times New Roman"/>
           <w:color w:val="000000"/>
           <w:sz w:val="18"/>
@@ -2708,16 +2702,16 @@
       </w:r>
       <w:r>
         <w:rPr>
-          <w:rStyle w:val="6"/>
-          <w:rFonts w:hint="default" w:ascii="Times New Roman" w:hAnsi="Times New Roman" w:eastAsia="IBM Plex Mono" w:cs="Times New Roman"/>
-          <w:color w:val="000000"/>
-          <w:sz w:val="18"/>
-        </w:rPr>
-        <w:br w:type="textWrapping"/>
-      </w:r>
-      <w:r>
-        <w:rPr>
-          <w:rStyle w:val="6"/>
+          <w:rStyle w:val="7"/>
+          <w:rFonts w:hint="default" w:ascii="Times New Roman" w:hAnsi="Times New Roman" w:eastAsia="IBM Plex Mono" w:cs="Times New Roman"/>
+          <w:color w:val="000000"/>
+          <w:sz w:val="18"/>
+        </w:rPr>
+        <w:br w:type="textWrapping"/>
+      </w:r>
+      <w:r>
+        <w:rPr>
+          <w:rStyle w:val="7"/>
           <w:rFonts w:hint="default" w:ascii="Times New Roman" w:hAnsi="Times New Roman" w:eastAsia="IBM Plex Mono" w:cs="Times New Roman"/>
           <w:color w:val="000000"/>
           <w:sz w:val="18"/>
@@ -2726,16 +2720,16 @@
       </w:r>
       <w:r>
         <w:rPr>
-          <w:rStyle w:val="6"/>
-          <w:rFonts w:hint="default" w:ascii="Times New Roman" w:hAnsi="Times New Roman" w:eastAsia="IBM Plex Mono" w:cs="Times New Roman"/>
-          <w:color w:val="000000"/>
-          <w:sz w:val="18"/>
-        </w:rPr>
-        <w:br w:type="textWrapping"/>
-      </w:r>
-      <w:r>
-        <w:rPr>
-          <w:rStyle w:val="6"/>
+          <w:rStyle w:val="7"/>
+          <w:rFonts w:hint="default" w:ascii="Times New Roman" w:hAnsi="Times New Roman" w:eastAsia="IBM Plex Mono" w:cs="Times New Roman"/>
+          <w:color w:val="000000"/>
+          <w:sz w:val="18"/>
+        </w:rPr>
+        <w:br w:type="textWrapping"/>
+      </w:r>
+      <w:r>
+        <w:rPr>
+          <w:rStyle w:val="7"/>
           <w:rFonts w:hint="default" w:ascii="Times New Roman" w:hAnsi="Times New Roman" w:eastAsia="IBM Plex Mono" w:cs="Times New Roman"/>
           <w:color w:val="000000"/>
           <w:sz w:val="18"/>
@@ -2744,16 +2738,16 @@
       </w:r>
       <w:r>
         <w:rPr>
-          <w:rStyle w:val="6"/>
-          <w:rFonts w:hint="default" w:ascii="Times New Roman" w:hAnsi="Times New Roman" w:eastAsia="IBM Plex Mono" w:cs="Times New Roman"/>
-          <w:color w:val="000000"/>
-          <w:sz w:val="18"/>
-        </w:rPr>
-        <w:br w:type="textWrapping"/>
-      </w:r>
-      <w:r>
-        <w:rPr>
-          <w:rStyle w:val="6"/>
+          <w:rStyle w:val="7"/>
+          <w:rFonts w:hint="default" w:ascii="Times New Roman" w:hAnsi="Times New Roman" w:eastAsia="IBM Plex Mono" w:cs="Times New Roman"/>
+          <w:color w:val="000000"/>
+          <w:sz w:val="18"/>
+        </w:rPr>
+        <w:br w:type="textWrapping"/>
+      </w:r>
+      <w:r>
+        <w:rPr>
+          <w:rStyle w:val="7"/>
           <w:rFonts w:hint="default" w:ascii="Times New Roman" w:hAnsi="Times New Roman" w:eastAsia="IBM Plex Mono" w:cs="Times New Roman"/>
           <w:color w:val="000000"/>
           <w:sz w:val="18"/>
@@ -2762,16 +2756,16 @@
       </w:r>
       <w:r>
         <w:rPr>
-          <w:rStyle w:val="6"/>
-          <w:rFonts w:hint="default" w:ascii="Times New Roman" w:hAnsi="Times New Roman" w:eastAsia="IBM Plex Mono" w:cs="Times New Roman"/>
-          <w:color w:val="000000"/>
-          <w:sz w:val="18"/>
-        </w:rPr>
-        <w:br w:type="textWrapping"/>
-      </w:r>
-      <w:r>
-        <w:rPr>
-          <w:rStyle w:val="6"/>
+          <w:rStyle w:val="7"/>
+          <w:rFonts w:hint="default" w:ascii="Times New Roman" w:hAnsi="Times New Roman" w:eastAsia="IBM Plex Mono" w:cs="Times New Roman"/>
+          <w:color w:val="000000"/>
+          <w:sz w:val="18"/>
+        </w:rPr>
+        <w:br w:type="textWrapping"/>
+      </w:r>
+      <w:r>
+        <w:rPr>
+          <w:rStyle w:val="7"/>
           <w:rFonts w:hint="default" w:ascii="Times New Roman" w:hAnsi="Times New Roman" w:eastAsia="IBM Plex Mono" w:cs="Times New Roman"/>
           <w:color w:val="000000"/>
           <w:sz w:val="18"/>
@@ -2780,16 +2774,16 @@
       </w:r>
       <w:r>
         <w:rPr>
-          <w:rStyle w:val="6"/>
-          <w:rFonts w:hint="default" w:ascii="Times New Roman" w:hAnsi="Times New Roman" w:eastAsia="IBM Plex Mono" w:cs="Times New Roman"/>
-          <w:color w:val="000000"/>
-          <w:sz w:val="18"/>
-        </w:rPr>
-        <w:br w:type="textWrapping"/>
-      </w:r>
-      <w:r>
-        <w:rPr>
-          <w:rStyle w:val="6"/>
+          <w:rStyle w:val="7"/>
+          <w:rFonts w:hint="default" w:ascii="Times New Roman" w:hAnsi="Times New Roman" w:eastAsia="IBM Plex Mono" w:cs="Times New Roman"/>
+          <w:color w:val="000000"/>
+          <w:sz w:val="18"/>
+        </w:rPr>
+        <w:br w:type="textWrapping"/>
+      </w:r>
+      <w:r>
+        <w:rPr>
+          <w:rStyle w:val="7"/>
           <w:rFonts w:hint="default" w:ascii="Times New Roman" w:hAnsi="Times New Roman" w:eastAsia="IBM Plex Mono" w:cs="Times New Roman"/>
           <w:color w:val="000000"/>
           <w:sz w:val="18"/>
@@ -2798,16 +2792,16 @@
       </w:r>
       <w:r>
         <w:rPr>
-          <w:rStyle w:val="6"/>
-          <w:rFonts w:hint="default" w:ascii="Times New Roman" w:hAnsi="Times New Roman" w:eastAsia="IBM Plex Mono" w:cs="Times New Roman"/>
-          <w:color w:val="000000"/>
-          <w:sz w:val="18"/>
-        </w:rPr>
-        <w:br w:type="textWrapping"/>
-      </w:r>
-      <w:r>
-        <w:rPr>
-          <w:rStyle w:val="6"/>
+          <w:rStyle w:val="7"/>
+          <w:rFonts w:hint="default" w:ascii="Times New Roman" w:hAnsi="Times New Roman" w:eastAsia="IBM Plex Mono" w:cs="Times New Roman"/>
+          <w:color w:val="000000"/>
+          <w:sz w:val="18"/>
+        </w:rPr>
+        <w:br w:type="textWrapping"/>
+      </w:r>
+      <w:r>
+        <w:rPr>
+          <w:rStyle w:val="7"/>
           <w:rFonts w:hint="default" w:ascii="Times New Roman" w:hAnsi="Times New Roman" w:eastAsia="IBM Plex Mono" w:cs="Times New Roman"/>
           <w:color w:val="000000"/>
           <w:sz w:val="18"/>
@@ -2816,16 +2810,16 @@
       </w:r>
       <w:r>
         <w:rPr>
-          <w:rStyle w:val="6"/>
-          <w:rFonts w:hint="default" w:ascii="Times New Roman" w:hAnsi="Times New Roman" w:eastAsia="IBM Plex Mono" w:cs="Times New Roman"/>
-          <w:color w:val="000000"/>
-          <w:sz w:val="18"/>
-        </w:rPr>
-        <w:br w:type="textWrapping"/>
-      </w:r>
-      <w:r>
-        <w:rPr>
-          <w:rStyle w:val="6"/>
+          <w:rStyle w:val="7"/>
+          <w:rFonts w:hint="default" w:ascii="Times New Roman" w:hAnsi="Times New Roman" w:eastAsia="IBM Plex Mono" w:cs="Times New Roman"/>
+          <w:color w:val="000000"/>
+          <w:sz w:val="18"/>
+        </w:rPr>
+        <w:br w:type="textWrapping"/>
+      </w:r>
+      <w:r>
+        <w:rPr>
+          <w:rStyle w:val="7"/>
           <w:rFonts w:hint="default" w:ascii="Times New Roman" w:hAnsi="Times New Roman" w:eastAsia="IBM Plex Mono" w:cs="Times New Roman"/>
           <w:color w:val="000000"/>
           <w:sz w:val="18"/>
@@ -2834,16 +2828,16 @@
       </w:r>
       <w:r>
         <w:rPr>
-          <w:rStyle w:val="6"/>
-          <w:rFonts w:hint="default" w:ascii="Times New Roman" w:hAnsi="Times New Roman" w:eastAsia="IBM Plex Mono" w:cs="Times New Roman"/>
-          <w:color w:val="000000"/>
-          <w:sz w:val="18"/>
-        </w:rPr>
-        <w:br w:type="textWrapping"/>
-      </w:r>
-      <w:r>
-        <w:rPr>
-          <w:rStyle w:val="6"/>
+          <w:rStyle w:val="7"/>
+          <w:rFonts w:hint="default" w:ascii="Times New Roman" w:hAnsi="Times New Roman" w:eastAsia="IBM Plex Mono" w:cs="Times New Roman"/>
+          <w:color w:val="000000"/>
+          <w:sz w:val="18"/>
+        </w:rPr>
+        <w:br w:type="textWrapping"/>
+      </w:r>
+      <w:r>
+        <w:rPr>
+          <w:rStyle w:val="7"/>
           <w:rFonts w:hint="default" w:ascii="Times New Roman" w:hAnsi="Times New Roman" w:eastAsia="IBM Plex Mono" w:cs="Times New Roman"/>
           <w:color w:val="000000"/>
           <w:sz w:val="18"/>
@@ -2852,16 +2846,16 @@
       </w:r>
       <w:r>
         <w:rPr>
-          <w:rStyle w:val="6"/>
-          <w:rFonts w:hint="default" w:ascii="Times New Roman" w:hAnsi="Times New Roman" w:eastAsia="IBM Plex Mono" w:cs="Times New Roman"/>
-          <w:color w:val="000000"/>
-          <w:sz w:val="18"/>
-        </w:rPr>
-        <w:br w:type="textWrapping"/>
-      </w:r>
-      <w:r>
-        <w:rPr>
-          <w:rStyle w:val="6"/>
+          <w:rStyle w:val="7"/>
+          <w:rFonts w:hint="default" w:ascii="Times New Roman" w:hAnsi="Times New Roman" w:eastAsia="IBM Plex Mono" w:cs="Times New Roman"/>
+          <w:color w:val="000000"/>
+          <w:sz w:val="18"/>
+        </w:rPr>
+        <w:br w:type="textWrapping"/>
+      </w:r>
+      <w:r>
+        <w:rPr>
+          <w:rStyle w:val="7"/>
           <w:rFonts w:hint="default" w:ascii="Times New Roman" w:hAnsi="Times New Roman" w:eastAsia="IBM Plex Mono" w:cs="Times New Roman"/>
           <w:color w:val="000000"/>
           <w:sz w:val="18"/>
@@ -2870,16 +2864,16 @@
       </w:r>
       <w:r>
         <w:rPr>
-          <w:rStyle w:val="6"/>
-          <w:rFonts w:hint="default" w:ascii="Times New Roman" w:hAnsi="Times New Roman" w:eastAsia="IBM Plex Mono" w:cs="Times New Roman"/>
-          <w:color w:val="000000"/>
-          <w:sz w:val="18"/>
-        </w:rPr>
-        <w:br w:type="textWrapping"/>
-      </w:r>
-      <w:r>
-        <w:rPr>
-          <w:rStyle w:val="6"/>
+          <w:rStyle w:val="7"/>
+          <w:rFonts w:hint="default" w:ascii="Times New Roman" w:hAnsi="Times New Roman" w:eastAsia="IBM Plex Mono" w:cs="Times New Roman"/>
+          <w:color w:val="000000"/>
+          <w:sz w:val="18"/>
+        </w:rPr>
+        <w:br w:type="textWrapping"/>
+      </w:r>
+      <w:r>
+        <w:rPr>
+          <w:rStyle w:val="7"/>
           <w:rFonts w:hint="default" w:ascii="Times New Roman" w:hAnsi="Times New Roman" w:eastAsia="IBM Plex Mono" w:cs="Times New Roman"/>
           <w:color w:val="000000"/>
           <w:sz w:val="18"/>
@@ -2888,16 +2882,16 @@
       </w:r>
       <w:r>
         <w:rPr>
-          <w:rStyle w:val="6"/>
-          <w:rFonts w:hint="default" w:ascii="Times New Roman" w:hAnsi="Times New Roman" w:eastAsia="IBM Plex Mono" w:cs="Times New Roman"/>
-          <w:color w:val="000000"/>
-          <w:sz w:val="18"/>
-        </w:rPr>
-        <w:br w:type="textWrapping"/>
-      </w:r>
-      <w:r>
-        <w:rPr>
-          <w:rStyle w:val="6"/>
+          <w:rStyle w:val="7"/>
+          <w:rFonts w:hint="default" w:ascii="Times New Roman" w:hAnsi="Times New Roman" w:eastAsia="IBM Plex Mono" w:cs="Times New Roman"/>
+          <w:color w:val="000000"/>
+          <w:sz w:val="18"/>
+        </w:rPr>
+        <w:br w:type="textWrapping"/>
+      </w:r>
+      <w:r>
+        <w:rPr>
+          <w:rStyle w:val="7"/>
           <w:rFonts w:hint="default" w:ascii="Times New Roman" w:hAnsi="Times New Roman" w:eastAsia="IBM Plex Mono" w:cs="Times New Roman"/>
           <w:color w:val="000000"/>
           <w:sz w:val="18"/>
@@ -2906,16 +2900,16 @@
       </w:r>
       <w:r>
         <w:rPr>
-          <w:rStyle w:val="6"/>
-          <w:rFonts w:hint="default" w:ascii="Times New Roman" w:hAnsi="Times New Roman" w:eastAsia="IBM Plex Mono" w:cs="Times New Roman"/>
-          <w:color w:val="000000"/>
-          <w:sz w:val="18"/>
-        </w:rPr>
-        <w:br w:type="textWrapping"/>
-      </w:r>
-      <w:r>
-        <w:rPr>
-          <w:rStyle w:val="6"/>
+          <w:rStyle w:val="7"/>
+          <w:rFonts w:hint="default" w:ascii="Times New Roman" w:hAnsi="Times New Roman" w:eastAsia="IBM Plex Mono" w:cs="Times New Roman"/>
+          <w:color w:val="000000"/>
+          <w:sz w:val="18"/>
+        </w:rPr>
+        <w:br w:type="textWrapping"/>
+      </w:r>
+      <w:r>
+        <w:rPr>
+          <w:rStyle w:val="7"/>
           <w:rFonts w:hint="default" w:ascii="Times New Roman" w:hAnsi="Times New Roman" w:eastAsia="IBM Plex Mono" w:cs="Times New Roman"/>
           <w:color w:val="000000"/>
           <w:sz w:val="18"/>
@@ -2924,16 +2918,16 @@
       </w:r>
       <w:r>
         <w:rPr>
-          <w:rStyle w:val="6"/>
-          <w:rFonts w:hint="default" w:ascii="Times New Roman" w:hAnsi="Times New Roman" w:eastAsia="IBM Plex Mono" w:cs="Times New Roman"/>
-          <w:color w:val="000000"/>
-          <w:sz w:val="18"/>
-        </w:rPr>
-        <w:br w:type="textWrapping"/>
-      </w:r>
-      <w:r>
-        <w:rPr>
-          <w:rStyle w:val="6"/>
+          <w:rStyle w:val="7"/>
+          <w:rFonts w:hint="default" w:ascii="Times New Roman" w:hAnsi="Times New Roman" w:eastAsia="IBM Plex Mono" w:cs="Times New Roman"/>
+          <w:color w:val="000000"/>
+          <w:sz w:val="18"/>
+        </w:rPr>
+        <w:br w:type="textWrapping"/>
+      </w:r>
+      <w:r>
+        <w:rPr>
+          <w:rStyle w:val="7"/>
           <w:rFonts w:hint="default" w:ascii="Times New Roman" w:hAnsi="Times New Roman" w:eastAsia="IBM Plex Mono" w:cs="Times New Roman"/>
           <w:color w:val="000000"/>
           <w:sz w:val="18"/>
@@ -2942,16 +2936,16 @@
       </w:r>
       <w:r>
         <w:rPr>
-          <w:rStyle w:val="6"/>
-          <w:rFonts w:hint="default" w:ascii="Times New Roman" w:hAnsi="Times New Roman" w:eastAsia="IBM Plex Mono" w:cs="Times New Roman"/>
-          <w:color w:val="000000"/>
-          <w:sz w:val="18"/>
-        </w:rPr>
-        <w:br w:type="textWrapping"/>
-      </w:r>
-      <w:r>
-        <w:rPr>
-          <w:rStyle w:val="6"/>
+          <w:rStyle w:val="7"/>
+          <w:rFonts w:hint="default" w:ascii="Times New Roman" w:hAnsi="Times New Roman" w:eastAsia="IBM Plex Mono" w:cs="Times New Roman"/>
+          <w:color w:val="000000"/>
+          <w:sz w:val="18"/>
+        </w:rPr>
+        <w:br w:type="textWrapping"/>
+      </w:r>
+      <w:r>
+        <w:rPr>
+          <w:rStyle w:val="7"/>
           <w:rFonts w:hint="default" w:ascii="Times New Roman" w:hAnsi="Times New Roman" w:eastAsia="IBM Plex Mono" w:cs="Times New Roman"/>
           <w:color w:val="000000"/>
           <w:sz w:val="18"/>
@@ -2960,16 +2954,16 @@
       </w:r>
       <w:r>
         <w:rPr>
-          <w:rStyle w:val="6"/>
-          <w:rFonts w:hint="default" w:ascii="Times New Roman" w:hAnsi="Times New Roman" w:eastAsia="IBM Plex Mono" w:cs="Times New Roman"/>
-          <w:color w:val="000000"/>
-          <w:sz w:val="18"/>
-        </w:rPr>
-        <w:br w:type="textWrapping"/>
-      </w:r>
-      <w:r>
-        <w:rPr>
-          <w:rStyle w:val="6"/>
+          <w:rStyle w:val="7"/>
+          <w:rFonts w:hint="default" w:ascii="Times New Roman" w:hAnsi="Times New Roman" w:eastAsia="IBM Plex Mono" w:cs="Times New Roman"/>
+          <w:color w:val="000000"/>
+          <w:sz w:val="18"/>
+        </w:rPr>
+        <w:br w:type="textWrapping"/>
+      </w:r>
+      <w:r>
+        <w:rPr>
+          <w:rStyle w:val="7"/>
           <w:rFonts w:hint="default" w:ascii="Times New Roman" w:hAnsi="Times New Roman" w:eastAsia="IBM Plex Mono" w:cs="Times New Roman"/>
           <w:color w:val="000000"/>
           <w:sz w:val="18"/>
@@ -2978,16 +2972,16 @@
       </w:r>
       <w:r>
         <w:rPr>
-          <w:rStyle w:val="6"/>
-          <w:rFonts w:hint="default" w:ascii="Times New Roman" w:hAnsi="Times New Roman" w:eastAsia="IBM Plex Mono" w:cs="Times New Roman"/>
-          <w:color w:val="000000"/>
-          <w:sz w:val="18"/>
-        </w:rPr>
-        <w:br w:type="textWrapping"/>
-      </w:r>
-      <w:r>
-        <w:rPr>
-          <w:rStyle w:val="6"/>
+          <w:rStyle w:val="7"/>
+          <w:rFonts w:hint="default" w:ascii="Times New Roman" w:hAnsi="Times New Roman" w:eastAsia="IBM Plex Mono" w:cs="Times New Roman"/>
+          <w:color w:val="000000"/>
+          <w:sz w:val="18"/>
+        </w:rPr>
+        <w:br w:type="textWrapping"/>
+      </w:r>
+      <w:r>
+        <w:rPr>
+          <w:rStyle w:val="7"/>
           <w:rFonts w:hint="default" w:ascii="Times New Roman" w:hAnsi="Times New Roman" w:eastAsia="IBM Plex Mono" w:cs="Times New Roman"/>
           <w:color w:val="000000"/>
           <w:sz w:val="18"/>
@@ -2996,16 +2990,16 @@
       </w:r>
       <w:r>
         <w:rPr>
-          <w:rStyle w:val="6"/>
-          <w:rFonts w:hint="default" w:ascii="Times New Roman" w:hAnsi="Times New Roman" w:eastAsia="IBM Plex Mono" w:cs="Times New Roman"/>
-          <w:color w:val="000000"/>
-          <w:sz w:val="18"/>
-        </w:rPr>
-        <w:br w:type="textWrapping"/>
-      </w:r>
-      <w:r>
-        <w:rPr>
-          <w:rStyle w:val="6"/>
+          <w:rStyle w:val="7"/>
+          <w:rFonts w:hint="default" w:ascii="Times New Roman" w:hAnsi="Times New Roman" w:eastAsia="IBM Plex Mono" w:cs="Times New Roman"/>
+          <w:color w:val="000000"/>
+          <w:sz w:val="18"/>
+        </w:rPr>
+        <w:br w:type="textWrapping"/>
+      </w:r>
+      <w:r>
+        <w:rPr>
+          <w:rStyle w:val="7"/>
           <w:rFonts w:hint="default" w:ascii="Times New Roman" w:hAnsi="Times New Roman" w:eastAsia="IBM Plex Mono" w:cs="Times New Roman"/>
           <w:color w:val="000000"/>
           <w:sz w:val="18"/>
@@ -3014,16 +3008,16 @@
       </w:r>
       <w:r>
         <w:rPr>
-          <w:rStyle w:val="6"/>
-          <w:rFonts w:hint="default" w:ascii="Times New Roman" w:hAnsi="Times New Roman" w:eastAsia="IBM Plex Mono" w:cs="Times New Roman"/>
-          <w:color w:val="000000"/>
-          <w:sz w:val="18"/>
-        </w:rPr>
-        <w:br w:type="textWrapping"/>
-      </w:r>
-      <w:r>
-        <w:rPr>
-          <w:rStyle w:val="6"/>
+          <w:rStyle w:val="7"/>
+          <w:rFonts w:hint="default" w:ascii="Times New Roman" w:hAnsi="Times New Roman" w:eastAsia="IBM Plex Mono" w:cs="Times New Roman"/>
+          <w:color w:val="000000"/>
+          <w:sz w:val="18"/>
+        </w:rPr>
+        <w:br w:type="textWrapping"/>
+      </w:r>
+      <w:r>
+        <w:rPr>
+          <w:rStyle w:val="7"/>
           <w:rFonts w:hint="default" w:ascii="Times New Roman" w:hAnsi="Times New Roman" w:eastAsia="IBM Plex Mono" w:cs="Times New Roman"/>
           <w:color w:val="000000"/>
           <w:sz w:val="18"/>
@@ -3032,16 +3026,16 @@
       </w:r>
       <w:r>
         <w:rPr>
-          <w:rStyle w:val="6"/>
-          <w:rFonts w:hint="default" w:ascii="Times New Roman" w:hAnsi="Times New Roman" w:eastAsia="IBM Plex Mono" w:cs="Times New Roman"/>
-          <w:color w:val="000000"/>
-          <w:sz w:val="18"/>
-        </w:rPr>
-        <w:br w:type="textWrapping"/>
-      </w:r>
-      <w:r>
-        <w:rPr>
-          <w:rStyle w:val="6"/>
+          <w:rStyle w:val="7"/>
+          <w:rFonts w:hint="default" w:ascii="Times New Roman" w:hAnsi="Times New Roman" w:eastAsia="IBM Plex Mono" w:cs="Times New Roman"/>
+          <w:color w:val="000000"/>
+          <w:sz w:val="18"/>
+        </w:rPr>
+        <w:br w:type="textWrapping"/>
+      </w:r>
+      <w:r>
+        <w:rPr>
+          <w:rStyle w:val="7"/>
           <w:rFonts w:hint="default" w:ascii="Times New Roman" w:hAnsi="Times New Roman" w:eastAsia="IBM Plex Mono" w:cs="Times New Roman"/>
           <w:color w:val="000000"/>
           <w:sz w:val="18"/>
@@ -3050,16 +3044,16 @@
       </w:r>
       <w:r>
         <w:rPr>
-          <w:rStyle w:val="6"/>
-          <w:rFonts w:hint="default" w:ascii="Times New Roman" w:hAnsi="Times New Roman" w:eastAsia="IBM Plex Mono" w:cs="Times New Roman"/>
-          <w:color w:val="000000"/>
-          <w:sz w:val="18"/>
-        </w:rPr>
-        <w:br w:type="textWrapping"/>
-      </w:r>
-      <w:r>
-        <w:rPr>
-          <w:rStyle w:val="6"/>
+          <w:rStyle w:val="7"/>
+          <w:rFonts w:hint="default" w:ascii="Times New Roman" w:hAnsi="Times New Roman" w:eastAsia="IBM Plex Mono" w:cs="Times New Roman"/>
+          <w:color w:val="000000"/>
+          <w:sz w:val="18"/>
+        </w:rPr>
+        <w:br w:type="textWrapping"/>
+      </w:r>
+      <w:r>
+        <w:rPr>
+          <w:rStyle w:val="7"/>
           <w:rFonts w:hint="default" w:ascii="Times New Roman" w:hAnsi="Times New Roman" w:eastAsia="IBM Plex Mono" w:cs="Times New Roman"/>
           <w:color w:val="000000"/>
           <w:sz w:val="18"/>
@@ -3068,16 +3062,16 @@
       </w:r>
       <w:r>
         <w:rPr>
-          <w:rStyle w:val="6"/>
-          <w:rFonts w:hint="default" w:ascii="Times New Roman" w:hAnsi="Times New Roman" w:eastAsia="IBM Plex Mono" w:cs="Times New Roman"/>
-          <w:color w:val="000000"/>
-          <w:sz w:val="18"/>
-        </w:rPr>
-        <w:br w:type="textWrapping"/>
-      </w:r>
-      <w:r>
-        <w:rPr>
-          <w:rStyle w:val="6"/>
+          <w:rStyle w:val="7"/>
+          <w:rFonts w:hint="default" w:ascii="Times New Roman" w:hAnsi="Times New Roman" w:eastAsia="IBM Plex Mono" w:cs="Times New Roman"/>
+          <w:color w:val="000000"/>
+          <w:sz w:val="18"/>
+        </w:rPr>
+        <w:br w:type="textWrapping"/>
+      </w:r>
+      <w:r>
+        <w:rPr>
+          <w:rStyle w:val="7"/>
           <w:rFonts w:hint="default" w:ascii="Times New Roman" w:hAnsi="Times New Roman" w:eastAsia="IBM Plex Mono" w:cs="Times New Roman"/>
           <w:color w:val="000000"/>
           <w:sz w:val="18"/>
@@ -3086,7 +3080,7 @@
       </w:r>
       <w:r>
         <w:rPr>
-          <w:rStyle w:val="6"/>
+          <w:rStyle w:val="7"/>
           <w:rFonts w:hint="default" w:ascii="Times New Roman" w:hAnsi="Times New Roman" w:eastAsia="IBM Plex Mono" w:cs="Times New Roman"/>
           <w:color w:val="000000"/>
           <w:sz w:val="18"/>
@@ -3138,7 +3132,7 @@
       </w:r>
       <w:r>
         <w:rPr>
-          <w:rStyle w:val="6"/>
+          <w:rStyle w:val="7"/>
           <w:rFonts w:hint="default" w:ascii="Times New Roman" w:hAnsi="Times New Roman" w:eastAsia="IBM Plex Mono" w:cs="Times New Roman"/>
           <w:color w:val="000000"/>
           <w:sz w:val="18"/>
@@ -3155,7 +3149,7 @@
       </w:r>
       <w:r>
         <w:rPr>
-          <w:rStyle w:val="6"/>
+          <w:rStyle w:val="7"/>
           <w:rFonts w:hint="default" w:ascii="Times New Roman" w:hAnsi="Times New Roman" w:eastAsia="IBM Plex Mono" w:cs="Times New Roman"/>
           <w:color w:val="000000"/>
           <w:sz w:val="18"/>
@@ -3181,7 +3175,7 @@
       </w:pPr>
       <w:r>
         <w:rPr>
-          <w:rStyle w:val="6"/>
+          <w:rStyle w:val="7"/>
           <w:rFonts w:hint="default" w:ascii="Times New Roman" w:hAnsi="Times New Roman" w:eastAsia="IBM Plex Mono" w:cs="Times New Roman"/>
           <w:color w:val="000000"/>
           <w:sz w:val="18"/>
@@ -3190,7 +3184,7 @@
       </w:r>
       <w:r>
         <w:rPr>
-          <w:rStyle w:val="6"/>
+          <w:rStyle w:val="7"/>
           <w:rFonts w:hint="default" w:ascii="Times New Roman" w:hAnsi="Times New Roman" w:eastAsia="IBM Plex Mono" w:cs="Times New Roman"/>
           <w:color w:val="000000"/>
           <w:sz w:val="18"/>
@@ -3231,7 +3225,7 @@
       </w:pPr>
       <w:r>
         <w:rPr>
-          <w:rStyle w:val="6"/>
+          <w:rStyle w:val="7"/>
           <w:rFonts w:hint="default" w:ascii="Times New Roman" w:hAnsi="Times New Roman" w:eastAsia="IBM Plex Mono" w:cs="Times New Roman"/>
           <w:color w:val="000000"/>
           <w:sz w:val="18"/>
@@ -3240,34 +3234,34 @@
       </w:r>
       <w:r>
         <w:rPr>
-          <w:rStyle w:val="6"/>
-          <w:rFonts w:hint="default" w:ascii="Times New Roman" w:hAnsi="Times New Roman" w:eastAsia="IBM Plex Mono" w:cs="Times New Roman"/>
-          <w:color w:val="000000"/>
-          <w:sz w:val="18"/>
-        </w:rPr>
-        <w:br w:type="textWrapping"/>
-      </w:r>
-      <w:r>
-        <w:rPr>
-          <w:rStyle w:val="6"/>
-          <w:rFonts w:hint="default" w:ascii="Times New Roman" w:hAnsi="Times New Roman" w:eastAsia="IBM Plex Mono" w:cs="Times New Roman"/>
-          <w:color w:val="000000"/>
-          <w:sz w:val="18"/>
-        </w:rPr>
-        <w:br w:type="textWrapping"/>
-      </w:r>
-      <w:r>
-        <w:rPr>
-          <w:rStyle w:val="6"/>
-          <w:rFonts w:hint="default" w:ascii="Times New Roman" w:hAnsi="Times New Roman" w:eastAsia="IBM Plex Mono" w:cs="Times New Roman"/>
-          <w:color w:val="000000"/>
-          <w:sz w:val="18"/>
-        </w:rPr>
-        <w:br w:type="textWrapping"/>
-      </w:r>
-      <w:r>
-        <w:rPr>
-          <w:rStyle w:val="6"/>
+          <w:rStyle w:val="7"/>
+          <w:rFonts w:hint="default" w:ascii="Times New Roman" w:hAnsi="Times New Roman" w:eastAsia="IBM Plex Mono" w:cs="Times New Roman"/>
+          <w:color w:val="000000"/>
+          <w:sz w:val="18"/>
+        </w:rPr>
+        <w:br w:type="textWrapping"/>
+      </w:r>
+      <w:r>
+        <w:rPr>
+          <w:rStyle w:val="7"/>
+          <w:rFonts w:hint="default" w:ascii="Times New Roman" w:hAnsi="Times New Roman" w:eastAsia="IBM Plex Mono" w:cs="Times New Roman"/>
+          <w:color w:val="000000"/>
+          <w:sz w:val="18"/>
+        </w:rPr>
+        <w:br w:type="textWrapping"/>
+      </w:r>
+      <w:r>
+        <w:rPr>
+          <w:rStyle w:val="7"/>
+          <w:rFonts w:hint="default" w:ascii="Times New Roman" w:hAnsi="Times New Roman" w:eastAsia="IBM Plex Mono" w:cs="Times New Roman"/>
+          <w:color w:val="000000"/>
+          <w:sz w:val="18"/>
+        </w:rPr>
+        <w:br w:type="textWrapping"/>
+      </w:r>
+      <w:r>
+        <w:rPr>
+          <w:rStyle w:val="7"/>
           <w:rFonts w:hint="default" w:ascii="Times New Roman" w:hAnsi="Times New Roman" w:eastAsia="IBM Plex Mono" w:cs="Times New Roman"/>
           <w:color w:val="000000"/>
           <w:sz w:val="18"/>
@@ -3276,16 +3270,16 @@
       </w:r>
       <w:r>
         <w:rPr>
-          <w:rStyle w:val="6"/>
-          <w:rFonts w:hint="default" w:ascii="Times New Roman" w:hAnsi="Times New Roman" w:eastAsia="IBM Plex Mono" w:cs="Times New Roman"/>
-          <w:color w:val="000000"/>
-          <w:sz w:val="18"/>
-        </w:rPr>
-        <w:br w:type="textWrapping"/>
-      </w:r>
-      <w:r>
-        <w:rPr>
-          <w:rStyle w:val="6"/>
+          <w:rStyle w:val="7"/>
+          <w:rFonts w:hint="default" w:ascii="Times New Roman" w:hAnsi="Times New Roman" w:eastAsia="IBM Plex Mono" w:cs="Times New Roman"/>
+          <w:color w:val="000000"/>
+          <w:sz w:val="18"/>
+        </w:rPr>
+        <w:br w:type="textWrapping"/>
+      </w:r>
+      <w:r>
+        <w:rPr>
+          <w:rStyle w:val="7"/>
           <w:rFonts w:hint="default" w:ascii="Times New Roman" w:hAnsi="Times New Roman" w:eastAsia="IBM Plex Mono" w:cs="Times New Roman"/>
           <w:color w:val="000000"/>
           <w:sz w:val="18"/>
@@ -3294,34 +3288,34 @@
       </w:r>
       <w:r>
         <w:rPr>
-          <w:rStyle w:val="6"/>
-          <w:rFonts w:hint="default" w:ascii="Times New Roman" w:hAnsi="Times New Roman" w:eastAsia="IBM Plex Mono" w:cs="Times New Roman"/>
-          <w:color w:val="000000"/>
-          <w:sz w:val="18"/>
-        </w:rPr>
-        <w:br w:type="textWrapping"/>
-      </w:r>
-      <w:r>
-        <w:rPr>
-          <w:rStyle w:val="6"/>
-          <w:rFonts w:hint="default" w:ascii="Times New Roman" w:hAnsi="Times New Roman" w:eastAsia="IBM Plex Mono" w:cs="Times New Roman"/>
-          <w:color w:val="000000"/>
-          <w:sz w:val="18"/>
-        </w:rPr>
-        <w:br w:type="textWrapping"/>
-      </w:r>
-      <w:r>
-        <w:rPr>
-          <w:rStyle w:val="6"/>
-          <w:rFonts w:hint="default" w:ascii="Times New Roman" w:hAnsi="Times New Roman" w:eastAsia="IBM Plex Mono" w:cs="Times New Roman"/>
-          <w:color w:val="000000"/>
-          <w:sz w:val="18"/>
-        </w:rPr>
-        <w:br w:type="textWrapping"/>
-      </w:r>
-      <w:r>
-        <w:rPr>
-          <w:rStyle w:val="6"/>
+          <w:rStyle w:val="7"/>
+          <w:rFonts w:hint="default" w:ascii="Times New Roman" w:hAnsi="Times New Roman" w:eastAsia="IBM Plex Mono" w:cs="Times New Roman"/>
+          <w:color w:val="000000"/>
+          <w:sz w:val="18"/>
+        </w:rPr>
+        <w:br w:type="textWrapping"/>
+      </w:r>
+      <w:r>
+        <w:rPr>
+          <w:rStyle w:val="7"/>
+          <w:rFonts w:hint="default" w:ascii="Times New Roman" w:hAnsi="Times New Roman" w:eastAsia="IBM Plex Mono" w:cs="Times New Roman"/>
+          <w:color w:val="000000"/>
+          <w:sz w:val="18"/>
+        </w:rPr>
+        <w:br w:type="textWrapping"/>
+      </w:r>
+      <w:r>
+        <w:rPr>
+          <w:rStyle w:val="7"/>
+          <w:rFonts w:hint="default" w:ascii="Times New Roman" w:hAnsi="Times New Roman" w:eastAsia="IBM Plex Mono" w:cs="Times New Roman"/>
+          <w:color w:val="000000"/>
+          <w:sz w:val="18"/>
+        </w:rPr>
+        <w:br w:type="textWrapping"/>
+      </w:r>
+      <w:r>
+        <w:rPr>
+          <w:rStyle w:val="7"/>
           <w:rFonts w:hint="default" w:ascii="Times New Roman" w:hAnsi="Times New Roman" w:eastAsia="IBM Plex Mono" w:cs="Times New Roman"/>
           <w:color w:val="000000"/>
           <w:sz w:val="18"/>
@@ -3330,16 +3324,16 @@
       </w:r>
       <w:r>
         <w:rPr>
-          <w:rStyle w:val="6"/>
-          <w:rFonts w:hint="default" w:ascii="Times New Roman" w:hAnsi="Times New Roman" w:eastAsia="IBM Plex Mono" w:cs="Times New Roman"/>
-          <w:color w:val="000000"/>
-          <w:sz w:val="18"/>
-        </w:rPr>
-        <w:br w:type="textWrapping"/>
-      </w:r>
-      <w:r>
-        <w:rPr>
-          <w:rStyle w:val="6"/>
+          <w:rStyle w:val="7"/>
+          <w:rFonts w:hint="default" w:ascii="Times New Roman" w:hAnsi="Times New Roman" w:eastAsia="IBM Plex Mono" w:cs="Times New Roman"/>
+          <w:color w:val="000000"/>
+          <w:sz w:val="18"/>
+        </w:rPr>
+        <w:br w:type="textWrapping"/>
+      </w:r>
+      <w:r>
+        <w:rPr>
+          <w:rStyle w:val="7"/>
           <w:rFonts w:hint="default" w:ascii="Times New Roman" w:hAnsi="Times New Roman" w:eastAsia="IBM Plex Mono" w:cs="Times New Roman"/>
           <w:color w:val="000000"/>
           <w:sz w:val="18"/>
@@ -3348,34 +3342,34 @@
       </w:r>
       <w:r>
         <w:rPr>
-          <w:rStyle w:val="6"/>
-          <w:rFonts w:hint="default" w:ascii="Times New Roman" w:hAnsi="Times New Roman" w:eastAsia="IBM Plex Mono" w:cs="Times New Roman"/>
-          <w:color w:val="000000"/>
-          <w:sz w:val="18"/>
-        </w:rPr>
-        <w:br w:type="textWrapping"/>
-      </w:r>
-      <w:r>
-        <w:rPr>
-          <w:rStyle w:val="6"/>
-          <w:rFonts w:hint="default" w:ascii="Times New Roman" w:hAnsi="Times New Roman" w:eastAsia="IBM Plex Mono" w:cs="Times New Roman"/>
-          <w:color w:val="000000"/>
-          <w:sz w:val="18"/>
-        </w:rPr>
-        <w:br w:type="textWrapping"/>
-      </w:r>
-      <w:r>
-        <w:rPr>
-          <w:rStyle w:val="6"/>
-          <w:rFonts w:hint="default" w:ascii="Times New Roman" w:hAnsi="Times New Roman" w:eastAsia="IBM Plex Mono" w:cs="Times New Roman"/>
-          <w:color w:val="000000"/>
-          <w:sz w:val="18"/>
-        </w:rPr>
-        <w:br w:type="textWrapping"/>
-      </w:r>
-      <w:r>
-        <w:rPr>
-          <w:rStyle w:val="6"/>
+          <w:rStyle w:val="7"/>
+          <w:rFonts w:hint="default" w:ascii="Times New Roman" w:hAnsi="Times New Roman" w:eastAsia="IBM Plex Mono" w:cs="Times New Roman"/>
+          <w:color w:val="000000"/>
+          <w:sz w:val="18"/>
+        </w:rPr>
+        <w:br w:type="textWrapping"/>
+      </w:r>
+      <w:r>
+        <w:rPr>
+          <w:rStyle w:val="7"/>
+          <w:rFonts w:hint="default" w:ascii="Times New Roman" w:hAnsi="Times New Roman" w:eastAsia="IBM Plex Mono" w:cs="Times New Roman"/>
+          <w:color w:val="000000"/>
+          <w:sz w:val="18"/>
+        </w:rPr>
+        <w:br w:type="textWrapping"/>
+      </w:r>
+      <w:r>
+        <w:rPr>
+          <w:rStyle w:val="7"/>
+          <w:rFonts w:hint="default" w:ascii="Times New Roman" w:hAnsi="Times New Roman" w:eastAsia="IBM Plex Mono" w:cs="Times New Roman"/>
+          <w:color w:val="000000"/>
+          <w:sz w:val="18"/>
+        </w:rPr>
+        <w:br w:type="textWrapping"/>
+      </w:r>
+      <w:r>
+        <w:rPr>
+          <w:rStyle w:val="7"/>
           <w:rFonts w:hint="default" w:ascii="Times New Roman" w:hAnsi="Times New Roman" w:eastAsia="IBM Plex Mono" w:cs="Times New Roman"/>
           <w:color w:val="000000"/>
           <w:sz w:val="18"/>
@@ -3384,16 +3378,16 @@
       </w:r>
       <w:r>
         <w:rPr>
-          <w:rStyle w:val="6"/>
-          <w:rFonts w:hint="default" w:ascii="Times New Roman" w:hAnsi="Times New Roman" w:eastAsia="IBM Plex Mono" w:cs="Times New Roman"/>
-          <w:color w:val="000000"/>
-          <w:sz w:val="18"/>
-        </w:rPr>
-        <w:br w:type="textWrapping"/>
-      </w:r>
-      <w:r>
-        <w:rPr>
-          <w:rStyle w:val="6"/>
+          <w:rStyle w:val="7"/>
+          <w:rFonts w:hint="default" w:ascii="Times New Roman" w:hAnsi="Times New Roman" w:eastAsia="IBM Plex Mono" w:cs="Times New Roman"/>
+          <w:color w:val="000000"/>
+          <w:sz w:val="18"/>
+        </w:rPr>
+        <w:br w:type="textWrapping"/>
+      </w:r>
+      <w:r>
+        <w:rPr>
+          <w:rStyle w:val="7"/>
           <w:rFonts w:hint="default" w:ascii="Times New Roman" w:hAnsi="Times New Roman" w:eastAsia="IBM Plex Mono" w:cs="Times New Roman"/>
           <w:color w:val="000000"/>
           <w:sz w:val="18"/>
@@ -3402,34 +3396,34 @@
       </w:r>
       <w:r>
         <w:rPr>
-          <w:rStyle w:val="6"/>
-          <w:rFonts w:hint="default" w:ascii="Times New Roman" w:hAnsi="Times New Roman" w:eastAsia="IBM Plex Mono" w:cs="Times New Roman"/>
-          <w:color w:val="000000"/>
-          <w:sz w:val="18"/>
-        </w:rPr>
-        <w:br w:type="textWrapping"/>
-      </w:r>
-      <w:r>
-        <w:rPr>
-          <w:rStyle w:val="6"/>
-          <w:rFonts w:hint="default" w:ascii="Times New Roman" w:hAnsi="Times New Roman" w:eastAsia="IBM Plex Mono" w:cs="Times New Roman"/>
-          <w:color w:val="000000"/>
-          <w:sz w:val="18"/>
-        </w:rPr>
-        <w:br w:type="textWrapping"/>
-      </w:r>
-      <w:r>
-        <w:rPr>
-          <w:rStyle w:val="6"/>
-          <w:rFonts w:hint="default" w:ascii="Times New Roman" w:hAnsi="Times New Roman" w:eastAsia="IBM Plex Mono" w:cs="Times New Roman"/>
-          <w:color w:val="000000"/>
-          <w:sz w:val="18"/>
-        </w:rPr>
-        <w:br w:type="textWrapping"/>
-      </w:r>
-      <w:r>
-        <w:rPr>
-          <w:rStyle w:val="6"/>
+          <w:rStyle w:val="7"/>
+          <w:rFonts w:hint="default" w:ascii="Times New Roman" w:hAnsi="Times New Roman" w:eastAsia="IBM Plex Mono" w:cs="Times New Roman"/>
+          <w:color w:val="000000"/>
+          <w:sz w:val="18"/>
+        </w:rPr>
+        <w:br w:type="textWrapping"/>
+      </w:r>
+      <w:r>
+        <w:rPr>
+          <w:rStyle w:val="7"/>
+          <w:rFonts w:hint="default" w:ascii="Times New Roman" w:hAnsi="Times New Roman" w:eastAsia="IBM Plex Mono" w:cs="Times New Roman"/>
+          <w:color w:val="000000"/>
+          <w:sz w:val="18"/>
+        </w:rPr>
+        <w:br w:type="textWrapping"/>
+      </w:r>
+      <w:r>
+        <w:rPr>
+          <w:rStyle w:val="7"/>
+          <w:rFonts w:hint="default" w:ascii="Times New Roman" w:hAnsi="Times New Roman" w:eastAsia="IBM Plex Mono" w:cs="Times New Roman"/>
+          <w:color w:val="000000"/>
+          <w:sz w:val="18"/>
+        </w:rPr>
+        <w:br w:type="textWrapping"/>
+      </w:r>
+      <w:r>
+        <w:rPr>
+          <w:rStyle w:val="7"/>
           <w:rFonts w:hint="default" w:ascii="Times New Roman" w:hAnsi="Times New Roman" w:eastAsia="IBM Plex Mono" w:cs="Times New Roman"/>
           <w:color w:val="000000"/>
           <w:sz w:val="18"/>
@@ -3438,16 +3432,16 @@
       </w:r>
       <w:r>
         <w:rPr>
-          <w:rStyle w:val="6"/>
-          <w:rFonts w:hint="default" w:ascii="Times New Roman" w:hAnsi="Times New Roman" w:eastAsia="IBM Plex Mono" w:cs="Times New Roman"/>
-          <w:color w:val="000000"/>
-          <w:sz w:val="18"/>
-        </w:rPr>
-        <w:br w:type="textWrapping"/>
-      </w:r>
-      <w:r>
-        <w:rPr>
-          <w:rStyle w:val="6"/>
+          <w:rStyle w:val="7"/>
+          <w:rFonts w:hint="default" w:ascii="Times New Roman" w:hAnsi="Times New Roman" w:eastAsia="IBM Plex Mono" w:cs="Times New Roman"/>
+          <w:color w:val="000000"/>
+          <w:sz w:val="18"/>
+        </w:rPr>
+        <w:br w:type="textWrapping"/>
+      </w:r>
+      <w:r>
+        <w:rPr>
+          <w:rStyle w:val="7"/>
           <w:rFonts w:hint="default" w:ascii="Times New Roman" w:hAnsi="Times New Roman" w:eastAsia="IBM Plex Mono" w:cs="Times New Roman"/>
           <w:color w:val="000000"/>
           <w:sz w:val="18"/>
@@ -3456,34 +3450,34 @@
       </w:r>
       <w:r>
         <w:rPr>
-          <w:rStyle w:val="6"/>
-          <w:rFonts w:hint="default" w:ascii="Times New Roman" w:hAnsi="Times New Roman" w:eastAsia="IBM Plex Mono" w:cs="Times New Roman"/>
-          <w:color w:val="000000"/>
-          <w:sz w:val="18"/>
-        </w:rPr>
-        <w:br w:type="textWrapping"/>
-      </w:r>
-      <w:r>
-        <w:rPr>
-          <w:rStyle w:val="6"/>
-          <w:rFonts w:hint="default" w:ascii="Times New Roman" w:hAnsi="Times New Roman" w:eastAsia="IBM Plex Mono" w:cs="Times New Roman"/>
-          <w:color w:val="000000"/>
-          <w:sz w:val="18"/>
-        </w:rPr>
-        <w:br w:type="textWrapping"/>
-      </w:r>
-      <w:r>
-        <w:rPr>
-          <w:rStyle w:val="6"/>
-          <w:rFonts w:hint="default" w:ascii="Times New Roman" w:hAnsi="Times New Roman" w:eastAsia="IBM Plex Mono" w:cs="Times New Roman"/>
-          <w:color w:val="000000"/>
-          <w:sz w:val="18"/>
-        </w:rPr>
-        <w:br w:type="textWrapping"/>
-      </w:r>
-      <w:r>
-        <w:rPr>
-          <w:rStyle w:val="6"/>
+          <w:rStyle w:val="7"/>
+          <w:rFonts w:hint="default" w:ascii="Times New Roman" w:hAnsi="Times New Roman" w:eastAsia="IBM Plex Mono" w:cs="Times New Roman"/>
+          <w:color w:val="000000"/>
+          <w:sz w:val="18"/>
+        </w:rPr>
+        <w:br w:type="textWrapping"/>
+      </w:r>
+      <w:r>
+        <w:rPr>
+          <w:rStyle w:val="7"/>
+          <w:rFonts w:hint="default" w:ascii="Times New Roman" w:hAnsi="Times New Roman" w:eastAsia="IBM Plex Mono" w:cs="Times New Roman"/>
+          <w:color w:val="000000"/>
+          <w:sz w:val="18"/>
+        </w:rPr>
+        <w:br w:type="textWrapping"/>
+      </w:r>
+      <w:r>
+        <w:rPr>
+          <w:rStyle w:val="7"/>
+          <w:rFonts w:hint="default" w:ascii="Times New Roman" w:hAnsi="Times New Roman" w:eastAsia="IBM Plex Mono" w:cs="Times New Roman"/>
+          <w:color w:val="000000"/>
+          <w:sz w:val="18"/>
+        </w:rPr>
+        <w:br w:type="textWrapping"/>
+      </w:r>
+      <w:r>
+        <w:rPr>
+          <w:rStyle w:val="7"/>
           <w:rFonts w:hint="default" w:ascii="Times New Roman" w:hAnsi="Times New Roman" w:eastAsia="IBM Plex Mono" w:cs="Times New Roman"/>
           <w:color w:val="000000"/>
           <w:sz w:val="18"/>
@@ -3492,16 +3486,16 @@
       </w:r>
       <w:r>
         <w:rPr>
-          <w:rStyle w:val="6"/>
-          <w:rFonts w:hint="default" w:ascii="Times New Roman" w:hAnsi="Times New Roman" w:eastAsia="IBM Plex Mono" w:cs="Times New Roman"/>
-          <w:color w:val="000000"/>
-          <w:sz w:val="18"/>
-        </w:rPr>
-        <w:br w:type="textWrapping"/>
-      </w:r>
-      <w:r>
-        <w:rPr>
-          <w:rStyle w:val="6"/>
+          <w:rStyle w:val="7"/>
+          <w:rFonts w:hint="default" w:ascii="Times New Roman" w:hAnsi="Times New Roman" w:eastAsia="IBM Plex Mono" w:cs="Times New Roman"/>
+          <w:color w:val="000000"/>
+          <w:sz w:val="18"/>
+        </w:rPr>
+        <w:br w:type="textWrapping"/>
+      </w:r>
+      <w:r>
+        <w:rPr>
+          <w:rStyle w:val="7"/>
           <w:rFonts w:hint="default" w:ascii="Times New Roman" w:hAnsi="Times New Roman" w:eastAsia="IBM Plex Mono" w:cs="Times New Roman"/>
           <w:color w:val="000000"/>
           <w:sz w:val="18"/>
@@ -3510,34 +3504,34 @@
       </w:r>
       <w:r>
         <w:rPr>
-          <w:rStyle w:val="6"/>
-          <w:rFonts w:hint="default" w:ascii="Times New Roman" w:hAnsi="Times New Roman" w:eastAsia="IBM Plex Mono" w:cs="Times New Roman"/>
-          <w:color w:val="000000"/>
-          <w:sz w:val="18"/>
-        </w:rPr>
-        <w:br w:type="textWrapping"/>
-      </w:r>
-      <w:r>
-        <w:rPr>
-          <w:rStyle w:val="6"/>
-          <w:rFonts w:hint="default" w:ascii="Times New Roman" w:hAnsi="Times New Roman" w:eastAsia="IBM Plex Mono" w:cs="Times New Roman"/>
-          <w:color w:val="000000"/>
-          <w:sz w:val="18"/>
-        </w:rPr>
-        <w:br w:type="textWrapping"/>
-      </w:r>
-      <w:r>
-        <w:rPr>
-          <w:rStyle w:val="6"/>
-          <w:rFonts w:hint="default" w:ascii="Times New Roman" w:hAnsi="Times New Roman" w:eastAsia="IBM Plex Mono" w:cs="Times New Roman"/>
-          <w:color w:val="000000"/>
-          <w:sz w:val="18"/>
-        </w:rPr>
-        <w:br w:type="textWrapping"/>
-      </w:r>
-      <w:r>
-        <w:rPr>
-          <w:rStyle w:val="6"/>
+          <w:rStyle w:val="7"/>
+          <w:rFonts w:hint="default" w:ascii="Times New Roman" w:hAnsi="Times New Roman" w:eastAsia="IBM Plex Mono" w:cs="Times New Roman"/>
+          <w:color w:val="000000"/>
+          <w:sz w:val="18"/>
+        </w:rPr>
+        <w:br w:type="textWrapping"/>
+      </w:r>
+      <w:r>
+        <w:rPr>
+          <w:rStyle w:val="7"/>
+          <w:rFonts w:hint="default" w:ascii="Times New Roman" w:hAnsi="Times New Roman" w:eastAsia="IBM Plex Mono" w:cs="Times New Roman"/>
+          <w:color w:val="000000"/>
+          <w:sz w:val="18"/>
+        </w:rPr>
+        <w:br w:type="textWrapping"/>
+      </w:r>
+      <w:r>
+        <w:rPr>
+          <w:rStyle w:val="7"/>
+          <w:rFonts w:hint="default" w:ascii="Times New Roman" w:hAnsi="Times New Roman" w:eastAsia="IBM Plex Mono" w:cs="Times New Roman"/>
+          <w:color w:val="000000"/>
+          <w:sz w:val="18"/>
+        </w:rPr>
+        <w:br w:type="textWrapping"/>
+      </w:r>
+      <w:r>
+        <w:rPr>
+          <w:rStyle w:val="7"/>
           <w:rFonts w:hint="default" w:ascii="Times New Roman" w:hAnsi="Times New Roman" w:eastAsia="IBM Plex Mono" w:cs="Times New Roman"/>
           <w:color w:val="000000"/>
           <w:sz w:val="18"/>
@@ -3546,16 +3540,16 @@
       </w:r>
       <w:r>
         <w:rPr>
-          <w:rStyle w:val="6"/>
-          <w:rFonts w:hint="default" w:ascii="Times New Roman" w:hAnsi="Times New Roman" w:eastAsia="IBM Plex Mono" w:cs="Times New Roman"/>
-          <w:color w:val="000000"/>
-          <w:sz w:val="18"/>
-        </w:rPr>
-        <w:br w:type="textWrapping"/>
-      </w:r>
-      <w:r>
-        <w:rPr>
-          <w:rStyle w:val="6"/>
+          <w:rStyle w:val="7"/>
+          <w:rFonts w:hint="default" w:ascii="Times New Roman" w:hAnsi="Times New Roman" w:eastAsia="IBM Plex Mono" w:cs="Times New Roman"/>
+          <w:color w:val="000000"/>
+          <w:sz w:val="18"/>
+        </w:rPr>
+        <w:br w:type="textWrapping"/>
+      </w:r>
+      <w:r>
+        <w:rPr>
+          <w:rStyle w:val="7"/>
           <w:rFonts w:hint="default" w:ascii="Times New Roman" w:hAnsi="Times New Roman" w:eastAsia="IBM Plex Mono" w:cs="Times New Roman"/>
           <w:color w:val="000000"/>
           <w:sz w:val="18"/>
@@ -3564,16 +3558,16 @@
       </w:r>
       <w:r>
         <w:rPr>
-          <w:rStyle w:val="6"/>
-          <w:rFonts w:hint="default" w:ascii="Times New Roman" w:hAnsi="Times New Roman" w:eastAsia="IBM Plex Mono" w:cs="Times New Roman"/>
-          <w:color w:val="000000"/>
-          <w:sz w:val="18"/>
-        </w:rPr>
-        <w:br w:type="textWrapping"/>
-      </w:r>
-      <w:r>
-        <w:rPr>
-          <w:rStyle w:val="6"/>
+          <w:rStyle w:val="7"/>
+          <w:rFonts w:hint="default" w:ascii="Times New Roman" w:hAnsi="Times New Roman" w:eastAsia="IBM Plex Mono" w:cs="Times New Roman"/>
+          <w:color w:val="000000"/>
+          <w:sz w:val="18"/>
+        </w:rPr>
+        <w:br w:type="textWrapping"/>
+      </w:r>
+      <w:r>
+        <w:rPr>
+          <w:rStyle w:val="7"/>
           <w:rFonts w:hint="default" w:ascii="Times New Roman" w:hAnsi="Times New Roman" w:eastAsia="IBM Plex Mono" w:cs="Times New Roman"/>
           <w:color w:val="000000"/>
           <w:sz w:val="18"/>
@@ -3962,7 +3956,7 @@
       </w:pPr>
       <w:r>
         <w:rPr>
-          <w:rStyle w:val="6"/>
+          <w:rStyle w:val="7"/>
           <w:rFonts w:hint="default" w:ascii="Times New Roman" w:hAnsi="Times New Roman" w:eastAsia="IBM Plex Mono" w:cs="Times New Roman"/>
           <w:color w:val="000000"/>
           <w:sz w:val="18"/>
@@ -3971,16 +3965,16 @@
       </w:r>
       <w:r>
         <w:rPr>
-          <w:rStyle w:val="6"/>
-          <w:rFonts w:hint="default" w:ascii="Times New Roman" w:hAnsi="Times New Roman" w:eastAsia="IBM Plex Mono" w:cs="Times New Roman"/>
-          <w:color w:val="000000"/>
-          <w:sz w:val="18"/>
-        </w:rPr>
-        <w:br w:type="textWrapping"/>
-      </w:r>
-      <w:r>
-        <w:rPr>
-          <w:rStyle w:val="6"/>
+          <w:rStyle w:val="7"/>
+          <w:rFonts w:hint="default" w:ascii="Times New Roman" w:hAnsi="Times New Roman" w:eastAsia="IBM Plex Mono" w:cs="Times New Roman"/>
+          <w:color w:val="000000"/>
+          <w:sz w:val="18"/>
+        </w:rPr>
+        <w:br w:type="textWrapping"/>
+      </w:r>
+      <w:r>
+        <w:rPr>
+          <w:rStyle w:val="7"/>
           <w:rFonts w:hint="default" w:ascii="Times New Roman" w:hAnsi="Times New Roman" w:eastAsia="IBM Plex Mono" w:cs="Times New Roman"/>
           <w:color w:val="000000"/>
           <w:sz w:val="18"/>
@@ -3989,16 +3983,16 @@
       </w:r>
       <w:r>
         <w:rPr>
-          <w:rStyle w:val="6"/>
-          <w:rFonts w:hint="default" w:ascii="Times New Roman" w:hAnsi="Times New Roman" w:eastAsia="IBM Plex Mono" w:cs="Times New Roman"/>
-          <w:color w:val="000000"/>
-          <w:sz w:val="18"/>
-        </w:rPr>
-        <w:br w:type="textWrapping"/>
-      </w:r>
-      <w:r>
-        <w:rPr>
-          <w:rStyle w:val="6"/>
+          <w:rStyle w:val="7"/>
+          <w:rFonts w:hint="default" w:ascii="Times New Roman" w:hAnsi="Times New Roman" w:eastAsia="IBM Plex Mono" w:cs="Times New Roman"/>
+          <w:color w:val="000000"/>
+          <w:sz w:val="18"/>
+        </w:rPr>
+        <w:br w:type="textWrapping"/>
+      </w:r>
+      <w:r>
+        <w:rPr>
+          <w:rStyle w:val="7"/>
           <w:rFonts w:hint="default" w:ascii="Times New Roman" w:hAnsi="Times New Roman" w:eastAsia="IBM Plex Mono" w:cs="Times New Roman"/>
           <w:color w:val="000000"/>
           <w:sz w:val="18"/>
@@ -4007,16 +4001,16 @@
       </w:r>
       <w:r>
         <w:rPr>
-          <w:rStyle w:val="6"/>
-          <w:rFonts w:hint="default" w:ascii="Times New Roman" w:hAnsi="Times New Roman" w:eastAsia="IBM Plex Mono" w:cs="Times New Roman"/>
-          <w:color w:val="000000"/>
-          <w:sz w:val="18"/>
-        </w:rPr>
-        <w:br w:type="textWrapping"/>
-      </w:r>
-      <w:r>
-        <w:rPr>
-          <w:rStyle w:val="6"/>
+          <w:rStyle w:val="7"/>
+          <w:rFonts w:hint="default" w:ascii="Times New Roman" w:hAnsi="Times New Roman" w:eastAsia="IBM Plex Mono" w:cs="Times New Roman"/>
+          <w:color w:val="000000"/>
+          <w:sz w:val="18"/>
+        </w:rPr>
+        <w:br w:type="textWrapping"/>
+      </w:r>
+      <w:r>
+        <w:rPr>
+          <w:rStyle w:val="7"/>
           <w:rFonts w:hint="default" w:ascii="Times New Roman" w:hAnsi="Times New Roman" w:eastAsia="IBM Plex Mono" w:cs="Times New Roman"/>
           <w:color w:val="000000"/>
           <w:sz w:val="18"/>
@@ -4025,16 +4019,16 @@
       </w:r>
       <w:r>
         <w:rPr>
-          <w:rStyle w:val="6"/>
-          <w:rFonts w:hint="default" w:ascii="Times New Roman" w:hAnsi="Times New Roman" w:eastAsia="IBM Plex Mono" w:cs="Times New Roman"/>
-          <w:color w:val="000000"/>
-          <w:sz w:val="18"/>
-        </w:rPr>
-        <w:br w:type="textWrapping"/>
-      </w:r>
-      <w:r>
-        <w:rPr>
-          <w:rStyle w:val="6"/>
+          <w:rStyle w:val="7"/>
+          <w:rFonts w:hint="default" w:ascii="Times New Roman" w:hAnsi="Times New Roman" w:eastAsia="IBM Plex Mono" w:cs="Times New Roman"/>
+          <w:color w:val="000000"/>
+          <w:sz w:val="18"/>
+        </w:rPr>
+        <w:br w:type="textWrapping"/>
+      </w:r>
+      <w:r>
+        <w:rPr>
+          <w:rStyle w:val="7"/>
           <w:rFonts w:hint="default" w:ascii="Times New Roman" w:hAnsi="Times New Roman" w:eastAsia="IBM Plex Mono" w:cs="Times New Roman"/>
           <w:color w:val="000000"/>
           <w:sz w:val="18"/>
@@ -4043,16 +4037,16 @@
       </w:r>
       <w:r>
         <w:rPr>
-          <w:rStyle w:val="6"/>
-          <w:rFonts w:hint="default" w:ascii="Times New Roman" w:hAnsi="Times New Roman" w:eastAsia="IBM Plex Mono" w:cs="Times New Roman"/>
-          <w:color w:val="000000"/>
-          <w:sz w:val="18"/>
-        </w:rPr>
-        <w:br w:type="textWrapping"/>
-      </w:r>
-      <w:r>
-        <w:rPr>
-          <w:rStyle w:val="6"/>
+          <w:rStyle w:val="7"/>
+          <w:rFonts w:hint="default" w:ascii="Times New Roman" w:hAnsi="Times New Roman" w:eastAsia="IBM Plex Mono" w:cs="Times New Roman"/>
+          <w:color w:val="000000"/>
+          <w:sz w:val="18"/>
+        </w:rPr>
+        <w:br w:type="textWrapping"/>
+      </w:r>
+      <w:r>
+        <w:rPr>
+          <w:rStyle w:val="7"/>
           <w:rFonts w:hint="default" w:ascii="Times New Roman" w:hAnsi="Times New Roman" w:eastAsia="IBM Plex Mono" w:cs="Times New Roman"/>
           <w:color w:val="000000"/>
           <w:sz w:val="18"/>
@@ -4061,16 +4055,16 @@
       </w:r>
       <w:r>
         <w:rPr>
-          <w:rStyle w:val="6"/>
-          <w:rFonts w:hint="default" w:ascii="Times New Roman" w:hAnsi="Times New Roman" w:eastAsia="IBM Plex Mono" w:cs="Times New Roman"/>
-          <w:color w:val="000000"/>
-          <w:sz w:val="18"/>
-        </w:rPr>
-        <w:br w:type="textWrapping"/>
-      </w:r>
-      <w:r>
-        <w:rPr>
-          <w:rStyle w:val="6"/>
+          <w:rStyle w:val="7"/>
+          <w:rFonts w:hint="default" w:ascii="Times New Roman" w:hAnsi="Times New Roman" w:eastAsia="IBM Plex Mono" w:cs="Times New Roman"/>
+          <w:color w:val="000000"/>
+          <w:sz w:val="18"/>
+        </w:rPr>
+        <w:br w:type="textWrapping"/>
+      </w:r>
+      <w:r>
+        <w:rPr>
+          <w:rStyle w:val="7"/>
           <w:rFonts w:hint="default" w:ascii="Times New Roman" w:hAnsi="Times New Roman" w:eastAsia="IBM Plex Mono" w:cs="Times New Roman"/>
           <w:color w:val="000000"/>
           <w:sz w:val="18"/>
@@ -4079,16 +4073,16 @@
       </w:r>
       <w:r>
         <w:rPr>
-          <w:rStyle w:val="6"/>
-          <w:rFonts w:hint="default" w:ascii="Times New Roman" w:hAnsi="Times New Roman" w:eastAsia="IBM Plex Mono" w:cs="Times New Roman"/>
-          <w:color w:val="000000"/>
-          <w:sz w:val="18"/>
-        </w:rPr>
-        <w:br w:type="textWrapping"/>
-      </w:r>
-      <w:r>
-        <w:rPr>
-          <w:rStyle w:val="6"/>
+          <w:rStyle w:val="7"/>
+          <w:rFonts w:hint="default" w:ascii="Times New Roman" w:hAnsi="Times New Roman" w:eastAsia="IBM Plex Mono" w:cs="Times New Roman"/>
+          <w:color w:val="000000"/>
+          <w:sz w:val="18"/>
+        </w:rPr>
+        <w:br w:type="textWrapping"/>
+      </w:r>
+      <w:r>
+        <w:rPr>
+          <w:rStyle w:val="7"/>
           <w:rFonts w:hint="default" w:ascii="Times New Roman" w:hAnsi="Times New Roman" w:eastAsia="IBM Plex Mono" w:cs="Times New Roman"/>
           <w:color w:val="000000"/>
           <w:sz w:val="18"/>
@@ -4097,16 +4091,16 @@
       </w:r>
       <w:r>
         <w:rPr>
-          <w:rStyle w:val="6"/>
-          <w:rFonts w:hint="default" w:ascii="Times New Roman" w:hAnsi="Times New Roman" w:eastAsia="IBM Plex Mono" w:cs="Times New Roman"/>
-          <w:color w:val="000000"/>
-          <w:sz w:val="18"/>
-        </w:rPr>
-        <w:br w:type="textWrapping"/>
-      </w:r>
-      <w:r>
-        <w:rPr>
-          <w:rStyle w:val="6"/>
+          <w:rStyle w:val="7"/>
+          <w:rFonts w:hint="default" w:ascii="Times New Roman" w:hAnsi="Times New Roman" w:eastAsia="IBM Plex Mono" w:cs="Times New Roman"/>
+          <w:color w:val="000000"/>
+          <w:sz w:val="18"/>
+        </w:rPr>
+        <w:br w:type="textWrapping"/>
+      </w:r>
+      <w:r>
+        <w:rPr>
+          <w:rStyle w:val="7"/>
           <w:rFonts w:hint="default" w:ascii="Times New Roman" w:hAnsi="Times New Roman" w:eastAsia="IBM Plex Mono" w:cs="Times New Roman"/>
           <w:color w:val="000000"/>
           <w:sz w:val="18"/>
@@ -4115,16 +4109,16 @@
       </w:r>
       <w:r>
         <w:rPr>
-          <w:rStyle w:val="6"/>
-          <w:rFonts w:hint="default" w:ascii="Times New Roman" w:hAnsi="Times New Roman" w:eastAsia="IBM Plex Mono" w:cs="Times New Roman"/>
-          <w:color w:val="000000"/>
-          <w:sz w:val="18"/>
-        </w:rPr>
-        <w:br w:type="textWrapping"/>
-      </w:r>
-      <w:r>
-        <w:rPr>
-          <w:rStyle w:val="6"/>
+          <w:rStyle w:val="7"/>
+          <w:rFonts w:hint="default" w:ascii="Times New Roman" w:hAnsi="Times New Roman" w:eastAsia="IBM Plex Mono" w:cs="Times New Roman"/>
+          <w:color w:val="000000"/>
+          <w:sz w:val="18"/>
+        </w:rPr>
+        <w:br w:type="textWrapping"/>
+      </w:r>
+      <w:r>
+        <w:rPr>
+          <w:rStyle w:val="7"/>
           <w:rFonts w:hint="default" w:ascii="Times New Roman" w:hAnsi="Times New Roman" w:eastAsia="IBM Plex Mono" w:cs="Times New Roman"/>
           <w:color w:val="000000"/>
           <w:sz w:val="18"/>
@@ -4133,16 +4127,16 @@
       </w:r>
       <w:r>
         <w:rPr>
-          <w:rStyle w:val="6"/>
-          <w:rFonts w:hint="default" w:ascii="Times New Roman" w:hAnsi="Times New Roman" w:eastAsia="IBM Plex Mono" w:cs="Times New Roman"/>
-          <w:color w:val="000000"/>
-          <w:sz w:val="18"/>
-        </w:rPr>
-        <w:br w:type="textWrapping"/>
-      </w:r>
-      <w:r>
-        <w:rPr>
-          <w:rStyle w:val="6"/>
+          <w:rStyle w:val="7"/>
+          <w:rFonts w:hint="default" w:ascii="Times New Roman" w:hAnsi="Times New Roman" w:eastAsia="IBM Plex Mono" w:cs="Times New Roman"/>
+          <w:color w:val="000000"/>
+          <w:sz w:val="18"/>
+        </w:rPr>
+        <w:br w:type="textWrapping"/>
+      </w:r>
+      <w:r>
+        <w:rPr>
+          <w:rStyle w:val="7"/>
           <w:rFonts w:hint="default" w:ascii="Times New Roman" w:hAnsi="Times New Roman" w:eastAsia="IBM Plex Mono" w:cs="Times New Roman"/>
           <w:color w:val="000000"/>
           <w:sz w:val="18"/>
@@ -4151,16 +4145,16 @@
       </w:r>
       <w:r>
         <w:rPr>
-          <w:rStyle w:val="6"/>
-          <w:rFonts w:hint="default" w:ascii="Times New Roman" w:hAnsi="Times New Roman" w:eastAsia="IBM Plex Mono" w:cs="Times New Roman"/>
-          <w:color w:val="000000"/>
-          <w:sz w:val="18"/>
-        </w:rPr>
-        <w:br w:type="textWrapping"/>
-      </w:r>
-      <w:r>
-        <w:rPr>
-          <w:rStyle w:val="6"/>
+          <w:rStyle w:val="7"/>
+          <w:rFonts w:hint="default" w:ascii="Times New Roman" w:hAnsi="Times New Roman" w:eastAsia="IBM Plex Mono" w:cs="Times New Roman"/>
+          <w:color w:val="000000"/>
+          <w:sz w:val="18"/>
+        </w:rPr>
+        <w:br w:type="textWrapping"/>
+      </w:r>
+      <w:r>
+        <w:rPr>
+          <w:rStyle w:val="7"/>
           <w:rFonts w:hint="default" w:ascii="Times New Roman" w:hAnsi="Times New Roman" w:eastAsia="IBM Plex Mono" w:cs="Times New Roman"/>
           <w:color w:val="000000"/>
           <w:sz w:val="18"/>
@@ -4169,16 +4163,16 @@
       </w:r>
       <w:r>
         <w:rPr>
-          <w:rStyle w:val="6"/>
-          <w:rFonts w:hint="default" w:ascii="Times New Roman" w:hAnsi="Times New Roman" w:eastAsia="IBM Plex Mono" w:cs="Times New Roman"/>
-          <w:color w:val="000000"/>
-          <w:sz w:val="18"/>
-        </w:rPr>
-        <w:br w:type="textWrapping"/>
-      </w:r>
-      <w:r>
-        <w:rPr>
-          <w:rStyle w:val="6"/>
+          <w:rStyle w:val="7"/>
+          <w:rFonts w:hint="default" w:ascii="Times New Roman" w:hAnsi="Times New Roman" w:eastAsia="IBM Plex Mono" w:cs="Times New Roman"/>
+          <w:color w:val="000000"/>
+          <w:sz w:val="18"/>
+        </w:rPr>
+        <w:br w:type="textWrapping"/>
+      </w:r>
+      <w:r>
+        <w:rPr>
+          <w:rStyle w:val="7"/>
           <w:rFonts w:hint="default" w:ascii="Times New Roman" w:hAnsi="Times New Roman" w:eastAsia="IBM Plex Mono" w:cs="Times New Roman"/>
           <w:color w:val="000000"/>
           <w:sz w:val="18"/>
@@ -4187,7 +4181,7 @@
       </w:r>
       <w:r>
         <w:rPr>
-          <w:rStyle w:val="6"/>
+          <w:rStyle w:val="7"/>
           <w:rFonts w:hint="default" w:ascii="Times New Roman" w:hAnsi="Times New Roman" w:eastAsia="IBM Plex Mono" w:cs="Times New Roman"/>
           <w:color w:val="000000"/>
           <w:sz w:val="18"/>
@@ -4424,7 +4418,7 @@
     </w:p>
     <w:tbl>
       <w:tblPr>
-        <w:tblStyle w:val="7"/>
+        <w:tblStyle w:val="8"/>
         <w:tblW w:w="0" w:type="auto"/>
         <w:jc w:val="center"/>
         <w:tblCellSpacing w:w="0" w:type="dxa"/>
@@ -4592,7 +4586,7 @@
             </w:pPr>
             <w:r>
               <w:rPr>
-                <w:rStyle w:val="6"/>
+                <w:rStyle w:val="7"/>
                 <w:rFonts w:hint="default" w:ascii="Times New Roman" w:hAnsi="Times New Roman" w:eastAsia="IBM Plex Mono" w:cs="Times New Roman"/>
                 <w:color w:val="000000"/>
                 <w:sz w:val="18"/>
@@ -4643,6 +4637,7 @@
               <w:keepLines w:val="0"/>
               <w:widowControl/>
               <w:suppressLineNumbers w:val="0"/>
+              <w:spacing w:line="240" w:lineRule="auto"/>
             </w:pPr>
             <w:r>
               <w:rPr>
@@ -4662,6 +4657,7 @@
               <w:keepLines w:val="0"/>
               <w:widowControl/>
               <w:suppressLineNumbers w:val="0"/>
+              <w:spacing w:line="240" w:lineRule="auto"/>
               <w:rPr>
                 <w:rFonts w:hint="default" w:ascii="Times New Roman" w:hAnsi="Times New Roman" w:cs="Times New Roman"/>
               </w:rPr>
@@ -4728,7 +4724,7 @@
             </w:pPr>
             <w:r>
               <w:rPr>
-                <w:rStyle w:val="6"/>
+                <w:rStyle w:val="7"/>
                 <w:rFonts w:hint="default" w:ascii="Times New Roman" w:hAnsi="Times New Roman" w:eastAsia="IBM Plex Mono" w:cs="Times New Roman"/>
                 <w:color w:val="000000"/>
                 <w:sz w:val="18"/>
@@ -4792,6 +4788,7 @@
               <w:keepLines w:val="0"/>
               <w:widowControl/>
               <w:suppressLineNumbers w:val="0"/>
+              <w:spacing w:line="240" w:lineRule="auto"/>
             </w:pPr>
             <w:r>
               <w:rPr>
@@ -4811,6 +4808,7 @@
               <w:keepLines w:val="0"/>
               <w:widowControl/>
               <w:suppressLineNumbers w:val="0"/>
+              <w:spacing w:line="240" w:lineRule="auto"/>
               <w:rPr>
                 <w:rFonts w:hint="default" w:ascii="Times New Roman" w:hAnsi="Times New Roman" w:cs="Times New Roman"/>
               </w:rPr>
@@ -4861,7 +4859,7 @@
       </w:r>
       <w:r>
         <w:rPr>
-          <w:rStyle w:val="6"/>
+          <w:rStyle w:val="7"/>
           <w:rFonts w:hint="default" w:ascii="Times New Roman" w:hAnsi="Times New Roman" w:eastAsia="IBM Plex Mono" w:cs="Times New Roman"/>
           <w:color w:val="000000"/>
           <w:sz w:val="18"/>
@@ -5007,7 +5005,7 @@
       </w:r>
       <w:r>
         <w:rPr>
-          <w:rStyle w:val="6"/>
+          <w:rStyle w:val="7"/>
           <w:rFonts w:hint="default" w:ascii="Times New Roman" w:hAnsi="Times New Roman" w:eastAsia="IBM Plex Mono" w:cs="Times New Roman"/>
           <w:color w:val="000000"/>
           <w:sz w:val="18"/>
@@ -5036,7 +5034,7 @@
       </w:r>
       <w:r>
         <w:rPr>
-          <w:rStyle w:val="6"/>
+          <w:rStyle w:val="7"/>
           <w:rFonts w:hint="default" w:ascii="Times New Roman" w:hAnsi="Times New Roman" w:eastAsia="IBM Plex Mono" w:cs="Times New Roman"/>
           <w:color w:val="000000"/>
           <w:sz w:val="18"/>
@@ -5053,7 +5051,7 @@
       </w:r>
       <w:r>
         <w:rPr>
-          <w:rStyle w:val="6"/>
+          <w:rStyle w:val="7"/>
           <w:rFonts w:hint="default" w:ascii="Times New Roman" w:hAnsi="Times New Roman" w:eastAsia="IBM Plex Mono" w:cs="Times New Roman"/>
           <w:color w:val="000000"/>
           <w:sz w:val="18"/>
@@ -5089,7 +5087,7 @@
       </w:r>
       <w:r>
         <w:rPr>
-          <w:rStyle w:val="6"/>
+          <w:rStyle w:val="7"/>
           <w:rFonts w:hint="default" w:ascii="Times New Roman" w:hAnsi="Times New Roman" w:eastAsia="inter" w:cs="Times New Roman"/>
           <w:b/>
           <w:color w:val="000000"/>
@@ -5110,7 +5108,7 @@
       </w:pPr>
       <w:r>
         <w:rPr>
-          <w:rStyle w:val="6"/>
+          <w:rStyle w:val="7"/>
           <w:rFonts w:hint="default" w:ascii="Times New Roman" w:hAnsi="Times New Roman" w:eastAsia="IBM Plex Mono" w:cs="Times New Roman"/>
           <w:color w:val="000000"/>
           <w:sz w:val="18"/>
@@ -5119,16 +5117,16 @@
       </w:r>
       <w:r>
         <w:rPr>
-          <w:rStyle w:val="6"/>
-          <w:rFonts w:hint="default" w:ascii="Times New Roman" w:hAnsi="Times New Roman" w:eastAsia="IBM Plex Mono" w:cs="Times New Roman"/>
-          <w:color w:val="000000"/>
-          <w:sz w:val="18"/>
-        </w:rPr>
-        <w:br w:type="textWrapping"/>
-      </w:r>
-      <w:r>
-        <w:rPr>
-          <w:rStyle w:val="6"/>
+          <w:rStyle w:val="7"/>
+          <w:rFonts w:hint="default" w:ascii="Times New Roman" w:hAnsi="Times New Roman" w:eastAsia="IBM Plex Mono" w:cs="Times New Roman"/>
+          <w:color w:val="000000"/>
+          <w:sz w:val="18"/>
+        </w:rPr>
+        <w:br w:type="textWrapping"/>
+      </w:r>
+      <w:r>
+        <w:rPr>
+          <w:rStyle w:val="7"/>
           <w:rFonts w:hint="default" w:ascii="Times New Roman" w:hAnsi="Times New Roman" w:eastAsia="IBM Plex Mono" w:cs="Times New Roman"/>
           <w:color w:val="000000"/>
           <w:sz w:val="18"/>
@@ -5137,16 +5135,16 @@
       </w:r>
       <w:r>
         <w:rPr>
-          <w:rStyle w:val="6"/>
-          <w:rFonts w:hint="default" w:ascii="Times New Roman" w:hAnsi="Times New Roman" w:eastAsia="IBM Plex Mono" w:cs="Times New Roman"/>
-          <w:color w:val="000000"/>
-          <w:sz w:val="18"/>
-        </w:rPr>
-        <w:br w:type="textWrapping"/>
-      </w:r>
-      <w:r>
-        <w:rPr>
-          <w:rStyle w:val="6"/>
+          <w:rStyle w:val="7"/>
+          <w:rFonts w:hint="default" w:ascii="Times New Roman" w:hAnsi="Times New Roman" w:eastAsia="IBM Plex Mono" w:cs="Times New Roman"/>
+          <w:color w:val="000000"/>
+          <w:sz w:val="18"/>
+        </w:rPr>
+        <w:br w:type="textWrapping"/>
+      </w:r>
+      <w:r>
+        <w:rPr>
+          <w:rStyle w:val="7"/>
           <w:rFonts w:hint="default" w:ascii="Times New Roman" w:hAnsi="Times New Roman" w:eastAsia="IBM Plex Mono" w:cs="Times New Roman"/>
           <w:color w:val="000000"/>
           <w:sz w:val="18"/>
@@ -5155,16 +5153,16 @@
       </w:r>
       <w:r>
         <w:rPr>
-          <w:rStyle w:val="6"/>
-          <w:rFonts w:hint="default" w:ascii="Times New Roman" w:hAnsi="Times New Roman" w:eastAsia="IBM Plex Mono" w:cs="Times New Roman"/>
-          <w:color w:val="000000"/>
-          <w:sz w:val="18"/>
-        </w:rPr>
-        <w:br w:type="textWrapping"/>
-      </w:r>
-      <w:r>
-        <w:rPr>
-          <w:rStyle w:val="6"/>
+          <w:rStyle w:val="7"/>
+          <w:rFonts w:hint="default" w:ascii="Times New Roman" w:hAnsi="Times New Roman" w:eastAsia="IBM Plex Mono" w:cs="Times New Roman"/>
+          <w:color w:val="000000"/>
+          <w:sz w:val="18"/>
+        </w:rPr>
+        <w:br w:type="textWrapping"/>
+      </w:r>
+      <w:r>
+        <w:rPr>
+          <w:rStyle w:val="7"/>
           <w:rFonts w:hint="default" w:ascii="Times New Roman" w:hAnsi="Times New Roman" w:eastAsia="IBM Plex Mono" w:cs="Times New Roman"/>
           <w:color w:val="000000"/>
           <w:sz w:val="18"/>
@@ -5173,16 +5171,16 @@
       </w:r>
       <w:r>
         <w:rPr>
-          <w:rStyle w:val="6"/>
-          <w:rFonts w:hint="default" w:ascii="Times New Roman" w:hAnsi="Times New Roman" w:eastAsia="IBM Plex Mono" w:cs="Times New Roman"/>
-          <w:color w:val="000000"/>
-          <w:sz w:val="18"/>
-        </w:rPr>
-        <w:br w:type="textWrapping"/>
-      </w:r>
-      <w:r>
-        <w:rPr>
-          <w:rStyle w:val="6"/>
+          <w:rStyle w:val="7"/>
+          <w:rFonts w:hint="default" w:ascii="Times New Roman" w:hAnsi="Times New Roman" w:eastAsia="IBM Plex Mono" w:cs="Times New Roman"/>
+          <w:color w:val="000000"/>
+          <w:sz w:val="18"/>
+        </w:rPr>
+        <w:br w:type="textWrapping"/>
+      </w:r>
+      <w:r>
+        <w:rPr>
+          <w:rStyle w:val="7"/>
           <w:rFonts w:hint="default" w:ascii="Times New Roman" w:hAnsi="Times New Roman" w:eastAsia="IBM Plex Mono" w:cs="Times New Roman"/>
           <w:color w:val="000000"/>
           <w:sz w:val="18"/>
@@ -5191,16 +5189,16 @@
       </w:r>
       <w:r>
         <w:rPr>
-          <w:rStyle w:val="6"/>
-          <w:rFonts w:hint="default" w:ascii="Times New Roman" w:hAnsi="Times New Roman" w:eastAsia="IBM Plex Mono" w:cs="Times New Roman"/>
-          <w:color w:val="000000"/>
-          <w:sz w:val="18"/>
-        </w:rPr>
-        <w:br w:type="textWrapping"/>
-      </w:r>
-      <w:r>
-        <w:rPr>
-          <w:rStyle w:val="6"/>
+          <w:rStyle w:val="7"/>
+          <w:rFonts w:hint="default" w:ascii="Times New Roman" w:hAnsi="Times New Roman" w:eastAsia="IBM Plex Mono" w:cs="Times New Roman"/>
+          <w:color w:val="000000"/>
+          <w:sz w:val="18"/>
+        </w:rPr>
+        <w:br w:type="textWrapping"/>
+      </w:r>
+      <w:r>
+        <w:rPr>
+          <w:rStyle w:val="7"/>
           <w:rFonts w:hint="default" w:ascii="Times New Roman" w:hAnsi="Times New Roman" w:eastAsia="IBM Plex Mono" w:cs="Times New Roman"/>
           <w:color w:val="000000"/>
           <w:sz w:val="18"/>
@@ -5209,16 +5207,16 @@
       </w:r>
       <w:r>
         <w:rPr>
-          <w:rStyle w:val="6"/>
-          <w:rFonts w:hint="default" w:ascii="Times New Roman" w:hAnsi="Times New Roman" w:eastAsia="IBM Plex Mono" w:cs="Times New Roman"/>
-          <w:color w:val="000000"/>
-          <w:sz w:val="18"/>
-        </w:rPr>
-        <w:br w:type="textWrapping"/>
-      </w:r>
-      <w:r>
-        <w:rPr>
-          <w:rStyle w:val="6"/>
+          <w:rStyle w:val="7"/>
+          <w:rFonts w:hint="default" w:ascii="Times New Roman" w:hAnsi="Times New Roman" w:eastAsia="IBM Plex Mono" w:cs="Times New Roman"/>
+          <w:color w:val="000000"/>
+          <w:sz w:val="18"/>
+        </w:rPr>
+        <w:br w:type="textWrapping"/>
+      </w:r>
+      <w:r>
+        <w:rPr>
+          <w:rStyle w:val="7"/>
           <w:rFonts w:hint="default" w:ascii="Times New Roman" w:hAnsi="Times New Roman" w:eastAsia="IBM Plex Mono" w:cs="Times New Roman"/>
           <w:color w:val="000000"/>
           <w:sz w:val="18"/>
@@ -5227,16 +5225,16 @@
       </w:r>
       <w:r>
         <w:rPr>
-          <w:rStyle w:val="6"/>
-          <w:rFonts w:hint="default" w:ascii="Times New Roman" w:hAnsi="Times New Roman" w:eastAsia="IBM Plex Mono" w:cs="Times New Roman"/>
-          <w:color w:val="000000"/>
-          <w:sz w:val="18"/>
-        </w:rPr>
-        <w:br w:type="textWrapping"/>
-      </w:r>
-      <w:r>
-        <w:rPr>
-          <w:rStyle w:val="6"/>
+          <w:rStyle w:val="7"/>
+          <w:rFonts w:hint="default" w:ascii="Times New Roman" w:hAnsi="Times New Roman" w:eastAsia="IBM Plex Mono" w:cs="Times New Roman"/>
+          <w:color w:val="000000"/>
+          <w:sz w:val="18"/>
+        </w:rPr>
+        <w:br w:type="textWrapping"/>
+      </w:r>
+      <w:r>
+        <w:rPr>
+          <w:rStyle w:val="7"/>
           <w:rFonts w:hint="default" w:ascii="Times New Roman" w:hAnsi="Times New Roman" w:eastAsia="IBM Plex Mono" w:cs="Times New Roman"/>
           <w:color w:val="000000"/>
           <w:sz w:val="18"/>
@@ -5245,16 +5243,16 @@
       </w:r>
       <w:r>
         <w:rPr>
-          <w:rStyle w:val="6"/>
-          <w:rFonts w:hint="default" w:ascii="Times New Roman" w:hAnsi="Times New Roman" w:eastAsia="IBM Plex Mono" w:cs="Times New Roman"/>
-          <w:color w:val="000000"/>
-          <w:sz w:val="18"/>
-        </w:rPr>
-        <w:br w:type="textWrapping"/>
-      </w:r>
-      <w:r>
-        <w:rPr>
-          <w:rStyle w:val="6"/>
+          <w:rStyle w:val="7"/>
+          <w:rFonts w:hint="default" w:ascii="Times New Roman" w:hAnsi="Times New Roman" w:eastAsia="IBM Plex Mono" w:cs="Times New Roman"/>
+          <w:color w:val="000000"/>
+          <w:sz w:val="18"/>
+        </w:rPr>
+        <w:br w:type="textWrapping"/>
+      </w:r>
+      <w:r>
+        <w:rPr>
+          <w:rStyle w:val="7"/>
           <w:rFonts w:hint="default" w:ascii="Times New Roman" w:hAnsi="Times New Roman" w:eastAsia="IBM Plex Mono" w:cs="Times New Roman"/>
           <w:color w:val="000000"/>
           <w:sz w:val="18"/>
@@ -5263,16 +5261,16 @@
       </w:r>
       <w:r>
         <w:rPr>
-          <w:rStyle w:val="6"/>
-          <w:rFonts w:hint="default" w:ascii="Times New Roman" w:hAnsi="Times New Roman" w:eastAsia="IBM Plex Mono" w:cs="Times New Roman"/>
-          <w:color w:val="000000"/>
-          <w:sz w:val="18"/>
-        </w:rPr>
-        <w:br w:type="textWrapping"/>
-      </w:r>
-      <w:r>
-        <w:rPr>
-          <w:rStyle w:val="6"/>
+          <w:rStyle w:val="7"/>
+          <w:rFonts w:hint="default" w:ascii="Times New Roman" w:hAnsi="Times New Roman" w:eastAsia="IBM Plex Mono" w:cs="Times New Roman"/>
+          <w:color w:val="000000"/>
+          <w:sz w:val="18"/>
+        </w:rPr>
+        <w:br w:type="textWrapping"/>
+      </w:r>
+      <w:r>
+        <w:rPr>
+          <w:rStyle w:val="7"/>
           <w:rFonts w:hint="default" w:ascii="Times New Roman" w:hAnsi="Times New Roman" w:eastAsia="IBM Plex Mono" w:cs="Times New Roman"/>
           <w:color w:val="000000"/>
           <w:sz w:val="18"/>
@@ -5281,16 +5279,16 @@
       </w:r>
       <w:r>
         <w:rPr>
-          <w:rStyle w:val="6"/>
-          <w:rFonts w:hint="default" w:ascii="Times New Roman" w:hAnsi="Times New Roman" w:eastAsia="IBM Plex Mono" w:cs="Times New Roman"/>
-          <w:color w:val="000000"/>
-          <w:sz w:val="18"/>
-        </w:rPr>
-        <w:br w:type="textWrapping"/>
-      </w:r>
-      <w:r>
-        <w:rPr>
-          <w:rStyle w:val="6"/>
+          <w:rStyle w:val="7"/>
+          <w:rFonts w:hint="default" w:ascii="Times New Roman" w:hAnsi="Times New Roman" w:eastAsia="IBM Plex Mono" w:cs="Times New Roman"/>
+          <w:color w:val="000000"/>
+          <w:sz w:val="18"/>
+        </w:rPr>
+        <w:br w:type="textWrapping"/>
+      </w:r>
+      <w:r>
+        <w:rPr>
+          <w:rStyle w:val="7"/>
           <w:rFonts w:hint="default" w:ascii="Times New Roman" w:hAnsi="Times New Roman" w:eastAsia="IBM Plex Mono" w:cs="Times New Roman"/>
           <w:color w:val="000000"/>
           <w:sz w:val="18"/>
@@ -5299,16 +5297,16 @@
       </w:r>
       <w:r>
         <w:rPr>
-          <w:rStyle w:val="6"/>
-          <w:rFonts w:hint="default" w:ascii="Times New Roman" w:hAnsi="Times New Roman" w:eastAsia="IBM Plex Mono" w:cs="Times New Roman"/>
-          <w:color w:val="000000"/>
-          <w:sz w:val="18"/>
-        </w:rPr>
-        <w:br w:type="textWrapping"/>
-      </w:r>
-      <w:r>
-        <w:rPr>
-          <w:rStyle w:val="6"/>
+          <w:rStyle w:val="7"/>
+          <w:rFonts w:hint="default" w:ascii="Times New Roman" w:hAnsi="Times New Roman" w:eastAsia="IBM Plex Mono" w:cs="Times New Roman"/>
+          <w:color w:val="000000"/>
+          <w:sz w:val="18"/>
+        </w:rPr>
+        <w:br w:type="textWrapping"/>
+      </w:r>
+      <w:r>
+        <w:rPr>
+          <w:rStyle w:val="7"/>
           <w:rFonts w:hint="default" w:ascii="Times New Roman" w:hAnsi="Times New Roman" w:eastAsia="IBM Plex Mono" w:cs="Times New Roman"/>
           <w:color w:val="000000"/>
           <w:sz w:val="18"/>
@@ -5317,16 +5315,16 @@
       </w:r>
       <w:r>
         <w:rPr>
-          <w:rStyle w:val="6"/>
-          <w:rFonts w:hint="default" w:ascii="Times New Roman" w:hAnsi="Times New Roman" w:eastAsia="IBM Plex Mono" w:cs="Times New Roman"/>
-          <w:color w:val="000000"/>
-          <w:sz w:val="18"/>
-        </w:rPr>
-        <w:br w:type="textWrapping"/>
-      </w:r>
-      <w:r>
-        <w:rPr>
-          <w:rStyle w:val="6"/>
+          <w:rStyle w:val="7"/>
+          <w:rFonts w:hint="default" w:ascii="Times New Roman" w:hAnsi="Times New Roman" w:eastAsia="IBM Plex Mono" w:cs="Times New Roman"/>
+          <w:color w:val="000000"/>
+          <w:sz w:val="18"/>
+        </w:rPr>
+        <w:br w:type="textWrapping"/>
+      </w:r>
+      <w:r>
+        <w:rPr>
+          <w:rStyle w:val="7"/>
           <w:rFonts w:hint="default" w:ascii="Times New Roman" w:hAnsi="Times New Roman" w:eastAsia="IBM Plex Mono" w:cs="Times New Roman"/>
           <w:color w:val="000000"/>
           <w:sz w:val="18"/>
@@ -5335,16 +5333,16 @@
       </w:r>
       <w:r>
         <w:rPr>
-          <w:rStyle w:val="6"/>
-          <w:rFonts w:hint="default" w:ascii="Times New Roman" w:hAnsi="Times New Roman" w:eastAsia="IBM Plex Mono" w:cs="Times New Roman"/>
-          <w:color w:val="000000"/>
-          <w:sz w:val="18"/>
-        </w:rPr>
-        <w:br w:type="textWrapping"/>
-      </w:r>
-      <w:r>
-        <w:rPr>
-          <w:rStyle w:val="6"/>
+          <w:rStyle w:val="7"/>
+          <w:rFonts w:hint="default" w:ascii="Times New Roman" w:hAnsi="Times New Roman" w:eastAsia="IBM Plex Mono" w:cs="Times New Roman"/>
+          <w:color w:val="000000"/>
+          <w:sz w:val="18"/>
+        </w:rPr>
+        <w:br w:type="textWrapping"/>
+      </w:r>
+      <w:r>
+        <w:rPr>
+          <w:rStyle w:val="7"/>
           <w:rFonts w:hint="default" w:ascii="Times New Roman" w:hAnsi="Times New Roman" w:eastAsia="IBM Plex Mono" w:cs="Times New Roman"/>
           <w:color w:val="000000"/>
           <w:sz w:val="18"/>
@@ -5353,16 +5351,16 @@
       </w:r>
       <w:r>
         <w:rPr>
-          <w:rStyle w:val="6"/>
-          <w:rFonts w:hint="default" w:ascii="Times New Roman" w:hAnsi="Times New Roman" w:eastAsia="IBM Plex Mono" w:cs="Times New Roman"/>
-          <w:color w:val="000000"/>
-          <w:sz w:val="18"/>
-        </w:rPr>
-        <w:br w:type="textWrapping"/>
-      </w:r>
-      <w:r>
-        <w:rPr>
-          <w:rStyle w:val="6"/>
+          <w:rStyle w:val="7"/>
+          <w:rFonts w:hint="default" w:ascii="Times New Roman" w:hAnsi="Times New Roman" w:eastAsia="IBM Plex Mono" w:cs="Times New Roman"/>
+          <w:color w:val="000000"/>
+          <w:sz w:val="18"/>
+        </w:rPr>
+        <w:br w:type="textWrapping"/>
+      </w:r>
+      <w:r>
+        <w:rPr>
+          <w:rStyle w:val="7"/>
           <w:rFonts w:hint="default" w:ascii="Times New Roman" w:hAnsi="Times New Roman" w:eastAsia="IBM Plex Mono" w:cs="Times New Roman"/>
           <w:color w:val="000000"/>
           <w:sz w:val="18"/>
@@ -5371,16 +5369,16 @@
       </w:r>
       <w:r>
         <w:rPr>
-          <w:rStyle w:val="6"/>
-          <w:rFonts w:hint="default" w:ascii="Times New Roman" w:hAnsi="Times New Roman" w:eastAsia="IBM Plex Mono" w:cs="Times New Roman"/>
-          <w:color w:val="000000"/>
-          <w:sz w:val="18"/>
-        </w:rPr>
-        <w:br w:type="textWrapping"/>
-      </w:r>
-      <w:r>
-        <w:rPr>
-          <w:rStyle w:val="6"/>
+          <w:rStyle w:val="7"/>
+          <w:rFonts w:hint="default" w:ascii="Times New Roman" w:hAnsi="Times New Roman" w:eastAsia="IBM Plex Mono" w:cs="Times New Roman"/>
+          <w:color w:val="000000"/>
+          <w:sz w:val="18"/>
+        </w:rPr>
+        <w:br w:type="textWrapping"/>
+      </w:r>
+      <w:r>
+        <w:rPr>
+          <w:rStyle w:val="7"/>
           <w:rFonts w:hint="default" w:ascii="Times New Roman" w:hAnsi="Times New Roman" w:eastAsia="IBM Plex Mono" w:cs="Times New Roman"/>
           <w:color w:val="000000"/>
           <w:sz w:val="18"/>
@@ -5389,16 +5387,16 @@
       </w:r>
       <w:r>
         <w:rPr>
-          <w:rStyle w:val="6"/>
-          <w:rFonts w:hint="default" w:ascii="Times New Roman" w:hAnsi="Times New Roman" w:eastAsia="IBM Plex Mono" w:cs="Times New Roman"/>
-          <w:color w:val="000000"/>
-          <w:sz w:val="18"/>
-        </w:rPr>
-        <w:br w:type="textWrapping"/>
-      </w:r>
-      <w:r>
-        <w:rPr>
-          <w:rStyle w:val="6"/>
+          <w:rStyle w:val="7"/>
+          <w:rFonts w:hint="default" w:ascii="Times New Roman" w:hAnsi="Times New Roman" w:eastAsia="IBM Plex Mono" w:cs="Times New Roman"/>
+          <w:color w:val="000000"/>
+          <w:sz w:val="18"/>
+        </w:rPr>
+        <w:br w:type="textWrapping"/>
+      </w:r>
+      <w:r>
+        <w:rPr>
+          <w:rStyle w:val="7"/>
           <w:rFonts w:hint="default" w:ascii="Times New Roman" w:hAnsi="Times New Roman" w:eastAsia="IBM Plex Mono" w:cs="Times New Roman"/>
           <w:color w:val="000000"/>
           <w:sz w:val="18"/>
@@ -5407,16 +5405,16 @@
       </w:r>
       <w:r>
         <w:rPr>
-          <w:rStyle w:val="6"/>
-          <w:rFonts w:hint="default" w:ascii="Times New Roman" w:hAnsi="Times New Roman" w:eastAsia="IBM Plex Mono" w:cs="Times New Roman"/>
-          <w:color w:val="000000"/>
-          <w:sz w:val="18"/>
-        </w:rPr>
-        <w:br w:type="textWrapping"/>
-      </w:r>
-      <w:r>
-        <w:rPr>
-          <w:rStyle w:val="6"/>
+          <w:rStyle w:val="7"/>
+          <w:rFonts w:hint="default" w:ascii="Times New Roman" w:hAnsi="Times New Roman" w:eastAsia="IBM Plex Mono" w:cs="Times New Roman"/>
+          <w:color w:val="000000"/>
+          <w:sz w:val="18"/>
+        </w:rPr>
+        <w:br w:type="textWrapping"/>
+      </w:r>
+      <w:r>
+        <w:rPr>
+          <w:rStyle w:val="7"/>
           <w:rFonts w:hint="default" w:ascii="Times New Roman" w:hAnsi="Times New Roman" w:eastAsia="IBM Plex Mono" w:cs="Times New Roman"/>
           <w:color w:val="000000"/>
           <w:sz w:val="18"/>
@@ -5425,16 +5423,16 @@
       </w:r>
       <w:r>
         <w:rPr>
-          <w:rStyle w:val="6"/>
-          <w:rFonts w:hint="default" w:ascii="Times New Roman" w:hAnsi="Times New Roman" w:eastAsia="IBM Plex Mono" w:cs="Times New Roman"/>
-          <w:color w:val="000000"/>
-          <w:sz w:val="18"/>
-        </w:rPr>
-        <w:br w:type="textWrapping"/>
-      </w:r>
-      <w:r>
-        <w:rPr>
-          <w:rStyle w:val="6"/>
+          <w:rStyle w:val="7"/>
+          <w:rFonts w:hint="default" w:ascii="Times New Roman" w:hAnsi="Times New Roman" w:eastAsia="IBM Plex Mono" w:cs="Times New Roman"/>
+          <w:color w:val="000000"/>
+          <w:sz w:val="18"/>
+        </w:rPr>
+        <w:br w:type="textWrapping"/>
+      </w:r>
+      <w:r>
+        <w:rPr>
+          <w:rStyle w:val="7"/>
           <w:rFonts w:hint="default" w:ascii="Times New Roman" w:hAnsi="Times New Roman" w:eastAsia="IBM Plex Mono" w:cs="Times New Roman"/>
           <w:color w:val="000000"/>
           <w:sz w:val="18"/>
@@ -5443,7 +5441,7 @@
       </w:r>
       <w:r>
         <w:rPr>
-          <w:rStyle w:val="6"/>
+          <w:rStyle w:val="7"/>
           <w:rFonts w:hint="default" w:ascii="Times New Roman" w:hAnsi="Times New Roman" w:eastAsia="IBM Plex Mono" w:cs="Times New Roman"/>
           <w:color w:val="000000"/>
           <w:sz w:val="18"/>
@@ -5481,7 +5479,7 @@
       </w:pPr>
       <w:r>
         <w:rPr>
-          <w:rStyle w:val="6"/>
+          <w:rStyle w:val="7"/>
           <w:rFonts w:hint="default" w:ascii="Times New Roman" w:hAnsi="Times New Roman" w:eastAsia="IBM Plex Mono" w:cs="Times New Roman"/>
           <w:color w:val="000000"/>
           <w:sz w:val="18"/>
@@ -5490,16 +5488,16 @@
       </w:r>
       <w:r>
         <w:rPr>
-          <w:rStyle w:val="6"/>
-          <w:rFonts w:hint="default" w:ascii="Times New Roman" w:hAnsi="Times New Roman" w:eastAsia="IBM Plex Mono" w:cs="Times New Roman"/>
-          <w:color w:val="000000"/>
-          <w:sz w:val="18"/>
-        </w:rPr>
-        <w:br w:type="textWrapping"/>
-      </w:r>
-      <w:r>
-        <w:rPr>
-          <w:rStyle w:val="6"/>
+          <w:rStyle w:val="7"/>
+          <w:rFonts w:hint="default" w:ascii="Times New Roman" w:hAnsi="Times New Roman" w:eastAsia="IBM Plex Mono" w:cs="Times New Roman"/>
+          <w:color w:val="000000"/>
+          <w:sz w:val="18"/>
+        </w:rPr>
+        <w:br w:type="textWrapping"/>
+      </w:r>
+      <w:r>
+        <w:rPr>
+          <w:rStyle w:val="7"/>
           <w:rFonts w:hint="default" w:ascii="Times New Roman" w:hAnsi="Times New Roman" w:eastAsia="IBM Plex Mono" w:cs="Times New Roman"/>
           <w:color w:val="000000"/>
           <w:sz w:val="18"/>
@@ -5508,16 +5506,16 @@
       </w:r>
       <w:r>
         <w:rPr>
-          <w:rStyle w:val="6"/>
-          <w:rFonts w:hint="default" w:ascii="Times New Roman" w:hAnsi="Times New Roman" w:eastAsia="IBM Plex Mono" w:cs="Times New Roman"/>
-          <w:color w:val="000000"/>
-          <w:sz w:val="18"/>
-        </w:rPr>
-        <w:br w:type="textWrapping"/>
-      </w:r>
-      <w:r>
-        <w:rPr>
-          <w:rStyle w:val="6"/>
+          <w:rStyle w:val="7"/>
+          <w:rFonts w:hint="default" w:ascii="Times New Roman" w:hAnsi="Times New Roman" w:eastAsia="IBM Plex Mono" w:cs="Times New Roman"/>
+          <w:color w:val="000000"/>
+          <w:sz w:val="18"/>
+        </w:rPr>
+        <w:br w:type="textWrapping"/>
+      </w:r>
+      <w:r>
+        <w:rPr>
+          <w:rStyle w:val="7"/>
           <w:rFonts w:hint="default" w:ascii="Times New Roman" w:hAnsi="Times New Roman" w:eastAsia="IBM Plex Mono" w:cs="Times New Roman"/>
           <w:color w:val="000000"/>
           <w:sz w:val="18"/>
@@ -5526,16 +5524,16 @@
       </w:r>
       <w:r>
         <w:rPr>
-          <w:rStyle w:val="6"/>
-          <w:rFonts w:hint="default" w:ascii="Times New Roman" w:hAnsi="Times New Roman" w:eastAsia="IBM Plex Mono" w:cs="Times New Roman"/>
-          <w:color w:val="000000"/>
-          <w:sz w:val="18"/>
-        </w:rPr>
-        <w:br w:type="textWrapping"/>
-      </w:r>
-      <w:r>
-        <w:rPr>
-          <w:rStyle w:val="6"/>
+          <w:rStyle w:val="7"/>
+          <w:rFonts w:hint="default" w:ascii="Times New Roman" w:hAnsi="Times New Roman" w:eastAsia="IBM Plex Mono" w:cs="Times New Roman"/>
+          <w:color w:val="000000"/>
+          <w:sz w:val="18"/>
+        </w:rPr>
+        <w:br w:type="textWrapping"/>
+      </w:r>
+      <w:r>
+        <w:rPr>
+          <w:rStyle w:val="7"/>
           <w:rFonts w:hint="default" w:ascii="Times New Roman" w:hAnsi="Times New Roman" w:eastAsia="IBM Plex Mono" w:cs="Times New Roman"/>
           <w:color w:val="000000"/>
           <w:sz w:val="18"/>
@@ -5544,25 +5542,25 @@
       </w:r>
       <w:r>
         <w:rPr>
-          <w:rStyle w:val="6"/>
-          <w:rFonts w:hint="default" w:ascii="Times New Roman" w:hAnsi="Times New Roman" w:eastAsia="IBM Plex Mono" w:cs="Times New Roman"/>
-          <w:color w:val="000000"/>
-          <w:sz w:val="18"/>
-        </w:rPr>
-        <w:br w:type="textWrapping"/>
-      </w:r>
-      <w:r>
-        <w:rPr>
-          <w:rStyle w:val="6"/>
-          <w:rFonts w:hint="default" w:ascii="Times New Roman" w:hAnsi="Times New Roman" w:eastAsia="IBM Plex Mono" w:cs="Times New Roman"/>
-          <w:color w:val="000000"/>
-          <w:sz w:val="18"/>
-        </w:rPr>
-        <w:br w:type="textWrapping"/>
-      </w:r>
-      <w:r>
-        <w:rPr>
-          <w:rStyle w:val="6"/>
+          <w:rStyle w:val="7"/>
+          <w:rFonts w:hint="default" w:ascii="Times New Roman" w:hAnsi="Times New Roman" w:eastAsia="IBM Plex Mono" w:cs="Times New Roman"/>
+          <w:color w:val="000000"/>
+          <w:sz w:val="18"/>
+        </w:rPr>
+        <w:br w:type="textWrapping"/>
+      </w:r>
+      <w:r>
+        <w:rPr>
+          <w:rStyle w:val="7"/>
+          <w:rFonts w:hint="default" w:ascii="Times New Roman" w:hAnsi="Times New Roman" w:eastAsia="IBM Plex Mono" w:cs="Times New Roman"/>
+          <w:color w:val="000000"/>
+          <w:sz w:val="18"/>
+        </w:rPr>
+        <w:br w:type="textWrapping"/>
+      </w:r>
+      <w:r>
+        <w:rPr>
+          <w:rStyle w:val="7"/>
           <w:rFonts w:hint="default" w:ascii="Times New Roman" w:hAnsi="Times New Roman" w:eastAsia="IBM Plex Mono" w:cs="Times New Roman"/>
           <w:color w:val="000000"/>
           <w:sz w:val="18"/>
@@ -5571,16 +5569,16 @@
       </w:r>
       <w:r>
         <w:rPr>
-          <w:rStyle w:val="6"/>
-          <w:rFonts w:hint="default" w:ascii="Times New Roman" w:hAnsi="Times New Roman" w:eastAsia="IBM Plex Mono" w:cs="Times New Roman"/>
-          <w:color w:val="000000"/>
-          <w:sz w:val="18"/>
-        </w:rPr>
-        <w:br w:type="textWrapping"/>
-      </w:r>
-      <w:r>
-        <w:rPr>
-          <w:rStyle w:val="6"/>
+          <w:rStyle w:val="7"/>
+          <w:rFonts w:hint="default" w:ascii="Times New Roman" w:hAnsi="Times New Roman" w:eastAsia="IBM Plex Mono" w:cs="Times New Roman"/>
+          <w:color w:val="000000"/>
+          <w:sz w:val="18"/>
+        </w:rPr>
+        <w:br w:type="textWrapping"/>
+      </w:r>
+      <w:r>
+        <w:rPr>
+          <w:rStyle w:val="7"/>
           <w:rFonts w:hint="default" w:ascii="Times New Roman" w:hAnsi="Times New Roman" w:eastAsia="IBM Plex Mono" w:cs="Times New Roman"/>
           <w:color w:val="000000"/>
           <w:sz w:val="18"/>
@@ -5589,16 +5587,16 @@
       </w:r>
       <w:r>
         <w:rPr>
-          <w:rStyle w:val="6"/>
-          <w:rFonts w:hint="default" w:ascii="Times New Roman" w:hAnsi="Times New Roman" w:eastAsia="IBM Plex Mono" w:cs="Times New Roman"/>
-          <w:color w:val="000000"/>
-          <w:sz w:val="18"/>
-        </w:rPr>
-        <w:br w:type="textWrapping"/>
-      </w:r>
-      <w:r>
-        <w:rPr>
-          <w:rStyle w:val="6"/>
+          <w:rStyle w:val="7"/>
+          <w:rFonts w:hint="default" w:ascii="Times New Roman" w:hAnsi="Times New Roman" w:eastAsia="IBM Plex Mono" w:cs="Times New Roman"/>
+          <w:color w:val="000000"/>
+          <w:sz w:val="18"/>
+        </w:rPr>
+        <w:br w:type="textWrapping"/>
+      </w:r>
+      <w:r>
+        <w:rPr>
+          <w:rStyle w:val="7"/>
           <w:rFonts w:hint="default" w:ascii="Times New Roman" w:hAnsi="Times New Roman" w:eastAsia="IBM Plex Mono" w:cs="Times New Roman"/>
           <w:color w:val="000000"/>
           <w:sz w:val="18"/>
@@ -5607,16 +5605,16 @@
       </w:r>
       <w:r>
         <w:rPr>
-          <w:rStyle w:val="6"/>
-          <w:rFonts w:hint="default" w:ascii="Times New Roman" w:hAnsi="Times New Roman" w:eastAsia="IBM Plex Mono" w:cs="Times New Roman"/>
-          <w:color w:val="000000"/>
-          <w:sz w:val="18"/>
-        </w:rPr>
-        <w:br w:type="textWrapping"/>
-      </w:r>
-      <w:r>
-        <w:rPr>
-          <w:rStyle w:val="6"/>
+          <w:rStyle w:val="7"/>
+          <w:rFonts w:hint="default" w:ascii="Times New Roman" w:hAnsi="Times New Roman" w:eastAsia="IBM Plex Mono" w:cs="Times New Roman"/>
+          <w:color w:val="000000"/>
+          <w:sz w:val="18"/>
+        </w:rPr>
+        <w:br w:type="textWrapping"/>
+      </w:r>
+      <w:r>
+        <w:rPr>
+          <w:rStyle w:val="7"/>
           <w:rFonts w:hint="default" w:ascii="Times New Roman" w:hAnsi="Times New Roman" w:eastAsia="IBM Plex Mono" w:cs="Times New Roman"/>
           <w:color w:val="000000"/>
           <w:sz w:val="18"/>
@@ -5625,25 +5623,25 @@
       </w:r>
       <w:r>
         <w:rPr>
-          <w:rStyle w:val="6"/>
-          <w:rFonts w:hint="default" w:ascii="Times New Roman" w:hAnsi="Times New Roman" w:eastAsia="IBM Plex Mono" w:cs="Times New Roman"/>
-          <w:color w:val="000000"/>
-          <w:sz w:val="18"/>
-        </w:rPr>
-        <w:br w:type="textWrapping"/>
-      </w:r>
-      <w:r>
-        <w:rPr>
-          <w:rStyle w:val="6"/>
-          <w:rFonts w:hint="default" w:ascii="Times New Roman" w:hAnsi="Times New Roman" w:eastAsia="IBM Plex Mono" w:cs="Times New Roman"/>
-          <w:color w:val="000000"/>
-          <w:sz w:val="18"/>
-        </w:rPr>
-        <w:br w:type="textWrapping"/>
-      </w:r>
-      <w:r>
-        <w:rPr>
-          <w:rStyle w:val="6"/>
+          <w:rStyle w:val="7"/>
+          <w:rFonts w:hint="default" w:ascii="Times New Roman" w:hAnsi="Times New Roman" w:eastAsia="IBM Plex Mono" w:cs="Times New Roman"/>
+          <w:color w:val="000000"/>
+          <w:sz w:val="18"/>
+        </w:rPr>
+        <w:br w:type="textWrapping"/>
+      </w:r>
+      <w:r>
+        <w:rPr>
+          <w:rStyle w:val="7"/>
+          <w:rFonts w:hint="default" w:ascii="Times New Roman" w:hAnsi="Times New Roman" w:eastAsia="IBM Plex Mono" w:cs="Times New Roman"/>
+          <w:color w:val="000000"/>
+          <w:sz w:val="18"/>
+        </w:rPr>
+        <w:br w:type="textWrapping"/>
+      </w:r>
+      <w:r>
+        <w:rPr>
+          <w:rStyle w:val="7"/>
           <w:rFonts w:hint="default" w:ascii="Times New Roman" w:hAnsi="Times New Roman" w:eastAsia="IBM Plex Mono" w:cs="Times New Roman"/>
           <w:color w:val="000000"/>
           <w:sz w:val="18"/>
@@ -5652,16 +5650,16 @@
       </w:r>
       <w:r>
         <w:rPr>
-          <w:rStyle w:val="6"/>
-          <w:rFonts w:hint="default" w:ascii="Times New Roman" w:hAnsi="Times New Roman" w:eastAsia="IBM Plex Mono" w:cs="Times New Roman"/>
-          <w:color w:val="000000"/>
-          <w:sz w:val="18"/>
-        </w:rPr>
-        <w:br w:type="textWrapping"/>
-      </w:r>
-      <w:r>
-        <w:rPr>
-          <w:rStyle w:val="6"/>
+          <w:rStyle w:val="7"/>
+          <w:rFonts w:hint="default" w:ascii="Times New Roman" w:hAnsi="Times New Roman" w:eastAsia="IBM Plex Mono" w:cs="Times New Roman"/>
+          <w:color w:val="000000"/>
+          <w:sz w:val="18"/>
+        </w:rPr>
+        <w:br w:type="textWrapping"/>
+      </w:r>
+      <w:r>
+        <w:rPr>
+          <w:rStyle w:val="7"/>
           <w:rFonts w:hint="default" w:ascii="Times New Roman" w:hAnsi="Times New Roman" w:eastAsia="IBM Plex Mono" w:cs="Times New Roman"/>
           <w:color w:val="000000"/>
           <w:sz w:val="18"/>
@@ -5670,16 +5668,16 @@
       </w:r>
       <w:r>
         <w:rPr>
-          <w:rStyle w:val="6"/>
-          <w:rFonts w:hint="default" w:ascii="Times New Roman" w:hAnsi="Times New Roman" w:eastAsia="IBM Plex Mono" w:cs="Times New Roman"/>
-          <w:color w:val="000000"/>
-          <w:sz w:val="18"/>
-        </w:rPr>
-        <w:br w:type="textWrapping"/>
-      </w:r>
-      <w:r>
-        <w:rPr>
-          <w:rStyle w:val="6"/>
+          <w:rStyle w:val="7"/>
+          <w:rFonts w:hint="default" w:ascii="Times New Roman" w:hAnsi="Times New Roman" w:eastAsia="IBM Plex Mono" w:cs="Times New Roman"/>
+          <w:color w:val="000000"/>
+          <w:sz w:val="18"/>
+        </w:rPr>
+        <w:br w:type="textWrapping"/>
+      </w:r>
+      <w:r>
+        <w:rPr>
+          <w:rStyle w:val="7"/>
           <w:rFonts w:hint="default" w:ascii="Times New Roman" w:hAnsi="Times New Roman" w:eastAsia="IBM Plex Mono" w:cs="Times New Roman"/>
           <w:color w:val="000000"/>
           <w:sz w:val="18"/>
@@ -5688,16 +5686,16 @@
       </w:r>
       <w:r>
         <w:rPr>
-          <w:rStyle w:val="6"/>
-          <w:rFonts w:hint="default" w:ascii="Times New Roman" w:hAnsi="Times New Roman" w:eastAsia="IBM Plex Mono" w:cs="Times New Roman"/>
-          <w:color w:val="000000"/>
-          <w:sz w:val="18"/>
-        </w:rPr>
-        <w:br w:type="textWrapping"/>
-      </w:r>
-      <w:r>
-        <w:rPr>
-          <w:rStyle w:val="6"/>
+          <w:rStyle w:val="7"/>
+          <w:rFonts w:hint="default" w:ascii="Times New Roman" w:hAnsi="Times New Roman" w:eastAsia="IBM Plex Mono" w:cs="Times New Roman"/>
+          <w:color w:val="000000"/>
+          <w:sz w:val="18"/>
+        </w:rPr>
+        <w:br w:type="textWrapping"/>
+      </w:r>
+      <w:r>
+        <w:rPr>
+          <w:rStyle w:val="7"/>
           <w:rFonts w:hint="default" w:ascii="Times New Roman" w:hAnsi="Times New Roman" w:eastAsia="IBM Plex Mono" w:cs="Times New Roman"/>
           <w:color w:val="000000"/>
           <w:sz w:val="18"/>
@@ -5706,16 +5704,16 @@
       </w:r>
       <w:r>
         <w:rPr>
-          <w:rStyle w:val="6"/>
-          <w:rFonts w:hint="default" w:ascii="Times New Roman" w:hAnsi="Times New Roman" w:eastAsia="IBM Plex Mono" w:cs="Times New Roman"/>
-          <w:color w:val="000000"/>
-          <w:sz w:val="18"/>
-        </w:rPr>
-        <w:br w:type="textWrapping"/>
-      </w:r>
-      <w:r>
-        <w:rPr>
-          <w:rStyle w:val="6"/>
+          <w:rStyle w:val="7"/>
+          <w:rFonts w:hint="default" w:ascii="Times New Roman" w:hAnsi="Times New Roman" w:eastAsia="IBM Plex Mono" w:cs="Times New Roman"/>
+          <w:color w:val="000000"/>
+          <w:sz w:val="18"/>
+        </w:rPr>
+        <w:br w:type="textWrapping"/>
+      </w:r>
+      <w:r>
+        <w:rPr>
+          <w:rStyle w:val="7"/>
           <w:rFonts w:hint="default" w:ascii="Times New Roman" w:hAnsi="Times New Roman" w:eastAsia="IBM Plex Mono" w:cs="Times New Roman"/>
           <w:color w:val="000000"/>
           <w:sz w:val="18"/>
@@ -5724,16 +5722,16 @@
       </w:r>
       <w:r>
         <w:rPr>
-          <w:rStyle w:val="6"/>
-          <w:rFonts w:hint="default" w:ascii="Times New Roman" w:hAnsi="Times New Roman" w:eastAsia="IBM Plex Mono" w:cs="Times New Roman"/>
-          <w:color w:val="000000"/>
-          <w:sz w:val="18"/>
-        </w:rPr>
-        <w:br w:type="textWrapping"/>
-      </w:r>
-      <w:r>
-        <w:rPr>
-          <w:rStyle w:val="6"/>
+          <w:rStyle w:val="7"/>
+          <w:rFonts w:hint="default" w:ascii="Times New Roman" w:hAnsi="Times New Roman" w:eastAsia="IBM Plex Mono" w:cs="Times New Roman"/>
+          <w:color w:val="000000"/>
+          <w:sz w:val="18"/>
+        </w:rPr>
+        <w:br w:type="textWrapping"/>
+      </w:r>
+      <w:r>
+        <w:rPr>
+          <w:rStyle w:val="7"/>
           <w:rFonts w:hint="default" w:ascii="Times New Roman" w:hAnsi="Times New Roman" w:eastAsia="IBM Plex Mono" w:cs="Times New Roman"/>
           <w:color w:val="000000"/>
           <w:sz w:val="18"/>
@@ -5742,16 +5740,16 @@
       </w:r>
       <w:r>
         <w:rPr>
-          <w:rStyle w:val="6"/>
-          <w:rFonts w:hint="default" w:ascii="Times New Roman" w:hAnsi="Times New Roman" w:eastAsia="IBM Plex Mono" w:cs="Times New Roman"/>
-          <w:color w:val="000000"/>
-          <w:sz w:val="18"/>
-        </w:rPr>
-        <w:br w:type="textWrapping"/>
-      </w:r>
-      <w:r>
-        <w:rPr>
-          <w:rStyle w:val="6"/>
+          <w:rStyle w:val="7"/>
+          <w:rFonts w:hint="default" w:ascii="Times New Roman" w:hAnsi="Times New Roman" w:eastAsia="IBM Plex Mono" w:cs="Times New Roman"/>
+          <w:color w:val="000000"/>
+          <w:sz w:val="18"/>
+        </w:rPr>
+        <w:br w:type="textWrapping"/>
+      </w:r>
+      <w:r>
+        <w:rPr>
+          <w:rStyle w:val="7"/>
           <w:rFonts w:hint="default" w:ascii="Times New Roman" w:hAnsi="Times New Roman" w:eastAsia="IBM Plex Mono" w:cs="Times New Roman"/>
           <w:color w:val="000000"/>
           <w:sz w:val="18"/>
@@ -5760,16 +5758,16 @@
       </w:r>
       <w:r>
         <w:rPr>
-          <w:rStyle w:val="6"/>
-          <w:rFonts w:hint="default" w:ascii="Times New Roman" w:hAnsi="Times New Roman" w:eastAsia="IBM Plex Mono" w:cs="Times New Roman"/>
-          <w:color w:val="000000"/>
-          <w:sz w:val="18"/>
-        </w:rPr>
-        <w:br w:type="textWrapping"/>
-      </w:r>
-      <w:r>
-        <w:rPr>
-          <w:rStyle w:val="6"/>
+          <w:rStyle w:val="7"/>
+          <w:rFonts w:hint="default" w:ascii="Times New Roman" w:hAnsi="Times New Roman" w:eastAsia="IBM Plex Mono" w:cs="Times New Roman"/>
+          <w:color w:val="000000"/>
+          <w:sz w:val="18"/>
+        </w:rPr>
+        <w:br w:type="textWrapping"/>
+      </w:r>
+      <w:r>
+        <w:rPr>
+          <w:rStyle w:val="7"/>
           <w:rFonts w:hint="default" w:ascii="Times New Roman" w:hAnsi="Times New Roman" w:eastAsia="IBM Plex Mono" w:cs="Times New Roman"/>
           <w:color w:val="000000"/>
           <w:sz w:val="18"/>
@@ -5778,16 +5776,16 @@
       </w:r>
       <w:r>
         <w:rPr>
-          <w:rStyle w:val="6"/>
-          <w:rFonts w:hint="default" w:ascii="Times New Roman" w:hAnsi="Times New Roman" w:eastAsia="IBM Plex Mono" w:cs="Times New Roman"/>
-          <w:color w:val="000000"/>
-          <w:sz w:val="18"/>
-        </w:rPr>
-        <w:br w:type="textWrapping"/>
-      </w:r>
-      <w:r>
-        <w:rPr>
-          <w:rStyle w:val="6"/>
+          <w:rStyle w:val="7"/>
+          <w:rFonts w:hint="default" w:ascii="Times New Roman" w:hAnsi="Times New Roman" w:eastAsia="IBM Plex Mono" w:cs="Times New Roman"/>
+          <w:color w:val="000000"/>
+          <w:sz w:val="18"/>
+        </w:rPr>
+        <w:br w:type="textWrapping"/>
+      </w:r>
+      <w:r>
+        <w:rPr>
+          <w:rStyle w:val="7"/>
           <w:rFonts w:hint="default" w:ascii="Times New Roman" w:hAnsi="Times New Roman" w:eastAsia="IBM Plex Mono" w:cs="Times New Roman"/>
           <w:color w:val="000000"/>
           <w:sz w:val="18"/>
@@ -5796,16 +5794,16 @@
       </w:r>
       <w:r>
         <w:rPr>
-          <w:rStyle w:val="6"/>
-          <w:rFonts w:hint="default" w:ascii="Times New Roman" w:hAnsi="Times New Roman" w:eastAsia="IBM Plex Mono" w:cs="Times New Roman"/>
-          <w:color w:val="000000"/>
-          <w:sz w:val="18"/>
-        </w:rPr>
-        <w:br w:type="textWrapping"/>
-      </w:r>
-      <w:r>
-        <w:rPr>
-          <w:rStyle w:val="6"/>
+          <w:rStyle w:val="7"/>
+          <w:rFonts w:hint="default" w:ascii="Times New Roman" w:hAnsi="Times New Roman" w:eastAsia="IBM Plex Mono" w:cs="Times New Roman"/>
+          <w:color w:val="000000"/>
+          <w:sz w:val="18"/>
+        </w:rPr>
+        <w:br w:type="textWrapping"/>
+      </w:r>
+      <w:r>
+        <w:rPr>
+          <w:rStyle w:val="7"/>
           <w:rFonts w:hint="default" w:ascii="Times New Roman" w:hAnsi="Times New Roman" w:eastAsia="IBM Plex Mono" w:cs="Times New Roman"/>
           <w:color w:val="000000"/>
           <w:sz w:val="18"/>
@@ -5814,16 +5812,16 @@
       </w:r>
       <w:r>
         <w:rPr>
-          <w:rStyle w:val="6"/>
-          <w:rFonts w:hint="default" w:ascii="Times New Roman" w:hAnsi="Times New Roman" w:eastAsia="IBM Plex Mono" w:cs="Times New Roman"/>
-          <w:color w:val="000000"/>
-          <w:sz w:val="18"/>
-        </w:rPr>
-        <w:br w:type="textWrapping"/>
-      </w:r>
-      <w:r>
-        <w:rPr>
-          <w:rStyle w:val="6"/>
+          <w:rStyle w:val="7"/>
+          <w:rFonts w:hint="default" w:ascii="Times New Roman" w:hAnsi="Times New Roman" w:eastAsia="IBM Plex Mono" w:cs="Times New Roman"/>
+          <w:color w:val="000000"/>
+          <w:sz w:val="18"/>
+        </w:rPr>
+        <w:br w:type="textWrapping"/>
+      </w:r>
+      <w:r>
+        <w:rPr>
+          <w:rStyle w:val="7"/>
           <w:rFonts w:hint="default" w:ascii="Times New Roman" w:hAnsi="Times New Roman" w:eastAsia="IBM Plex Mono" w:cs="Times New Roman"/>
           <w:color w:val="000000"/>
           <w:sz w:val="18"/>
@@ -5832,16 +5830,16 @@
       </w:r>
       <w:r>
         <w:rPr>
-          <w:rStyle w:val="6"/>
-          <w:rFonts w:hint="default" w:ascii="Times New Roman" w:hAnsi="Times New Roman" w:eastAsia="IBM Plex Mono" w:cs="Times New Roman"/>
-          <w:color w:val="000000"/>
-          <w:sz w:val="18"/>
-        </w:rPr>
-        <w:br w:type="textWrapping"/>
-      </w:r>
-      <w:r>
-        <w:rPr>
-          <w:rStyle w:val="6"/>
+          <w:rStyle w:val="7"/>
+          <w:rFonts w:hint="default" w:ascii="Times New Roman" w:hAnsi="Times New Roman" w:eastAsia="IBM Plex Mono" w:cs="Times New Roman"/>
+          <w:color w:val="000000"/>
+          <w:sz w:val="18"/>
+        </w:rPr>
+        <w:br w:type="textWrapping"/>
+      </w:r>
+      <w:r>
+        <w:rPr>
+          <w:rStyle w:val="7"/>
           <w:rFonts w:hint="default" w:ascii="Times New Roman" w:hAnsi="Times New Roman" w:eastAsia="IBM Plex Mono" w:cs="Times New Roman"/>
           <w:color w:val="000000"/>
           <w:sz w:val="18"/>
@@ -5850,25 +5848,25 @@
       </w:r>
       <w:r>
         <w:rPr>
-          <w:rStyle w:val="6"/>
-          <w:rFonts w:hint="default" w:ascii="Times New Roman" w:hAnsi="Times New Roman" w:eastAsia="IBM Plex Mono" w:cs="Times New Roman"/>
-          <w:color w:val="000000"/>
-          <w:sz w:val="18"/>
-        </w:rPr>
-        <w:br w:type="textWrapping"/>
-      </w:r>
-      <w:r>
-        <w:rPr>
-          <w:rStyle w:val="6"/>
-          <w:rFonts w:hint="default" w:ascii="Times New Roman" w:hAnsi="Times New Roman" w:eastAsia="IBM Plex Mono" w:cs="Times New Roman"/>
-          <w:color w:val="000000"/>
-          <w:sz w:val="18"/>
-        </w:rPr>
-        <w:br w:type="textWrapping"/>
-      </w:r>
-      <w:r>
-        <w:rPr>
-          <w:rStyle w:val="6"/>
+          <w:rStyle w:val="7"/>
+          <w:rFonts w:hint="default" w:ascii="Times New Roman" w:hAnsi="Times New Roman" w:eastAsia="IBM Plex Mono" w:cs="Times New Roman"/>
+          <w:color w:val="000000"/>
+          <w:sz w:val="18"/>
+        </w:rPr>
+        <w:br w:type="textWrapping"/>
+      </w:r>
+      <w:r>
+        <w:rPr>
+          <w:rStyle w:val="7"/>
+          <w:rFonts w:hint="default" w:ascii="Times New Roman" w:hAnsi="Times New Roman" w:eastAsia="IBM Plex Mono" w:cs="Times New Roman"/>
+          <w:color w:val="000000"/>
+          <w:sz w:val="18"/>
+        </w:rPr>
+        <w:br w:type="textWrapping"/>
+      </w:r>
+      <w:r>
+        <w:rPr>
+          <w:rStyle w:val="7"/>
           <w:rFonts w:hint="default" w:ascii="Times New Roman" w:hAnsi="Times New Roman" w:eastAsia="IBM Plex Mono" w:cs="Times New Roman"/>
           <w:color w:val="000000"/>
           <w:sz w:val="18"/>
@@ -5877,16 +5875,16 @@
       </w:r>
       <w:r>
         <w:rPr>
-          <w:rStyle w:val="6"/>
-          <w:rFonts w:hint="default" w:ascii="Times New Roman" w:hAnsi="Times New Roman" w:eastAsia="IBM Plex Mono" w:cs="Times New Roman"/>
-          <w:color w:val="000000"/>
-          <w:sz w:val="18"/>
-        </w:rPr>
-        <w:br w:type="textWrapping"/>
-      </w:r>
-      <w:r>
-        <w:rPr>
-          <w:rStyle w:val="6"/>
+          <w:rStyle w:val="7"/>
+          <w:rFonts w:hint="default" w:ascii="Times New Roman" w:hAnsi="Times New Roman" w:eastAsia="IBM Plex Mono" w:cs="Times New Roman"/>
+          <w:color w:val="000000"/>
+          <w:sz w:val="18"/>
+        </w:rPr>
+        <w:br w:type="textWrapping"/>
+      </w:r>
+      <w:r>
+        <w:rPr>
+          <w:rStyle w:val="7"/>
           <w:rFonts w:hint="default" w:ascii="Times New Roman" w:hAnsi="Times New Roman" w:eastAsia="IBM Plex Mono" w:cs="Times New Roman"/>
           <w:color w:val="000000"/>
           <w:sz w:val="18"/>
@@ -5895,16 +5893,16 @@
       </w:r>
       <w:r>
         <w:rPr>
-          <w:rStyle w:val="6"/>
-          <w:rFonts w:hint="default" w:ascii="Times New Roman" w:hAnsi="Times New Roman" w:eastAsia="IBM Plex Mono" w:cs="Times New Roman"/>
-          <w:color w:val="000000"/>
-          <w:sz w:val="18"/>
-        </w:rPr>
-        <w:br w:type="textWrapping"/>
-      </w:r>
-      <w:r>
-        <w:rPr>
-          <w:rStyle w:val="6"/>
+          <w:rStyle w:val="7"/>
+          <w:rFonts w:hint="default" w:ascii="Times New Roman" w:hAnsi="Times New Roman" w:eastAsia="IBM Plex Mono" w:cs="Times New Roman"/>
+          <w:color w:val="000000"/>
+          <w:sz w:val="18"/>
+        </w:rPr>
+        <w:br w:type="textWrapping"/>
+      </w:r>
+      <w:r>
+        <w:rPr>
+          <w:rStyle w:val="7"/>
           <w:rFonts w:hint="default" w:ascii="Times New Roman" w:hAnsi="Times New Roman" w:eastAsia="IBM Plex Mono" w:cs="Times New Roman"/>
           <w:color w:val="000000"/>
           <w:sz w:val="18"/>
@@ -5913,16 +5911,16 @@
       </w:r>
       <w:r>
         <w:rPr>
-          <w:rStyle w:val="6"/>
-          <w:rFonts w:hint="default" w:ascii="Times New Roman" w:hAnsi="Times New Roman" w:eastAsia="IBM Plex Mono" w:cs="Times New Roman"/>
-          <w:color w:val="000000"/>
-          <w:sz w:val="18"/>
-        </w:rPr>
-        <w:br w:type="textWrapping"/>
-      </w:r>
-      <w:r>
-        <w:rPr>
-          <w:rStyle w:val="6"/>
+          <w:rStyle w:val="7"/>
+          <w:rFonts w:hint="default" w:ascii="Times New Roman" w:hAnsi="Times New Roman" w:eastAsia="IBM Plex Mono" w:cs="Times New Roman"/>
+          <w:color w:val="000000"/>
+          <w:sz w:val="18"/>
+        </w:rPr>
+        <w:br w:type="textWrapping"/>
+      </w:r>
+      <w:r>
+        <w:rPr>
+          <w:rStyle w:val="7"/>
           <w:rFonts w:hint="default" w:ascii="Times New Roman" w:hAnsi="Times New Roman" w:eastAsia="IBM Plex Mono" w:cs="Times New Roman"/>
           <w:color w:val="000000"/>
           <w:sz w:val="18"/>
@@ -5931,16 +5929,16 @@
       </w:r>
       <w:r>
         <w:rPr>
-          <w:rStyle w:val="6"/>
-          <w:rFonts w:hint="default" w:ascii="Times New Roman" w:hAnsi="Times New Roman" w:eastAsia="IBM Plex Mono" w:cs="Times New Roman"/>
-          <w:color w:val="000000"/>
-          <w:sz w:val="18"/>
-        </w:rPr>
-        <w:br w:type="textWrapping"/>
-      </w:r>
-      <w:r>
-        <w:rPr>
-          <w:rStyle w:val="6"/>
+          <w:rStyle w:val="7"/>
+          <w:rFonts w:hint="default" w:ascii="Times New Roman" w:hAnsi="Times New Roman" w:eastAsia="IBM Plex Mono" w:cs="Times New Roman"/>
+          <w:color w:val="000000"/>
+          <w:sz w:val="18"/>
+        </w:rPr>
+        <w:br w:type="textWrapping"/>
+      </w:r>
+      <w:r>
+        <w:rPr>
+          <w:rStyle w:val="7"/>
           <w:rFonts w:hint="default" w:ascii="Times New Roman" w:hAnsi="Times New Roman" w:eastAsia="IBM Plex Mono" w:cs="Times New Roman"/>
           <w:color w:val="000000"/>
           <w:sz w:val="18"/>
@@ -5949,16 +5947,16 @@
       </w:r>
       <w:r>
         <w:rPr>
-          <w:rStyle w:val="6"/>
-          <w:rFonts w:hint="default" w:ascii="Times New Roman" w:hAnsi="Times New Roman" w:eastAsia="IBM Plex Mono" w:cs="Times New Roman"/>
-          <w:color w:val="000000"/>
-          <w:sz w:val="18"/>
-        </w:rPr>
-        <w:br w:type="textWrapping"/>
-      </w:r>
-      <w:r>
-        <w:rPr>
-          <w:rStyle w:val="6"/>
+          <w:rStyle w:val="7"/>
+          <w:rFonts w:hint="default" w:ascii="Times New Roman" w:hAnsi="Times New Roman" w:eastAsia="IBM Plex Mono" w:cs="Times New Roman"/>
+          <w:color w:val="000000"/>
+          <w:sz w:val="18"/>
+        </w:rPr>
+        <w:br w:type="textWrapping"/>
+      </w:r>
+      <w:r>
+        <w:rPr>
+          <w:rStyle w:val="7"/>
           <w:rFonts w:hint="default" w:ascii="Times New Roman" w:hAnsi="Times New Roman" w:eastAsia="IBM Plex Mono" w:cs="Times New Roman"/>
           <w:color w:val="000000"/>
           <w:sz w:val="18"/>
@@ -5967,16 +5965,16 @@
       </w:r>
       <w:r>
         <w:rPr>
-          <w:rStyle w:val="6"/>
-          <w:rFonts w:hint="default" w:ascii="Times New Roman" w:hAnsi="Times New Roman" w:eastAsia="IBM Plex Mono" w:cs="Times New Roman"/>
-          <w:color w:val="000000"/>
-          <w:sz w:val="18"/>
-        </w:rPr>
-        <w:br w:type="textWrapping"/>
-      </w:r>
-      <w:r>
-        <w:rPr>
-          <w:rStyle w:val="6"/>
+          <w:rStyle w:val="7"/>
+          <w:rFonts w:hint="default" w:ascii="Times New Roman" w:hAnsi="Times New Roman" w:eastAsia="IBM Plex Mono" w:cs="Times New Roman"/>
+          <w:color w:val="000000"/>
+          <w:sz w:val="18"/>
+        </w:rPr>
+        <w:br w:type="textWrapping"/>
+      </w:r>
+      <w:r>
+        <w:rPr>
+          <w:rStyle w:val="7"/>
           <w:rFonts w:hint="default" w:ascii="Times New Roman" w:hAnsi="Times New Roman" w:eastAsia="IBM Plex Mono" w:cs="Times New Roman"/>
           <w:color w:val="000000"/>
           <w:sz w:val="18"/>
@@ -5985,16 +5983,16 @@
       </w:r>
       <w:r>
         <w:rPr>
-          <w:rStyle w:val="6"/>
-          <w:rFonts w:hint="default" w:ascii="Times New Roman" w:hAnsi="Times New Roman" w:eastAsia="IBM Plex Mono" w:cs="Times New Roman"/>
-          <w:color w:val="000000"/>
-          <w:sz w:val="18"/>
-        </w:rPr>
-        <w:br w:type="textWrapping"/>
-      </w:r>
-      <w:r>
-        <w:rPr>
-          <w:rStyle w:val="6"/>
+          <w:rStyle w:val="7"/>
+          <w:rFonts w:hint="default" w:ascii="Times New Roman" w:hAnsi="Times New Roman" w:eastAsia="IBM Plex Mono" w:cs="Times New Roman"/>
+          <w:color w:val="000000"/>
+          <w:sz w:val="18"/>
+        </w:rPr>
+        <w:br w:type="textWrapping"/>
+      </w:r>
+      <w:r>
+        <w:rPr>
+          <w:rStyle w:val="7"/>
           <w:rFonts w:hint="default" w:ascii="Times New Roman" w:hAnsi="Times New Roman" w:eastAsia="IBM Plex Mono" w:cs="Times New Roman"/>
           <w:color w:val="000000"/>
           <w:sz w:val="18"/>
@@ -6003,16 +6001,16 @@
       </w:r>
       <w:r>
         <w:rPr>
-          <w:rStyle w:val="6"/>
-          <w:rFonts w:hint="default" w:ascii="Times New Roman" w:hAnsi="Times New Roman" w:eastAsia="IBM Plex Mono" w:cs="Times New Roman"/>
-          <w:color w:val="000000"/>
-          <w:sz w:val="18"/>
-        </w:rPr>
-        <w:br w:type="textWrapping"/>
-      </w:r>
-      <w:r>
-        <w:rPr>
-          <w:rStyle w:val="6"/>
+          <w:rStyle w:val="7"/>
+          <w:rFonts w:hint="default" w:ascii="Times New Roman" w:hAnsi="Times New Roman" w:eastAsia="IBM Plex Mono" w:cs="Times New Roman"/>
+          <w:color w:val="000000"/>
+          <w:sz w:val="18"/>
+        </w:rPr>
+        <w:br w:type="textWrapping"/>
+      </w:r>
+      <w:r>
+        <w:rPr>
+          <w:rStyle w:val="7"/>
           <w:rFonts w:hint="default" w:ascii="Times New Roman" w:hAnsi="Times New Roman" w:eastAsia="IBM Plex Mono" w:cs="Times New Roman"/>
           <w:color w:val="000000"/>
           <w:sz w:val="18"/>
@@ -6021,16 +6019,16 @@
       </w:r>
       <w:r>
         <w:rPr>
-          <w:rStyle w:val="6"/>
-          <w:rFonts w:hint="default" w:ascii="Times New Roman" w:hAnsi="Times New Roman" w:eastAsia="IBM Plex Mono" w:cs="Times New Roman"/>
-          <w:color w:val="000000"/>
-          <w:sz w:val="18"/>
-        </w:rPr>
-        <w:br w:type="textWrapping"/>
-      </w:r>
-      <w:r>
-        <w:rPr>
-          <w:rStyle w:val="6"/>
+          <w:rStyle w:val="7"/>
+          <w:rFonts w:hint="default" w:ascii="Times New Roman" w:hAnsi="Times New Roman" w:eastAsia="IBM Plex Mono" w:cs="Times New Roman"/>
+          <w:color w:val="000000"/>
+          <w:sz w:val="18"/>
+        </w:rPr>
+        <w:br w:type="textWrapping"/>
+      </w:r>
+      <w:r>
+        <w:rPr>
+          <w:rStyle w:val="7"/>
           <w:rFonts w:hint="default" w:ascii="Times New Roman" w:hAnsi="Times New Roman" w:eastAsia="IBM Plex Mono" w:cs="Times New Roman"/>
           <w:color w:val="000000"/>
           <w:sz w:val="18"/>
@@ -6039,16 +6037,16 @@
       </w:r>
       <w:r>
         <w:rPr>
-          <w:rStyle w:val="6"/>
-          <w:rFonts w:hint="default" w:ascii="Times New Roman" w:hAnsi="Times New Roman" w:eastAsia="IBM Plex Mono" w:cs="Times New Roman"/>
-          <w:color w:val="000000"/>
-          <w:sz w:val="18"/>
-        </w:rPr>
-        <w:br w:type="textWrapping"/>
-      </w:r>
-      <w:r>
-        <w:rPr>
-          <w:rStyle w:val="6"/>
+          <w:rStyle w:val="7"/>
+          <w:rFonts w:hint="default" w:ascii="Times New Roman" w:hAnsi="Times New Roman" w:eastAsia="IBM Plex Mono" w:cs="Times New Roman"/>
+          <w:color w:val="000000"/>
+          <w:sz w:val="18"/>
+        </w:rPr>
+        <w:br w:type="textWrapping"/>
+      </w:r>
+      <w:r>
+        <w:rPr>
+          <w:rStyle w:val="7"/>
           <w:rFonts w:hint="default" w:ascii="Times New Roman" w:hAnsi="Times New Roman" w:eastAsia="IBM Plex Mono" w:cs="Times New Roman"/>
           <w:color w:val="000000"/>
           <w:sz w:val="18"/>
@@ -6057,25 +6055,25 @@
       </w:r>
       <w:r>
         <w:rPr>
-          <w:rStyle w:val="6"/>
-          <w:rFonts w:hint="default" w:ascii="Times New Roman" w:hAnsi="Times New Roman" w:eastAsia="IBM Plex Mono" w:cs="Times New Roman"/>
-          <w:color w:val="000000"/>
-          <w:sz w:val="18"/>
-        </w:rPr>
-        <w:br w:type="textWrapping"/>
-      </w:r>
-      <w:r>
-        <w:rPr>
-          <w:rStyle w:val="6"/>
-          <w:rFonts w:hint="default" w:ascii="Times New Roman" w:hAnsi="Times New Roman" w:eastAsia="IBM Plex Mono" w:cs="Times New Roman"/>
-          <w:color w:val="000000"/>
-          <w:sz w:val="18"/>
-        </w:rPr>
-        <w:br w:type="textWrapping"/>
-      </w:r>
-      <w:r>
-        <w:rPr>
-          <w:rStyle w:val="6"/>
+          <w:rStyle w:val="7"/>
+          <w:rFonts w:hint="default" w:ascii="Times New Roman" w:hAnsi="Times New Roman" w:eastAsia="IBM Plex Mono" w:cs="Times New Roman"/>
+          <w:color w:val="000000"/>
+          <w:sz w:val="18"/>
+        </w:rPr>
+        <w:br w:type="textWrapping"/>
+      </w:r>
+      <w:r>
+        <w:rPr>
+          <w:rStyle w:val="7"/>
+          <w:rFonts w:hint="default" w:ascii="Times New Roman" w:hAnsi="Times New Roman" w:eastAsia="IBM Plex Mono" w:cs="Times New Roman"/>
+          <w:color w:val="000000"/>
+          <w:sz w:val="18"/>
+        </w:rPr>
+        <w:br w:type="textWrapping"/>
+      </w:r>
+      <w:r>
+        <w:rPr>
+          <w:rStyle w:val="7"/>
           <w:rFonts w:hint="default" w:ascii="Times New Roman" w:hAnsi="Times New Roman" w:eastAsia="IBM Plex Mono" w:cs="Times New Roman"/>
           <w:color w:val="000000"/>
           <w:sz w:val="18"/>
@@ -6084,16 +6082,16 @@
       </w:r>
       <w:r>
         <w:rPr>
-          <w:rStyle w:val="6"/>
-          <w:rFonts w:hint="default" w:ascii="Times New Roman" w:hAnsi="Times New Roman" w:eastAsia="IBM Plex Mono" w:cs="Times New Roman"/>
-          <w:color w:val="000000"/>
-          <w:sz w:val="18"/>
-        </w:rPr>
-        <w:br w:type="textWrapping"/>
-      </w:r>
-      <w:r>
-        <w:rPr>
-          <w:rStyle w:val="6"/>
+          <w:rStyle w:val="7"/>
+          <w:rFonts w:hint="default" w:ascii="Times New Roman" w:hAnsi="Times New Roman" w:eastAsia="IBM Plex Mono" w:cs="Times New Roman"/>
+          <w:color w:val="000000"/>
+          <w:sz w:val="18"/>
+        </w:rPr>
+        <w:br w:type="textWrapping"/>
+      </w:r>
+      <w:r>
+        <w:rPr>
+          <w:rStyle w:val="7"/>
           <w:rFonts w:hint="default" w:ascii="Times New Roman" w:hAnsi="Times New Roman" w:eastAsia="IBM Plex Mono" w:cs="Times New Roman"/>
           <w:color w:val="000000"/>
           <w:sz w:val="18"/>
@@ -6102,16 +6100,16 @@
       </w:r>
       <w:r>
         <w:rPr>
-          <w:rStyle w:val="6"/>
-          <w:rFonts w:hint="default" w:ascii="Times New Roman" w:hAnsi="Times New Roman" w:eastAsia="IBM Plex Mono" w:cs="Times New Roman"/>
-          <w:color w:val="000000"/>
-          <w:sz w:val="18"/>
-        </w:rPr>
-        <w:br w:type="textWrapping"/>
-      </w:r>
-      <w:r>
-        <w:rPr>
-          <w:rStyle w:val="6"/>
+          <w:rStyle w:val="7"/>
+          <w:rFonts w:hint="default" w:ascii="Times New Roman" w:hAnsi="Times New Roman" w:eastAsia="IBM Plex Mono" w:cs="Times New Roman"/>
+          <w:color w:val="000000"/>
+          <w:sz w:val="18"/>
+        </w:rPr>
+        <w:br w:type="textWrapping"/>
+      </w:r>
+      <w:r>
+        <w:rPr>
+          <w:rStyle w:val="7"/>
           <w:rFonts w:hint="default" w:ascii="Times New Roman" w:hAnsi="Times New Roman" w:eastAsia="IBM Plex Mono" w:cs="Times New Roman"/>
           <w:color w:val="000000"/>
           <w:sz w:val="18"/>
@@ -6120,7 +6118,7 @@
       </w:r>
       <w:r>
         <w:rPr>
-          <w:rStyle w:val="6"/>
+          <w:rStyle w:val="7"/>
           <w:rFonts w:hint="default" w:ascii="Times New Roman" w:hAnsi="Times New Roman" w:eastAsia="IBM Plex Mono" w:cs="Times New Roman"/>
           <w:color w:val="000000"/>
           <w:sz w:val="18"/>
@@ -6374,7 +6372,7 @@
     </w:p>
     <w:tbl>
       <w:tblPr>
-        <w:tblStyle w:val="7"/>
+        <w:tblStyle w:val="8"/>
         <w:tblW w:w="0" w:type="auto"/>
         <w:jc w:val="center"/>
         <w:tblCellSpacing w:w="0" w:type="dxa"/>
@@ -6783,7 +6781,7 @@
             </w:pPr>
             <w:r>
               <w:rPr>
-                <w:rStyle w:val="6"/>
+                <w:rStyle w:val="7"/>
                 <w:rFonts w:hint="default" w:ascii="Times New Roman" w:hAnsi="Times New Roman" w:eastAsia="IBM Plex Mono" w:cs="Times New Roman"/>
                 <w:color w:val="000000"/>
                 <w:sz w:val="18"/>
@@ -6801,7 +6799,7 @@
             </w:pPr>
             <w:r>
               <w:rPr>
-                <w:rStyle w:val="6"/>
+                <w:rStyle w:val="7"/>
                 <w:rFonts w:hint="default" w:ascii="Times New Roman" w:hAnsi="Times New Roman" w:eastAsia="IBM Plex Mono" w:cs="Times New Roman"/>
                 <w:color w:val="000000"/>
                 <w:sz w:val="18"/>
@@ -6819,7 +6817,7 @@
             </w:pPr>
             <w:r>
               <w:rPr>
-                <w:rStyle w:val="6"/>
+                <w:rStyle w:val="7"/>
                 <w:rFonts w:hint="default" w:ascii="Times New Roman" w:hAnsi="Times New Roman" w:eastAsia="IBM Plex Mono" w:cs="Times New Roman"/>
                 <w:color w:val="000000"/>
                 <w:sz w:val="18"/>
@@ -6846,7 +6844,7 @@
             </w:pPr>
             <w:r>
               <w:rPr>
-                <w:rStyle w:val="6"/>
+                <w:rStyle w:val="7"/>
                 <w:rFonts w:hint="default" w:ascii="Times New Roman" w:hAnsi="Times New Roman" w:eastAsia="IBM Plex Mono" w:cs="Times New Roman"/>
                 <w:color w:val="000000"/>
                 <w:sz w:val="18"/>
@@ -6864,7 +6862,7 @@
             </w:pPr>
             <w:r>
               <w:rPr>
-                <w:rStyle w:val="6"/>
+                <w:rStyle w:val="7"/>
                 <w:rFonts w:hint="default" w:ascii="Times New Roman" w:hAnsi="Times New Roman" w:eastAsia="IBM Plex Mono" w:cs="Times New Roman"/>
                 <w:color w:val="000000"/>
                 <w:sz w:val="18"/>
@@ -6882,7 +6880,7 @@
             </w:pPr>
             <w:r>
               <w:rPr>
-                <w:rStyle w:val="6"/>
+                <w:rStyle w:val="7"/>
                 <w:rFonts w:hint="default" w:ascii="Times New Roman" w:hAnsi="Times New Roman" w:eastAsia="IBM Plex Mono" w:cs="Times New Roman"/>
                 <w:color w:val="000000"/>
                 <w:sz w:val="18"/>
@@ -7038,7 +7036,7 @@
       </w:pPr>
       <w:r>
         <w:rPr>
-          <w:rStyle w:val="6"/>
+          <w:rStyle w:val="7"/>
           <w:rFonts w:hint="default" w:ascii="Times New Roman" w:hAnsi="Times New Roman" w:eastAsia="IBM Plex Mono" w:cs="Times New Roman"/>
           <w:color w:val="000000"/>
           <w:sz w:val="18"/>
@@ -7047,16 +7045,16 @@
       </w:r>
       <w:r>
         <w:rPr>
-          <w:rStyle w:val="6"/>
-          <w:rFonts w:hint="default" w:ascii="Times New Roman" w:hAnsi="Times New Roman" w:eastAsia="IBM Plex Mono" w:cs="Times New Roman"/>
-          <w:color w:val="000000"/>
-          <w:sz w:val="18"/>
-        </w:rPr>
-        <w:br w:type="textWrapping"/>
-      </w:r>
-      <w:r>
-        <w:rPr>
-          <w:rStyle w:val="6"/>
+          <w:rStyle w:val="7"/>
+          <w:rFonts w:hint="default" w:ascii="Times New Roman" w:hAnsi="Times New Roman" w:eastAsia="IBM Plex Mono" w:cs="Times New Roman"/>
+          <w:color w:val="000000"/>
+          <w:sz w:val="18"/>
+        </w:rPr>
+        <w:br w:type="textWrapping"/>
+      </w:r>
+      <w:r>
+        <w:rPr>
+          <w:rStyle w:val="7"/>
           <w:rFonts w:hint="default" w:ascii="Times New Roman" w:hAnsi="Times New Roman" w:eastAsia="IBM Plex Mono" w:cs="Times New Roman"/>
           <w:color w:val="000000"/>
           <w:sz w:val="18"/>
@@ -7065,16 +7063,16 @@
       </w:r>
       <w:r>
         <w:rPr>
-          <w:rStyle w:val="6"/>
-          <w:rFonts w:hint="default" w:ascii="Times New Roman" w:hAnsi="Times New Roman" w:eastAsia="IBM Plex Mono" w:cs="Times New Roman"/>
-          <w:color w:val="000000"/>
-          <w:sz w:val="18"/>
-        </w:rPr>
-        <w:br w:type="textWrapping"/>
-      </w:r>
-      <w:r>
-        <w:rPr>
-          <w:rStyle w:val="6"/>
+          <w:rStyle w:val="7"/>
+          <w:rFonts w:hint="default" w:ascii="Times New Roman" w:hAnsi="Times New Roman" w:eastAsia="IBM Plex Mono" w:cs="Times New Roman"/>
+          <w:color w:val="000000"/>
+          <w:sz w:val="18"/>
+        </w:rPr>
+        <w:br w:type="textWrapping"/>
+      </w:r>
+      <w:r>
+        <w:rPr>
+          <w:rStyle w:val="7"/>
           <w:rFonts w:hint="default" w:ascii="Times New Roman" w:hAnsi="Times New Roman" w:eastAsia="IBM Plex Mono" w:cs="Times New Roman"/>
           <w:color w:val="000000"/>
           <w:sz w:val="18"/>
@@ -7083,16 +7081,16 @@
       </w:r>
       <w:r>
         <w:rPr>
-          <w:rStyle w:val="6"/>
-          <w:rFonts w:hint="default" w:ascii="Times New Roman" w:hAnsi="Times New Roman" w:eastAsia="IBM Plex Mono" w:cs="Times New Roman"/>
-          <w:color w:val="000000"/>
-          <w:sz w:val="18"/>
-        </w:rPr>
-        <w:br w:type="textWrapping"/>
-      </w:r>
-      <w:r>
-        <w:rPr>
-          <w:rStyle w:val="6"/>
+          <w:rStyle w:val="7"/>
+          <w:rFonts w:hint="default" w:ascii="Times New Roman" w:hAnsi="Times New Roman" w:eastAsia="IBM Plex Mono" w:cs="Times New Roman"/>
+          <w:color w:val="000000"/>
+          <w:sz w:val="18"/>
+        </w:rPr>
+        <w:br w:type="textWrapping"/>
+      </w:r>
+      <w:r>
+        <w:rPr>
+          <w:rStyle w:val="7"/>
           <w:rFonts w:hint="default" w:ascii="Times New Roman" w:hAnsi="Times New Roman" w:eastAsia="IBM Plex Mono" w:cs="Times New Roman"/>
           <w:color w:val="000000"/>
           <w:sz w:val="18"/>
@@ -7101,16 +7099,16 @@
       </w:r>
       <w:r>
         <w:rPr>
-          <w:rStyle w:val="6"/>
-          <w:rFonts w:hint="default" w:ascii="Times New Roman" w:hAnsi="Times New Roman" w:eastAsia="IBM Plex Mono" w:cs="Times New Roman"/>
-          <w:color w:val="000000"/>
-          <w:sz w:val="18"/>
-        </w:rPr>
-        <w:br w:type="textWrapping"/>
-      </w:r>
-      <w:r>
-        <w:rPr>
-          <w:rStyle w:val="6"/>
+          <w:rStyle w:val="7"/>
+          <w:rFonts w:hint="default" w:ascii="Times New Roman" w:hAnsi="Times New Roman" w:eastAsia="IBM Plex Mono" w:cs="Times New Roman"/>
+          <w:color w:val="000000"/>
+          <w:sz w:val="18"/>
+        </w:rPr>
+        <w:br w:type="textWrapping"/>
+      </w:r>
+      <w:r>
+        <w:rPr>
+          <w:rStyle w:val="7"/>
           <w:rFonts w:hint="default" w:ascii="Times New Roman" w:hAnsi="Times New Roman" w:eastAsia="IBM Plex Mono" w:cs="Times New Roman"/>
           <w:color w:val="000000"/>
           <w:sz w:val="18"/>
@@ -7119,16 +7117,16 @@
       </w:r>
       <w:r>
         <w:rPr>
-          <w:rStyle w:val="6"/>
-          <w:rFonts w:hint="default" w:ascii="Times New Roman" w:hAnsi="Times New Roman" w:eastAsia="IBM Plex Mono" w:cs="Times New Roman"/>
-          <w:color w:val="000000"/>
-          <w:sz w:val="18"/>
-        </w:rPr>
-        <w:br w:type="textWrapping"/>
-      </w:r>
-      <w:r>
-        <w:rPr>
-          <w:rStyle w:val="6"/>
+          <w:rStyle w:val="7"/>
+          <w:rFonts w:hint="default" w:ascii="Times New Roman" w:hAnsi="Times New Roman" w:eastAsia="IBM Plex Mono" w:cs="Times New Roman"/>
+          <w:color w:val="000000"/>
+          <w:sz w:val="18"/>
+        </w:rPr>
+        <w:br w:type="textWrapping"/>
+      </w:r>
+      <w:r>
+        <w:rPr>
+          <w:rStyle w:val="7"/>
           <w:rFonts w:hint="default" w:ascii="Times New Roman" w:hAnsi="Times New Roman" w:eastAsia="IBM Plex Mono" w:cs="Times New Roman"/>
           <w:color w:val="000000"/>
           <w:sz w:val="18"/>
@@ -7137,16 +7135,16 @@
       </w:r>
       <w:r>
         <w:rPr>
-          <w:rStyle w:val="6"/>
-          <w:rFonts w:hint="default" w:ascii="Times New Roman" w:hAnsi="Times New Roman" w:eastAsia="IBM Plex Mono" w:cs="Times New Roman"/>
-          <w:color w:val="000000"/>
-          <w:sz w:val="18"/>
-        </w:rPr>
-        <w:br w:type="textWrapping"/>
-      </w:r>
-      <w:r>
-        <w:rPr>
-          <w:rStyle w:val="6"/>
+          <w:rStyle w:val="7"/>
+          <w:rFonts w:hint="default" w:ascii="Times New Roman" w:hAnsi="Times New Roman" w:eastAsia="IBM Plex Mono" w:cs="Times New Roman"/>
+          <w:color w:val="000000"/>
+          <w:sz w:val="18"/>
+        </w:rPr>
+        <w:br w:type="textWrapping"/>
+      </w:r>
+      <w:r>
+        <w:rPr>
+          <w:rStyle w:val="7"/>
           <w:rFonts w:hint="default" w:ascii="Times New Roman" w:hAnsi="Times New Roman" w:eastAsia="IBM Plex Mono" w:cs="Times New Roman"/>
           <w:color w:val="000000"/>
           <w:sz w:val="18"/>
@@ -7155,16 +7153,16 @@
       </w:r>
       <w:r>
         <w:rPr>
-          <w:rStyle w:val="6"/>
-          <w:rFonts w:hint="default" w:ascii="Times New Roman" w:hAnsi="Times New Roman" w:eastAsia="IBM Plex Mono" w:cs="Times New Roman"/>
-          <w:color w:val="000000"/>
-          <w:sz w:val="18"/>
-        </w:rPr>
-        <w:br w:type="textWrapping"/>
-      </w:r>
-      <w:r>
-        <w:rPr>
-          <w:rStyle w:val="6"/>
+          <w:rStyle w:val="7"/>
+          <w:rFonts w:hint="default" w:ascii="Times New Roman" w:hAnsi="Times New Roman" w:eastAsia="IBM Plex Mono" w:cs="Times New Roman"/>
+          <w:color w:val="000000"/>
+          <w:sz w:val="18"/>
+        </w:rPr>
+        <w:br w:type="textWrapping"/>
+      </w:r>
+      <w:r>
+        <w:rPr>
+          <w:rStyle w:val="7"/>
           <w:rFonts w:hint="default" w:ascii="Times New Roman" w:hAnsi="Times New Roman" w:eastAsia="IBM Plex Mono" w:cs="Times New Roman"/>
           <w:color w:val="000000"/>
           <w:sz w:val="18"/>
@@ -7173,16 +7171,16 @@
       </w:r>
       <w:r>
         <w:rPr>
-          <w:rStyle w:val="6"/>
-          <w:rFonts w:hint="default" w:ascii="Times New Roman" w:hAnsi="Times New Roman" w:eastAsia="IBM Plex Mono" w:cs="Times New Roman"/>
-          <w:color w:val="000000"/>
-          <w:sz w:val="18"/>
-        </w:rPr>
-        <w:br w:type="textWrapping"/>
-      </w:r>
-      <w:r>
-        <w:rPr>
-          <w:rStyle w:val="6"/>
+          <w:rStyle w:val="7"/>
+          <w:rFonts w:hint="default" w:ascii="Times New Roman" w:hAnsi="Times New Roman" w:eastAsia="IBM Plex Mono" w:cs="Times New Roman"/>
+          <w:color w:val="000000"/>
+          <w:sz w:val="18"/>
+        </w:rPr>
+        <w:br w:type="textWrapping"/>
+      </w:r>
+      <w:r>
+        <w:rPr>
+          <w:rStyle w:val="7"/>
           <w:rFonts w:hint="default" w:ascii="Times New Roman" w:hAnsi="Times New Roman" w:eastAsia="IBM Plex Mono" w:cs="Times New Roman"/>
           <w:color w:val="000000"/>
           <w:sz w:val="18"/>
@@ -7191,16 +7189,16 @@
       </w:r>
       <w:r>
         <w:rPr>
-          <w:rStyle w:val="6"/>
-          <w:rFonts w:hint="default" w:ascii="Times New Roman" w:hAnsi="Times New Roman" w:eastAsia="IBM Plex Mono" w:cs="Times New Roman"/>
-          <w:color w:val="000000"/>
-          <w:sz w:val="18"/>
-        </w:rPr>
-        <w:br w:type="textWrapping"/>
-      </w:r>
-      <w:r>
-        <w:rPr>
-          <w:rStyle w:val="6"/>
+          <w:rStyle w:val="7"/>
+          <w:rFonts w:hint="default" w:ascii="Times New Roman" w:hAnsi="Times New Roman" w:eastAsia="IBM Plex Mono" w:cs="Times New Roman"/>
+          <w:color w:val="000000"/>
+          <w:sz w:val="18"/>
+        </w:rPr>
+        <w:br w:type="textWrapping"/>
+      </w:r>
+      <w:r>
+        <w:rPr>
+          <w:rStyle w:val="7"/>
           <w:rFonts w:hint="default" w:ascii="Times New Roman" w:hAnsi="Times New Roman" w:eastAsia="IBM Plex Mono" w:cs="Times New Roman"/>
           <w:color w:val="000000"/>
           <w:sz w:val="18"/>
@@ -7209,16 +7207,16 @@
       </w:r>
       <w:r>
         <w:rPr>
-          <w:rStyle w:val="6"/>
-          <w:rFonts w:hint="default" w:ascii="Times New Roman" w:hAnsi="Times New Roman" w:eastAsia="IBM Plex Mono" w:cs="Times New Roman"/>
-          <w:color w:val="000000"/>
-          <w:sz w:val="18"/>
-        </w:rPr>
-        <w:br w:type="textWrapping"/>
-      </w:r>
-      <w:r>
-        <w:rPr>
-          <w:rStyle w:val="6"/>
+          <w:rStyle w:val="7"/>
+          <w:rFonts w:hint="default" w:ascii="Times New Roman" w:hAnsi="Times New Roman" w:eastAsia="IBM Plex Mono" w:cs="Times New Roman"/>
+          <w:color w:val="000000"/>
+          <w:sz w:val="18"/>
+        </w:rPr>
+        <w:br w:type="textWrapping"/>
+      </w:r>
+      <w:r>
+        <w:rPr>
+          <w:rStyle w:val="7"/>
           <w:rFonts w:hint="default" w:ascii="Times New Roman" w:hAnsi="Times New Roman" w:eastAsia="IBM Plex Mono" w:cs="Times New Roman"/>
           <w:color w:val="000000"/>
           <w:sz w:val="18"/>
@@ -7227,16 +7225,16 @@
       </w:r>
       <w:r>
         <w:rPr>
-          <w:rStyle w:val="6"/>
-          <w:rFonts w:hint="default" w:ascii="Times New Roman" w:hAnsi="Times New Roman" w:eastAsia="IBM Plex Mono" w:cs="Times New Roman"/>
-          <w:color w:val="000000"/>
-          <w:sz w:val="18"/>
-        </w:rPr>
-        <w:br w:type="textWrapping"/>
-      </w:r>
-      <w:r>
-        <w:rPr>
-          <w:rStyle w:val="6"/>
+          <w:rStyle w:val="7"/>
+          <w:rFonts w:hint="default" w:ascii="Times New Roman" w:hAnsi="Times New Roman" w:eastAsia="IBM Plex Mono" w:cs="Times New Roman"/>
+          <w:color w:val="000000"/>
+          <w:sz w:val="18"/>
+        </w:rPr>
+        <w:br w:type="textWrapping"/>
+      </w:r>
+      <w:r>
+        <w:rPr>
+          <w:rStyle w:val="7"/>
           <w:rFonts w:hint="default" w:ascii="Times New Roman" w:hAnsi="Times New Roman" w:eastAsia="IBM Plex Mono" w:cs="Times New Roman"/>
           <w:color w:val="000000"/>
           <w:sz w:val="18"/>
@@ -7245,16 +7243,16 @@
       </w:r>
       <w:r>
         <w:rPr>
-          <w:rStyle w:val="6"/>
-          <w:rFonts w:hint="default" w:ascii="Times New Roman" w:hAnsi="Times New Roman" w:eastAsia="IBM Plex Mono" w:cs="Times New Roman"/>
-          <w:color w:val="000000"/>
-          <w:sz w:val="18"/>
-        </w:rPr>
-        <w:br w:type="textWrapping"/>
-      </w:r>
-      <w:r>
-        <w:rPr>
-          <w:rStyle w:val="6"/>
+          <w:rStyle w:val="7"/>
+          <w:rFonts w:hint="default" w:ascii="Times New Roman" w:hAnsi="Times New Roman" w:eastAsia="IBM Plex Mono" w:cs="Times New Roman"/>
+          <w:color w:val="000000"/>
+          <w:sz w:val="18"/>
+        </w:rPr>
+        <w:br w:type="textWrapping"/>
+      </w:r>
+      <w:r>
+        <w:rPr>
+          <w:rStyle w:val="7"/>
           <w:rFonts w:hint="default" w:ascii="Times New Roman" w:hAnsi="Times New Roman" w:eastAsia="IBM Plex Mono" w:cs="Times New Roman"/>
           <w:color w:val="000000"/>
           <w:sz w:val="18"/>
@@ -7263,16 +7261,16 @@
       </w:r>
       <w:r>
         <w:rPr>
-          <w:rStyle w:val="6"/>
-          <w:rFonts w:hint="default" w:ascii="Times New Roman" w:hAnsi="Times New Roman" w:eastAsia="IBM Plex Mono" w:cs="Times New Roman"/>
-          <w:color w:val="000000"/>
-          <w:sz w:val="18"/>
-        </w:rPr>
-        <w:br w:type="textWrapping"/>
-      </w:r>
-      <w:r>
-        <w:rPr>
-          <w:rStyle w:val="6"/>
+          <w:rStyle w:val="7"/>
+          <w:rFonts w:hint="default" w:ascii="Times New Roman" w:hAnsi="Times New Roman" w:eastAsia="IBM Plex Mono" w:cs="Times New Roman"/>
+          <w:color w:val="000000"/>
+          <w:sz w:val="18"/>
+        </w:rPr>
+        <w:br w:type="textWrapping"/>
+      </w:r>
+      <w:r>
+        <w:rPr>
+          <w:rStyle w:val="7"/>
           <w:rFonts w:hint="default" w:ascii="Times New Roman" w:hAnsi="Times New Roman" w:eastAsia="IBM Plex Mono" w:cs="Times New Roman"/>
           <w:color w:val="000000"/>
           <w:sz w:val="18"/>
@@ -7281,16 +7279,16 @@
       </w:r>
       <w:r>
         <w:rPr>
-          <w:rStyle w:val="6"/>
-          <w:rFonts w:hint="default" w:ascii="Times New Roman" w:hAnsi="Times New Roman" w:eastAsia="IBM Plex Mono" w:cs="Times New Roman"/>
-          <w:color w:val="000000"/>
-          <w:sz w:val="18"/>
-        </w:rPr>
-        <w:br w:type="textWrapping"/>
-      </w:r>
-      <w:r>
-        <w:rPr>
-          <w:rStyle w:val="6"/>
+          <w:rStyle w:val="7"/>
+          <w:rFonts w:hint="default" w:ascii="Times New Roman" w:hAnsi="Times New Roman" w:eastAsia="IBM Plex Mono" w:cs="Times New Roman"/>
+          <w:color w:val="000000"/>
+          <w:sz w:val="18"/>
+        </w:rPr>
+        <w:br w:type="textWrapping"/>
+      </w:r>
+      <w:r>
+        <w:rPr>
+          <w:rStyle w:val="7"/>
           <w:rFonts w:hint="default" w:ascii="Times New Roman" w:hAnsi="Times New Roman" w:eastAsia="IBM Plex Mono" w:cs="Times New Roman"/>
           <w:color w:val="000000"/>
           <w:sz w:val="18"/>
@@ -7299,7 +7297,7 @@
       </w:r>
       <w:r>
         <w:rPr>
-          <w:rStyle w:val="6"/>
+          <w:rStyle w:val="7"/>
           <w:rFonts w:hint="default" w:ascii="Times New Roman" w:hAnsi="Times New Roman" w:eastAsia="IBM Plex Mono" w:cs="Times New Roman"/>
           <w:color w:val="000000"/>
           <w:sz w:val="18"/>
@@ -7337,7 +7335,7 @@
       </w:pPr>
       <w:r>
         <w:rPr>
-          <w:rStyle w:val="6"/>
+          <w:rStyle w:val="7"/>
           <w:rFonts w:hint="default" w:ascii="Times New Roman" w:hAnsi="Times New Roman" w:eastAsia="IBM Plex Mono" w:cs="Times New Roman"/>
           <w:color w:val="000000"/>
           <w:sz w:val="18"/>
@@ -7346,16 +7344,16 @@
       </w:r>
       <w:r>
         <w:rPr>
-          <w:rStyle w:val="6"/>
-          <w:rFonts w:hint="default" w:ascii="Times New Roman" w:hAnsi="Times New Roman" w:eastAsia="IBM Plex Mono" w:cs="Times New Roman"/>
-          <w:color w:val="000000"/>
-          <w:sz w:val="18"/>
-        </w:rPr>
-        <w:br w:type="textWrapping"/>
-      </w:r>
-      <w:r>
-        <w:rPr>
-          <w:rStyle w:val="6"/>
+          <w:rStyle w:val="7"/>
+          <w:rFonts w:hint="default" w:ascii="Times New Roman" w:hAnsi="Times New Roman" w:eastAsia="IBM Plex Mono" w:cs="Times New Roman"/>
+          <w:color w:val="000000"/>
+          <w:sz w:val="18"/>
+        </w:rPr>
+        <w:br w:type="textWrapping"/>
+      </w:r>
+      <w:r>
+        <w:rPr>
+          <w:rStyle w:val="7"/>
           <w:rFonts w:hint="default" w:ascii="Times New Roman" w:hAnsi="Times New Roman" w:eastAsia="IBM Plex Mono" w:cs="Times New Roman"/>
           <w:color w:val="000000"/>
           <w:sz w:val="18"/>
@@ -7364,16 +7362,16 @@
       </w:r>
       <w:r>
         <w:rPr>
-          <w:rStyle w:val="6"/>
-          <w:rFonts w:hint="default" w:ascii="Times New Roman" w:hAnsi="Times New Roman" w:eastAsia="IBM Plex Mono" w:cs="Times New Roman"/>
-          <w:color w:val="000000"/>
-          <w:sz w:val="18"/>
-        </w:rPr>
-        <w:br w:type="textWrapping"/>
-      </w:r>
-      <w:r>
-        <w:rPr>
-          <w:rStyle w:val="6"/>
+          <w:rStyle w:val="7"/>
+          <w:rFonts w:hint="default" w:ascii="Times New Roman" w:hAnsi="Times New Roman" w:eastAsia="IBM Plex Mono" w:cs="Times New Roman"/>
+          <w:color w:val="000000"/>
+          <w:sz w:val="18"/>
+        </w:rPr>
+        <w:br w:type="textWrapping"/>
+      </w:r>
+      <w:r>
+        <w:rPr>
+          <w:rStyle w:val="7"/>
           <w:rFonts w:hint="default" w:ascii="Times New Roman" w:hAnsi="Times New Roman" w:eastAsia="IBM Plex Mono" w:cs="Times New Roman"/>
           <w:color w:val="000000"/>
           <w:sz w:val="18"/>
@@ -7382,16 +7380,16 @@
       </w:r>
       <w:r>
         <w:rPr>
-          <w:rStyle w:val="6"/>
-          <w:rFonts w:hint="default" w:ascii="Times New Roman" w:hAnsi="Times New Roman" w:eastAsia="IBM Plex Mono" w:cs="Times New Roman"/>
-          <w:color w:val="000000"/>
-          <w:sz w:val="18"/>
-        </w:rPr>
-        <w:br w:type="textWrapping"/>
-      </w:r>
-      <w:r>
-        <w:rPr>
-          <w:rStyle w:val="6"/>
+          <w:rStyle w:val="7"/>
+          <w:rFonts w:hint="default" w:ascii="Times New Roman" w:hAnsi="Times New Roman" w:eastAsia="IBM Plex Mono" w:cs="Times New Roman"/>
+          <w:color w:val="000000"/>
+          <w:sz w:val="18"/>
+        </w:rPr>
+        <w:br w:type="textWrapping"/>
+      </w:r>
+      <w:r>
+        <w:rPr>
+          <w:rStyle w:val="7"/>
           <w:rFonts w:hint="default" w:ascii="Times New Roman" w:hAnsi="Times New Roman" w:eastAsia="IBM Plex Mono" w:cs="Times New Roman"/>
           <w:color w:val="000000"/>
           <w:sz w:val="18"/>
@@ -7400,16 +7398,16 @@
       </w:r>
       <w:r>
         <w:rPr>
-          <w:rStyle w:val="6"/>
-          <w:rFonts w:hint="default" w:ascii="Times New Roman" w:hAnsi="Times New Roman" w:eastAsia="IBM Plex Mono" w:cs="Times New Roman"/>
-          <w:color w:val="000000"/>
-          <w:sz w:val="18"/>
-        </w:rPr>
-        <w:br w:type="textWrapping"/>
-      </w:r>
-      <w:r>
-        <w:rPr>
-          <w:rStyle w:val="6"/>
+          <w:rStyle w:val="7"/>
+          <w:rFonts w:hint="default" w:ascii="Times New Roman" w:hAnsi="Times New Roman" w:eastAsia="IBM Plex Mono" w:cs="Times New Roman"/>
+          <w:color w:val="000000"/>
+          <w:sz w:val="18"/>
+        </w:rPr>
+        <w:br w:type="textWrapping"/>
+      </w:r>
+      <w:r>
+        <w:rPr>
+          <w:rStyle w:val="7"/>
           <w:rFonts w:hint="default" w:ascii="Times New Roman" w:hAnsi="Times New Roman" w:eastAsia="IBM Plex Mono" w:cs="Times New Roman"/>
           <w:color w:val="000000"/>
           <w:sz w:val="18"/>
@@ -7418,16 +7416,16 @@
       </w:r>
       <w:r>
         <w:rPr>
-          <w:rStyle w:val="6"/>
-          <w:rFonts w:hint="default" w:ascii="Times New Roman" w:hAnsi="Times New Roman" w:eastAsia="IBM Plex Mono" w:cs="Times New Roman"/>
-          <w:color w:val="000000"/>
-          <w:sz w:val="18"/>
-        </w:rPr>
-        <w:br w:type="textWrapping"/>
-      </w:r>
-      <w:r>
-        <w:rPr>
-          <w:rStyle w:val="6"/>
+          <w:rStyle w:val="7"/>
+          <w:rFonts w:hint="default" w:ascii="Times New Roman" w:hAnsi="Times New Roman" w:eastAsia="IBM Plex Mono" w:cs="Times New Roman"/>
+          <w:color w:val="000000"/>
+          <w:sz w:val="18"/>
+        </w:rPr>
+        <w:br w:type="textWrapping"/>
+      </w:r>
+      <w:r>
+        <w:rPr>
+          <w:rStyle w:val="7"/>
           <w:rFonts w:hint="default" w:ascii="Times New Roman" w:hAnsi="Times New Roman" w:eastAsia="IBM Plex Mono" w:cs="Times New Roman"/>
           <w:color w:val="000000"/>
           <w:sz w:val="18"/>
@@ -7436,16 +7434,16 @@
       </w:r>
       <w:r>
         <w:rPr>
-          <w:rStyle w:val="6"/>
-          <w:rFonts w:hint="default" w:ascii="Times New Roman" w:hAnsi="Times New Roman" w:eastAsia="IBM Plex Mono" w:cs="Times New Roman"/>
-          <w:color w:val="000000"/>
-          <w:sz w:val="18"/>
-        </w:rPr>
-        <w:br w:type="textWrapping"/>
-      </w:r>
-      <w:r>
-        <w:rPr>
-          <w:rStyle w:val="6"/>
+          <w:rStyle w:val="7"/>
+          <w:rFonts w:hint="default" w:ascii="Times New Roman" w:hAnsi="Times New Roman" w:eastAsia="IBM Plex Mono" w:cs="Times New Roman"/>
+          <w:color w:val="000000"/>
+          <w:sz w:val="18"/>
+        </w:rPr>
+        <w:br w:type="textWrapping"/>
+      </w:r>
+      <w:r>
+        <w:rPr>
+          <w:rStyle w:val="7"/>
           <w:rFonts w:hint="default" w:ascii="Times New Roman" w:hAnsi="Times New Roman" w:eastAsia="IBM Plex Mono" w:cs="Times New Roman"/>
           <w:color w:val="000000"/>
           <w:sz w:val="18"/>
@@ -7454,16 +7452,16 @@
       </w:r>
       <w:r>
         <w:rPr>
-          <w:rStyle w:val="6"/>
-          <w:rFonts w:hint="default" w:ascii="Times New Roman" w:hAnsi="Times New Roman" w:eastAsia="IBM Plex Mono" w:cs="Times New Roman"/>
-          <w:color w:val="000000"/>
-          <w:sz w:val="18"/>
-        </w:rPr>
-        <w:br w:type="textWrapping"/>
-      </w:r>
-      <w:r>
-        <w:rPr>
-          <w:rStyle w:val="6"/>
+          <w:rStyle w:val="7"/>
+          <w:rFonts w:hint="default" w:ascii="Times New Roman" w:hAnsi="Times New Roman" w:eastAsia="IBM Plex Mono" w:cs="Times New Roman"/>
+          <w:color w:val="000000"/>
+          <w:sz w:val="18"/>
+        </w:rPr>
+        <w:br w:type="textWrapping"/>
+      </w:r>
+      <w:r>
+        <w:rPr>
+          <w:rStyle w:val="7"/>
           <w:rFonts w:hint="default" w:ascii="Times New Roman" w:hAnsi="Times New Roman" w:eastAsia="IBM Plex Mono" w:cs="Times New Roman"/>
           <w:color w:val="000000"/>
           <w:sz w:val="18"/>
@@ -7472,16 +7470,16 @@
       </w:r>
       <w:r>
         <w:rPr>
-          <w:rStyle w:val="6"/>
-          <w:rFonts w:hint="default" w:ascii="Times New Roman" w:hAnsi="Times New Roman" w:eastAsia="IBM Plex Mono" w:cs="Times New Roman"/>
-          <w:color w:val="000000"/>
-          <w:sz w:val="18"/>
-        </w:rPr>
-        <w:br w:type="textWrapping"/>
-      </w:r>
-      <w:r>
-        <w:rPr>
-          <w:rStyle w:val="6"/>
+          <w:rStyle w:val="7"/>
+          <w:rFonts w:hint="default" w:ascii="Times New Roman" w:hAnsi="Times New Roman" w:eastAsia="IBM Plex Mono" w:cs="Times New Roman"/>
+          <w:color w:val="000000"/>
+          <w:sz w:val="18"/>
+        </w:rPr>
+        <w:br w:type="textWrapping"/>
+      </w:r>
+      <w:r>
+        <w:rPr>
+          <w:rStyle w:val="7"/>
           <w:rFonts w:hint="default" w:ascii="Times New Roman" w:hAnsi="Times New Roman" w:eastAsia="IBM Plex Mono" w:cs="Times New Roman"/>
           <w:color w:val="000000"/>
           <w:sz w:val="18"/>
@@ -7490,16 +7488,16 @@
       </w:r>
       <w:r>
         <w:rPr>
-          <w:rStyle w:val="6"/>
-          <w:rFonts w:hint="default" w:ascii="Times New Roman" w:hAnsi="Times New Roman" w:eastAsia="IBM Plex Mono" w:cs="Times New Roman"/>
-          <w:color w:val="000000"/>
-          <w:sz w:val="18"/>
-        </w:rPr>
-        <w:br w:type="textWrapping"/>
-      </w:r>
-      <w:r>
-        <w:rPr>
-          <w:rStyle w:val="6"/>
+          <w:rStyle w:val="7"/>
+          <w:rFonts w:hint="default" w:ascii="Times New Roman" w:hAnsi="Times New Roman" w:eastAsia="IBM Plex Mono" w:cs="Times New Roman"/>
+          <w:color w:val="000000"/>
+          <w:sz w:val="18"/>
+        </w:rPr>
+        <w:br w:type="textWrapping"/>
+      </w:r>
+      <w:r>
+        <w:rPr>
+          <w:rStyle w:val="7"/>
           <w:rFonts w:hint="default" w:ascii="Times New Roman" w:hAnsi="Times New Roman" w:eastAsia="IBM Plex Mono" w:cs="Times New Roman"/>
           <w:color w:val="000000"/>
           <w:sz w:val="18"/>
@@ -7508,16 +7506,16 @@
       </w:r>
       <w:r>
         <w:rPr>
-          <w:rStyle w:val="6"/>
-          <w:rFonts w:hint="default" w:ascii="Times New Roman" w:hAnsi="Times New Roman" w:eastAsia="IBM Plex Mono" w:cs="Times New Roman"/>
-          <w:color w:val="000000"/>
-          <w:sz w:val="18"/>
-        </w:rPr>
-        <w:br w:type="textWrapping"/>
-      </w:r>
-      <w:r>
-        <w:rPr>
-          <w:rStyle w:val="6"/>
+          <w:rStyle w:val="7"/>
+          <w:rFonts w:hint="default" w:ascii="Times New Roman" w:hAnsi="Times New Roman" w:eastAsia="IBM Plex Mono" w:cs="Times New Roman"/>
+          <w:color w:val="000000"/>
+          <w:sz w:val="18"/>
+        </w:rPr>
+        <w:br w:type="textWrapping"/>
+      </w:r>
+      <w:r>
+        <w:rPr>
+          <w:rStyle w:val="7"/>
           <w:rFonts w:hint="default" w:ascii="Times New Roman" w:hAnsi="Times New Roman" w:eastAsia="IBM Plex Mono" w:cs="Times New Roman"/>
           <w:color w:val="000000"/>
           <w:sz w:val="18"/>
@@ -7526,16 +7524,16 @@
       </w:r>
       <w:r>
         <w:rPr>
-          <w:rStyle w:val="6"/>
-          <w:rFonts w:hint="default" w:ascii="Times New Roman" w:hAnsi="Times New Roman" w:eastAsia="IBM Plex Mono" w:cs="Times New Roman"/>
-          <w:color w:val="000000"/>
-          <w:sz w:val="18"/>
-        </w:rPr>
-        <w:br w:type="textWrapping"/>
-      </w:r>
-      <w:r>
-        <w:rPr>
-          <w:rStyle w:val="6"/>
+          <w:rStyle w:val="7"/>
+          <w:rFonts w:hint="default" w:ascii="Times New Roman" w:hAnsi="Times New Roman" w:eastAsia="IBM Plex Mono" w:cs="Times New Roman"/>
+          <w:color w:val="000000"/>
+          <w:sz w:val="18"/>
+        </w:rPr>
+        <w:br w:type="textWrapping"/>
+      </w:r>
+      <w:r>
+        <w:rPr>
+          <w:rStyle w:val="7"/>
           <w:rFonts w:hint="default" w:ascii="Times New Roman" w:hAnsi="Times New Roman" w:eastAsia="IBM Plex Mono" w:cs="Times New Roman"/>
           <w:color w:val="000000"/>
           <w:sz w:val="18"/>
@@ -7544,7 +7542,7 @@
       </w:r>
       <w:r>
         <w:rPr>
-          <w:rStyle w:val="6"/>
+          <w:rStyle w:val="7"/>
           <w:rFonts w:hint="default" w:ascii="Times New Roman" w:hAnsi="Times New Roman" w:eastAsia="IBM Plex Mono" w:cs="Times New Roman"/>
           <w:color w:val="000000"/>
           <w:sz w:val="18"/>
@@ -7655,7 +7653,7 @@
       </w:r>
       <w:r>
         <w:rPr>
-          <w:rStyle w:val="6"/>
+          <w:rStyle w:val="7"/>
           <w:rFonts w:hint="default" w:ascii="Times New Roman" w:hAnsi="Times New Roman" w:eastAsia="IBM Plex Mono" w:cs="Times New Roman"/>
           <w:color w:val="000000"/>
           <w:sz w:val="18"/>
@@ -7720,7 +7718,7 @@
       </w:pPr>
       <w:r>
         <w:rPr>
-          <w:rStyle w:val="6"/>
+          <w:rStyle w:val="7"/>
           <w:rFonts w:hint="default" w:ascii="Times New Roman" w:hAnsi="Times New Roman" w:eastAsia="IBM Plex Mono" w:cs="Times New Roman"/>
           <w:color w:val="000000"/>
           <w:sz w:val="18"/>
@@ -7729,16 +7727,16 @@
       </w:r>
       <w:r>
         <w:rPr>
-          <w:rStyle w:val="6"/>
-          <w:rFonts w:hint="default" w:ascii="Times New Roman" w:hAnsi="Times New Roman" w:eastAsia="IBM Plex Mono" w:cs="Times New Roman"/>
-          <w:color w:val="000000"/>
-          <w:sz w:val="18"/>
-        </w:rPr>
-        <w:br w:type="textWrapping"/>
-      </w:r>
-      <w:r>
-        <w:rPr>
-          <w:rStyle w:val="6"/>
+          <w:rStyle w:val="7"/>
+          <w:rFonts w:hint="default" w:ascii="Times New Roman" w:hAnsi="Times New Roman" w:eastAsia="IBM Plex Mono" w:cs="Times New Roman"/>
+          <w:color w:val="000000"/>
+          <w:sz w:val="18"/>
+        </w:rPr>
+        <w:br w:type="textWrapping"/>
+      </w:r>
+      <w:r>
+        <w:rPr>
+          <w:rStyle w:val="7"/>
           <w:rFonts w:hint="default" w:ascii="Times New Roman" w:hAnsi="Times New Roman" w:eastAsia="IBM Plex Mono" w:cs="Times New Roman"/>
           <w:color w:val="000000"/>
           <w:sz w:val="18"/>
@@ -7747,16 +7745,16 @@
       </w:r>
       <w:r>
         <w:rPr>
-          <w:rStyle w:val="6"/>
-          <w:rFonts w:hint="default" w:ascii="Times New Roman" w:hAnsi="Times New Roman" w:eastAsia="IBM Plex Mono" w:cs="Times New Roman"/>
-          <w:color w:val="000000"/>
-          <w:sz w:val="18"/>
-        </w:rPr>
-        <w:br w:type="textWrapping"/>
-      </w:r>
-      <w:r>
-        <w:rPr>
-          <w:rStyle w:val="6"/>
+          <w:rStyle w:val="7"/>
+          <w:rFonts w:hint="default" w:ascii="Times New Roman" w:hAnsi="Times New Roman" w:eastAsia="IBM Plex Mono" w:cs="Times New Roman"/>
+          <w:color w:val="000000"/>
+          <w:sz w:val="18"/>
+        </w:rPr>
+        <w:br w:type="textWrapping"/>
+      </w:r>
+      <w:r>
+        <w:rPr>
+          <w:rStyle w:val="7"/>
           <w:rFonts w:hint="default" w:ascii="Times New Roman" w:hAnsi="Times New Roman" w:eastAsia="IBM Plex Mono" w:cs="Times New Roman"/>
           <w:color w:val="000000"/>
           <w:sz w:val="18"/>
@@ -7765,16 +7763,16 @@
       </w:r>
       <w:r>
         <w:rPr>
-          <w:rStyle w:val="6"/>
-          <w:rFonts w:hint="default" w:ascii="Times New Roman" w:hAnsi="Times New Roman" w:eastAsia="IBM Plex Mono" w:cs="Times New Roman"/>
-          <w:color w:val="000000"/>
-          <w:sz w:val="18"/>
-        </w:rPr>
-        <w:br w:type="textWrapping"/>
-      </w:r>
-      <w:r>
-        <w:rPr>
-          <w:rStyle w:val="6"/>
+          <w:rStyle w:val="7"/>
+          <w:rFonts w:hint="default" w:ascii="Times New Roman" w:hAnsi="Times New Roman" w:eastAsia="IBM Plex Mono" w:cs="Times New Roman"/>
+          <w:color w:val="000000"/>
+          <w:sz w:val="18"/>
+        </w:rPr>
+        <w:br w:type="textWrapping"/>
+      </w:r>
+      <w:r>
+        <w:rPr>
+          <w:rStyle w:val="7"/>
           <w:rFonts w:hint="default" w:ascii="Times New Roman" w:hAnsi="Times New Roman" w:eastAsia="IBM Plex Mono" w:cs="Times New Roman"/>
           <w:color w:val="000000"/>
           <w:sz w:val="18"/>
@@ -7783,16 +7781,16 @@
       </w:r>
       <w:r>
         <w:rPr>
-          <w:rStyle w:val="6"/>
-          <w:rFonts w:hint="default" w:ascii="Times New Roman" w:hAnsi="Times New Roman" w:eastAsia="IBM Plex Mono" w:cs="Times New Roman"/>
-          <w:color w:val="000000"/>
-          <w:sz w:val="18"/>
-        </w:rPr>
-        <w:br w:type="textWrapping"/>
-      </w:r>
-      <w:r>
-        <w:rPr>
-          <w:rStyle w:val="6"/>
+          <w:rStyle w:val="7"/>
+          <w:rFonts w:hint="default" w:ascii="Times New Roman" w:hAnsi="Times New Roman" w:eastAsia="IBM Plex Mono" w:cs="Times New Roman"/>
+          <w:color w:val="000000"/>
+          <w:sz w:val="18"/>
+        </w:rPr>
+        <w:br w:type="textWrapping"/>
+      </w:r>
+      <w:r>
+        <w:rPr>
+          <w:rStyle w:val="7"/>
           <w:rFonts w:hint="default" w:ascii="Times New Roman" w:hAnsi="Times New Roman" w:eastAsia="IBM Plex Mono" w:cs="Times New Roman"/>
           <w:color w:val="000000"/>
           <w:sz w:val="18"/>
@@ -7801,16 +7799,16 @@
       </w:r>
       <w:r>
         <w:rPr>
-          <w:rStyle w:val="6"/>
-          <w:rFonts w:hint="default" w:ascii="Times New Roman" w:hAnsi="Times New Roman" w:eastAsia="IBM Plex Mono" w:cs="Times New Roman"/>
-          <w:color w:val="000000"/>
-          <w:sz w:val="18"/>
-        </w:rPr>
-        <w:br w:type="textWrapping"/>
-      </w:r>
-      <w:r>
-        <w:rPr>
-          <w:rStyle w:val="6"/>
+          <w:rStyle w:val="7"/>
+          <w:rFonts w:hint="default" w:ascii="Times New Roman" w:hAnsi="Times New Roman" w:eastAsia="IBM Plex Mono" w:cs="Times New Roman"/>
+          <w:color w:val="000000"/>
+          <w:sz w:val="18"/>
+        </w:rPr>
+        <w:br w:type="textWrapping"/>
+      </w:r>
+      <w:r>
+        <w:rPr>
+          <w:rStyle w:val="7"/>
           <w:rFonts w:hint="default" w:ascii="Times New Roman" w:hAnsi="Times New Roman" w:eastAsia="IBM Plex Mono" w:cs="Times New Roman"/>
           <w:color w:val="000000"/>
           <w:sz w:val="18"/>
@@ -7819,16 +7817,16 @@
       </w:r>
       <w:r>
         <w:rPr>
-          <w:rStyle w:val="6"/>
-          <w:rFonts w:hint="default" w:ascii="Times New Roman" w:hAnsi="Times New Roman" w:eastAsia="IBM Plex Mono" w:cs="Times New Roman"/>
-          <w:color w:val="000000"/>
-          <w:sz w:val="18"/>
-        </w:rPr>
-        <w:br w:type="textWrapping"/>
-      </w:r>
-      <w:r>
-        <w:rPr>
-          <w:rStyle w:val="6"/>
+          <w:rStyle w:val="7"/>
+          <w:rFonts w:hint="default" w:ascii="Times New Roman" w:hAnsi="Times New Roman" w:eastAsia="IBM Plex Mono" w:cs="Times New Roman"/>
+          <w:color w:val="000000"/>
+          <w:sz w:val="18"/>
+        </w:rPr>
+        <w:br w:type="textWrapping"/>
+      </w:r>
+      <w:r>
+        <w:rPr>
+          <w:rStyle w:val="7"/>
           <w:rFonts w:hint="default" w:ascii="Times New Roman" w:hAnsi="Times New Roman" w:eastAsia="IBM Plex Mono" w:cs="Times New Roman"/>
           <w:color w:val="000000"/>
           <w:sz w:val="18"/>
@@ -7837,16 +7835,16 @@
       </w:r>
       <w:r>
         <w:rPr>
-          <w:rStyle w:val="6"/>
-          <w:rFonts w:hint="default" w:ascii="Times New Roman" w:hAnsi="Times New Roman" w:eastAsia="IBM Plex Mono" w:cs="Times New Roman"/>
-          <w:color w:val="000000"/>
-          <w:sz w:val="18"/>
-        </w:rPr>
-        <w:br w:type="textWrapping"/>
-      </w:r>
-      <w:r>
-        <w:rPr>
-          <w:rStyle w:val="6"/>
+          <w:rStyle w:val="7"/>
+          <w:rFonts w:hint="default" w:ascii="Times New Roman" w:hAnsi="Times New Roman" w:eastAsia="IBM Plex Mono" w:cs="Times New Roman"/>
+          <w:color w:val="000000"/>
+          <w:sz w:val="18"/>
+        </w:rPr>
+        <w:br w:type="textWrapping"/>
+      </w:r>
+      <w:r>
+        <w:rPr>
+          <w:rStyle w:val="7"/>
           <w:rFonts w:hint="default" w:ascii="Times New Roman" w:hAnsi="Times New Roman" w:eastAsia="IBM Plex Mono" w:cs="Times New Roman"/>
           <w:color w:val="000000"/>
           <w:sz w:val="18"/>
@@ -7855,16 +7853,16 @@
       </w:r>
       <w:r>
         <w:rPr>
-          <w:rStyle w:val="6"/>
-          <w:rFonts w:hint="default" w:ascii="Times New Roman" w:hAnsi="Times New Roman" w:eastAsia="IBM Plex Mono" w:cs="Times New Roman"/>
-          <w:color w:val="000000"/>
-          <w:sz w:val="18"/>
-        </w:rPr>
-        <w:br w:type="textWrapping"/>
-      </w:r>
-      <w:r>
-        <w:rPr>
-          <w:rStyle w:val="6"/>
+          <w:rStyle w:val="7"/>
+          <w:rFonts w:hint="default" w:ascii="Times New Roman" w:hAnsi="Times New Roman" w:eastAsia="IBM Plex Mono" w:cs="Times New Roman"/>
+          <w:color w:val="000000"/>
+          <w:sz w:val="18"/>
+        </w:rPr>
+        <w:br w:type="textWrapping"/>
+      </w:r>
+      <w:r>
+        <w:rPr>
+          <w:rStyle w:val="7"/>
           <w:rFonts w:hint="default" w:ascii="Times New Roman" w:hAnsi="Times New Roman" w:eastAsia="IBM Plex Mono" w:cs="Times New Roman"/>
           <w:color w:val="000000"/>
           <w:sz w:val="18"/>
@@ -7873,16 +7871,16 @@
       </w:r>
       <w:r>
         <w:rPr>
-          <w:rStyle w:val="6"/>
-          <w:rFonts w:hint="default" w:ascii="Times New Roman" w:hAnsi="Times New Roman" w:eastAsia="IBM Plex Mono" w:cs="Times New Roman"/>
-          <w:color w:val="000000"/>
-          <w:sz w:val="18"/>
-        </w:rPr>
-        <w:br w:type="textWrapping"/>
-      </w:r>
-      <w:r>
-        <w:rPr>
-          <w:rStyle w:val="6"/>
+          <w:rStyle w:val="7"/>
+          <w:rFonts w:hint="default" w:ascii="Times New Roman" w:hAnsi="Times New Roman" w:eastAsia="IBM Plex Mono" w:cs="Times New Roman"/>
+          <w:color w:val="000000"/>
+          <w:sz w:val="18"/>
+        </w:rPr>
+        <w:br w:type="textWrapping"/>
+      </w:r>
+      <w:r>
+        <w:rPr>
+          <w:rStyle w:val="7"/>
           <w:rFonts w:hint="default" w:ascii="Times New Roman" w:hAnsi="Times New Roman" w:eastAsia="IBM Plex Mono" w:cs="Times New Roman"/>
           <w:color w:val="000000"/>
           <w:sz w:val="18"/>
@@ -7891,16 +7889,16 @@
       </w:r>
       <w:r>
         <w:rPr>
-          <w:rStyle w:val="6"/>
-          <w:rFonts w:hint="default" w:ascii="Times New Roman" w:hAnsi="Times New Roman" w:eastAsia="IBM Plex Mono" w:cs="Times New Roman"/>
-          <w:color w:val="000000"/>
-          <w:sz w:val="18"/>
-        </w:rPr>
-        <w:br w:type="textWrapping"/>
-      </w:r>
-      <w:r>
-        <w:rPr>
-          <w:rStyle w:val="6"/>
+          <w:rStyle w:val="7"/>
+          <w:rFonts w:hint="default" w:ascii="Times New Roman" w:hAnsi="Times New Roman" w:eastAsia="IBM Plex Mono" w:cs="Times New Roman"/>
+          <w:color w:val="000000"/>
+          <w:sz w:val="18"/>
+        </w:rPr>
+        <w:br w:type="textWrapping"/>
+      </w:r>
+      <w:r>
+        <w:rPr>
+          <w:rStyle w:val="7"/>
           <w:rFonts w:hint="default" w:ascii="Times New Roman" w:hAnsi="Times New Roman" w:eastAsia="IBM Plex Mono" w:cs="Times New Roman"/>
           <w:color w:val="000000"/>
           <w:sz w:val="18"/>
@@ -7909,25 +7907,25 @@
       </w:r>
       <w:r>
         <w:rPr>
-          <w:rStyle w:val="6"/>
-          <w:rFonts w:hint="default" w:ascii="Times New Roman" w:hAnsi="Times New Roman" w:eastAsia="IBM Plex Mono" w:cs="Times New Roman"/>
-          <w:color w:val="000000"/>
-          <w:sz w:val="18"/>
-        </w:rPr>
-        <w:br w:type="textWrapping"/>
-      </w:r>
-      <w:r>
-        <w:rPr>
-          <w:rStyle w:val="6"/>
-          <w:rFonts w:hint="default" w:ascii="Times New Roman" w:hAnsi="Times New Roman" w:eastAsia="IBM Plex Mono" w:cs="Times New Roman"/>
-          <w:color w:val="000000"/>
-          <w:sz w:val="18"/>
-        </w:rPr>
-        <w:br w:type="textWrapping"/>
-      </w:r>
-      <w:r>
-        <w:rPr>
-          <w:rStyle w:val="6"/>
+          <w:rStyle w:val="7"/>
+          <w:rFonts w:hint="default" w:ascii="Times New Roman" w:hAnsi="Times New Roman" w:eastAsia="IBM Plex Mono" w:cs="Times New Roman"/>
+          <w:color w:val="000000"/>
+          <w:sz w:val="18"/>
+        </w:rPr>
+        <w:br w:type="textWrapping"/>
+      </w:r>
+      <w:r>
+        <w:rPr>
+          <w:rStyle w:val="7"/>
+          <w:rFonts w:hint="default" w:ascii="Times New Roman" w:hAnsi="Times New Roman" w:eastAsia="IBM Plex Mono" w:cs="Times New Roman"/>
+          <w:color w:val="000000"/>
+          <w:sz w:val="18"/>
+        </w:rPr>
+        <w:br w:type="textWrapping"/>
+      </w:r>
+      <w:r>
+        <w:rPr>
+          <w:rStyle w:val="7"/>
           <w:rFonts w:hint="default" w:ascii="Times New Roman" w:hAnsi="Times New Roman" w:eastAsia="IBM Plex Mono" w:cs="Times New Roman"/>
           <w:color w:val="000000"/>
           <w:sz w:val="18"/>
@@ -7936,16 +7934,16 @@
       </w:r>
       <w:r>
         <w:rPr>
-          <w:rStyle w:val="6"/>
-          <w:rFonts w:hint="default" w:ascii="Times New Roman" w:hAnsi="Times New Roman" w:eastAsia="IBM Plex Mono" w:cs="Times New Roman"/>
-          <w:color w:val="000000"/>
-          <w:sz w:val="18"/>
-        </w:rPr>
-        <w:br w:type="textWrapping"/>
-      </w:r>
-      <w:r>
-        <w:rPr>
-          <w:rStyle w:val="6"/>
+          <w:rStyle w:val="7"/>
+          <w:rFonts w:hint="default" w:ascii="Times New Roman" w:hAnsi="Times New Roman" w:eastAsia="IBM Plex Mono" w:cs="Times New Roman"/>
+          <w:color w:val="000000"/>
+          <w:sz w:val="18"/>
+        </w:rPr>
+        <w:br w:type="textWrapping"/>
+      </w:r>
+      <w:r>
+        <w:rPr>
+          <w:rStyle w:val="7"/>
           <w:rFonts w:hint="default" w:ascii="Times New Roman" w:hAnsi="Times New Roman" w:eastAsia="IBM Plex Mono" w:cs="Times New Roman"/>
           <w:color w:val="000000"/>
           <w:sz w:val="18"/>
@@ -7954,16 +7952,16 @@
       </w:r>
       <w:r>
         <w:rPr>
-          <w:rStyle w:val="6"/>
-          <w:rFonts w:hint="default" w:ascii="Times New Roman" w:hAnsi="Times New Roman" w:eastAsia="IBM Plex Mono" w:cs="Times New Roman"/>
-          <w:color w:val="000000"/>
-          <w:sz w:val="18"/>
-        </w:rPr>
-        <w:br w:type="textWrapping"/>
-      </w:r>
-      <w:r>
-        <w:rPr>
-          <w:rStyle w:val="6"/>
+          <w:rStyle w:val="7"/>
+          <w:rFonts w:hint="default" w:ascii="Times New Roman" w:hAnsi="Times New Roman" w:eastAsia="IBM Plex Mono" w:cs="Times New Roman"/>
+          <w:color w:val="000000"/>
+          <w:sz w:val="18"/>
+        </w:rPr>
+        <w:br w:type="textWrapping"/>
+      </w:r>
+      <w:r>
+        <w:rPr>
+          <w:rStyle w:val="7"/>
           <w:rFonts w:hint="default" w:ascii="Times New Roman" w:hAnsi="Times New Roman" w:eastAsia="IBM Plex Mono" w:cs="Times New Roman"/>
           <w:color w:val="000000"/>
           <w:sz w:val="18"/>
@@ -7972,16 +7970,16 @@
       </w:r>
       <w:r>
         <w:rPr>
-          <w:rStyle w:val="6"/>
-          <w:rFonts w:hint="default" w:ascii="Times New Roman" w:hAnsi="Times New Roman" w:eastAsia="IBM Plex Mono" w:cs="Times New Roman"/>
-          <w:color w:val="000000"/>
-          <w:sz w:val="18"/>
-        </w:rPr>
-        <w:br w:type="textWrapping"/>
-      </w:r>
-      <w:r>
-        <w:rPr>
-          <w:rStyle w:val="6"/>
+          <w:rStyle w:val="7"/>
+          <w:rFonts w:hint="default" w:ascii="Times New Roman" w:hAnsi="Times New Roman" w:eastAsia="IBM Plex Mono" w:cs="Times New Roman"/>
+          <w:color w:val="000000"/>
+          <w:sz w:val="18"/>
+        </w:rPr>
+        <w:br w:type="textWrapping"/>
+      </w:r>
+      <w:r>
+        <w:rPr>
+          <w:rStyle w:val="7"/>
           <w:rFonts w:hint="default" w:ascii="Times New Roman" w:hAnsi="Times New Roman" w:eastAsia="IBM Plex Mono" w:cs="Times New Roman"/>
           <w:color w:val="000000"/>
           <w:sz w:val="18"/>
@@ -7990,16 +7988,16 @@
       </w:r>
       <w:r>
         <w:rPr>
-          <w:rStyle w:val="6"/>
-          <w:rFonts w:hint="default" w:ascii="Times New Roman" w:hAnsi="Times New Roman" w:eastAsia="IBM Plex Mono" w:cs="Times New Roman"/>
-          <w:color w:val="000000"/>
-          <w:sz w:val="18"/>
-        </w:rPr>
-        <w:br w:type="textWrapping"/>
-      </w:r>
-      <w:r>
-        <w:rPr>
-          <w:rStyle w:val="6"/>
+          <w:rStyle w:val="7"/>
+          <w:rFonts w:hint="default" w:ascii="Times New Roman" w:hAnsi="Times New Roman" w:eastAsia="IBM Plex Mono" w:cs="Times New Roman"/>
+          <w:color w:val="000000"/>
+          <w:sz w:val="18"/>
+        </w:rPr>
+        <w:br w:type="textWrapping"/>
+      </w:r>
+      <w:r>
+        <w:rPr>
+          <w:rStyle w:val="7"/>
           <w:rFonts w:hint="default" w:ascii="Times New Roman" w:hAnsi="Times New Roman" w:eastAsia="IBM Plex Mono" w:cs="Times New Roman"/>
           <w:color w:val="000000"/>
           <w:sz w:val="18"/>
@@ -8008,16 +8006,16 @@
       </w:r>
       <w:r>
         <w:rPr>
-          <w:rStyle w:val="6"/>
-          <w:rFonts w:hint="default" w:ascii="Times New Roman" w:hAnsi="Times New Roman" w:eastAsia="IBM Plex Mono" w:cs="Times New Roman"/>
-          <w:color w:val="000000"/>
-          <w:sz w:val="18"/>
-        </w:rPr>
-        <w:br w:type="textWrapping"/>
-      </w:r>
-      <w:r>
-        <w:rPr>
-          <w:rStyle w:val="6"/>
+          <w:rStyle w:val="7"/>
+          <w:rFonts w:hint="default" w:ascii="Times New Roman" w:hAnsi="Times New Roman" w:eastAsia="IBM Plex Mono" w:cs="Times New Roman"/>
+          <w:color w:val="000000"/>
+          <w:sz w:val="18"/>
+        </w:rPr>
+        <w:br w:type="textWrapping"/>
+      </w:r>
+      <w:r>
+        <w:rPr>
+          <w:rStyle w:val="7"/>
           <w:rFonts w:hint="default" w:ascii="Times New Roman" w:hAnsi="Times New Roman" w:eastAsia="IBM Plex Mono" w:cs="Times New Roman"/>
           <w:color w:val="000000"/>
           <w:sz w:val="18"/>
@@ -8026,16 +8024,16 @@
       </w:r>
       <w:r>
         <w:rPr>
-          <w:rStyle w:val="6"/>
-          <w:rFonts w:hint="default" w:ascii="Times New Roman" w:hAnsi="Times New Roman" w:eastAsia="IBM Plex Mono" w:cs="Times New Roman"/>
-          <w:color w:val="000000"/>
-          <w:sz w:val="18"/>
-        </w:rPr>
-        <w:br w:type="textWrapping"/>
-      </w:r>
-      <w:r>
-        <w:rPr>
-          <w:rStyle w:val="6"/>
+          <w:rStyle w:val="7"/>
+          <w:rFonts w:hint="default" w:ascii="Times New Roman" w:hAnsi="Times New Roman" w:eastAsia="IBM Plex Mono" w:cs="Times New Roman"/>
+          <w:color w:val="000000"/>
+          <w:sz w:val="18"/>
+        </w:rPr>
+        <w:br w:type="textWrapping"/>
+      </w:r>
+      <w:r>
+        <w:rPr>
+          <w:rStyle w:val="7"/>
           <w:rFonts w:hint="default" w:ascii="Times New Roman" w:hAnsi="Times New Roman" w:eastAsia="IBM Plex Mono" w:cs="Times New Roman"/>
           <w:color w:val="000000"/>
           <w:sz w:val="18"/>
@@ -8044,16 +8042,16 @@
       </w:r>
       <w:r>
         <w:rPr>
-          <w:rStyle w:val="6"/>
-          <w:rFonts w:hint="default" w:ascii="Times New Roman" w:hAnsi="Times New Roman" w:eastAsia="IBM Plex Mono" w:cs="Times New Roman"/>
-          <w:color w:val="000000"/>
-          <w:sz w:val="18"/>
-        </w:rPr>
-        <w:br w:type="textWrapping"/>
-      </w:r>
-      <w:r>
-        <w:rPr>
-          <w:rStyle w:val="6"/>
+          <w:rStyle w:val="7"/>
+          <w:rFonts w:hint="default" w:ascii="Times New Roman" w:hAnsi="Times New Roman" w:eastAsia="IBM Plex Mono" w:cs="Times New Roman"/>
+          <w:color w:val="000000"/>
+          <w:sz w:val="18"/>
+        </w:rPr>
+        <w:br w:type="textWrapping"/>
+      </w:r>
+      <w:r>
+        <w:rPr>
+          <w:rStyle w:val="7"/>
           <w:rFonts w:hint="default" w:ascii="Times New Roman" w:hAnsi="Times New Roman" w:eastAsia="IBM Plex Mono" w:cs="Times New Roman"/>
           <w:color w:val="000000"/>
           <w:sz w:val="18"/>
@@ -8062,16 +8060,16 @@
       </w:r>
       <w:r>
         <w:rPr>
-          <w:rStyle w:val="6"/>
-          <w:rFonts w:hint="default" w:ascii="Times New Roman" w:hAnsi="Times New Roman" w:eastAsia="IBM Plex Mono" w:cs="Times New Roman"/>
-          <w:color w:val="000000"/>
-          <w:sz w:val="18"/>
-        </w:rPr>
-        <w:br w:type="textWrapping"/>
-      </w:r>
-      <w:r>
-        <w:rPr>
-          <w:rStyle w:val="6"/>
+          <w:rStyle w:val="7"/>
+          <w:rFonts w:hint="default" w:ascii="Times New Roman" w:hAnsi="Times New Roman" w:eastAsia="IBM Plex Mono" w:cs="Times New Roman"/>
+          <w:color w:val="000000"/>
+          <w:sz w:val="18"/>
+        </w:rPr>
+        <w:br w:type="textWrapping"/>
+      </w:r>
+      <w:r>
+        <w:rPr>
+          <w:rStyle w:val="7"/>
           <w:rFonts w:hint="default" w:ascii="Times New Roman" w:hAnsi="Times New Roman" w:eastAsia="IBM Plex Mono" w:cs="Times New Roman"/>
           <w:color w:val="000000"/>
           <w:sz w:val="18"/>
@@ -8080,16 +8078,16 @@
       </w:r>
       <w:r>
         <w:rPr>
-          <w:rStyle w:val="6"/>
-          <w:rFonts w:hint="default" w:ascii="Times New Roman" w:hAnsi="Times New Roman" w:eastAsia="IBM Plex Mono" w:cs="Times New Roman"/>
-          <w:color w:val="000000"/>
-          <w:sz w:val="18"/>
-        </w:rPr>
-        <w:br w:type="textWrapping"/>
-      </w:r>
-      <w:r>
-        <w:rPr>
-          <w:rStyle w:val="6"/>
+          <w:rStyle w:val="7"/>
+          <w:rFonts w:hint="default" w:ascii="Times New Roman" w:hAnsi="Times New Roman" w:eastAsia="IBM Plex Mono" w:cs="Times New Roman"/>
+          <w:color w:val="000000"/>
+          <w:sz w:val="18"/>
+        </w:rPr>
+        <w:br w:type="textWrapping"/>
+      </w:r>
+      <w:r>
+        <w:rPr>
+          <w:rStyle w:val="7"/>
           <w:rFonts w:hint="default" w:ascii="Times New Roman" w:hAnsi="Times New Roman" w:eastAsia="IBM Plex Mono" w:cs="Times New Roman"/>
           <w:color w:val="000000"/>
           <w:sz w:val="18"/>
@@ -8098,16 +8096,16 @@
       </w:r>
       <w:r>
         <w:rPr>
-          <w:rStyle w:val="6"/>
-          <w:rFonts w:hint="default" w:ascii="Times New Roman" w:hAnsi="Times New Roman" w:eastAsia="IBM Plex Mono" w:cs="Times New Roman"/>
-          <w:color w:val="000000"/>
-          <w:sz w:val="18"/>
-        </w:rPr>
-        <w:br w:type="textWrapping"/>
-      </w:r>
-      <w:r>
-        <w:rPr>
-          <w:rStyle w:val="6"/>
+          <w:rStyle w:val="7"/>
+          <w:rFonts w:hint="default" w:ascii="Times New Roman" w:hAnsi="Times New Roman" w:eastAsia="IBM Plex Mono" w:cs="Times New Roman"/>
+          <w:color w:val="000000"/>
+          <w:sz w:val="18"/>
+        </w:rPr>
+        <w:br w:type="textWrapping"/>
+      </w:r>
+      <w:r>
+        <w:rPr>
+          <w:rStyle w:val="7"/>
           <w:rFonts w:hint="default" w:ascii="Times New Roman" w:hAnsi="Times New Roman" w:eastAsia="IBM Plex Mono" w:cs="Times New Roman"/>
           <w:color w:val="000000"/>
           <w:sz w:val="18"/>
@@ -8116,25 +8114,25 @@
       </w:r>
       <w:r>
         <w:rPr>
-          <w:rStyle w:val="6"/>
-          <w:rFonts w:hint="default" w:ascii="Times New Roman" w:hAnsi="Times New Roman" w:eastAsia="IBM Plex Mono" w:cs="Times New Roman"/>
-          <w:color w:val="000000"/>
-          <w:sz w:val="18"/>
-        </w:rPr>
-        <w:br w:type="textWrapping"/>
-      </w:r>
-      <w:r>
-        <w:rPr>
-          <w:rStyle w:val="6"/>
-          <w:rFonts w:hint="default" w:ascii="Times New Roman" w:hAnsi="Times New Roman" w:eastAsia="IBM Plex Mono" w:cs="Times New Roman"/>
-          <w:color w:val="000000"/>
-          <w:sz w:val="18"/>
-        </w:rPr>
-        <w:br w:type="textWrapping"/>
-      </w:r>
-      <w:r>
-        <w:rPr>
-          <w:rStyle w:val="6"/>
+          <w:rStyle w:val="7"/>
+          <w:rFonts w:hint="default" w:ascii="Times New Roman" w:hAnsi="Times New Roman" w:eastAsia="IBM Plex Mono" w:cs="Times New Roman"/>
+          <w:color w:val="000000"/>
+          <w:sz w:val="18"/>
+        </w:rPr>
+        <w:br w:type="textWrapping"/>
+      </w:r>
+      <w:r>
+        <w:rPr>
+          <w:rStyle w:val="7"/>
+          <w:rFonts w:hint="default" w:ascii="Times New Roman" w:hAnsi="Times New Roman" w:eastAsia="IBM Plex Mono" w:cs="Times New Roman"/>
+          <w:color w:val="000000"/>
+          <w:sz w:val="18"/>
+        </w:rPr>
+        <w:br w:type="textWrapping"/>
+      </w:r>
+      <w:r>
+        <w:rPr>
+          <w:rStyle w:val="7"/>
           <w:rFonts w:hint="default" w:ascii="Times New Roman" w:hAnsi="Times New Roman" w:eastAsia="IBM Plex Mono" w:cs="Times New Roman"/>
           <w:color w:val="000000"/>
           <w:sz w:val="18"/>
@@ -8143,16 +8141,16 @@
       </w:r>
       <w:r>
         <w:rPr>
-          <w:rStyle w:val="6"/>
-          <w:rFonts w:hint="default" w:ascii="Times New Roman" w:hAnsi="Times New Roman" w:eastAsia="IBM Plex Mono" w:cs="Times New Roman"/>
-          <w:color w:val="000000"/>
-          <w:sz w:val="18"/>
-        </w:rPr>
-        <w:br w:type="textWrapping"/>
-      </w:r>
-      <w:r>
-        <w:rPr>
-          <w:rStyle w:val="6"/>
+          <w:rStyle w:val="7"/>
+          <w:rFonts w:hint="default" w:ascii="Times New Roman" w:hAnsi="Times New Roman" w:eastAsia="IBM Plex Mono" w:cs="Times New Roman"/>
+          <w:color w:val="000000"/>
+          <w:sz w:val="18"/>
+        </w:rPr>
+        <w:br w:type="textWrapping"/>
+      </w:r>
+      <w:r>
+        <w:rPr>
+          <w:rStyle w:val="7"/>
           <w:rFonts w:hint="default" w:ascii="Times New Roman" w:hAnsi="Times New Roman" w:eastAsia="IBM Plex Mono" w:cs="Times New Roman"/>
           <w:color w:val="000000"/>
           <w:sz w:val="18"/>
@@ -8161,16 +8159,16 @@
       </w:r>
       <w:r>
         <w:rPr>
-          <w:rStyle w:val="6"/>
-          <w:rFonts w:hint="default" w:ascii="Times New Roman" w:hAnsi="Times New Roman" w:eastAsia="IBM Plex Mono" w:cs="Times New Roman"/>
-          <w:color w:val="000000"/>
-          <w:sz w:val="18"/>
-        </w:rPr>
-        <w:br w:type="textWrapping"/>
-      </w:r>
-      <w:r>
-        <w:rPr>
-          <w:rStyle w:val="6"/>
+          <w:rStyle w:val="7"/>
+          <w:rFonts w:hint="default" w:ascii="Times New Roman" w:hAnsi="Times New Roman" w:eastAsia="IBM Plex Mono" w:cs="Times New Roman"/>
+          <w:color w:val="000000"/>
+          <w:sz w:val="18"/>
+        </w:rPr>
+        <w:br w:type="textWrapping"/>
+      </w:r>
+      <w:r>
+        <w:rPr>
+          <w:rStyle w:val="7"/>
           <w:rFonts w:hint="default" w:ascii="Times New Roman" w:hAnsi="Times New Roman" w:eastAsia="IBM Plex Mono" w:cs="Times New Roman"/>
           <w:color w:val="000000"/>
           <w:sz w:val="18"/>
@@ -8179,16 +8177,16 @@
       </w:r>
       <w:r>
         <w:rPr>
-          <w:rStyle w:val="6"/>
-          <w:rFonts w:hint="default" w:ascii="Times New Roman" w:hAnsi="Times New Roman" w:eastAsia="IBM Plex Mono" w:cs="Times New Roman"/>
-          <w:color w:val="000000"/>
-          <w:sz w:val="18"/>
-        </w:rPr>
-        <w:br w:type="textWrapping"/>
-      </w:r>
-      <w:r>
-        <w:rPr>
-          <w:rStyle w:val="6"/>
+          <w:rStyle w:val="7"/>
+          <w:rFonts w:hint="default" w:ascii="Times New Roman" w:hAnsi="Times New Roman" w:eastAsia="IBM Plex Mono" w:cs="Times New Roman"/>
+          <w:color w:val="000000"/>
+          <w:sz w:val="18"/>
+        </w:rPr>
+        <w:br w:type="textWrapping"/>
+      </w:r>
+      <w:r>
+        <w:rPr>
+          <w:rStyle w:val="7"/>
           <w:rFonts w:hint="default" w:ascii="Times New Roman" w:hAnsi="Times New Roman" w:eastAsia="IBM Plex Mono" w:cs="Times New Roman"/>
           <w:color w:val="000000"/>
           <w:sz w:val="18"/>
@@ -8197,16 +8195,16 @@
       </w:r>
       <w:r>
         <w:rPr>
-          <w:rStyle w:val="6"/>
-          <w:rFonts w:hint="default" w:ascii="Times New Roman" w:hAnsi="Times New Roman" w:eastAsia="IBM Plex Mono" w:cs="Times New Roman"/>
-          <w:color w:val="000000"/>
-          <w:sz w:val="18"/>
-        </w:rPr>
-        <w:br w:type="textWrapping"/>
-      </w:r>
-      <w:r>
-        <w:rPr>
-          <w:rStyle w:val="6"/>
+          <w:rStyle w:val="7"/>
+          <w:rFonts w:hint="default" w:ascii="Times New Roman" w:hAnsi="Times New Roman" w:eastAsia="IBM Plex Mono" w:cs="Times New Roman"/>
+          <w:color w:val="000000"/>
+          <w:sz w:val="18"/>
+        </w:rPr>
+        <w:br w:type="textWrapping"/>
+      </w:r>
+      <w:r>
+        <w:rPr>
+          <w:rStyle w:val="7"/>
           <w:rFonts w:hint="default" w:ascii="Times New Roman" w:hAnsi="Times New Roman" w:eastAsia="IBM Plex Mono" w:cs="Times New Roman"/>
           <w:color w:val="000000"/>
           <w:sz w:val="18"/>
@@ -8215,16 +8213,16 @@
       </w:r>
       <w:r>
         <w:rPr>
-          <w:rStyle w:val="6"/>
-          <w:rFonts w:hint="default" w:ascii="Times New Roman" w:hAnsi="Times New Roman" w:eastAsia="IBM Plex Mono" w:cs="Times New Roman"/>
-          <w:color w:val="000000"/>
-          <w:sz w:val="18"/>
-        </w:rPr>
-        <w:br w:type="textWrapping"/>
-      </w:r>
-      <w:r>
-        <w:rPr>
-          <w:rStyle w:val="6"/>
+          <w:rStyle w:val="7"/>
+          <w:rFonts w:hint="default" w:ascii="Times New Roman" w:hAnsi="Times New Roman" w:eastAsia="IBM Plex Mono" w:cs="Times New Roman"/>
+          <w:color w:val="000000"/>
+          <w:sz w:val="18"/>
+        </w:rPr>
+        <w:br w:type="textWrapping"/>
+      </w:r>
+      <w:r>
+        <w:rPr>
+          <w:rStyle w:val="7"/>
           <w:rFonts w:hint="default" w:ascii="Times New Roman" w:hAnsi="Times New Roman" w:eastAsia="IBM Plex Mono" w:cs="Times New Roman"/>
           <w:color w:val="000000"/>
           <w:sz w:val="18"/>
@@ -8233,25 +8231,25 @@
       </w:r>
       <w:r>
         <w:rPr>
-          <w:rStyle w:val="6"/>
-          <w:rFonts w:hint="default" w:ascii="Times New Roman" w:hAnsi="Times New Roman" w:eastAsia="IBM Plex Mono" w:cs="Times New Roman"/>
-          <w:color w:val="000000"/>
-          <w:sz w:val="18"/>
-        </w:rPr>
-        <w:br w:type="textWrapping"/>
-      </w:r>
-      <w:r>
-        <w:rPr>
-          <w:rStyle w:val="6"/>
-          <w:rFonts w:hint="default" w:ascii="Times New Roman" w:hAnsi="Times New Roman" w:eastAsia="IBM Plex Mono" w:cs="Times New Roman"/>
-          <w:color w:val="000000"/>
-          <w:sz w:val="18"/>
-        </w:rPr>
-        <w:br w:type="textWrapping"/>
-      </w:r>
-      <w:r>
-        <w:rPr>
-          <w:rStyle w:val="6"/>
+          <w:rStyle w:val="7"/>
+          <w:rFonts w:hint="default" w:ascii="Times New Roman" w:hAnsi="Times New Roman" w:eastAsia="IBM Plex Mono" w:cs="Times New Roman"/>
+          <w:color w:val="000000"/>
+          <w:sz w:val="18"/>
+        </w:rPr>
+        <w:br w:type="textWrapping"/>
+      </w:r>
+      <w:r>
+        <w:rPr>
+          <w:rStyle w:val="7"/>
+          <w:rFonts w:hint="default" w:ascii="Times New Roman" w:hAnsi="Times New Roman" w:eastAsia="IBM Plex Mono" w:cs="Times New Roman"/>
+          <w:color w:val="000000"/>
+          <w:sz w:val="18"/>
+        </w:rPr>
+        <w:br w:type="textWrapping"/>
+      </w:r>
+      <w:r>
+        <w:rPr>
+          <w:rStyle w:val="7"/>
           <w:rFonts w:hint="default" w:ascii="Times New Roman" w:hAnsi="Times New Roman" w:eastAsia="IBM Plex Mono" w:cs="Times New Roman"/>
           <w:color w:val="000000"/>
           <w:sz w:val="18"/>
@@ -8260,16 +8258,16 @@
       </w:r>
       <w:r>
         <w:rPr>
-          <w:rStyle w:val="6"/>
-          <w:rFonts w:hint="default" w:ascii="Times New Roman" w:hAnsi="Times New Roman" w:eastAsia="IBM Plex Mono" w:cs="Times New Roman"/>
-          <w:color w:val="000000"/>
-          <w:sz w:val="18"/>
-        </w:rPr>
-        <w:br w:type="textWrapping"/>
-      </w:r>
-      <w:r>
-        <w:rPr>
-          <w:rStyle w:val="6"/>
+          <w:rStyle w:val="7"/>
+          <w:rFonts w:hint="default" w:ascii="Times New Roman" w:hAnsi="Times New Roman" w:eastAsia="IBM Plex Mono" w:cs="Times New Roman"/>
+          <w:color w:val="000000"/>
+          <w:sz w:val="18"/>
+        </w:rPr>
+        <w:br w:type="textWrapping"/>
+      </w:r>
+      <w:r>
+        <w:rPr>
+          <w:rStyle w:val="7"/>
           <w:rFonts w:hint="default" w:ascii="Times New Roman" w:hAnsi="Times New Roman" w:eastAsia="IBM Plex Mono" w:cs="Times New Roman"/>
           <w:color w:val="000000"/>
           <w:sz w:val="18"/>
@@ -8278,16 +8276,16 @@
       </w:r>
       <w:r>
         <w:rPr>
-          <w:rStyle w:val="6"/>
-          <w:rFonts w:hint="default" w:ascii="Times New Roman" w:hAnsi="Times New Roman" w:eastAsia="IBM Plex Mono" w:cs="Times New Roman"/>
-          <w:color w:val="000000"/>
-          <w:sz w:val="18"/>
-        </w:rPr>
-        <w:br w:type="textWrapping"/>
-      </w:r>
-      <w:r>
-        <w:rPr>
-          <w:rStyle w:val="6"/>
+          <w:rStyle w:val="7"/>
+          <w:rFonts w:hint="default" w:ascii="Times New Roman" w:hAnsi="Times New Roman" w:eastAsia="IBM Plex Mono" w:cs="Times New Roman"/>
+          <w:color w:val="000000"/>
+          <w:sz w:val="18"/>
+        </w:rPr>
+        <w:br w:type="textWrapping"/>
+      </w:r>
+      <w:r>
+        <w:rPr>
+          <w:rStyle w:val="7"/>
           <w:rFonts w:hint="default" w:ascii="Times New Roman" w:hAnsi="Times New Roman" w:eastAsia="IBM Plex Mono" w:cs="Times New Roman"/>
           <w:color w:val="000000"/>
           <w:sz w:val="18"/>
@@ -8296,16 +8294,16 @@
       </w:r>
       <w:r>
         <w:rPr>
-          <w:rStyle w:val="6"/>
-          <w:rFonts w:hint="default" w:ascii="Times New Roman" w:hAnsi="Times New Roman" w:eastAsia="IBM Plex Mono" w:cs="Times New Roman"/>
-          <w:color w:val="000000"/>
-          <w:sz w:val="18"/>
-        </w:rPr>
-        <w:br w:type="textWrapping"/>
-      </w:r>
-      <w:r>
-        <w:rPr>
-          <w:rStyle w:val="6"/>
+          <w:rStyle w:val="7"/>
+          <w:rFonts w:hint="default" w:ascii="Times New Roman" w:hAnsi="Times New Roman" w:eastAsia="IBM Plex Mono" w:cs="Times New Roman"/>
+          <w:color w:val="000000"/>
+          <w:sz w:val="18"/>
+        </w:rPr>
+        <w:br w:type="textWrapping"/>
+      </w:r>
+      <w:r>
+        <w:rPr>
+          <w:rStyle w:val="7"/>
           <w:rFonts w:hint="default" w:ascii="Times New Roman" w:hAnsi="Times New Roman" w:eastAsia="IBM Plex Mono" w:cs="Times New Roman"/>
           <w:color w:val="000000"/>
           <w:sz w:val="18"/>
@@ -8314,16 +8312,16 @@
       </w:r>
       <w:r>
         <w:rPr>
-          <w:rStyle w:val="6"/>
-          <w:rFonts w:hint="default" w:ascii="Times New Roman" w:hAnsi="Times New Roman" w:eastAsia="IBM Plex Mono" w:cs="Times New Roman"/>
-          <w:color w:val="000000"/>
-          <w:sz w:val="18"/>
-        </w:rPr>
-        <w:br w:type="textWrapping"/>
-      </w:r>
-      <w:r>
-        <w:rPr>
-          <w:rStyle w:val="6"/>
+          <w:rStyle w:val="7"/>
+          <w:rFonts w:hint="default" w:ascii="Times New Roman" w:hAnsi="Times New Roman" w:eastAsia="IBM Plex Mono" w:cs="Times New Roman"/>
+          <w:color w:val="000000"/>
+          <w:sz w:val="18"/>
+        </w:rPr>
+        <w:br w:type="textWrapping"/>
+      </w:r>
+      <w:r>
+        <w:rPr>
+          <w:rStyle w:val="7"/>
           <w:rFonts w:hint="default" w:ascii="Times New Roman" w:hAnsi="Times New Roman" w:eastAsia="IBM Plex Mono" w:cs="Times New Roman"/>
           <w:color w:val="000000"/>
           <w:sz w:val="18"/>
@@ -8332,16 +8330,16 @@
       </w:r>
       <w:r>
         <w:rPr>
-          <w:rStyle w:val="6"/>
-          <w:rFonts w:hint="default" w:ascii="Times New Roman" w:hAnsi="Times New Roman" w:eastAsia="IBM Plex Mono" w:cs="Times New Roman"/>
-          <w:color w:val="000000"/>
-          <w:sz w:val="18"/>
-        </w:rPr>
-        <w:br w:type="textWrapping"/>
-      </w:r>
-      <w:r>
-        <w:rPr>
-          <w:rStyle w:val="6"/>
+          <w:rStyle w:val="7"/>
+          <w:rFonts w:hint="default" w:ascii="Times New Roman" w:hAnsi="Times New Roman" w:eastAsia="IBM Plex Mono" w:cs="Times New Roman"/>
+          <w:color w:val="000000"/>
+          <w:sz w:val="18"/>
+        </w:rPr>
+        <w:br w:type="textWrapping"/>
+      </w:r>
+      <w:r>
+        <w:rPr>
+          <w:rStyle w:val="7"/>
           <w:rFonts w:hint="default" w:ascii="Times New Roman" w:hAnsi="Times New Roman" w:eastAsia="IBM Plex Mono" w:cs="Times New Roman"/>
           <w:color w:val="000000"/>
           <w:sz w:val="18"/>
@@ -8350,16 +8348,16 @@
       </w:r>
       <w:r>
         <w:rPr>
-          <w:rStyle w:val="6"/>
-          <w:rFonts w:hint="default" w:ascii="Times New Roman" w:hAnsi="Times New Roman" w:eastAsia="IBM Plex Mono" w:cs="Times New Roman"/>
-          <w:color w:val="000000"/>
-          <w:sz w:val="18"/>
-        </w:rPr>
-        <w:br w:type="textWrapping"/>
-      </w:r>
-      <w:r>
-        <w:rPr>
-          <w:rStyle w:val="6"/>
+          <w:rStyle w:val="7"/>
+          <w:rFonts w:hint="default" w:ascii="Times New Roman" w:hAnsi="Times New Roman" w:eastAsia="IBM Plex Mono" w:cs="Times New Roman"/>
+          <w:color w:val="000000"/>
+          <w:sz w:val="18"/>
+        </w:rPr>
+        <w:br w:type="textWrapping"/>
+      </w:r>
+      <w:r>
+        <w:rPr>
+          <w:rStyle w:val="7"/>
           <w:rFonts w:hint="default" w:ascii="Times New Roman" w:hAnsi="Times New Roman" w:eastAsia="IBM Plex Mono" w:cs="Times New Roman"/>
           <w:color w:val="000000"/>
           <w:sz w:val="18"/>
@@ -8368,16 +8366,16 @@
       </w:r>
       <w:r>
         <w:rPr>
-          <w:rStyle w:val="6"/>
-          <w:rFonts w:hint="default" w:ascii="Times New Roman" w:hAnsi="Times New Roman" w:eastAsia="IBM Plex Mono" w:cs="Times New Roman"/>
-          <w:color w:val="000000"/>
-          <w:sz w:val="18"/>
-        </w:rPr>
-        <w:br w:type="textWrapping"/>
-      </w:r>
-      <w:r>
-        <w:rPr>
-          <w:rStyle w:val="6"/>
+          <w:rStyle w:val="7"/>
+          <w:rFonts w:hint="default" w:ascii="Times New Roman" w:hAnsi="Times New Roman" w:eastAsia="IBM Plex Mono" w:cs="Times New Roman"/>
+          <w:color w:val="000000"/>
+          <w:sz w:val="18"/>
+        </w:rPr>
+        <w:br w:type="textWrapping"/>
+      </w:r>
+      <w:r>
+        <w:rPr>
+          <w:rStyle w:val="7"/>
           <w:rFonts w:hint="default" w:ascii="Times New Roman" w:hAnsi="Times New Roman" w:eastAsia="IBM Plex Mono" w:cs="Times New Roman"/>
           <w:color w:val="000000"/>
           <w:sz w:val="18"/>
@@ -8386,16 +8384,16 @@
       </w:r>
       <w:r>
         <w:rPr>
-          <w:rStyle w:val="6"/>
-          <w:rFonts w:hint="default" w:ascii="Times New Roman" w:hAnsi="Times New Roman" w:eastAsia="IBM Plex Mono" w:cs="Times New Roman"/>
-          <w:color w:val="000000"/>
-          <w:sz w:val="18"/>
-        </w:rPr>
-        <w:br w:type="textWrapping"/>
-      </w:r>
-      <w:r>
-        <w:rPr>
-          <w:rStyle w:val="6"/>
+          <w:rStyle w:val="7"/>
+          <w:rFonts w:hint="default" w:ascii="Times New Roman" w:hAnsi="Times New Roman" w:eastAsia="IBM Plex Mono" w:cs="Times New Roman"/>
+          <w:color w:val="000000"/>
+          <w:sz w:val="18"/>
+        </w:rPr>
+        <w:br w:type="textWrapping"/>
+      </w:r>
+      <w:r>
+        <w:rPr>
+          <w:rStyle w:val="7"/>
           <w:rFonts w:hint="default" w:ascii="Times New Roman" w:hAnsi="Times New Roman" w:eastAsia="IBM Plex Mono" w:cs="Times New Roman"/>
           <w:color w:val="000000"/>
           <w:sz w:val="18"/>
@@ -8404,16 +8402,16 @@
       </w:r>
       <w:r>
         <w:rPr>
-          <w:rStyle w:val="6"/>
-          <w:rFonts w:hint="default" w:ascii="Times New Roman" w:hAnsi="Times New Roman" w:eastAsia="IBM Plex Mono" w:cs="Times New Roman"/>
-          <w:color w:val="000000"/>
-          <w:sz w:val="18"/>
-        </w:rPr>
-        <w:br w:type="textWrapping"/>
-      </w:r>
-      <w:r>
-        <w:rPr>
-          <w:rStyle w:val="6"/>
+          <w:rStyle w:val="7"/>
+          <w:rFonts w:hint="default" w:ascii="Times New Roman" w:hAnsi="Times New Roman" w:eastAsia="IBM Plex Mono" w:cs="Times New Roman"/>
+          <w:color w:val="000000"/>
+          <w:sz w:val="18"/>
+        </w:rPr>
+        <w:br w:type="textWrapping"/>
+      </w:r>
+      <w:r>
+        <w:rPr>
+          <w:rStyle w:val="7"/>
           <w:rFonts w:hint="default" w:ascii="Times New Roman" w:hAnsi="Times New Roman" w:eastAsia="IBM Plex Mono" w:cs="Times New Roman"/>
           <w:color w:val="000000"/>
           <w:sz w:val="18"/>
@@ -8422,7 +8420,7 @@
       </w:r>
       <w:r>
         <w:rPr>
-          <w:rStyle w:val="6"/>
+          <w:rStyle w:val="7"/>
           <w:rFonts w:hint="default" w:ascii="Times New Roman" w:hAnsi="Times New Roman" w:eastAsia="IBM Plex Mono" w:cs="Times New Roman"/>
           <w:color w:val="000000"/>
           <w:sz w:val="18"/>
@@ -8676,7 +8674,7 @@
       </w:r>
       <w:r>
         <w:rPr>
-          <w:rStyle w:val="6"/>
+          <w:rStyle w:val="7"/>
           <w:rFonts w:hint="default" w:ascii="Times New Roman" w:hAnsi="Times New Roman" w:eastAsia="inter" w:cs="Times New Roman"/>
           <w:b/>
           <w:color w:val="000000"/>
@@ -8697,7 +8695,7 @@
       </w:pPr>
       <w:r>
         <w:rPr>
-          <w:rStyle w:val="6"/>
+          <w:rStyle w:val="7"/>
           <w:rFonts w:hint="default" w:ascii="Times New Roman" w:hAnsi="Times New Roman" w:eastAsia="IBM Plex Mono" w:cs="Times New Roman"/>
           <w:color w:val="000000"/>
           <w:sz w:val="18"/>
@@ -8706,16 +8704,16 @@
       </w:r>
       <w:r>
         <w:rPr>
-          <w:rStyle w:val="6"/>
-          <w:rFonts w:hint="default" w:ascii="Times New Roman" w:hAnsi="Times New Roman" w:eastAsia="IBM Plex Mono" w:cs="Times New Roman"/>
-          <w:color w:val="000000"/>
-          <w:sz w:val="18"/>
-        </w:rPr>
-        <w:br w:type="textWrapping"/>
-      </w:r>
-      <w:r>
-        <w:rPr>
-          <w:rStyle w:val="6"/>
+          <w:rStyle w:val="7"/>
+          <w:rFonts w:hint="default" w:ascii="Times New Roman" w:hAnsi="Times New Roman" w:eastAsia="IBM Plex Mono" w:cs="Times New Roman"/>
+          <w:color w:val="000000"/>
+          <w:sz w:val="18"/>
+        </w:rPr>
+        <w:br w:type="textWrapping"/>
+      </w:r>
+      <w:r>
+        <w:rPr>
+          <w:rStyle w:val="7"/>
           <w:rFonts w:hint="default" w:ascii="Times New Roman" w:hAnsi="Times New Roman" w:eastAsia="IBM Plex Mono" w:cs="Times New Roman"/>
           <w:color w:val="000000"/>
           <w:sz w:val="18"/>
@@ -8724,16 +8722,16 @@
       </w:r>
       <w:r>
         <w:rPr>
-          <w:rStyle w:val="6"/>
-          <w:rFonts w:hint="default" w:ascii="Times New Roman" w:hAnsi="Times New Roman" w:eastAsia="IBM Plex Mono" w:cs="Times New Roman"/>
-          <w:color w:val="000000"/>
-          <w:sz w:val="18"/>
-        </w:rPr>
-        <w:br w:type="textWrapping"/>
-      </w:r>
-      <w:r>
-        <w:rPr>
-          <w:rStyle w:val="6"/>
+          <w:rStyle w:val="7"/>
+          <w:rFonts w:hint="default" w:ascii="Times New Roman" w:hAnsi="Times New Roman" w:eastAsia="IBM Plex Mono" w:cs="Times New Roman"/>
+          <w:color w:val="000000"/>
+          <w:sz w:val="18"/>
+        </w:rPr>
+        <w:br w:type="textWrapping"/>
+      </w:r>
+      <w:r>
+        <w:rPr>
+          <w:rStyle w:val="7"/>
           <w:rFonts w:hint="default" w:ascii="Times New Roman" w:hAnsi="Times New Roman" w:eastAsia="IBM Plex Mono" w:cs="Times New Roman"/>
           <w:color w:val="000000"/>
           <w:sz w:val="18"/>
@@ -8742,16 +8740,16 @@
       </w:r>
       <w:r>
         <w:rPr>
-          <w:rStyle w:val="6"/>
-          <w:rFonts w:hint="default" w:ascii="Times New Roman" w:hAnsi="Times New Roman" w:eastAsia="IBM Plex Mono" w:cs="Times New Roman"/>
-          <w:color w:val="000000"/>
-          <w:sz w:val="18"/>
-        </w:rPr>
-        <w:br w:type="textWrapping"/>
-      </w:r>
-      <w:r>
-        <w:rPr>
-          <w:rStyle w:val="6"/>
+          <w:rStyle w:val="7"/>
+          <w:rFonts w:hint="default" w:ascii="Times New Roman" w:hAnsi="Times New Roman" w:eastAsia="IBM Plex Mono" w:cs="Times New Roman"/>
+          <w:color w:val="000000"/>
+          <w:sz w:val="18"/>
+        </w:rPr>
+        <w:br w:type="textWrapping"/>
+      </w:r>
+      <w:r>
+        <w:rPr>
+          <w:rStyle w:val="7"/>
           <w:rFonts w:hint="default" w:ascii="Times New Roman" w:hAnsi="Times New Roman" w:eastAsia="IBM Plex Mono" w:cs="Times New Roman"/>
           <w:color w:val="000000"/>
           <w:sz w:val="18"/>
@@ -8760,16 +8758,16 @@
       </w:r>
       <w:r>
         <w:rPr>
-          <w:rStyle w:val="6"/>
-          <w:rFonts w:hint="default" w:ascii="Times New Roman" w:hAnsi="Times New Roman" w:eastAsia="IBM Plex Mono" w:cs="Times New Roman"/>
-          <w:color w:val="000000"/>
-          <w:sz w:val="18"/>
-        </w:rPr>
-        <w:br w:type="textWrapping"/>
-      </w:r>
-      <w:r>
-        <w:rPr>
-          <w:rStyle w:val="6"/>
+          <w:rStyle w:val="7"/>
+          <w:rFonts w:hint="default" w:ascii="Times New Roman" w:hAnsi="Times New Roman" w:eastAsia="IBM Plex Mono" w:cs="Times New Roman"/>
+          <w:color w:val="000000"/>
+          <w:sz w:val="18"/>
+        </w:rPr>
+        <w:br w:type="textWrapping"/>
+      </w:r>
+      <w:r>
+        <w:rPr>
+          <w:rStyle w:val="7"/>
           <w:rFonts w:hint="default" w:ascii="Times New Roman" w:hAnsi="Times New Roman" w:eastAsia="IBM Plex Mono" w:cs="Times New Roman"/>
           <w:color w:val="000000"/>
           <w:sz w:val="18"/>
@@ -8778,16 +8776,16 @@
       </w:r>
       <w:r>
         <w:rPr>
-          <w:rStyle w:val="6"/>
-          <w:rFonts w:hint="default" w:ascii="Times New Roman" w:hAnsi="Times New Roman" w:eastAsia="IBM Plex Mono" w:cs="Times New Roman"/>
-          <w:color w:val="000000"/>
-          <w:sz w:val="18"/>
-        </w:rPr>
-        <w:br w:type="textWrapping"/>
-      </w:r>
-      <w:r>
-        <w:rPr>
-          <w:rStyle w:val="6"/>
+          <w:rStyle w:val="7"/>
+          <w:rFonts w:hint="default" w:ascii="Times New Roman" w:hAnsi="Times New Roman" w:eastAsia="IBM Plex Mono" w:cs="Times New Roman"/>
+          <w:color w:val="000000"/>
+          <w:sz w:val="18"/>
+        </w:rPr>
+        <w:br w:type="textWrapping"/>
+      </w:r>
+      <w:r>
+        <w:rPr>
+          <w:rStyle w:val="7"/>
           <w:rFonts w:hint="default" w:ascii="Times New Roman" w:hAnsi="Times New Roman" w:eastAsia="IBM Plex Mono" w:cs="Times New Roman"/>
           <w:color w:val="000000"/>
           <w:sz w:val="18"/>
@@ -8796,16 +8794,16 @@
       </w:r>
       <w:r>
         <w:rPr>
-          <w:rStyle w:val="6"/>
-          <w:rFonts w:hint="default" w:ascii="Times New Roman" w:hAnsi="Times New Roman" w:eastAsia="IBM Plex Mono" w:cs="Times New Roman"/>
-          <w:color w:val="000000"/>
-          <w:sz w:val="18"/>
-        </w:rPr>
-        <w:br w:type="textWrapping"/>
-      </w:r>
-      <w:r>
-        <w:rPr>
-          <w:rStyle w:val="6"/>
+          <w:rStyle w:val="7"/>
+          <w:rFonts w:hint="default" w:ascii="Times New Roman" w:hAnsi="Times New Roman" w:eastAsia="IBM Plex Mono" w:cs="Times New Roman"/>
+          <w:color w:val="000000"/>
+          <w:sz w:val="18"/>
+        </w:rPr>
+        <w:br w:type="textWrapping"/>
+      </w:r>
+      <w:r>
+        <w:rPr>
+          <w:rStyle w:val="7"/>
           <w:rFonts w:hint="default" w:ascii="Times New Roman" w:hAnsi="Times New Roman" w:eastAsia="IBM Plex Mono" w:cs="Times New Roman"/>
           <w:color w:val="000000"/>
           <w:sz w:val="18"/>
@@ -8814,16 +8812,16 @@
       </w:r>
       <w:r>
         <w:rPr>
-          <w:rStyle w:val="6"/>
-          <w:rFonts w:hint="default" w:ascii="Times New Roman" w:hAnsi="Times New Roman" w:eastAsia="IBM Plex Mono" w:cs="Times New Roman"/>
-          <w:color w:val="000000"/>
-          <w:sz w:val="18"/>
-        </w:rPr>
-        <w:br w:type="textWrapping"/>
-      </w:r>
-      <w:r>
-        <w:rPr>
-          <w:rStyle w:val="6"/>
+          <w:rStyle w:val="7"/>
+          <w:rFonts w:hint="default" w:ascii="Times New Roman" w:hAnsi="Times New Roman" w:eastAsia="IBM Plex Mono" w:cs="Times New Roman"/>
+          <w:color w:val="000000"/>
+          <w:sz w:val="18"/>
+        </w:rPr>
+        <w:br w:type="textWrapping"/>
+      </w:r>
+      <w:r>
+        <w:rPr>
+          <w:rStyle w:val="7"/>
           <w:rFonts w:hint="default" w:ascii="Times New Roman" w:hAnsi="Times New Roman" w:eastAsia="IBM Plex Mono" w:cs="Times New Roman"/>
           <w:color w:val="000000"/>
           <w:sz w:val="18"/>
@@ -8832,7 +8830,7 @@
       </w:r>
       <w:r>
         <w:rPr>
-          <w:rStyle w:val="6"/>
+          <w:rStyle w:val="7"/>
           <w:rFonts w:hint="default" w:ascii="Times New Roman" w:hAnsi="Times New Roman" w:eastAsia="IBM Plex Mono" w:cs="Times New Roman"/>
           <w:color w:val="000000"/>
           <w:sz w:val="18"/>
@@ -8870,7 +8868,7 @@
       </w:pPr>
       <w:r>
         <w:rPr>
-          <w:rStyle w:val="6"/>
+          <w:rStyle w:val="7"/>
           <w:rFonts w:hint="default" w:ascii="Times New Roman" w:hAnsi="Times New Roman" w:eastAsia="IBM Plex Mono" w:cs="Times New Roman"/>
           <w:color w:val="000000"/>
           <w:sz w:val="18"/>
@@ -8879,16 +8877,16 @@
       </w:r>
       <w:r>
         <w:rPr>
-          <w:rStyle w:val="6"/>
-          <w:rFonts w:hint="default" w:ascii="Times New Roman" w:hAnsi="Times New Roman" w:eastAsia="IBM Plex Mono" w:cs="Times New Roman"/>
-          <w:color w:val="000000"/>
-          <w:sz w:val="18"/>
-        </w:rPr>
-        <w:br w:type="textWrapping"/>
-      </w:r>
-      <w:r>
-        <w:rPr>
-          <w:rStyle w:val="6"/>
+          <w:rStyle w:val="7"/>
+          <w:rFonts w:hint="default" w:ascii="Times New Roman" w:hAnsi="Times New Roman" w:eastAsia="IBM Plex Mono" w:cs="Times New Roman"/>
+          <w:color w:val="000000"/>
+          <w:sz w:val="18"/>
+        </w:rPr>
+        <w:br w:type="textWrapping"/>
+      </w:r>
+      <w:r>
+        <w:rPr>
+          <w:rStyle w:val="7"/>
           <w:rFonts w:hint="default" w:ascii="Times New Roman" w:hAnsi="Times New Roman" w:eastAsia="IBM Plex Mono" w:cs="Times New Roman"/>
           <w:color w:val="000000"/>
           <w:sz w:val="18"/>
@@ -8897,16 +8895,16 @@
       </w:r>
       <w:r>
         <w:rPr>
-          <w:rStyle w:val="6"/>
-          <w:rFonts w:hint="default" w:ascii="Times New Roman" w:hAnsi="Times New Roman" w:eastAsia="IBM Plex Mono" w:cs="Times New Roman"/>
-          <w:color w:val="000000"/>
-          <w:sz w:val="18"/>
-        </w:rPr>
-        <w:br w:type="textWrapping"/>
-      </w:r>
-      <w:r>
-        <w:rPr>
-          <w:rStyle w:val="6"/>
+          <w:rStyle w:val="7"/>
+          <w:rFonts w:hint="default" w:ascii="Times New Roman" w:hAnsi="Times New Roman" w:eastAsia="IBM Plex Mono" w:cs="Times New Roman"/>
+          <w:color w:val="000000"/>
+          <w:sz w:val="18"/>
+        </w:rPr>
+        <w:br w:type="textWrapping"/>
+      </w:r>
+      <w:r>
+        <w:rPr>
+          <w:rStyle w:val="7"/>
           <w:rFonts w:hint="default" w:ascii="Times New Roman" w:hAnsi="Times New Roman" w:eastAsia="IBM Plex Mono" w:cs="Times New Roman"/>
           <w:color w:val="000000"/>
           <w:sz w:val="18"/>
@@ -8915,16 +8913,16 @@
       </w:r>
       <w:r>
         <w:rPr>
-          <w:rStyle w:val="6"/>
-          <w:rFonts w:hint="default" w:ascii="Times New Roman" w:hAnsi="Times New Roman" w:eastAsia="IBM Plex Mono" w:cs="Times New Roman"/>
-          <w:color w:val="000000"/>
-          <w:sz w:val="18"/>
-        </w:rPr>
-        <w:br w:type="textWrapping"/>
-      </w:r>
-      <w:r>
-        <w:rPr>
-          <w:rStyle w:val="6"/>
+          <w:rStyle w:val="7"/>
+          <w:rFonts w:hint="default" w:ascii="Times New Roman" w:hAnsi="Times New Roman" w:eastAsia="IBM Plex Mono" w:cs="Times New Roman"/>
+          <w:color w:val="000000"/>
+          <w:sz w:val="18"/>
+        </w:rPr>
+        <w:br w:type="textWrapping"/>
+      </w:r>
+      <w:r>
+        <w:rPr>
+          <w:rStyle w:val="7"/>
           <w:rFonts w:hint="default" w:ascii="Times New Roman" w:hAnsi="Times New Roman" w:eastAsia="IBM Plex Mono" w:cs="Times New Roman"/>
           <w:color w:val="000000"/>
           <w:sz w:val="18"/>
@@ -8933,16 +8931,16 @@
       </w:r>
       <w:r>
         <w:rPr>
-          <w:rStyle w:val="6"/>
-          <w:rFonts w:hint="default" w:ascii="Times New Roman" w:hAnsi="Times New Roman" w:eastAsia="IBM Plex Mono" w:cs="Times New Roman"/>
-          <w:color w:val="000000"/>
-          <w:sz w:val="18"/>
-        </w:rPr>
-        <w:br w:type="textWrapping"/>
-      </w:r>
-      <w:r>
-        <w:rPr>
-          <w:rStyle w:val="6"/>
+          <w:rStyle w:val="7"/>
+          <w:rFonts w:hint="default" w:ascii="Times New Roman" w:hAnsi="Times New Roman" w:eastAsia="IBM Plex Mono" w:cs="Times New Roman"/>
+          <w:color w:val="000000"/>
+          <w:sz w:val="18"/>
+        </w:rPr>
+        <w:br w:type="textWrapping"/>
+      </w:r>
+      <w:r>
+        <w:rPr>
+          <w:rStyle w:val="7"/>
           <w:rFonts w:hint="default" w:ascii="Times New Roman" w:hAnsi="Times New Roman" w:eastAsia="IBM Plex Mono" w:cs="Times New Roman"/>
           <w:color w:val="000000"/>
           <w:sz w:val="18"/>
@@ -8951,16 +8949,16 @@
       </w:r>
       <w:r>
         <w:rPr>
-          <w:rStyle w:val="6"/>
-          <w:rFonts w:hint="default" w:ascii="Times New Roman" w:hAnsi="Times New Roman" w:eastAsia="IBM Plex Mono" w:cs="Times New Roman"/>
-          <w:color w:val="000000"/>
-          <w:sz w:val="18"/>
-        </w:rPr>
-        <w:br w:type="textWrapping"/>
-      </w:r>
-      <w:r>
-        <w:rPr>
-          <w:rStyle w:val="6"/>
+          <w:rStyle w:val="7"/>
+          <w:rFonts w:hint="default" w:ascii="Times New Roman" w:hAnsi="Times New Roman" w:eastAsia="IBM Plex Mono" w:cs="Times New Roman"/>
+          <w:color w:val="000000"/>
+          <w:sz w:val="18"/>
+        </w:rPr>
+        <w:br w:type="textWrapping"/>
+      </w:r>
+      <w:r>
+        <w:rPr>
+          <w:rStyle w:val="7"/>
           <w:rFonts w:hint="default" w:ascii="Times New Roman" w:hAnsi="Times New Roman" w:eastAsia="IBM Plex Mono" w:cs="Times New Roman"/>
           <w:color w:val="000000"/>
           <w:sz w:val="18"/>
@@ -8969,16 +8967,16 @@
       </w:r>
       <w:r>
         <w:rPr>
-          <w:rStyle w:val="6"/>
-          <w:rFonts w:hint="default" w:ascii="Times New Roman" w:hAnsi="Times New Roman" w:eastAsia="IBM Plex Mono" w:cs="Times New Roman"/>
-          <w:color w:val="000000"/>
-          <w:sz w:val="18"/>
-        </w:rPr>
-        <w:br w:type="textWrapping"/>
-      </w:r>
-      <w:r>
-        <w:rPr>
-          <w:rStyle w:val="6"/>
+          <w:rStyle w:val="7"/>
+          <w:rFonts w:hint="default" w:ascii="Times New Roman" w:hAnsi="Times New Roman" w:eastAsia="IBM Plex Mono" w:cs="Times New Roman"/>
+          <w:color w:val="000000"/>
+          <w:sz w:val="18"/>
+        </w:rPr>
+        <w:br w:type="textWrapping"/>
+      </w:r>
+      <w:r>
+        <w:rPr>
+          <w:rStyle w:val="7"/>
           <w:rFonts w:hint="default" w:ascii="Times New Roman" w:hAnsi="Times New Roman" w:eastAsia="IBM Plex Mono" w:cs="Times New Roman"/>
           <w:color w:val="000000"/>
           <w:sz w:val="18"/>
@@ -8987,16 +8985,16 @@
       </w:r>
       <w:r>
         <w:rPr>
-          <w:rStyle w:val="6"/>
-          <w:rFonts w:hint="default" w:ascii="Times New Roman" w:hAnsi="Times New Roman" w:eastAsia="IBM Plex Mono" w:cs="Times New Roman"/>
-          <w:color w:val="000000"/>
-          <w:sz w:val="18"/>
-        </w:rPr>
-        <w:br w:type="textWrapping"/>
-      </w:r>
-      <w:r>
-        <w:rPr>
-          <w:rStyle w:val="6"/>
+          <w:rStyle w:val="7"/>
+          <w:rFonts w:hint="default" w:ascii="Times New Roman" w:hAnsi="Times New Roman" w:eastAsia="IBM Plex Mono" w:cs="Times New Roman"/>
+          <w:color w:val="000000"/>
+          <w:sz w:val="18"/>
+        </w:rPr>
+        <w:br w:type="textWrapping"/>
+      </w:r>
+      <w:r>
+        <w:rPr>
+          <w:rStyle w:val="7"/>
           <w:rFonts w:hint="default" w:ascii="Times New Roman" w:hAnsi="Times New Roman" w:eastAsia="IBM Plex Mono" w:cs="Times New Roman"/>
           <w:color w:val="000000"/>
           <w:sz w:val="18"/>
@@ -9005,16 +9003,16 @@
       </w:r>
       <w:r>
         <w:rPr>
-          <w:rStyle w:val="6"/>
-          <w:rFonts w:hint="default" w:ascii="Times New Roman" w:hAnsi="Times New Roman" w:eastAsia="IBM Plex Mono" w:cs="Times New Roman"/>
-          <w:color w:val="000000"/>
-          <w:sz w:val="18"/>
-        </w:rPr>
-        <w:br w:type="textWrapping"/>
-      </w:r>
-      <w:r>
-        <w:rPr>
-          <w:rStyle w:val="6"/>
+          <w:rStyle w:val="7"/>
+          <w:rFonts w:hint="default" w:ascii="Times New Roman" w:hAnsi="Times New Roman" w:eastAsia="IBM Plex Mono" w:cs="Times New Roman"/>
+          <w:color w:val="000000"/>
+          <w:sz w:val="18"/>
+        </w:rPr>
+        <w:br w:type="textWrapping"/>
+      </w:r>
+      <w:r>
+        <w:rPr>
+          <w:rStyle w:val="7"/>
           <w:rFonts w:hint="default" w:ascii="Times New Roman" w:hAnsi="Times New Roman" w:eastAsia="IBM Plex Mono" w:cs="Times New Roman"/>
           <w:color w:val="000000"/>
           <w:sz w:val="18"/>
@@ -9023,25 +9021,25 @@
       </w:r>
       <w:r>
         <w:rPr>
-          <w:rStyle w:val="6"/>
-          <w:rFonts w:hint="default" w:ascii="Times New Roman" w:hAnsi="Times New Roman" w:eastAsia="IBM Plex Mono" w:cs="Times New Roman"/>
-          <w:color w:val="000000"/>
-          <w:sz w:val="18"/>
-        </w:rPr>
-        <w:br w:type="textWrapping"/>
-      </w:r>
-      <w:r>
-        <w:rPr>
-          <w:rStyle w:val="6"/>
-          <w:rFonts w:hint="default" w:ascii="Times New Roman" w:hAnsi="Times New Roman" w:eastAsia="IBM Plex Mono" w:cs="Times New Roman"/>
-          <w:color w:val="000000"/>
-          <w:sz w:val="18"/>
-        </w:rPr>
-        <w:br w:type="textWrapping"/>
-      </w:r>
-      <w:r>
-        <w:rPr>
-          <w:rStyle w:val="6"/>
+          <w:rStyle w:val="7"/>
+          <w:rFonts w:hint="default" w:ascii="Times New Roman" w:hAnsi="Times New Roman" w:eastAsia="IBM Plex Mono" w:cs="Times New Roman"/>
+          <w:color w:val="000000"/>
+          <w:sz w:val="18"/>
+        </w:rPr>
+        <w:br w:type="textWrapping"/>
+      </w:r>
+      <w:r>
+        <w:rPr>
+          <w:rStyle w:val="7"/>
+          <w:rFonts w:hint="default" w:ascii="Times New Roman" w:hAnsi="Times New Roman" w:eastAsia="IBM Plex Mono" w:cs="Times New Roman"/>
+          <w:color w:val="000000"/>
+          <w:sz w:val="18"/>
+        </w:rPr>
+        <w:br w:type="textWrapping"/>
+      </w:r>
+      <w:r>
+        <w:rPr>
+          <w:rStyle w:val="7"/>
           <w:rFonts w:hint="default" w:ascii="Times New Roman" w:hAnsi="Times New Roman" w:eastAsia="IBM Plex Mono" w:cs="Times New Roman"/>
           <w:color w:val="000000"/>
           <w:sz w:val="18"/>
@@ -9050,16 +9048,16 @@
       </w:r>
       <w:r>
         <w:rPr>
-          <w:rStyle w:val="6"/>
-          <w:rFonts w:hint="default" w:ascii="Times New Roman" w:hAnsi="Times New Roman" w:eastAsia="IBM Plex Mono" w:cs="Times New Roman"/>
-          <w:color w:val="000000"/>
-          <w:sz w:val="18"/>
-        </w:rPr>
-        <w:br w:type="textWrapping"/>
-      </w:r>
-      <w:r>
-        <w:rPr>
-          <w:rStyle w:val="6"/>
+          <w:rStyle w:val="7"/>
+          <w:rFonts w:hint="default" w:ascii="Times New Roman" w:hAnsi="Times New Roman" w:eastAsia="IBM Plex Mono" w:cs="Times New Roman"/>
+          <w:color w:val="000000"/>
+          <w:sz w:val="18"/>
+        </w:rPr>
+        <w:br w:type="textWrapping"/>
+      </w:r>
+      <w:r>
+        <w:rPr>
+          <w:rStyle w:val="7"/>
           <w:rFonts w:hint="default" w:ascii="Times New Roman" w:hAnsi="Times New Roman" w:eastAsia="IBM Plex Mono" w:cs="Times New Roman"/>
           <w:color w:val="000000"/>
           <w:sz w:val="18"/>
@@ -9068,16 +9066,16 @@
       </w:r>
       <w:r>
         <w:rPr>
-          <w:rStyle w:val="6"/>
-          <w:rFonts w:hint="default" w:ascii="Times New Roman" w:hAnsi="Times New Roman" w:eastAsia="IBM Plex Mono" w:cs="Times New Roman"/>
-          <w:color w:val="000000"/>
-          <w:sz w:val="18"/>
-        </w:rPr>
-        <w:br w:type="textWrapping"/>
-      </w:r>
-      <w:r>
-        <w:rPr>
-          <w:rStyle w:val="6"/>
+          <w:rStyle w:val="7"/>
+          <w:rFonts w:hint="default" w:ascii="Times New Roman" w:hAnsi="Times New Roman" w:eastAsia="IBM Plex Mono" w:cs="Times New Roman"/>
+          <w:color w:val="000000"/>
+          <w:sz w:val="18"/>
+        </w:rPr>
+        <w:br w:type="textWrapping"/>
+      </w:r>
+      <w:r>
+        <w:rPr>
+          <w:rStyle w:val="7"/>
           <w:rFonts w:hint="default" w:ascii="Times New Roman" w:hAnsi="Times New Roman" w:eastAsia="IBM Plex Mono" w:cs="Times New Roman"/>
           <w:color w:val="000000"/>
           <w:sz w:val="18"/>
@@ -9086,16 +9084,16 @@
       </w:r>
       <w:r>
         <w:rPr>
-          <w:rStyle w:val="6"/>
-          <w:rFonts w:hint="default" w:ascii="Times New Roman" w:hAnsi="Times New Roman" w:eastAsia="IBM Plex Mono" w:cs="Times New Roman"/>
-          <w:color w:val="000000"/>
-          <w:sz w:val="18"/>
-        </w:rPr>
-        <w:br w:type="textWrapping"/>
-      </w:r>
-      <w:r>
-        <w:rPr>
-          <w:rStyle w:val="6"/>
+          <w:rStyle w:val="7"/>
+          <w:rFonts w:hint="default" w:ascii="Times New Roman" w:hAnsi="Times New Roman" w:eastAsia="IBM Plex Mono" w:cs="Times New Roman"/>
+          <w:color w:val="000000"/>
+          <w:sz w:val="18"/>
+        </w:rPr>
+        <w:br w:type="textWrapping"/>
+      </w:r>
+      <w:r>
+        <w:rPr>
+          <w:rStyle w:val="7"/>
           <w:rFonts w:hint="default" w:ascii="Times New Roman" w:hAnsi="Times New Roman" w:eastAsia="IBM Plex Mono" w:cs="Times New Roman"/>
           <w:color w:val="000000"/>
           <w:sz w:val="18"/>
@@ -9104,16 +9102,16 @@
       </w:r>
       <w:r>
         <w:rPr>
-          <w:rStyle w:val="6"/>
-          <w:rFonts w:hint="default" w:ascii="Times New Roman" w:hAnsi="Times New Roman" w:eastAsia="IBM Plex Mono" w:cs="Times New Roman"/>
-          <w:color w:val="000000"/>
-          <w:sz w:val="18"/>
-        </w:rPr>
-        <w:br w:type="textWrapping"/>
-      </w:r>
-      <w:r>
-        <w:rPr>
-          <w:rStyle w:val="6"/>
+          <w:rStyle w:val="7"/>
+          <w:rFonts w:hint="default" w:ascii="Times New Roman" w:hAnsi="Times New Roman" w:eastAsia="IBM Plex Mono" w:cs="Times New Roman"/>
+          <w:color w:val="000000"/>
+          <w:sz w:val="18"/>
+        </w:rPr>
+        <w:br w:type="textWrapping"/>
+      </w:r>
+      <w:r>
+        <w:rPr>
+          <w:rStyle w:val="7"/>
           <w:rFonts w:hint="default" w:ascii="Times New Roman" w:hAnsi="Times New Roman" w:eastAsia="IBM Plex Mono" w:cs="Times New Roman"/>
           <w:color w:val="000000"/>
           <w:sz w:val="18"/>
@@ -9122,16 +9120,16 @@
       </w:r>
       <w:r>
         <w:rPr>
-          <w:rStyle w:val="6"/>
-          <w:rFonts w:hint="default" w:ascii="Times New Roman" w:hAnsi="Times New Roman" w:eastAsia="IBM Plex Mono" w:cs="Times New Roman"/>
-          <w:color w:val="000000"/>
-          <w:sz w:val="18"/>
-        </w:rPr>
-        <w:br w:type="textWrapping"/>
-      </w:r>
-      <w:r>
-        <w:rPr>
-          <w:rStyle w:val="6"/>
+          <w:rStyle w:val="7"/>
+          <w:rFonts w:hint="default" w:ascii="Times New Roman" w:hAnsi="Times New Roman" w:eastAsia="IBM Plex Mono" w:cs="Times New Roman"/>
+          <w:color w:val="000000"/>
+          <w:sz w:val="18"/>
+        </w:rPr>
+        <w:br w:type="textWrapping"/>
+      </w:r>
+      <w:r>
+        <w:rPr>
+          <w:rStyle w:val="7"/>
           <w:rFonts w:hint="default" w:ascii="Times New Roman" w:hAnsi="Times New Roman" w:eastAsia="IBM Plex Mono" w:cs="Times New Roman"/>
           <w:color w:val="000000"/>
           <w:sz w:val="18"/>
@@ -9140,16 +9138,16 @@
       </w:r>
       <w:r>
         <w:rPr>
-          <w:rStyle w:val="6"/>
-          <w:rFonts w:hint="default" w:ascii="Times New Roman" w:hAnsi="Times New Roman" w:eastAsia="IBM Plex Mono" w:cs="Times New Roman"/>
-          <w:color w:val="000000"/>
-          <w:sz w:val="18"/>
-        </w:rPr>
-        <w:br w:type="textWrapping"/>
-      </w:r>
-      <w:r>
-        <w:rPr>
-          <w:rStyle w:val="6"/>
+          <w:rStyle w:val="7"/>
+          <w:rFonts w:hint="default" w:ascii="Times New Roman" w:hAnsi="Times New Roman" w:eastAsia="IBM Plex Mono" w:cs="Times New Roman"/>
+          <w:color w:val="000000"/>
+          <w:sz w:val="18"/>
+        </w:rPr>
+        <w:br w:type="textWrapping"/>
+      </w:r>
+      <w:r>
+        <w:rPr>
+          <w:rStyle w:val="7"/>
           <w:rFonts w:hint="default" w:ascii="Times New Roman" w:hAnsi="Times New Roman" w:eastAsia="IBM Plex Mono" w:cs="Times New Roman"/>
           <w:color w:val="000000"/>
           <w:sz w:val="18"/>
@@ -9158,16 +9156,16 @@
       </w:r>
       <w:r>
         <w:rPr>
-          <w:rStyle w:val="6"/>
-          <w:rFonts w:hint="default" w:ascii="Times New Roman" w:hAnsi="Times New Roman" w:eastAsia="IBM Plex Mono" w:cs="Times New Roman"/>
-          <w:color w:val="000000"/>
-          <w:sz w:val="18"/>
-        </w:rPr>
-        <w:br w:type="textWrapping"/>
-      </w:r>
-      <w:r>
-        <w:rPr>
-          <w:rStyle w:val="6"/>
+          <w:rStyle w:val="7"/>
+          <w:rFonts w:hint="default" w:ascii="Times New Roman" w:hAnsi="Times New Roman" w:eastAsia="IBM Plex Mono" w:cs="Times New Roman"/>
+          <w:color w:val="000000"/>
+          <w:sz w:val="18"/>
+        </w:rPr>
+        <w:br w:type="textWrapping"/>
+      </w:r>
+      <w:r>
+        <w:rPr>
+          <w:rStyle w:val="7"/>
           <w:rFonts w:hint="default" w:ascii="Times New Roman" w:hAnsi="Times New Roman" w:eastAsia="IBM Plex Mono" w:cs="Times New Roman"/>
           <w:color w:val="000000"/>
           <w:sz w:val="18"/>
@@ -9176,16 +9174,16 @@
       </w:r>
       <w:r>
         <w:rPr>
-          <w:rStyle w:val="6"/>
-          <w:rFonts w:hint="default" w:ascii="Times New Roman" w:hAnsi="Times New Roman" w:eastAsia="IBM Plex Mono" w:cs="Times New Roman"/>
-          <w:color w:val="000000"/>
-          <w:sz w:val="18"/>
-        </w:rPr>
-        <w:br w:type="textWrapping"/>
-      </w:r>
-      <w:r>
-        <w:rPr>
-          <w:rStyle w:val="6"/>
+          <w:rStyle w:val="7"/>
+          <w:rFonts w:hint="default" w:ascii="Times New Roman" w:hAnsi="Times New Roman" w:eastAsia="IBM Plex Mono" w:cs="Times New Roman"/>
+          <w:color w:val="000000"/>
+          <w:sz w:val="18"/>
+        </w:rPr>
+        <w:br w:type="textWrapping"/>
+      </w:r>
+      <w:r>
+        <w:rPr>
+          <w:rStyle w:val="7"/>
           <w:rFonts w:hint="default" w:ascii="Times New Roman" w:hAnsi="Times New Roman" w:eastAsia="IBM Plex Mono" w:cs="Times New Roman"/>
           <w:color w:val="000000"/>
           <w:sz w:val="18"/>
@@ -9194,16 +9192,16 @@
       </w:r>
       <w:r>
         <w:rPr>
-          <w:rStyle w:val="6"/>
-          <w:rFonts w:hint="default" w:ascii="Times New Roman" w:hAnsi="Times New Roman" w:eastAsia="IBM Plex Mono" w:cs="Times New Roman"/>
-          <w:color w:val="000000"/>
-          <w:sz w:val="18"/>
-        </w:rPr>
-        <w:br w:type="textWrapping"/>
-      </w:r>
-      <w:r>
-        <w:rPr>
-          <w:rStyle w:val="6"/>
+          <w:rStyle w:val="7"/>
+          <w:rFonts w:hint="default" w:ascii="Times New Roman" w:hAnsi="Times New Roman" w:eastAsia="IBM Plex Mono" w:cs="Times New Roman"/>
+          <w:color w:val="000000"/>
+          <w:sz w:val="18"/>
+        </w:rPr>
+        <w:br w:type="textWrapping"/>
+      </w:r>
+      <w:r>
+        <w:rPr>
+          <w:rStyle w:val="7"/>
           <w:rFonts w:hint="default" w:ascii="Times New Roman" w:hAnsi="Times New Roman" w:eastAsia="IBM Plex Mono" w:cs="Times New Roman"/>
           <w:color w:val="000000"/>
           <w:sz w:val="18"/>
@@ -9212,16 +9210,16 @@
       </w:r>
       <w:r>
         <w:rPr>
-          <w:rStyle w:val="6"/>
-          <w:rFonts w:hint="default" w:ascii="Times New Roman" w:hAnsi="Times New Roman" w:eastAsia="IBM Plex Mono" w:cs="Times New Roman"/>
-          <w:color w:val="000000"/>
-          <w:sz w:val="18"/>
-        </w:rPr>
-        <w:br w:type="textWrapping"/>
-      </w:r>
-      <w:r>
-        <w:rPr>
-          <w:rStyle w:val="6"/>
+          <w:rStyle w:val="7"/>
+          <w:rFonts w:hint="default" w:ascii="Times New Roman" w:hAnsi="Times New Roman" w:eastAsia="IBM Plex Mono" w:cs="Times New Roman"/>
+          <w:color w:val="000000"/>
+          <w:sz w:val="18"/>
+        </w:rPr>
+        <w:br w:type="textWrapping"/>
+      </w:r>
+      <w:r>
+        <w:rPr>
+          <w:rStyle w:val="7"/>
           <w:rFonts w:hint="default" w:ascii="Times New Roman" w:hAnsi="Times New Roman" w:eastAsia="IBM Plex Mono" w:cs="Times New Roman"/>
           <w:color w:val="000000"/>
           <w:sz w:val="18"/>
@@ -9230,16 +9228,16 @@
       </w:r>
       <w:r>
         <w:rPr>
-          <w:rStyle w:val="6"/>
-          <w:rFonts w:hint="default" w:ascii="Times New Roman" w:hAnsi="Times New Roman" w:eastAsia="IBM Plex Mono" w:cs="Times New Roman"/>
-          <w:color w:val="000000"/>
-          <w:sz w:val="18"/>
-        </w:rPr>
-        <w:br w:type="textWrapping"/>
-      </w:r>
-      <w:r>
-        <w:rPr>
-          <w:rStyle w:val="6"/>
+          <w:rStyle w:val="7"/>
+          <w:rFonts w:hint="default" w:ascii="Times New Roman" w:hAnsi="Times New Roman" w:eastAsia="IBM Plex Mono" w:cs="Times New Roman"/>
+          <w:color w:val="000000"/>
+          <w:sz w:val="18"/>
+        </w:rPr>
+        <w:br w:type="textWrapping"/>
+      </w:r>
+      <w:r>
+        <w:rPr>
+          <w:rStyle w:val="7"/>
           <w:rFonts w:hint="default" w:ascii="Times New Roman" w:hAnsi="Times New Roman" w:eastAsia="IBM Plex Mono" w:cs="Times New Roman"/>
           <w:color w:val="000000"/>
           <w:sz w:val="18"/>
@@ -9248,25 +9246,25 @@
       </w:r>
       <w:r>
         <w:rPr>
-          <w:rStyle w:val="6"/>
-          <w:rFonts w:hint="default" w:ascii="Times New Roman" w:hAnsi="Times New Roman" w:eastAsia="IBM Plex Mono" w:cs="Times New Roman"/>
-          <w:color w:val="000000"/>
-          <w:sz w:val="18"/>
-        </w:rPr>
-        <w:br w:type="textWrapping"/>
-      </w:r>
-      <w:r>
-        <w:rPr>
-          <w:rStyle w:val="6"/>
-          <w:rFonts w:hint="default" w:ascii="Times New Roman" w:hAnsi="Times New Roman" w:eastAsia="IBM Plex Mono" w:cs="Times New Roman"/>
-          <w:color w:val="000000"/>
-          <w:sz w:val="18"/>
-        </w:rPr>
-        <w:br w:type="textWrapping"/>
-      </w:r>
-      <w:r>
-        <w:rPr>
-          <w:rStyle w:val="6"/>
+          <w:rStyle w:val="7"/>
+          <w:rFonts w:hint="default" w:ascii="Times New Roman" w:hAnsi="Times New Roman" w:eastAsia="IBM Plex Mono" w:cs="Times New Roman"/>
+          <w:color w:val="000000"/>
+          <w:sz w:val="18"/>
+        </w:rPr>
+        <w:br w:type="textWrapping"/>
+      </w:r>
+      <w:r>
+        <w:rPr>
+          <w:rStyle w:val="7"/>
+          <w:rFonts w:hint="default" w:ascii="Times New Roman" w:hAnsi="Times New Roman" w:eastAsia="IBM Plex Mono" w:cs="Times New Roman"/>
+          <w:color w:val="000000"/>
+          <w:sz w:val="18"/>
+        </w:rPr>
+        <w:br w:type="textWrapping"/>
+      </w:r>
+      <w:r>
+        <w:rPr>
+          <w:rStyle w:val="7"/>
           <w:rFonts w:hint="default" w:ascii="Times New Roman" w:hAnsi="Times New Roman" w:eastAsia="IBM Plex Mono" w:cs="Times New Roman"/>
           <w:color w:val="000000"/>
           <w:sz w:val="18"/>
@@ -9275,16 +9273,16 @@
       </w:r>
       <w:r>
         <w:rPr>
-          <w:rStyle w:val="6"/>
-          <w:rFonts w:hint="default" w:ascii="Times New Roman" w:hAnsi="Times New Roman" w:eastAsia="IBM Plex Mono" w:cs="Times New Roman"/>
-          <w:color w:val="000000"/>
-          <w:sz w:val="18"/>
-        </w:rPr>
-        <w:br w:type="textWrapping"/>
-      </w:r>
-      <w:r>
-        <w:rPr>
-          <w:rStyle w:val="6"/>
+          <w:rStyle w:val="7"/>
+          <w:rFonts w:hint="default" w:ascii="Times New Roman" w:hAnsi="Times New Roman" w:eastAsia="IBM Plex Mono" w:cs="Times New Roman"/>
+          <w:color w:val="000000"/>
+          <w:sz w:val="18"/>
+        </w:rPr>
+        <w:br w:type="textWrapping"/>
+      </w:r>
+      <w:r>
+        <w:rPr>
+          <w:rStyle w:val="7"/>
           <w:rFonts w:hint="default" w:ascii="Times New Roman" w:hAnsi="Times New Roman" w:eastAsia="IBM Plex Mono" w:cs="Times New Roman"/>
           <w:color w:val="000000"/>
           <w:sz w:val="18"/>
@@ -9293,16 +9291,16 @@
       </w:r>
       <w:r>
         <w:rPr>
-          <w:rStyle w:val="6"/>
-          <w:rFonts w:hint="default" w:ascii="Times New Roman" w:hAnsi="Times New Roman" w:eastAsia="IBM Plex Mono" w:cs="Times New Roman"/>
-          <w:color w:val="000000"/>
-          <w:sz w:val="18"/>
-        </w:rPr>
-        <w:br w:type="textWrapping"/>
-      </w:r>
-      <w:r>
-        <w:rPr>
-          <w:rStyle w:val="6"/>
+          <w:rStyle w:val="7"/>
+          <w:rFonts w:hint="default" w:ascii="Times New Roman" w:hAnsi="Times New Roman" w:eastAsia="IBM Plex Mono" w:cs="Times New Roman"/>
+          <w:color w:val="000000"/>
+          <w:sz w:val="18"/>
+        </w:rPr>
+        <w:br w:type="textWrapping"/>
+      </w:r>
+      <w:r>
+        <w:rPr>
+          <w:rStyle w:val="7"/>
           <w:rFonts w:hint="default" w:ascii="Times New Roman" w:hAnsi="Times New Roman" w:eastAsia="IBM Plex Mono" w:cs="Times New Roman"/>
           <w:color w:val="000000"/>
           <w:sz w:val="18"/>
@@ -9311,16 +9309,16 @@
       </w:r>
       <w:r>
         <w:rPr>
-          <w:rStyle w:val="6"/>
-          <w:rFonts w:hint="default" w:ascii="Times New Roman" w:hAnsi="Times New Roman" w:eastAsia="IBM Plex Mono" w:cs="Times New Roman"/>
-          <w:color w:val="000000"/>
-          <w:sz w:val="18"/>
-        </w:rPr>
-        <w:br w:type="textWrapping"/>
-      </w:r>
-      <w:r>
-        <w:rPr>
-          <w:rStyle w:val="6"/>
+          <w:rStyle w:val="7"/>
+          <w:rFonts w:hint="default" w:ascii="Times New Roman" w:hAnsi="Times New Roman" w:eastAsia="IBM Plex Mono" w:cs="Times New Roman"/>
+          <w:color w:val="000000"/>
+          <w:sz w:val="18"/>
+        </w:rPr>
+        <w:br w:type="textWrapping"/>
+      </w:r>
+      <w:r>
+        <w:rPr>
+          <w:rStyle w:val="7"/>
           <w:rFonts w:hint="default" w:ascii="Times New Roman" w:hAnsi="Times New Roman" w:eastAsia="IBM Plex Mono" w:cs="Times New Roman"/>
           <w:color w:val="000000"/>
           <w:sz w:val="18"/>
@@ -9329,16 +9327,16 @@
       </w:r>
       <w:r>
         <w:rPr>
-          <w:rStyle w:val="6"/>
-          <w:rFonts w:hint="default" w:ascii="Times New Roman" w:hAnsi="Times New Roman" w:eastAsia="IBM Plex Mono" w:cs="Times New Roman"/>
-          <w:color w:val="000000"/>
-          <w:sz w:val="18"/>
-        </w:rPr>
-        <w:br w:type="textWrapping"/>
-      </w:r>
-      <w:r>
-        <w:rPr>
-          <w:rStyle w:val="6"/>
+          <w:rStyle w:val="7"/>
+          <w:rFonts w:hint="default" w:ascii="Times New Roman" w:hAnsi="Times New Roman" w:eastAsia="IBM Plex Mono" w:cs="Times New Roman"/>
+          <w:color w:val="000000"/>
+          <w:sz w:val="18"/>
+        </w:rPr>
+        <w:br w:type="textWrapping"/>
+      </w:r>
+      <w:r>
+        <w:rPr>
+          <w:rStyle w:val="7"/>
           <w:rFonts w:hint="default" w:ascii="Times New Roman" w:hAnsi="Times New Roman" w:eastAsia="IBM Plex Mono" w:cs="Times New Roman"/>
           <w:color w:val="000000"/>
           <w:sz w:val="18"/>
@@ -9347,7 +9345,7 @@
       </w:r>
       <w:r>
         <w:rPr>
-          <w:rStyle w:val="6"/>
+          <w:rStyle w:val="7"/>
           <w:rFonts w:hint="default" w:ascii="Times New Roman" w:hAnsi="Times New Roman" w:eastAsia="IBM Plex Mono" w:cs="Times New Roman"/>
           <w:color w:val="000000"/>
           <w:sz w:val="18"/>
@@ -9384,7 +9382,7 @@
       </w:pPr>
       <w:r>
         <w:rPr>
-          <w:rStyle w:val="6"/>
+          <w:rStyle w:val="7"/>
           <w:rFonts w:hint="default" w:ascii="Times New Roman" w:hAnsi="Times New Roman" w:eastAsia="inter" w:cs="Times New Roman"/>
           <w:b/>
           <w:color w:val="000000"/>
@@ -9413,7 +9411,7 @@
       </w:pPr>
       <w:r>
         <w:rPr>
-          <w:rStyle w:val="6"/>
+          <w:rStyle w:val="7"/>
           <w:rFonts w:hint="default" w:ascii="Times New Roman" w:hAnsi="Times New Roman" w:eastAsia="IBM Plex Mono" w:cs="Times New Roman"/>
           <w:color w:val="000000"/>
           <w:sz w:val="18"/>
@@ -9426,7 +9424,33 @@
           <w:rFonts w:hint="default" w:ascii="Times New Roman" w:hAnsi="Times New Roman" w:eastAsia="inter" w:cs="Times New Roman"/>
           <w:color w:val="000000"/>
         </w:rPr>
-        <w:t>: ________________________________</w:t>
+        <w:t>:</w:t>
+      </w:r>
+      <w:r>
+        <w:rPr>
+          <w:rFonts w:ascii="SimSun" w:hAnsi="SimSun" w:eastAsia="SimSun" w:cs="SimSun"/>
+          <w:sz w:val="24"/>
+          <w:szCs w:val="24"/>
+        </w:rPr>
+        <w:t xml:space="preserve">Là một hàm trong CSS dùng để </w:t>
+      </w:r>
+      <w:r>
+        <w:rPr>
+          <w:rFonts w:ascii="SimSun" w:hAnsi="SimSun" w:eastAsia="SimSun" w:cs="SimSun"/>
+          <w:b/>
+          <w:bCs/>
+          <w:sz w:val="24"/>
+          <w:szCs w:val="24"/>
+        </w:rPr>
+        <w:t>lặp lại</w:t>
+      </w:r>
+      <w:r>
+        <w:rPr>
+          <w:rFonts w:ascii="SimSun" w:hAnsi="SimSun" w:eastAsia="SimSun" w:cs="SimSun"/>
+          <w:sz w:val="24"/>
+          <w:szCs w:val="24"/>
+        </w:rPr>
+        <w:t xml:space="preserve"> việc định nghĩa các cột (hoặc hàng)</w:t>
       </w:r>
     </w:p>
     <w:p>
@@ -9442,7 +9466,7 @@
       </w:pPr>
       <w:r>
         <w:rPr>
-          <w:rStyle w:val="6"/>
+          <w:rStyle w:val="7"/>
           <w:rFonts w:hint="default" w:ascii="Times New Roman" w:hAnsi="Times New Roman" w:eastAsia="IBM Plex Mono" w:cs="Times New Roman"/>
           <w:color w:val="000000"/>
           <w:sz w:val="18"/>
@@ -9455,7 +9479,33 @@
           <w:rFonts w:hint="default" w:ascii="Times New Roman" w:hAnsi="Times New Roman" w:eastAsia="inter" w:cs="Times New Roman"/>
           <w:color w:val="000000"/>
         </w:rPr>
-        <w:t>: ________________________________</w:t>
+        <w:t xml:space="preserve">: </w:t>
+      </w:r>
+      <w:r>
+        <w:rPr>
+          <w:rFonts w:ascii="SimSun" w:hAnsi="SimSun" w:eastAsia="SimSun" w:cs="SimSun"/>
+          <w:sz w:val="24"/>
+          <w:szCs w:val="24"/>
+        </w:rPr>
+        <w:t xml:space="preserve">Là từ khóa ra lệnh cho trình duyệt </w:t>
+      </w:r>
+      <w:r>
+        <w:rPr>
+          <w:rFonts w:ascii="SimSun" w:hAnsi="SimSun" w:eastAsia="SimSun" w:cs="SimSun"/>
+          <w:b/>
+          <w:bCs/>
+          <w:sz w:val="24"/>
+          <w:szCs w:val="24"/>
+        </w:rPr>
+        <w:t>tự động tính toán</w:t>
+      </w:r>
+      <w:r>
+        <w:rPr>
+          <w:rFonts w:ascii="SimSun" w:hAnsi="SimSun" w:eastAsia="SimSun" w:cs="SimSun"/>
+          <w:sz w:val="24"/>
+          <w:szCs w:val="24"/>
+        </w:rPr>
+        <w:t xml:space="preserve"> số lượng cột sao cho lấp đầy chiều rộng của vùng chứa.</w:t>
       </w:r>
     </w:p>
     <w:p>
@@ -9471,7 +9521,7 @@
       </w:pPr>
       <w:r>
         <w:rPr>
-          <w:rStyle w:val="6"/>
+          <w:rStyle w:val="7"/>
           <w:rFonts w:hint="default" w:ascii="Times New Roman" w:hAnsi="Times New Roman" w:eastAsia="IBM Plex Mono" w:cs="Times New Roman"/>
           <w:color w:val="000000"/>
           <w:sz w:val="18"/>
@@ -9484,7 +9534,33 @@
           <w:rFonts w:hint="default" w:ascii="Times New Roman" w:hAnsi="Times New Roman" w:eastAsia="inter" w:cs="Times New Roman"/>
           <w:color w:val="000000"/>
         </w:rPr>
-        <w:t>: ________________________________</w:t>
+        <w:t xml:space="preserve">: </w:t>
+      </w:r>
+      <w:r>
+        <w:rPr>
+          <w:rFonts w:ascii="SimSun" w:hAnsi="SimSun" w:eastAsia="SimSun" w:cs="SimSun"/>
+          <w:sz w:val="24"/>
+          <w:szCs w:val="24"/>
+        </w:rPr>
+        <w:t xml:space="preserve">Là hàm quy định </w:t>
+      </w:r>
+      <w:r>
+        <w:rPr>
+          <w:rFonts w:ascii="SimSun" w:hAnsi="SimSun" w:eastAsia="SimSun" w:cs="SimSun"/>
+          <w:b/>
+          <w:bCs/>
+          <w:sz w:val="24"/>
+          <w:szCs w:val="24"/>
+        </w:rPr>
+        <w:t>phạm vi kích thước</w:t>
+      </w:r>
+      <w:r>
+        <w:rPr>
+          <w:rFonts w:ascii="SimSun" w:hAnsi="SimSun" w:eastAsia="SimSun" w:cs="SimSun"/>
+          <w:sz w:val="24"/>
+          <w:szCs w:val="24"/>
+        </w:rPr>
+        <w:t xml:space="preserve"> cho mỗi cột</w:t>
       </w:r>
     </w:p>
     <w:p>
@@ -9568,15 +9644,125 @@
       <w:pPr>
         <w:spacing w:after="210" w:line="360" w:lineRule="auto"/>
         <w:rPr>
-          <w:rFonts w:hint="default" w:ascii="Times New Roman" w:hAnsi="Times New Roman" w:cs="Times New Roman"/>
-        </w:rPr>
-      </w:pPr>
-      <w:r>
-        <w:rPr>
           <w:rFonts w:hint="default" w:ascii="Times New Roman" w:hAnsi="Times New Roman" w:eastAsia="inter" w:cs="Times New Roman"/>
           <w:b/>
           <w:color w:val="000000"/>
         </w:rPr>
+      </w:pPr>
+    </w:p>
+    <w:p>
+      <w:pPr>
+        <w:spacing w:after="210" w:line="360" w:lineRule="auto"/>
+        <w:rPr>
+          <w:rFonts w:hint="default" w:ascii="Times New Roman" w:hAnsi="Times New Roman" w:eastAsia="inter" w:cs="Times New Roman"/>
+          <w:b/>
+          <w:color w:val="000000"/>
+        </w:rPr>
+      </w:pPr>
+    </w:p>
+    <w:p>
+      <w:pPr>
+        <w:spacing w:after="210" w:line="360" w:lineRule="auto"/>
+        <w:rPr>
+          <w:rFonts w:hint="default" w:ascii="Times New Roman" w:hAnsi="Times New Roman" w:eastAsia="inter" w:cs="Times New Roman"/>
+          <w:b/>
+          <w:color w:val="000000"/>
+        </w:rPr>
+      </w:pPr>
+    </w:p>
+    <w:p>
+      <w:pPr>
+        <w:spacing w:after="210" w:line="360" w:lineRule="auto"/>
+        <w:rPr>
+          <w:rFonts w:hint="default" w:ascii="Times New Roman" w:hAnsi="Times New Roman" w:eastAsia="inter" w:cs="Times New Roman"/>
+          <w:b/>
+          <w:color w:val="000000"/>
+        </w:rPr>
+      </w:pPr>
+    </w:p>
+    <w:p>
+      <w:pPr>
+        <w:spacing w:after="210" w:line="360" w:lineRule="auto"/>
+        <w:rPr>
+          <w:rFonts w:hint="default" w:ascii="Times New Roman" w:hAnsi="Times New Roman" w:eastAsia="inter" w:cs="Times New Roman"/>
+          <w:b/>
+          <w:color w:val="000000"/>
+        </w:rPr>
+      </w:pPr>
+    </w:p>
+    <w:p>
+      <w:pPr>
+        <w:spacing w:after="210" w:line="360" w:lineRule="auto"/>
+        <w:rPr>
+          <w:rFonts w:hint="default" w:ascii="Times New Roman" w:hAnsi="Times New Roman" w:eastAsia="inter" w:cs="Times New Roman"/>
+          <w:b/>
+          <w:color w:val="000000"/>
+        </w:rPr>
+      </w:pPr>
+    </w:p>
+    <w:p>
+      <w:pPr>
+        <w:spacing w:after="210" w:line="360" w:lineRule="auto"/>
+        <w:rPr>
+          <w:rFonts w:hint="default" w:ascii="Times New Roman" w:hAnsi="Times New Roman" w:eastAsia="inter" w:cs="Times New Roman"/>
+          <w:b/>
+          <w:color w:val="000000"/>
+        </w:rPr>
+      </w:pPr>
+    </w:p>
+    <w:p>
+      <w:pPr>
+        <w:spacing w:after="210" w:line="360" w:lineRule="auto"/>
+        <w:rPr>
+          <w:rFonts w:hint="default" w:ascii="Times New Roman" w:hAnsi="Times New Roman" w:eastAsia="inter" w:cs="Times New Roman"/>
+          <w:b/>
+          <w:color w:val="000000"/>
+        </w:rPr>
+      </w:pPr>
+    </w:p>
+    <w:p>
+      <w:pPr>
+        <w:spacing w:after="210" w:line="360" w:lineRule="auto"/>
+        <w:rPr>
+          <w:rFonts w:hint="default" w:ascii="Times New Roman" w:hAnsi="Times New Roman" w:eastAsia="inter" w:cs="Times New Roman"/>
+          <w:b/>
+          <w:color w:val="000000"/>
+        </w:rPr>
+      </w:pPr>
+    </w:p>
+    <w:p>
+      <w:pPr>
+        <w:spacing w:after="210" w:line="360" w:lineRule="auto"/>
+        <w:rPr>
+          <w:rFonts w:hint="default" w:ascii="Times New Roman" w:hAnsi="Times New Roman" w:eastAsia="inter" w:cs="Times New Roman"/>
+          <w:b/>
+          <w:color w:val="000000"/>
+        </w:rPr>
+      </w:pPr>
+    </w:p>
+    <w:p>
+      <w:pPr>
+        <w:spacing w:after="210" w:line="360" w:lineRule="auto"/>
+        <w:rPr>
+          <w:rFonts w:hint="default" w:ascii="Times New Roman" w:hAnsi="Times New Roman" w:eastAsia="inter" w:cs="Times New Roman"/>
+          <w:b/>
+          <w:color w:val="000000"/>
+        </w:rPr>
+      </w:pPr>
+    </w:p>
+    <w:p>
+      <w:pPr>
+        <w:spacing w:after="210" w:line="360" w:lineRule="auto"/>
+        <w:rPr>
+          <w:rFonts w:hint="default" w:ascii="Times New Roman" w:hAnsi="Times New Roman" w:cs="Times New Roman"/>
+        </w:rPr>
+      </w:pPr>
+      <w:r>
+        <w:rPr>
+          <w:rFonts w:hint="default" w:ascii="Times New Roman" w:hAnsi="Times New Roman" w:eastAsia="inter" w:cs="Times New Roman"/>
+          <w:b/>
+          <w:color w:val="000000"/>
+        </w:rPr>
         <w:t>Ảnh kết quả (Dán ảnh vào đây):</w:t>
       </w:r>
     </w:p>
@@ -9584,29 +9770,210 @@
       <w:pPr>
         <w:spacing w:after="210" w:line="360" w:lineRule="auto"/>
         <w:rPr>
-          <w:rFonts w:hint="default" w:ascii="Times New Roman" w:hAnsi="Times New Roman" w:cs="Times New Roman"/>
-        </w:rPr>
-      </w:pPr>
-      <w:r>
-        <w:rPr>
           <w:rFonts w:hint="default" w:ascii="Times New Roman" w:hAnsi="Times New Roman" w:eastAsia="inter" w:cs="Times New Roman"/>
           <w:i/>
           <w:color w:val="000000"/>
         </w:rPr>
+      </w:pPr>
+      <w:r>
+        <w:rPr>
+          <w:rFonts w:hint="default" w:ascii="Times New Roman" w:hAnsi="Times New Roman" w:eastAsia="inter" w:cs="Times New Roman"/>
+          <w:i/>
+          <w:color w:val="000000"/>
+        </w:rPr>
         <w:t>(Dán ảnh 1: Desktop - 3 cột)</w:t>
       </w:r>
-      <w:r>
-        <w:rPr>
-          <w:rFonts w:hint="default" w:ascii="Times New Roman" w:hAnsi="Times New Roman" w:eastAsia="inter" w:cs="Times New Roman"/>
-          <w:color w:val="000000"/>
-        </w:rPr>
-        <w:br w:type="textWrapping"/>
-      </w:r>
+    </w:p>
+    <w:p>
+      <w:pPr>
+        <w:spacing w:after="210" w:line="360" w:lineRule="auto"/>
+        <w:rPr>
+          <w:rFonts w:hint="default" w:ascii="Times New Roman" w:hAnsi="Times New Roman" w:eastAsia="inter" w:cs="Times New Roman"/>
+          <w:color w:val="000000"/>
+        </w:rPr>
+      </w:pPr>
       <w:r>
         <w:rPr>
           <w:rFonts w:hint="default" w:ascii="Times New Roman" w:hAnsi="Times New Roman" w:eastAsia="inter" w:cs="Times New Roman"/>
           <w:i/>
           <w:color w:val="000000"/>
+          <w:lang w:val="en-US"/>
+        </w:rPr>
+        <w:drawing>
+          <wp:inline distT="0" distB="0" distL="114300" distR="114300">
+            <wp:extent cx="6027420" cy="3108325"/>
+            <wp:effectExtent l="0" t="0" r="7620" b="635"/>
+            <wp:docPr id="6" name="Picture 6" descr="_E__cse391-frontend-dev_final-project_Exams2_th_BaiTap_03_b3_index.html (1)"/>
+            <wp:cNvGraphicFramePr>
+              <a:graphicFrameLocks xmlns:a="http://schemas.openxmlformats.org/drawingml/2006/main" noChangeAspect="1"/>
+            </wp:cNvGraphicFramePr>
+            <a:graphic xmlns:a="http://schemas.openxmlformats.org/drawingml/2006/main">
+              <a:graphicData uri="http://schemas.openxmlformats.org/drawingml/2006/picture">
+                <pic:pic xmlns:pic="http://schemas.openxmlformats.org/drawingml/2006/picture">
+                  <pic:nvPicPr>
+                    <pic:cNvPr id="6" name="Picture 6" descr="_E__cse391-frontend-dev_final-project_Exams2_th_BaiTap_03_b3_index.html (1)"/>
+                    <pic:cNvPicPr>
+                      <a:picLocks noChangeAspect="1"/>
+                    </pic:cNvPicPr>
+                  </pic:nvPicPr>
+                  <pic:blipFill>
+                    <a:blip r:embed="rId9"/>
+                    <a:stretch>
+                      <a:fillRect/>
+                    </a:stretch>
+                  </pic:blipFill>
+                  <pic:spPr>
+                    <a:xfrm>
+                      <a:off x="0" y="0"/>
+                      <a:ext cx="6027420" cy="3108325"/>
+                    </a:xfrm>
+                    <a:prstGeom prst="rect">
+                      <a:avLst/>
+                    </a:prstGeom>
+                  </pic:spPr>
+                </pic:pic>
+              </a:graphicData>
+            </a:graphic>
+          </wp:inline>
+        </w:drawing>
+      </w:r>
+      <w:r>
+        <w:rPr>
+          <w:rFonts w:hint="default" w:ascii="Times New Roman" w:hAnsi="Times New Roman" w:eastAsia="inter" w:cs="Times New Roman"/>
+          <w:color w:val="000000"/>
+        </w:rPr>
+        <w:br w:type="textWrapping"/>
+      </w:r>
+    </w:p>
+    <w:p>
+      <w:pPr>
+        <w:spacing w:after="210" w:line="360" w:lineRule="auto"/>
+        <w:rPr>
+          <w:rFonts w:hint="default" w:ascii="Times New Roman" w:hAnsi="Times New Roman" w:eastAsia="inter" w:cs="Times New Roman"/>
+          <w:color w:val="000000"/>
+        </w:rPr>
+      </w:pPr>
+    </w:p>
+    <w:p>
+      <w:pPr>
+        <w:spacing w:after="210" w:line="360" w:lineRule="auto"/>
+        <w:rPr>
+          <w:rFonts w:hint="default" w:ascii="Times New Roman" w:hAnsi="Times New Roman" w:eastAsia="inter" w:cs="Times New Roman"/>
+          <w:color w:val="000000"/>
+        </w:rPr>
+      </w:pPr>
+    </w:p>
+    <w:p>
+      <w:pPr>
+        <w:spacing w:after="210" w:line="360" w:lineRule="auto"/>
+        <w:rPr>
+          <w:rFonts w:hint="default" w:ascii="Times New Roman" w:hAnsi="Times New Roman" w:eastAsia="inter" w:cs="Times New Roman"/>
+          <w:color w:val="000000"/>
+        </w:rPr>
+      </w:pPr>
+    </w:p>
+    <w:p>
+      <w:pPr>
+        <w:spacing w:after="210" w:line="360" w:lineRule="auto"/>
+        <w:rPr>
+          <w:rFonts w:hint="default" w:ascii="Times New Roman" w:hAnsi="Times New Roman" w:eastAsia="inter" w:cs="Times New Roman"/>
+          <w:color w:val="000000"/>
+        </w:rPr>
+      </w:pPr>
+    </w:p>
+    <w:p>
+      <w:pPr>
+        <w:spacing w:after="210" w:line="360" w:lineRule="auto"/>
+        <w:rPr>
+          <w:rFonts w:hint="default" w:ascii="Times New Roman" w:hAnsi="Times New Roman" w:eastAsia="inter" w:cs="Times New Roman"/>
+          <w:color w:val="000000"/>
+        </w:rPr>
+      </w:pPr>
+    </w:p>
+    <w:p>
+      <w:pPr>
+        <w:spacing w:after="210" w:line="360" w:lineRule="auto"/>
+        <w:rPr>
+          <w:rFonts w:hint="default" w:ascii="Times New Roman" w:hAnsi="Times New Roman" w:eastAsia="inter" w:cs="Times New Roman"/>
+          <w:color w:val="000000"/>
+        </w:rPr>
+      </w:pPr>
+    </w:p>
+    <w:p>
+      <w:pPr>
+        <w:spacing w:after="210" w:line="360" w:lineRule="auto"/>
+        <w:rPr>
+          <w:rFonts w:hint="default" w:ascii="Times New Roman" w:hAnsi="Times New Roman" w:eastAsia="inter" w:cs="Times New Roman"/>
+          <w:color w:val="000000"/>
+        </w:rPr>
+      </w:pPr>
+    </w:p>
+    <w:p>
+      <w:pPr>
+        <w:spacing w:after="210" w:line="360" w:lineRule="auto"/>
+        <w:rPr>
+          <w:rFonts w:hint="default" w:ascii="Times New Roman" w:hAnsi="Times New Roman" w:eastAsia="inter" w:cs="Times New Roman"/>
+          <w:color w:val="000000"/>
+        </w:rPr>
+      </w:pPr>
+    </w:p>
+    <w:p>
+      <w:pPr>
+        <w:spacing w:after="210" w:line="360" w:lineRule="auto"/>
+        <w:rPr>
+          <w:rFonts w:hint="default" w:ascii="Times New Roman" w:hAnsi="Times New Roman" w:eastAsia="inter" w:cs="Times New Roman"/>
+          <w:color w:val="000000"/>
+        </w:rPr>
+      </w:pPr>
+    </w:p>
+    <w:p>
+      <w:pPr>
+        <w:spacing w:after="210" w:line="360" w:lineRule="auto"/>
+        <w:rPr>
+          <w:rFonts w:hint="default" w:ascii="Times New Roman" w:hAnsi="Times New Roman" w:eastAsia="inter" w:cs="Times New Roman"/>
+          <w:color w:val="000000"/>
+        </w:rPr>
+      </w:pPr>
+    </w:p>
+    <w:p>
+      <w:pPr>
+        <w:spacing w:after="210" w:line="360" w:lineRule="auto"/>
+        <w:rPr>
+          <w:rFonts w:hint="default" w:ascii="Times New Roman" w:hAnsi="Times New Roman" w:eastAsia="inter" w:cs="Times New Roman"/>
+          <w:color w:val="000000"/>
+        </w:rPr>
+      </w:pPr>
+    </w:p>
+    <w:p>
+      <w:pPr>
+        <w:spacing w:after="210" w:line="360" w:lineRule="auto"/>
+        <w:rPr>
+          <w:rFonts w:hint="default" w:ascii="Times New Roman" w:hAnsi="Times New Roman" w:eastAsia="inter" w:cs="Times New Roman"/>
+          <w:color w:val="000000"/>
+        </w:rPr>
+      </w:pPr>
+    </w:p>
+    <w:p>
+      <w:pPr>
+        <w:spacing w:after="210" w:line="360" w:lineRule="auto"/>
+        <w:rPr>
+          <w:rFonts w:hint="default" w:ascii="Times New Roman" w:hAnsi="Times New Roman" w:eastAsia="inter" w:cs="Times New Roman"/>
+          <w:color w:val="000000"/>
+        </w:rPr>
+      </w:pPr>
+    </w:p>
+    <w:p>
+      <w:pPr>
+        <w:spacing w:after="210" w:line="360" w:lineRule="auto"/>
+        <w:rPr>
+          <w:rFonts w:hint="default" w:ascii="Times New Roman" w:hAnsi="Times New Roman" w:cs="Times New Roman"/>
+        </w:rPr>
+      </w:pPr>
+      <w:r>
+        <w:rPr>
+          <w:rFonts w:hint="default" w:ascii="Times New Roman" w:hAnsi="Times New Roman" w:eastAsia="inter" w:cs="Times New Roman"/>
+          <w:i/>
+          <w:color w:val="000000"/>
         </w:rPr>
         <w:t>(Dán ảnh 2: Mobile - 1 cột)</w:t>
       </w:r>
@@ -9618,6 +9985,48 @@
           <w:rFonts w:hint="default" w:ascii="Times New Roman" w:hAnsi="Times New Roman" w:cs="Times New Roman"/>
         </w:rPr>
       </w:pPr>
+      <w:r>
+        <w:rPr>
+          <w:rFonts w:hint="default" w:ascii="Times New Roman" w:hAnsi="Times New Roman" w:cs="Times New Roman"/>
+        </w:rPr>
+        <w:drawing>
+          <wp:inline distT="0" distB="0" distL="114300" distR="114300">
+            <wp:extent cx="1858645" cy="4927600"/>
+            <wp:effectExtent l="0" t="0" r="635" b="10160"/>
+            <wp:docPr id="5" name="Picture 5" descr="_E__cse391-frontend-dev_final-project_Exams2_th_BaiTap_03_b3_index.html"/>
+            <wp:cNvGraphicFramePr>
+              <a:graphicFrameLocks xmlns:a="http://schemas.openxmlformats.org/drawingml/2006/main" noChangeAspect="1"/>
+            </wp:cNvGraphicFramePr>
+            <a:graphic xmlns:a="http://schemas.openxmlformats.org/drawingml/2006/main">
+              <a:graphicData uri="http://schemas.openxmlformats.org/drawingml/2006/picture">
+                <pic:pic xmlns:pic="http://schemas.openxmlformats.org/drawingml/2006/picture">
+                  <pic:nvPicPr>
+                    <pic:cNvPr id="5" name="Picture 5" descr="_E__cse391-frontend-dev_final-project_Exams2_th_BaiTap_03_b3_index.html"/>
+                    <pic:cNvPicPr>
+                      <a:picLocks noChangeAspect="1"/>
+                    </pic:cNvPicPr>
+                  </pic:nvPicPr>
+                  <pic:blipFill>
+                    <a:blip r:embed="rId10"/>
+                    <a:stretch>
+                      <a:fillRect/>
+                    </a:stretch>
+                  </pic:blipFill>
+                  <pic:spPr>
+                    <a:xfrm>
+                      <a:off x="0" y="0"/>
+                      <a:ext cx="1858645" cy="4927600"/>
+                    </a:xfrm>
+                    <a:prstGeom prst="rect">
+                      <a:avLst/>
+                    </a:prstGeom>
+                  </pic:spPr>
+                </pic:pic>
+              </a:graphicData>
+            </a:graphic>
+          </wp:inline>
+        </w:drawing>
+      </w:r>
       <w:r>
         <w:rPr>
           <w:rFonts w:hint="default" w:ascii="Times New Roman" w:hAnsi="Times New Roman" w:cs="Times New Roman"/>
@@ -9746,7 +10155,7 @@
     </w:p>
     <w:tbl>
       <w:tblPr>
-        <w:tblStyle w:val="7"/>
+        <w:tblStyle w:val="8"/>
         <w:tblW w:w="0" w:type="auto"/>
         <w:jc w:val="center"/>
         <w:tblCellSpacing w:w="0" w:type="dxa"/>
@@ -9767,9 +10176,9 @@
         </w:tblCellMar>
       </w:tblPr>
       <w:tblGrid>
-        <w:gridCol w:w="925"/>
-        <w:gridCol w:w="956"/>
-        <w:gridCol w:w="1349"/>
+        <w:gridCol w:w="1292"/>
+        <w:gridCol w:w="1627"/>
+        <w:gridCol w:w="1655"/>
       </w:tblGrid>
       <w:tr>
         <w:tblPrEx>
@@ -9795,26 +10204,37 @@
         </w:trPr>
         <w:tc>
           <w:tcPr>
-            <w:tcW w:w="0" w:type="auto"/>
+            <w:tcW w:w="925" w:type="dxa"/>
             <w:tcBorders>
               <w:top w:val="single" w:color="000000" w:sz="0" w:space="0"/>
               <w:bottom w:val="single" w:color="000000" w:sz="0" w:space="0"/>
               <w:right w:val="single" w:color="000000" w:sz="0" w:space="0"/>
             </w:tcBorders>
+            <w:vAlign w:val="center"/>
           </w:tcPr>
           <w:p>
             <w:pPr>
-              <w:spacing w:after="0" w:line="360" w:lineRule="auto"/>
+              <w:keepNext w:val="0"/>
+              <w:keepLines w:val="0"/>
+              <w:widowControl/>
+              <w:suppressLineNumbers w:val="0"/>
+              <w:bidi w:val="0"/>
+              <w:spacing w:before="0" w:beforeAutospacing="0" w:after="0" w:afterAutospacing="0" w:line="14" w:lineRule="atLeast"/>
+              <w:ind w:left="0" w:leftChars="0" w:right="0" w:rightChars="0"/>
+              <w:jc w:val="left"/>
               <w:rPr>
                 <w:rFonts w:hint="default" w:ascii="Times New Roman" w:hAnsi="Times New Roman" w:cs="Times New Roman"/>
               </w:rPr>
             </w:pPr>
             <w:r>
               <w:rPr>
-                <w:rFonts w:hint="default" w:ascii="Times New Roman" w:hAnsi="Times New Roman" w:eastAsia="inter" w:cs="Times New Roman"/>
-                <w:b/>
-                <w:color w:val="000000"/>
-                <w:sz w:val="17"/>
+                <w:rStyle w:val="6"/>
+                <w:rFonts w:hint="default" w:ascii="sans-serif" w:hAnsi="sans-serif" w:eastAsia="sans-serif" w:cs="sans-serif"/>
+                <w:color w:val="1F1F1F"/>
+                <w:kern w:val="0"/>
+                <w:sz w:val="24"/>
+                <w:szCs w:val="24"/>
+                <w:lang w:val="en-US" w:eastAsia="zh-CN" w:bidi="ar"/>
               </w:rPr>
               <w:t>Giá trị</w:t>
             </w:r>
@@ -9822,26 +10242,37 @@
         </w:tc>
         <w:tc>
           <w:tcPr>
-            <w:tcW w:w="0" w:type="auto"/>
+            <w:tcW w:w="956" w:type="dxa"/>
             <w:tcBorders>
               <w:top w:val="single" w:color="000000" w:sz="0" w:space="0"/>
               <w:bottom w:val="single" w:color="000000" w:sz="0" w:space="0"/>
               <w:right w:val="single" w:color="000000" w:sz="0" w:space="0"/>
             </w:tcBorders>
+            <w:vAlign w:val="center"/>
           </w:tcPr>
           <w:p>
             <w:pPr>
-              <w:spacing w:after="0" w:line="360" w:lineRule="auto"/>
+              <w:keepNext w:val="0"/>
+              <w:keepLines w:val="0"/>
+              <w:widowControl/>
+              <w:suppressLineNumbers w:val="0"/>
+              <w:bidi w:val="0"/>
+              <w:spacing w:before="0" w:beforeAutospacing="0" w:after="0" w:afterAutospacing="0" w:line="14" w:lineRule="atLeast"/>
+              <w:ind w:left="0" w:leftChars="0" w:right="0" w:rightChars="0"/>
+              <w:jc w:val="left"/>
               <w:rPr>
                 <w:rFonts w:hint="default" w:ascii="Times New Roman" w:hAnsi="Times New Roman" w:cs="Times New Roman"/>
               </w:rPr>
             </w:pPr>
             <w:r>
               <w:rPr>
-                <w:rFonts w:hint="default" w:ascii="Times New Roman" w:hAnsi="Times New Roman" w:eastAsia="inter" w:cs="Times New Roman"/>
-                <w:b/>
-                <w:color w:val="000000"/>
-                <w:sz w:val="17"/>
+                <w:rStyle w:val="6"/>
+                <w:rFonts w:hint="default" w:ascii="sans-serif" w:hAnsi="sans-serif" w:eastAsia="sans-serif" w:cs="sans-serif"/>
+                <w:color w:val="1F1F1F"/>
+                <w:kern w:val="0"/>
+                <w:sz w:val="24"/>
+                <w:szCs w:val="24"/>
+                <w:lang w:val="en-US" w:eastAsia="zh-CN" w:bidi="ar"/>
               </w:rPr>
               <w:t>Ý nghĩa</w:t>
             </w:r>
@@ -9849,25 +10280,36 @@
         </w:tc>
         <w:tc>
           <w:tcPr>
-            <w:tcW w:w="0" w:type="auto"/>
+            <w:tcW w:w="1349" w:type="dxa"/>
             <w:tcBorders>
               <w:top w:val="single" w:color="000000" w:sz="0" w:space="0"/>
               <w:bottom w:val="single" w:color="000000" w:sz="0" w:space="0"/>
             </w:tcBorders>
+            <w:vAlign w:val="center"/>
           </w:tcPr>
           <w:p>
             <w:pPr>
-              <w:spacing w:after="0" w:line="360" w:lineRule="auto"/>
+              <w:keepNext w:val="0"/>
+              <w:keepLines w:val="0"/>
+              <w:widowControl/>
+              <w:suppressLineNumbers w:val="0"/>
+              <w:bidi w:val="0"/>
+              <w:spacing w:before="0" w:beforeAutospacing="0" w:after="0" w:afterAutospacing="0" w:line="14" w:lineRule="atLeast"/>
+              <w:ind w:left="0" w:leftChars="0" w:right="0" w:rightChars="0"/>
+              <w:jc w:val="left"/>
               <w:rPr>
                 <w:rFonts w:hint="default" w:ascii="Times New Roman" w:hAnsi="Times New Roman" w:cs="Times New Roman"/>
               </w:rPr>
             </w:pPr>
             <w:r>
               <w:rPr>
-                <w:rFonts w:hint="default" w:ascii="Times New Roman" w:hAnsi="Times New Roman" w:eastAsia="inter" w:cs="Times New Roman"/>
-                <w:b/>
-                <w:color w:val="000000"/>
-                <w:sz w:val="17"/>
+                <w:rStyle w:val="6"/>
+                <w:rFonts w:hint="default" w:ascii="sans-serif" w:hAnsi="sans-serif" w:eastAsia="sans-serif" w:cs="sans-serif"/>
+                <w:color w:val="1F1F1F"/>
+                <w:kern w:val="0"/>
+                <w:sz w:val="24"/>
+                <w:szCs w:val="24"/>
+                <w:lang w:val="en-US" w:eastAsia="zh-CN" w:bidi="ar"/>
               </w:rPr>
               <w:t>Ví dụ sử dụng</w:t>
             </w:r>
@@ -9898,27 +10340,39 @@
         </w:trPr>
         <w:tc>
           <w:tcPr>
-            <w:tcW w:w="0" w:type="auto"/>
+            <w:tcW w:w="925" w:type="dxa"/>
             <w:tcBorders>
               <w:top w:val="single" w:color="000000" w:sz="0" w:space="0"/>
               <w:bottom w:val="single" w:color="000000" w:sz="0" w:space="0"/>
               <w:right w:val="single" w:color="000000" w:sz="0" w:space="0"/>
             </w:tcBorders>
+            <w:vAlign w:val="center"/>
           </w:tcPr>
           <w:p>
             <w:pPr>
-              <w:spacing w:after="0" w:line="336" w:lineRule="auto"/>
+              <w:keepNext w:val="0"/>
+              <w:keepLines w:val="0"/>
+              <w:widowControl/>
+              <w:suppressLineNumbers w:val="0"/>
+              <w:bidi w:val="0"/>
+              <w:spacing w:before="0" w:beforeAutospacing="0" w:after="0" w:afterAutospacing="0" w:line="14" w:lineRule="atLeast"/>
+              <w:ind w:left="0" w:leftChars="0" w:right="0" w:rightChars="0"/>
+              <w:jc w:val="left"/>
               <w:rPr>
                 <w:rFonts w:hint="default" w:ascii="Times New Roman" w:hAnsi="Times New Roman" w:cs="Times New Roman"/>
               </w:rPr>
             </w:pPr>
             <w:r>
               <w:rPr>
-                <w:rStyle w:val="6"/>
-                <w:rFonts w:hint="default" w:ascii="Times New Roman" w:hAnsi="Times New Roman" w:eastAsia="IBM Plex Mono" w:cs="Times New Roman"/>
-                <w:color w:val="000000"/>
-                <w:sz w:val="18"/>
-                <w:shd w:val="clear" w:color="auto" w:fill="F8F8FA"/>
+                <w:rStyle w:val="4"/>
+                <w:rFonts w:hint="default" w:ascii="sans-serif" w:hAnsi="sans-serif" w:eastAsia="sans-serif" w:cs="sans-serif"/>
+                <w:b/>
+                <w:bCs/>
+                <w:color w:val="444746"/>
+                <w:kern w:val="0"/>
+                <w:sz w:val="24"/>
+                <w:szCs w:val="24"/>
+                <w:lang w:val="en-US" w:eastAsia="zh-CN" w:bidi="ar"/>
               </w:rPr>
               <w:t>static</w:t>
             </w:r>
@@ -9926,54 +10380,214 @@
         </w:tc>
         <w:tc>
           <w:tcPr>
-            <w:tcW w:w="0" w:type="auto"/>
+            <w:tcW w:w="956" w:type="dxa"/>
             <w:tcBorders>
               <w:top w:val="single" w:color="000000" w:sz="0" w:space="0"/>
               <w:bottom w:val="single" w:color="000000" w:sz="0" w:space="0"/>
               <w:right w:val="single" w:color="000000" w:sz="0" w:space="0"/>
             </w:tcBorders>
+            <w:vAlign w:val="center"/>
           </w:tcPr>
           <w:p>
             <w:pPr>
-              <w:spacing w:after="0" w:line="360" w:lineRule="auto"/>
+              <w:keepNext w:val="0"/>
+              <w:keepLines w:val="0"/>
+              <w:widowControl/>
+              <w:suppressLineNumbers w:val="0"/>
+              <w:bidi w:val="0"/>
+              <w:spacing w:before="0" w:beforeAutospacing="0" w:after="0" w:afterAutospacing="0" w:line="14" w:lineRule="atLeast"/>
+              <w:ind w:left="0" w:leftChars="0" w:right="0" w:rightChars="0"/>
+              <w:jc w:val="left"/>
               <w:rPr>
                 <w:rFonts w:hint="default" w:ascii="Times New Roman" w:hAnsi="Times New Roman" w:cs="Times New Roman"/>
               </w:rPr>
             </w:pPr>
             <w:r>
               <w:rPr>
-                <w:rFonts w:hint="default" w:ascii="Times New Roman" w:hAnsi="Times New Roman" w:eastAsia="inter" w:cs="Times New Roman"/>
-                <w:i/>
-                <w:color w:val="000000"/>
-                <w:sz w:val="17"/>
-              </w:rPr>
-              <w:t>(Tự điền)</w:t>
+                <w:rFonts w:hint="default" w:ascii="sans-serif" w:hAnsi="sans-serif" w:eastAsia="sans-serif" w:cs="sans-serif"/>
+                <w:color w:val="1F1F1F"/>
+                <w:kern w:val="0"/>
+                <w:sz w:val="24"/>
+                <w:szCs w:val="24"/>
+                <w:lang w:val="en-US" w:eastAsia="zh-CN" w:bidi="ar"/>
+              </w:rPr>
+              <w:t xml:space="preserve">Giá trị </w:t>
+            </w:r>
+            <w:r>
+              <w:rPr>
+                <w:rFonts w:hint="default" w:ascii="sans-serif" w:hAnsi="sans-serif" w:eastAsia="sans-serif" w:cs="sans-serif"/>
+                <w:b/>
+                <w:bCs/>
+                <w:color w:val="1F1F1F"/>
+                <w:kern w:val="0"/>
+                <w:sz w:val="24"/>
+                <w:szCs w:val="24"/>
+                <w:lang w:val="en-US" w:eastAsia="zh-CN" w:bidi="ar"/>
+              </w:rPr>
+              <w:t>mặc định</w:t>
+            </w:r>
+            <w:r>
+              <w:rPr>
+                <w:rFonts w:hint="default" w:ascii="sans-serif" w:hAnsi="sans-serif" w:eastAsia="sans-serif" w:cs="sans-serif"/>
+                <w:color w:val="1F1F1F"/>
+                <w:kern w:val="0"/>
+                <w:sz w:val="24"/>
+                <w:szCs w:val="24"/>
+                <w:lang w:val="en-US" w:eastAsia="zh-CN" w:bidi="ar"/>
+              </w:rPr>
+              <w:t xml:space="preserve">. Phần tử xuất hiện theo thứ tự bình thường của văn bản. Các thuộc tính </w:t>
+            </w:r>
+            <w:r>
+              <w:rPr>
+                <w:rStyle w:val="4"/>
+                <w:rFonts w:hint="default" w:ascii="sans-serif" w:hAnsi="sans-serif" w:eastAsia="sans-serif" w:cs="sans-serif"/>
+                <w:color w:val="444746"/>
+                <w:kern w:val="0"/>
+                <w:sz w:val="24"/>
+                <w:szCs w:val="24"/>
+                <w:lang w:val="en-US" w:eastAsia="zh-CN" w:bidi="ar"/>
+              </w:rPr>
+              <w:t>top</w:t>
+            </w:r>
+            <w:r>
+              <w:rPr>
+                <w:rFonts w:hint="default" w:ascii="sans-serif" w:hAnsi="sans-serif" w:eastAsia="sans-serif" w:cs="sans-serif"/>
+                <w:color w:val="1F1F1F"/>
+                <w:kern w:val="0"/>
+                <w:sz w:val="24"/>
+                <w:szCs w:val="24"/>
+                <w:lang w:val="en-US" w:eastAsia="zh-CN" w:bidi="ar"/>
+              </w:rPr>
+              <w:t xml:space="preserve">, </w:t>
+            </w:r>
+            <w:r>
+              <w:rPr>
+                <w:rStyle w:val="4"/>
+                <w:rFonts w:hint="default" w:ascii="sans-serif" w:hAnsi="sans-serif" w:eastAsia="sans-serif" w:cs="sans-serif"/>
+                <w:color w:val="444746"/>
+                <w:kern w:val="0"/>
+                <w:sz w:val="24"/>
+                <w:szCs w:val="24"/>
+                <w:lang w:val="en-US" w:eastAsia="zh-CN" w:bidi="ar"/>
+              </w:rPr>
+              <w:t>right</w:t>
+            </w:r>
+            <w:r>
+              <w:rPr>
+                <w:rFonts w:hint="default" w:ascii="sans-serif" w:hAnsi="sans-serif" w:eastAsia="sans-serif" w:cs="sans-serif"/>
+                <w:color w:val="1F1F1F"/>
+                <w:kern w:val="0"/>
+                <w:sz w:val="24"/>
+                <w:szCs w:val="24"/>
+                <w:lang w:val="en-US" w:eastAsia="zh-CN" w:bidi="ar"/>
+              </w:rPr>
+              <w:t xml:space="preserve">, </w:t>
+            </w:r>
+            <w:r>
+              <w:rPr>
+                <w:rStyle w:val="4"/>
+                <w:rFonts w:hint="default" w:ascii="sans-serif" w:hAnsi="sans-serif" w:eastAsia="sans-serif" w:cs="sans-serif"/>
+                <w:color w:val="444746"/>
+                <w:kern w:val="0"/>
+                <w:sz w:val="24"/>
+                <w:szCs w:val="24"/>
+                <w:lang w:val="en-US" w:eastAsia="zh-CN" w:bidi="ar"/>
+              </w:rPr>
+              <w:t>bottom</w:t>
+            </w:r>
+            <w:r>
+              <w:rPr>
+                <w:rFonts w:hint="default" w:ascii="sans-serif" w:hAnsi="sans-serif" w:eastAsia="sans-serif" w:cs="sans-serif"/>
+                <w:color w:val="1F1F1F"/>
+                <w:kern w:val="0"/>
+                <w:sz w:val="24"/>
+                <w:szCs w:val="24"/>
+                <w:lang w:val="en-US" w:eastAsia="zh-CN" w:bidi="ar"/>
+              </w:rPr>
+              <w:t xml:space="preserve">, </w:t>
+            </w:r>
+            <w:r>
+              <w:rPr>
+                <w:rStyle w:val="4"/>
+                <w:rFonts w:hint="default" w:ascii="sans-serif" w:hAnsi="sans-serif" w:eastAsia="sans-serif" w:cs="sans-serif"/>
+                <w:color w:val="444746"/>
+                <w:kern w:val="0"/>
+                <w:sz w:val="24"/>
+                <w:szCs w:val="24"/>
+                <w:lang w:val="en-US" w:eastAsia="zh-CN" w:bidi="ar"/>
+              </w:rPr>
+              <w:t>left</w:t>
+            </w:r>
+            <w:r>
+              <w:rPr>
+                <w:rFonts w:hint="default" w:ascii="sans-serif" w:hAnsi="sans-serif" w:eastAsia="sans-serif" w:cs="sans-serif"/>
+                <w:color w:val="1F1F1F"/>
+                <w:kern w:val="0"/>
+                <w:sz w:val="24"/>
+                <w:szCs w:val="24"/>
+                <w:lang w:val="en-US" w:eastAsia="zh-CN" w:bidi="ar"/>
+              </w:rPr>
+              <w:t xml:space="preserve"> </w:t>
+            </w:r>
+            <w:r>
+              <w:rPr>
+                <w:rFonts w:hint="default" w:ascii="sans-serif" w:hAnsi="sans-serif" w:eastAsia="sans-serif" w:cs="sans-serif"/>
+                <w:b/>
+                <w:bCs/>
+                <w:color w:val="1F1F1F"/>
+                <w:kern w:val="0"/>
+                <w:sz w:val="24"/>
+                <w:szCs w:val="24"/>
+                <w:lang w:val="en-US" w:eastAsia="zh-CN" w:bidi="ar"/>
+              </w:rPr>
+              <w:t>không</w:t>
+            </w:r>
+            <w:r>
+              <w:rPr>
+                <w:rFonts w:hint="default" w:ascii="sans-serif" w:hAnsi="sans-serif" w:eastAsia="sans-serif" w:cs="sans-serif"/>
+                <w:color w:val="1F1F1F"/>
+                <w:kern w:val="0"/>
+                <w:sz w:val="24"/>
+                <w:szCs w:val="24"/>
+                <w:lang w:val="en-US" w:eastAsia="zh-CN" w:bidi="ar"/>
+              </w:rPr>
+              <w:t xml:space="preserve"> có tác dụng.</w:t>
             </w:r>
           </w:p>
         </w:tc>
         <w:tc>
           <w:tcPr>
-            <w:tcW w:w="0" w:type="auto"/>
+            <w:tcW w:w="1349" w:type="dxa"/>
             <w:tcBorders>
               <w:top w:val="single" w:color="000000" w:sz="0" w:space="0"/>
               <w:bottom w:val="single" w:color="000000" w:sz="0" w:space="0"/>
             </w:tcBorders>
+            <w:vAlign w:val="center"/>
           </w:tcPr>
           <w:p>
             <w:pPr>
-              <w:spacing w:after="0" w:line="360" w:lineRule="auto"/>
+              <w:keepNext w:val="0"/>
+              <w:keepLines w:val="0"/>
+              <w:widowControl/>
+              <w:suppressLineNumbers w:val="0"/>
+              <w:bidi w:val="0"/>
+              <w:spacing w:before="0" w:beforeAutospacing="0" w:after="0" w:afterAutospacing="0" w:line="14" w:lineRule="atLeast"/>
+              <w:ind w:left="0" w:leftChars="0" w:right="0" w:rightChars="0"/>
+              <w:jc w:val="left"/>
               <w:rPr>
                 <w:rFonts w:hint="default" w:ascii="Times New Roman" w:hAnsi="Times New Roman" w:cs="Times New Roman"/>
               </w:rPr>
             </w:pPr>
             <w:r>
               <w:rPr>
-                <w:rFonts w:hint="default" w:ascii="Times New Roman" w:hAnsi="Times New Roman" w:eastAsia="inter" w:cs="Times New Roman"/>
-                <w:i/>
-                <w:color w:val="000000"/>
-                <w:sz w:val="17"/>
-              </w:rPr>
-              <w:t>(Tự điền)</w:t>
+                <w:rFonts w:hint="default" w:ascii="sans-serif" w:hAnsi="sans-serif" w:eastAsia="sans-serif" w:cs="sans-serif"/>
+                <w:color w:val="1F1F1F"/>
+                <w:kern w:val="0"/>
+                <w:sz w:val="24"/>
+                <w:szCs w:val="24"/>
+                <w:lang w:val="en-US" w:eastAsia="zh-CN" w:bidi="ar"/>
+              </w:rPr>
+              <w:t>Dùng cho các đoạn văn, hình ảnh thông thường không cần di chuyển đặc biệt.</w:t>
             </w:r>
           </w:p>
         </w:tc>
@@ -10002,27 +10616,39 @@
         </w:trPr>
         <w:tc>
           <w:tcPr>
-            <w:tcW w:w="0" w:type="auto"/>
+            <w:tcW w:w="925" w:type="dxa"/>
             <w:tcBorders>
               <w:top w:val="single" w:color="000000" w:sz="0" w:space="0"/>
               <w:bottom w:val="single" w:color="000000" w:sz="0" w:space="0"/>
               <w:right w:val="single" w:color="000000" w:sz="0" w:space="0"/>
             </w:tcBorders>
+            <w:vAlign w:val="center"/>
           </w:tcPr>
           <w:p>
             <w:pPr>
-              <w:spacing w:after="0" w:line="336" w:lineRule="auto"/>
+              <w:keepNext w:val="0"/>
+              <w:keepLines w:val="0"/>
+              <w:widowControl/>
+              <w:suppressLineNumbers w:val="0"/>
+              <w:bidi w:val="0"/>
+              <w:spacing w:before="0" w:beforeAutospacing="0" w:after="0" w:afterAutospacing="0" w:line="14" w:lineRule="atLeast"/>
+              <w:ind w:left="0" w:leftChars="0" w:right="0" w:rightChars="0"/>
+              <w:jc w:val="left"/>
               <w:rPr>
                 <w:rFonts w:hint="default" w:ascii="Times New Roman" w:hAnsi="Times New Roman" w:cs="Times New Roman"/>
               </w:rPr>
             </w:pPr>
             <w:r>
               <w:rPr>
-                <w:rStyle w:val="6"/>
-                <w:rFonts w:hint="default" w:ascii="Times New Roman" w:hAnsi="Times New Roman" w:eastAsia="IBM Plex Mono" w:cs="Times New Roman"/>
-                <w:color w:val="000000"/>
-                <w:sz w:val="18"/>
-                <w:shd w:val="clear" w:color="auto" w:fill="F8F8FA"/>
+                <w:rStyle w:val="4"/>
+                <w:rFonts w:hint="default" w:ascii="sans-serif" w:hAnsi="sans-serif" w:eastAsia="sans-serif" w:cs="sans-serif"/>
+                <w:b/>
+                <w:bCs/>
+                <w:color w:val="444746"/>
+                <w:kern w:val="0"/>
+                <w:sz w:val="24"/>
+                <w:szCs w:val="24"/>
+                <w:lang w:val="en-US" w:eastAsia="zh-CN" w:bidi="ar"/>
               </w:rPr>
               <w:t>relative</w:t>
             </w:r>
@@ -10030,54 +10656,121 @@
         </w:tc>
         <w:tc>
           <w:tcPr>
-            <w:tcW w:w="0" w:type="auto"/>
+            <w:tcW w:w="956" w:type="dxa"/>
             <w:tcBorders>
               <w:top w:val="single" w:color="000000" w:sz="0" w:space="0"/>
               <w:bottom w:val="single" w:color="000000" w:sz="0" w:space="0"/>
               <w:right w:val="single" w:color="000000" w:sz="0" w:space="0"/>
             </w:tcBorders>
+            <w:vAlign w:val="center"/>
           </w:tcPr>
           <w:p>
             <w:pPr>
-              <w:spacing w:after="0" w:line="360" w:lineRule="auto"/>
+              <w:keepNext w:val="0"/>
+              <w:keepLines w:val="0"/>
+              <w:widowControl/>
+              <w:suppressLineNumbers w:val="0"/>
+              <w:bidi w:val="0"/>
+              <w:spacing w:before="0" w:beforeAutospacing="0" w:after="0" w:afterAutospacing="0" w:line="14" w:lineRule="atLeast"/>
+              <w:ind w:left="0" w:leftChars="0" w:right="0" w:rightChars="0"/>
+              <w:jc w:val="left"/>
               <w:rPr>
                 <w:rFonts w:hint="default" w:ascii="Times New Roman" w:hAnsi="Times New Roman" w:cs="Times New Roman"/>
               </w:rPr>
             </w:pPr>
             <w:r>
               <w:rPr>
-                <w:rFonts w:hint="default" w:ascii="Times New Roman" w:hAnsi="Times New Roman" w:eastAsia="inter" w:cs="Times New Roman"/>
-                <w:i/>
-                <w:color w:val="000000"/>
-                <w:sz w:val="17"/>
-              </w:rPr>
-              <w:t>(Tự điền)</w:t>
+                <w:rFonts w:hint="default" w:ascii="sans-serif" w:hAnsi="sans-serif" w:eastAsia="sans-serif" w:cs="sans-serif"/>
+                <w:color w:val="1F1F1F"/>
+                <w:kern w:val="0"/>
+                <w:sz w:val="24"/>
+                <w:szCs w:val="24"/>
+                <w:lang w:val="en-US" w:eastAsia="zh-CN" w:bidi="ar"/>
+              </w:rPr>
+              <w:t xml:space="preserve">Định vị </w:t>
+            </w:r>
+            <w:r>
+              <w:rPr>
+                <w:rFonts w:hint="default" w:ascii="sans-serif" w:hAnsi="sans-serif" w:eastAsia="sans-serif" w:cs="sans-serif"/>
+                <w:b/>
+                <w:bCs/>
+                <w:color w:val="1F1F1F"/>
+                <w:kern w:val="0"/>
+                <w:sz w:val="24"/>
+                <w:szCs w:val="24"/>
+                <w:lang w:val="en-US" w:eastAsia="zh-CN" w:bidi="ar"/>
+              </w:rPr>
+              <w:t>tương đối</w:t>
+            </w:r>
+            <w:r>
+              <w:rPr>
+                <w:rFonts w:hint="default" w:ascii="sans-serif" w:hAnsi="sans-serif" w:eastAsia="sans-serif" w:cs="sans-serif"/>
+                <w:color w:val="1F1F1F"/>
+                <w:kern w:val="0"/>
+                <w:sz w:val="24"/>
+                <w:szCs w:val="24"/>
+                <w:lang w:val="en-US" w:eastAsia="zh-CN" w:bidi="ar"/>
+              </w:rPr>
+              <w:t xml:space="preserve"> so với chính vị trí ban đầu của nó. Khi di chuyển, nó vẫn để lại một "khoảng trống" tại vị trí cũ.</w:t>
             </w:r>
           </w:p>
         </w:tc>
         <w:tc>
           <w:tcPr>
-            <w:tcW w:w="0" w:type="auto"/>
+            <w:tcW w:w="1349" w:type="dxa"/>
             <w:tcBorders>
               <w:top w:val="single" w:color="000000" w:sz="0" w:space="0"/>
               <w:bottom w:val="single" w:color="000000" w:sz="0" w:space="0"/>
             </w:tcBorders>
+            <w:vAlign w:val="center"/>
           </w:tcPr>
           <w:p>
             <w:pPr>
-              <w:spacing w:after="0" w:line="360" w:lineRule="auto"/>
+              <w:keepNext w:val="0"/>
+              <w:keepLines w:val="0"/>
+              <w:widowControl/>
+              <w:suppressLineNumbers w:val="0"/>
+              <w:bidi w:val="0"/>
+              <w:spacing w:before="0" w:beforeAutospacing="0" w:after="0" w:afterAutospacing="0" w:line="14" w:lineRule="atLeast"/>
+              <w:ind w:left="0" w:leftChars="0" w:right="0" w:rightChars="0"/>
+              <w:jc w:val="left"/>
               <w:rPr>
                 <w:rFonts w:hint="default" w:ascii="Times New Roman" w:hAnsi="Times New Roman" w:cs="Times New Roman"/>
               </w:rPr>
             </w:pPr>
             <w:r>
               <w:rPr>
-                <w:rFonts w:hint="default" w:ascii="Times New Roman" w:hAnsi="Times New Roman" w:eastAsia="inter" w:cs="Times New Roman"/>
-                <w:i/>
-                <w:color w:val="000000"/>
-                <w:sz w:val="17"/>
-              </w:rPr>
-              <w:t>(Tự điền)</w:t>
+                <w:rFonts w:hint="default" w:ascii="sans-serif" w:hAnsi="sans-serif" w:eastAsia="sans-serif" w:cs="sans-serif"/>
+                <w:color w:val="1F1F1F"/>
+                <w:kern w:val="0"/>
+                <w:sz w:val="24"/>
+                <w:szCs w:val="24"/>
+                <w:lang w:val="en-US" w:eastAsia="zh-CN" w:bidi="ar"/>
+              </w:rPr>
+              <w:t xml:space="preserve">Làm vật chủ (container) để chứa các phần tử con có </w:t>
+            </w:r>
+            <w:r>
+              <w:rPr>
+                <w:rStyle w:val="4"/>
+                <w:rFonts w:hint="default" w:ascii="sans-serif" w:hAnsi="sans-serif" w:eastAsia="sans-serif" w:cs="sans-serif"/>
+                <w:color w:val="444746"/>
+                <w:kern w:val="0"/>
+                <w:sz w:val="24"/>
+                <w:szCs w:val="24"/>
+                <w:lang w:val="en-US" w:eastAsia="zh-CN" w:bidi="ar"/>
+              </w:rPr>
+              <w:t>position: absolute</w:t>
+            </w:r>
+            <w:r>
+              <w:rPr>
+                <w:rFonts w:hint="default" w:ascii="sans-serif" w:hAnsi="sans-serif" w:eastAsia="sans-serif" w:cs="sans-serif"/>
+                <w:color w:val="1F1F1F"/>
+                <w:kern w:val="0"/>
+                <w:sz w:val="24"/>
+                <w:szCs w:val="24"/>
+                <w:lang w:val="en-US" w:eastAsia="zh-CN" w:bidi="ar"/>
+              </w:rPr>
+              <w:t>.</w:t>
             </w:r>
           </w:p>
         </w:tc>
@@ -10106,27 +10799,39 @@
         </w:trPr>
         <w:tc>
           <w:tcPr>
-            <w:tcW w:w="0" w:type="auto"/>
+            <w:tcW w:w="925" w:type="dxa"/>
             <w:tcBorders>
               <w:top w:val="single" w:color="000000" w:sz="0" w:space="0"/>
               <w:bottom w:val="single" w:color="000000" w:sz="0" w:space="0"/>
               <w:right w:val="single" w:color="000000" w:sz="0" w:space="0"/>
             </w:tcBorders>
+            <w:vAlign w:val="center"/>
           </w:tcPr>
           <w:p>
             <w:pPr>
-              <w:spacing w:after="0" w:line="336" w:lineRule="auto"/>
+              <w:keepNext w:val="0"/>
+              <w:keepLines w:val="0"/>
+              <w:widowControl/>
+              <w:suppressLineNumbers w:val="0"/>
+              <w:bidi w:val="0"/>
+              <w:spacing w:before="0" w:beforeAutospacing="0" w:after="0" w:afterAutospacing="0" w:line="14" w:lineRule="atLeast"/>
+              <w:ind w:left="0" w:leftChars="0" w:right="0" w:rightChars="0"/>
+              <w:jc w:val="left"/>
               <w:rPr>
                 <w:rFonts w:hint="default" w:ascii="Times New Roman" w:hAnsi="Times New Roman" w:cs="Times New Roman"/>
               </w:rPr>
             </w:pPr>
             <w:r>
               <w:rPr>
-                <w:rStyle w:val="6"/>
-                <w:rFonts w:hint="default" w:ascii="Times New Roman" w:hAnsi="Times New Roman" w:eastAsia="IBM Plex Mono" w:cs="Times New Roman"/>
-                <w:color w:val="000000"/>
-                <w:sz w:val="18"/>
-                <w:shd w:val="clear" w:color="auto" w:fill="F8F8FA"/>
+                <w:rStyle w:val="4"/>
+                <w:rFonts w:hint="default" w:ascii="sans-serif" w:hAnsi="sans-serif" w:eastAsia="sans-serif" w:cs="sans-serif"/>
+                <w:b/>
+                <w:bCs/>
+                <w:color w:val="444746"/>
+                <w:kern w:val="0"/>
+                <w:sz w:val="24"/>
+                <w:szCs w:val="24"/>
+                <w:lang w:val="en-US" w:eastAsia="zh-CN" w:bidi="ar"/>
               </w:rPr>
               <w:t>absolute</w:t>
             </w:r>
@@ -10134,54 +10839,144 @@
         </w:tc>
         <w:tc>
           <w:tcPr>
-            <w:tcW w:w="0" w:type="auto"/>
+            <w:tcW w:w="956" w:type="dxa"/>
             <w:tcBorders>
               <w:top w:val="single" w:color="000000" w:sz="0" w:space="0"/>
               <w:bottom w:val="single" w:color="000000" w:sz="0" w:space="0"/>
               <w:right w:val="single" w:color="000000" w:sz="0" w:space="0"/>
             </w:tcBorders>
+            <w:vAlign w:val="center"/>
           </w:tcPr>
           <w:p>
             <w:pPr>
-              <w:spacing w:after="0" w:line="360" w:lineRule="auto"/>
+              <w:keepNext w:val="0"/>
+              <w:keepLines w:val="0"/>
+              <w:widowControl/>
+              <w:suppressLineNumbers w:val="0"/>
+              <w:bidi w:val="0"/>
+              <w:spacing w:before="0" w:beforeAutospacing="0" w:after="0" w:afterAutospacing="0" w:line="14" w:lineRule="atLeast"/>
+              <w:ind w:left="0" w:leftChars="0" w:right="0" w:rightChars="0"/>
+              <w:jc w:val="left"/>
               <w:rPr>
                 <w:rFonts w:hint="default" w:ascii="Times New Roman" w:hAnsi="Times New Roman" w:cs="Times New Roman"/>
               </w:rPr>
             </w:pPr>
             <w:r>
               <w:rPr>
-                <w:rFonts w:hint="default" w:ascii="Times New Roman" w:hAnsi="Times New Roman" w:eastAsia="inter" w:cs="Times New Roman"/>
-                <w:i/>
-                <w:color w:val="000000"/>
-                <w:sz w:val="17"/>
-              </w:rPr>
-              <w:t>(Tự điền)</w:t>
+                <w:rFonts w:hint="default" w:ascii="sans-serif" w:hAnsi="sans-serif" w:eastAsia="sans-serif" w:cs="sans-serif"/>
+                <w:color w:val="1F1F1F"/>
+                <w:kern w:val="0"/>
+                <w:sz w:val="24"/>
+                <w:szCs w:val="24"/>
+                <w:lang w:val="en-US" w:eastAsia="zh-CN" w:bidi="ar"/>
+              </w:rPr>
+              <w:t xml:space="preserve">Định vị </w:t>
+            </w:r>
+            <w:r>
+              <w:rPr>
+                <w:rFonts w:hint="default" w:ascii="sans-serif" w:hAnsi="sans-serif" w:eastAsia="sans-serif" w:cs="sans-serif"/>
+                <w:b/>
+                <w:bCs/>
+                <w:color w:val="1F1F1F"/>
+                <w:kern w:val="0"/>
+                <w:sz w:val="24"/>
+                <w:szCs w:val="24"/>
+                <w:lang w:val="en-US" w:eastAsia="zh-CN" w:bidi="ar"/>
+              </w:rPr>
+              <w:t>tuyệt đối</w:t>
+            </w:r>
+            <w:r>
+              <w:rPr>
+                <w:rFonts w:hint="default" w:ascii="sans-serif" w:hAnsi="sans-serif" w:eastAsia="sans-serif" w:cs="sans-serif"/>
+                <w:color w:val="1F1F1F"/>
+                <w:kern w:val="0"/>
+                <w:sz w:val="24"/>
+                <w:szCs w:val="24"/>
+                <w:lang w:val="en-US" w:eastAsia="zh-CN" w:bidi="ar"/>
+              </w:rPr>
+              <w:t xml:space="preserve"> dựa theo phần tử cha gần nhất có dùng </w:t>
+            </w:r>
+            <w:r>
+              <w:rPr>
+                <w:rStyle w:val="4"/>
+                <w:rFonts w:hint="default" w:ascii="sans-serif" w:hAnsi="sans-serif" w:eastAsia="sans-serif" w:cs="sans-serif"/>
+                <w:color w:val="444746"/>
+                <w:kern w:val="0"/>
+                <w:sz w:val="24"/>
+                <w:szCs w:val="24"/>
+                <w:lang w:val="en-US" w:eastAsia="zh-CN" w:bidi="ar"/>
+              </w:rPr>
+              <w:t>position</w:t>
+            </w:r>
+            <w:r>
+              <w:rPr>
+                <w:rFonts w:hint="default" w:ascii="sans-serif" w:hAnsi="sans-serif" w:eastAsia="sans-serif" w:cs="sans-serif"/>
+                <w:color w:val="1F1F1F"/>
+                <w:kern w:val="0"/>
+                <w:sz w:val="24"/>
+                <w:szCs w:val="24"/>
+                <w:lang w:val="en-US" w:eastAsia="zh-CN" w:bidi="ar"/>
+              </w:rPr>
+              <w:t xml:space="preserve"> (khác </w:t>
+            </w:r>
+            <w:r>
+              <w:rPr>
+                <w:rStyle w:val="4"/>
+                <w:rFonts w:hint="default" w:ascii="sans-serif" w:hAnsi="sans-serif" w:eastAsia="sans-serif" w:cs="sans-serif"/>
+                <w:color w:val="444746"/>
+                <w:kern w:val="0"/>
+                <w:sz w:val="24"/>
+                <w:szCs w:val="24"/>
+                <w:lang w:val="en-US" w:eastAsia="zh-CN" w:bidi="ar"/>
+              </w:rPr>
+              <w:t>static</w:t>
+            </w:r>
+            <w:r>
+              <w:rPr>
+                <w:rFonts w:hint="default" w:ascii="sans-serif" w:hAnsi="sans-serif" w:eastAsia="sans-serif" w:cs="sans-serif"/>
+                <w:color w:val="1F1F1F"/>
+                <w:kern w:val="0"/>
+                <w:sz w:val="24"/>
+                <w:szCs w:val="24"/>
+                <w:lang w:val="en-US" w:eastAsia="zh-CN" w:bidi="ar"/>
+              </w:rPr>
+              <w:t>). Nó bị tách khỏi dòng chảy văn bản và không để lại khoảng trống.</w:t>
             </w:r>
           </w:p>
         </w:tc>
         <w:tc>
           <w:tcPr>
-            <w:tcW w:w="0" w:type="auto"/>
+            <w:tcW w:w="1349" w:type="dxa"/>
             <w:tcBorders>
               <w:top w:val="single" w:color="000000" w:sz="0" w:space="0"/>
               <w:bottom w:val="single" w:color="000000" w:sz="0" w:space="0"/>
             </w:tcBorders>
+            <w:vAlign w:val="center"/>
           </w:tcPr>
           <w:p>
             <w:pPr>
-              <w:spacing w:after="0" w:line="360" w:lineRule="auto"/>
+              <w:keepNext w:val="0"/>
+              <w:keepLines w:val="0"/>
+              <w:widowControl/>
+              <w:suppressLineNumbers w:val="0"/>
+              <w:bidi w:val="0"/>
+              <w:spacing w:before="0" w:beforeAutospacing="0" w:after="0" w:afterAutospacing="0" w:line="14" w:lineRule="atLeast"/>
+              <w:ind w:left="0" w:leftChars="0" w:right="0" w:rightChars="0"/>
+              <w:jc w:val="left"/>
               <w:rPr>
                 <w:rFonts w:hint="default" w:ascii="Times New Roman" w:hAnsi="Times New Roman" w:cs="Times New Roman"/>
               </w:rPr>
             </w:pPr>
             <w:r>
               <w:rPr>
-                <w:rFonts w:hint="default" w:ascii="Times New Roman" w:hAnsi="Times New Roman" w:eastAsia="inter" w:cs="Times New Roman"/>
-                <w:i/>
-                <w:color w:val="000000"/>
-                <w:sz w:val="17"/>
-              </w:rPr>
-              <w:t>(Tự điền)</w:t>
+                <w:rFonts w:hint="default" w:ascii="sans-serif" w:hAnsi="sans-serif" w:eastAsia="sans-serif" w:cs="sans-serif"/>
+                <w:color w:val="1F1F1F"/>
+                <w:kern w:val="0"/>
+                <w:sz w:val="24"/>
+                <w:szCs w:val="24"/>
+                <w:lang w:val="en-US" w:eastAsia="zh-CN" w:bidi="ar"/>
+              </w:rPr>
+              <w:t>Tạo các icon thông báo trên góc ảnh, hoặc các nút đóng (X) trên hộp thoại popup.</w:t>
             </w:r>
           </w:p>
         </w:tc>
@@ -10210,27 +11005,39 @@
         </w:trPr>
         <w:tc>
           <w:tcPr>
-            <w:tcW w:w="0" w:type="auto"/>
+            <w:tcW w:w="925" w:type="dxa"/>
             <w:tcBorders>
               <w:top w:val="single" w:color="000000" w:sz="0" w:space="0"/>
               <w:bottom w:val="single" w:color="000000" w:sz="0" w:space="0"/>
               <w:right w:val="single" w:color="000000" w:sz="0" w:space="0"/>
             </w:tcBorders>
+            <w:vAlign w:val="center"/>
           </w:tcPr>
           <w:p>
             <w:pPr>
-              <w:spacing w:after="0" w:line="336" w:lineRule="auto"/>
+              <w:keepNext w:val="0"/>
+              <w:keepLines w:val="0"/>
+              <w:widowControl/>
+              <w:suppressLineNumbers w:val="0"/>
+              <w:bidi w:val="0"/>
+              <w:spacing w:before="0" w:beforeAutospacing="0" w:after="0" w:afterAutospacing="0" w:line="14" w:lineRule="atLeast"/>
+              <w:ind w:left="0" w:leftChars="0" w:right="0" w:rightChars="0"/>
+              <w:jc w:val="left"/>
               <w:rPr>
                 <w:rFonts w:hint="default" w:ascii="Times New Roman" w:hAnsi="Times New Roman" w:cs="Times New Roman"/>
               </w:rPr>
             </w:pPr>
             <w:r>
               <w:rPr>
-                <w:rStyle w:val="6"/>
-                <w:rFonts w:hint="default" w:ascii="Times New Roman" w:hAnsi="Times New Roman" w:eastAsia="IBM Plex Mono" w:cs="Times New Roman"/>
-                <w:color w:val="000000"/>
-                <w:sz w:val="18"/>
-                <w:shd w:val="clear" w:color="auto" w:fill="F8F8FA"/>
+                <w:rStyle w:val="4"/>
+                <w:rFonts w:hint="default" w:ascii="sans-serif" w:hAnsi="sans-serif" w:eastAsia="sans-serif" w:cs="sans-serif"/>
+                <w:b/>
+                <w:bCs/>
+                <w:color w:val="444746"/>
+                <w:kern w:val="0"/>
+                <w:sz w:val="24"/>
+                <w:szCs w:val="24"/>
+                <w:lang w:val="en-US" w:eastAsia="zh-CN" w:bidi="ar"/>
               </w:rPr>
               <w:t>fixed</w:t>
             </w:r>
@@ -10238,54 +11045,98 @@
         </w:tc>
         <w:tc>
           <w:tcPr>
-            <w:tcW w:w="0" w:type="auto"/>
+            <w:tcW w:w="956" w:type="dxa"/>
             <w:tcBorders>
               <w:top w:val="single" w:color="000000" w:sz="0" w:space="0"/>
               <w:bottom w:val="single" w:color="000000" w:sz="0" w:space="0"/>
               <w:right w:val="single" w:color="000000" w:sz="0" w:space="0"/>
             </w:tcBorders>
+            <w:vAlign w:val="center"/>
           </w:tcPr>
           <w:p>
             <w:pPr>
-              <w:spacing w:after="0" w:line="360" w:lineRule="auto"/>
+              <w:keepNext w:val="0"/>
+              <w:keepLines w:val="0"/>
+              <w:widowControl/>
+              <w:suppressLineNumbers w:val="0"/>
+              <w:bidi w:val="0"/>
+              <w:spacing w:before="0" w:beforeAutospacing="0" w:after="0" w:afterAutospacing="0" w:line="14" w:lineRule="atLeast"/>
+              <w:ind w:left="0" w:leftChars="0" w:right="0" w:rightChars="0"/>
+              <w:jc w:val="left"/>
               <w:rPr>
                 <w:rFonts w:hint="default" w:ascii="Times New Roman" w:hAnsi="Times New Roman" w:cs="Times New Roman"/>
               </w:rPr>
             </w:pPr>
             <w:r>
               <w:rPr>
-                <w:rFonts w:hint="default" w:ascii="Times New Roman" w:hAnsi="Times New Roman" w:eastAsia="inter" w:cs="Times New Roman"/>
-                <w:i/>
-                <w:color w:val="000000"/>
-                <w:sz w:val="17"/>
-              </w:rPr>
-              <w:t>(Tự điền)</w:t>
+                <w:rFonts w:hint="default" w:ascii="sans-serif" w:hAnsi="sans-serif" w:eastAsia="sans-serif" w:cs="sans-serif"/>
+                <w:color w:val="1F1F1F"/>
+                <w:kern w:val="0"/>
+                <w:sz w:val="24"/>
+                <w:szCs w:val="24"/>
+                <w:lang w:val="en-US" w:eastAsia="zh-CN" w:bidi="ar"/>
+              </w:rPr>
+              <w:t xml:space="preserve">Định vị </w:t>
+            </w:r>
+            <w:r>
+              <w:rPr>
+                <w:rFonts w:hint="default" w:ascii="sans-serif" w:hAnsi="sans-serif" w:eastAsia="sans-serif" w:cs="sans-serif"/>
+                <w:b/>
+                <w:bCs/>
+                <w:color w:val="1F1F1F"/>
+                <w:kern w:val="0"/>
+                <w:sz w:val="24"/>
+                <w:szCs w:val="24"/>
+                <w:lang w:val="en-US" w:eastAsia="zh-CN" w:bidi="ar"/>
+              </w:rPr>
+              <w:t>cố định</w:t>
+            </w:r>
+            <w:r>
+              <w:rPr>
+                <w:rFonts w:hint="default" w:ascii="sans-serif" w:hAnsi="sans-serif" w:eastAsia="sans-serif" w:cs="sans-serif"/>
+                <w:color w:val="1F1F1F"/>
+                <w:kern w:val="0"/>
+                <w:sz w:val="24"/>
+                <w:szCs w:val="24"/>
+                <w:lang w:val="en-US" w:eastAsia="zh-CN" w:bidi="ar"/>
+              </w:rPr>
+              <w:t xml:space="preserve"> so với cửa sổ trình duyệt (viewport). Nó sẽ đứng yên một chỗ ngay cả khi bạn cuộn trang.</w:t>
             </w:r>
           </w:p>
         </w:tc>
         <w:tc>
           <w:tcPr>
-            <w:tcW w:w="0" w:type="auto"/>
+            <w:tcW w:w="1349" w:type="dxa"/>
             <w:tcBorders>
               <w:top w:val="single" w:color="000000" w:sz="0" w:space="0"/>
               <w:bottom w:val="single" w:color="000000" w:sz="0" w:space="0"/>
             </w:tcBorders>
+            <w:vAlign w:val="center"/>
           </w:tcPr>
           <w:p>
             <w:pPr>
-              <w:spacing w:after="0" w:line="360" w:lineRule="auto"/>
+              <w:keepNext w:val="0"/>
+              <w:keepLines w:val="0"/>
+              <w:widowControl/>
+              <w:suppressLineNumbers w:val="0"/>
+              <w:bidi w:val="0"/>
+              <w:spacing w:before="0" w:beforeAutospacing="0" w:after="0" w:afterAutospacing="0" w:line="14" w:lineRule="atLeast"/>
+              <w:ind w:left="0" w:leftChars="0" w:right="0" w:rightChars="0"/>
+              <w:jc w:val="left"/>
               <w:rPr>
                 <w:rFonts w:hint="default" w:ascii="Times New Roman" w:hAnsi="Times New Roman" w:cs="Times New Roman"/>
               </w:rPr>
             </w:pPr>
             <w:r>
               <w:rPr>
-                <w:rFonts w:hint="default" w:ascii="Times New Roman" w:hAnsi="Times New Roman" w:eastAsia="inter" w:cs="Times New Roman"/>
-                <w:i/>
-                <w:color w:val="000000"/>
-                <w:sz w:val="17"/>
-              </w:rPr>
-              <w:t>(Tự điền)</w:t>
+                <w:rFonts w:hint="default" w:ascii="sans-serif" w:hAnsi="sans-serif" w:eastAsia="sans-serif" w:cs="sans-serif"/>
+                <w:color w:val="1F1F1F"/>
+                <w:kern w:val="0"/>
+                <w:sz w:val="24"/>
+                <w:szCs w:val="24"/>
+                <w:lang w:val="en-US" w:eastAsia="zh-CN" w:bidi="ar"/>
+              </w:rPr>
+              <w:t>Dùng cho thanh Menu (Header) luôn nằm ở trên cùng hoặc nút "Lên đầu trang" ở góc dưới.</w:t>
             </w:r>
           </w:p>
         </w:tc>
@@ -10314,27 +11165,39 @@
         </w:trPr>
         <w:tc>
           <w:tcPr>
-            <w:tcW w:w="0" w:type="auto"/>
+            <w:tcW w:w="925" w:type="dxa"/>
             <w:tcBorders>
               <w:top w:val="single" w:color="000000" w:sz="0" w:space="0"/>
               <w:bottom w:val="single" w:color="000000" w:sz="0" w:space="0"/>
               <w:right w:val="single" w:color="000000" w:sz="0" w:space="0"/>
             </w:tcBorders>
+            <w:vAlign w:val="center"/>
           </w:tcPr>
           <w:p>
             <w:pPr>
-              <w:spacing w:after="0" w:line="336" w:lineRule="auto"/>
+              <w:keepNext w:val="0"/>
+              <w:keepLines w:val="0"/>
+              <w:widowControl/>
+              <w:suppressLineNumbers w:val="0"/>
+              <w:bidi w:val="0"/>
+              <w:spacing w:before="0" w:beforeAutospacing="0" w:after="0" w:afterAutospacing="0" w:line="14" w:lineRule="atLeast"/>
+              <w:ind w:left="0" w:leftChars="0" w:right="0" w:rightChars="0"/>
+              <w:jc w:val="left"/>
               <w:rPr>
                 <w:rFonts w:hint="default" w:ascii="Times New Roman" w:hAnsi="Times New Roman" w:cs="Times New Roman"/>
               </w:rPr>
             </w:pPr>
             <w:r>
               <w:rPr>
-                <w:rStyle w:val="6"/>
-                <w:rFonts w:hint="default" w:ascii="Times New Roman" w:hAnsi="Times New Roman" w:eastAsia="IBM Plex Mono" w:cs="Times New Roman"/>
-                <w:color w:val="000000"/>
-                <w:sz w:val="18"/>
-                <w:shd w:val="clear" w:color="auto" w:fill="F8F8FA"/>
+                <w:rStyle w:val="4"/>
+                <w:rFonts w:hint="default" w:ascii="sans-serif" w:hAnsi="sans-serif" w:eastAsia="sans-serif" w:cs="sans-serif"/>
+                <w:b/>
+                <w:bCs/>
+                <w:color w:val="444746"/>
+                <w:kern w:val="0"/>
+                <w:sz w:val="24"/>
+                <w:szCs w:val="24"/>
+                <w:lang w:val="en-US" w:eastAsia="zh-CN" w:bidi="ar"/>
               </w:rPr>
               <w:t>sticky</w:t>
             </w:r>
@@ -10342,54 +11205,167 @@
         </w:tc>
         <w:tc>
           <w:tcPr>
-            <w:tcW w:w="0" w:type="auto"/>
+            <w:tcW w:w="956" w:type="dxa"/>
             <w:tcBorders>
               <w:top w:val="single" w:color="000000" w:sz="0" w:space="0"/>
               <w:bottom w:val="single" w:color="000000" w:sz="0" w:space="0"/>
               <w:right w:val="single" w:color="000000" w:sz="0" w:space="0"/>
             </w:tcBorders>
+            <w:vAlign w:val="center"/>
           </w:tcPr>
           <w:p>
             <w:pPr>
-              <w:spacing w:after="0" w:line="360" w:lineRule="auto"/>
+              <w:keepNext w:val="0"/>
+              <w:keepLines w:val="0"/>
+              <w:widowControl/>
+              <w:suppressLineNumbers w:val="0"/>
+              <w:bidi w:val="0"/>
+              <w:spacing w:before="0" w:beforeAutospacing="0" w:after="0" w:afterAutospacing="0" w:line="14" w:lineRule="atLeast"/>
+              <w:ind w:left="0" w:leftChars="0" w:right="0" w:rightChars="0"/>
+              <w:jc w:val="left"/>
               <w:rPr>
                 <w:rFonts w:hint="default" w:ascii="Times New Roman" w:hAnsi="Times New Roman" w:cs="Times New Roman"/>
               </w:rPr>
             </w:pPr>
             <w:r>
               <w:rPr>
-                <w:rFonts w:hint="default" w:ascii="Times New Roman" w:hAnsi="Times New Roman" w:eastAsia="inter" w:cs="Times New Roman"/>
-                <w:i/>
-                <w:color w:val="000000"/>
-                <w:sz w:val="17"/>
-              </w:rPr>
-              <w:t>(Tự điền)</w:t>
+                <w:rFonts w:hint="default" w:ascii="sans-serif" w:hAnsi="sans-serif" w:eastAsia="sans-serif" w:cs="sans-serif"/>
+                <w:color w:val="1F1F1F"/>
+                <w:kern w:val="0"/>
+                <w:sz w:val="24"/>
+                <w:szCs w:val="24"/>
+                <w:lang w:val="en-US" w:eastAsia="zh-CN" w:bidi="ar"/>
+              </w:rPr>
+              <w:t xml:space="preserve">Sự kết hợp giữa </w:t>
+            </w:r>
+            <w:r>
+              <w:rPr>
+                <w:rStyle w:val="4"/>
+                <w:rFonts w:hint="default" w:ascii="sans-serif" w:hAnsi="sans-serif" w:eastAsia="sans-serif" w:cs="sans-serif"/>
+                <w:color w:val="444746"/>
+                <w:kern w:val="0"/>
+                <w:sz w:val="24"/>
+                <w:szCs w:val="24"/>
+                <w:lang w:val="en-US" w:eastAsia="zh-CN" w:bidi="ar"/>
+              </w:rPr>
+              <w:t>relative</w:t>
+            </w:r>
+            <w:r>
+              <w:rPr>
+                <w:rFonts w:hint="default" w:ascii="sans-serif" w:hAnsi="sans-serif" w:eastAsia="sans-serif" w:cs="sans-serif"/>
+                <w:color w:val="1F1F1F"/>
+                <w:kern w:val="0"/>
+                <w:sz w:val="24"/>
+                <w:szCs w:val="24"/>
+                <w:lang w:val="en-US" w:eastAsia="zh-CN" w:bidi="ar"/>
+              </w:rPr>
+              <w:t xml:space="preserve"> và </w:t>
+            </w:r>
+            <w:r>
+              <w:rPr>
+                <w:rStyle w:val="4"/>
+                <w:rFonts w:hint="default" w:ascii="sans-serif" w:hAnsi="sans-serif" w:eastAsia="sans-serif" w:cs="sans-serif"/>
+                <w:color w:val="444746"/>
+                <w:kern w:val="0"/>
+                <w:sz w:val="24"/>
+                <w:szCs w:val="24"/>
+                <w:lang w:val="en-US" w:eastAsia="zh-CN" w:bidi="ar"/>
+              </w:rPr>
+              <w:t>fixed</w:t>
+            </w:r>
+            <w:r>
+              <w:rPr>
+                <w:rFonts w:hint="default" w:ascii="sans-serif" w:hAnsi="sans-serif" w:eastAsia="sans-serif" w:cs="sans-serif"/>
+                <w:color w:val="1F1F1F"/>
+                <w:kern w:val="0"/>
+                <w:sz w:val="24"/>
+                <w:szCs w:val="24"/>
+                <w:lang w:val="en-US" w:eastAsia="zh-CN" w:bidi="ar"/>
+              </w:rPr>
+              <w:t xml:space="preserve">. Nó sẽ di chuyển bình thường cho đến khi chạm tới một vị trí xác định (ví dụ </w:t>
+            </w:r>
+            <w:r>
+              <w:rPr>
+                <w:rStyle w:val="4"/>
+                <w:rFonts w:hint="default" w:ascii="sans-serif" w:hAnsi="sans-serif" w:eastAsia="sans-serif" w:cs="sans-serif"/>
+                <w:color w:val="444746"/>
+                <w:kern w:val="0"/>
+                <w:sz w:val="24"/>
+                <w:szCs w:val="24"/>
+                <w:lang w:val="en-US" w:eastAsia="zh-CN" w:bidi="ar"/>
+              </w:rPr>
+              <w:t>top: 0</w:t>
+            </w:r>
+            <w:r>
+              <w:rPr>
+                <w:rFonts w:hint="default" w:ascii="sans-serif" w:hAnsi="sans-serif" w:eastAsia="sans-serif" w:cs="sans-serif"/>
+                <w:color w:val="1F1F1F"/>
+                <w:kern w:val="0"/>
+                <w:sz w:val="24"/>
+                <w:szCs w:val="24"/>
+                <w:lang w:val="en-US" w:eastAsia="zh-CN" w:bidi="ar"/>
+              </w:rPr>
+              <w:t xml:space="preserve">) thì sẽ </w:t>
+            </w:r>
+            <w:r>
+              <w:rPr>
+                <w:rFonts w:hint="default" w:ascii="sans-serif" w:hAnsi="sans-serif" w:eastAsia="sans-serif" w:cs="sans-serif"/>
+                <w:b/>
+                <w:bCs/>
+                <w:color w:val="1F1F1F"/>
+                <w:kern w:val="0"/>
+                <w:sz w:val="24"/>
+                <w:szCs w:val="24"/>
+                <w:lang w:val="en-US" w:eastAsia="zh-CN" w:bidi="ar"/>
+              </w:rPr>
+              <w:t>"dính"</w:t>
+            </w:r>
+            <w:r>
+              <w:rPr>
+                <w:rFonts w:hint="default" w:ascii="sans-serif" w:hAnsi="sans-serif" w:eastAsia="sans-serif" w:cs="sans-serif"/>
+                <w:color w:val="1F1F1F"/>
+                <w:kern w:val="0"/>
+                <w:sz w:val="24"/>
+                <w:szCs w:val="24"/>
+                <w:lang w:val="en-US" w:eastAsia="zh-CN" w:bidi="ar"/>
+              </w:rPr>
+              <w:t xml:space="preserve"> lại đó.</w:t>
             </w:r>
           </w:p>
         </w:tc>
         <w:tc>
           <w:tcPr>
-            <w:tcW w:w="0" w:type="auto"/>
+            <w:tcW w:w="1349" w:type="dxa"/>
             <w:tcBorders>
               <w:top w:val="single" w:color="000000" w:sz="0" w:space="0"/>
               <w:bottom w:val="single" w:color="000000" w:sz="0" w:space="0"/>
             </w:tcBorders>
+            <w:vAlign w:val="center"/>
           </w:tcPr>
           <w:p>
             <w:pPr>
-              <w:spacing w:after="0" w:line="360" w:lineRule="auto"/>
+              <w:keepNext w:val="0"/>
+              <w:keepLines w:val="0"/>
+              <w:widowControl/>
+              <w:suppressLineNumbers w:val="0"/>
+              <w:bidi w:val="0"/>
+              <w:spacing w:before="0" w:beforeAutospacing="0" w:after="0" w:afterAutospacing="0" w:line="14" w:lineRule="atLeast"/>
+              <w:ind w:left="0" w:leftChars="0" w:right="0" w:rightChars="0"/>
+              <w:jc w:val="left"/>
               <w:rPr>
                 <w:rFonts w:hint="default" w:ascii="Times New Roman" w:hAnsi="Times New Roman" w:cs="Times New Roman"/>
               </w:rPr>
             </w:pPr>
             <w:r>
               <w:rPr>
-                <w:rFonts w:hint="default" w:ascii="Times New Roman" w:hAnsi="Times New Roman" w:eastAsia="inter" w:cs="Times New Roman"/>
-                <w:i/>
-                <w:color w:val="000000"/>
-                <w:sz w:val="17"/>
-              </w:rPr>
-              <w:t>(Tự điền)</w:t>
+                <w:rFonts w:hint="default" w:ascii="sans-serif" w:hAnsi="sans-serif" w:eastAsia="sans-serif" w:cs="sans-serif"/>
+                <w:color w:val="1F1F1F"/>
+                <w:kern w:val="0"/>
+                <w:sz w:val="24"/>
+                <w:szCs w:val="24"/>
+                <w:lang w:val="en-US" w:eastAsia="zh-CN" w:bidi="ar"/>
+              </w:rPr>
+              <w:t>Dùng cho tiêu đề của bảng hoặc các mục lục bên cạnh bài viết để chúng luôn hiển thị khi người dùng đọc nội dung dài.</w:t>
             </w:r>
           </w:p>
         </w:tc>
@@ -10452,7 +11428,7 @@
       </w:pPr>
       <w:r>
         <w:rPr>
-          <w:rStyle w:val="6"/>
+          <w:rStyle w:val="7"/>
           <w:rFonts w:hint="default" w:ascii="Times New Roman" w:hAnsi="Times New Roman" w:eastAsia="IBM Plex Mono" w:cs="Times New Roman"/>
           <w:color w:val="000000"/>
           <w:sz w:val="18"/>
@@ -10461,16 +11437,16 @@
       </w:r>
       <w:r>
         <w:rPr>
-          <w:rStyle w:val="6"/>
-          <w:rFonts w:hint="default" w:ascii="Times New Roman" w:hAnsi="Times New Roman" w:eastAsia="IBM Plex Mono" w:cs="Times New Roman"/>
-          <w:color w:val="000000"/>
-          <w:sz w:val="18"/>
-        </w:rPr>
-        <w:br w:type="textWrapping"/>
-      </w:r>
-      <w:r>
-        <w:rPr>
-          <w:rStyle w:val="6"/>
+          <w:rStyle w:val="7"/>
+          <w:rFonts w:hint="default" w:ascii="Times New Roman" w:hAnsi="Times New Roman" w:eastAsia="IBM Plex Mono" w:cs="Times New Roman"/>
+          <w:color w:val="000000"/>
+          <w:sz w:val="18"/>
+        </w:rPr>
+        <w:br w:type="textWrapping"/>
+      </w:r>
+      <w:r>
+        <w:rPr>
+          <w:rStyle w:val="7"/>
           <w:rFonts w:hint="default" w:ascii="Times New Roman" w:hAnsi="Times New Roman" w:eastAsia="IBM Plex Mono" w:cs="Times New Roman"/>
           <w:color w:val="000000"/>
           <w:sz w:val="18"/>
@@ -10479,16 +11455,16 @@
       </w:r>
       <w:r>
         <w:rPr>
-          <w:rStyle w:val="6"/>
-          <w:rFonts w:hint="default" w:ascii="Times New Roman" w:hAnsi="Times New Roman" w:eastAsia="IBM Plex Mono" w:cs="Times New Roman"/>
-          <w:color w:val="000000"/>
-          <w:sz w:val="18"/>
-        </w:rPr>
-        <w:br w:type="textWrapping"/>
-      </w:r>
-      <w:r>
-        <w:rPr>
-          <w:rStyle w:val="6"/>
+          <w:rStyle w:val="7"/>
+          <w:rFonts w:hint="default" w:ascii="Times New Roman" w:hAnsi="Times New Roman" w:eastAsia="IBM Plex Mono" w:cs="Times New Roman"/>
+          <w:color w:val="000000"/>
+          <w:sz w:val="18"/>
+        </w:rPr>
+        <w:br w:type="textWrapping"/>
+      </w:r>
+      <w:r>
+        <w:rPr>
+          <w:rStyle w:val="7"/>
           <w:rFonts w:hint="default" w:ascii="Times New Roman" w:hAnsi="Times New Roman" w:eastAsia="IBM Plex Mono" w:cs="Times New Roman"/>
           <w:color w:val="000000"/>
           <w:sz w:val="18"/>
@@ -10497,16 +11473,16 @@
       </w:r>
       <w:r>
         <w:rPr>
-          <w:rStyle w:val="6"/>
-          <w:rFonts w:hint="default" w:ascii="Times New Roman" w:hAnsi="Times New Roman" w:eastAsia="IBM Plex Mono" w:cs="Times New Roman"/>
-          <w:color w:val="000000"/>
-          <w:sz w:val="18"/>
-        </w:rPr>
-        <w:br w:type="textWrapping"/>
-      </w:r>
-      <w:r>
-        <w:rPr>
-          <w:rStyle w:val="6"/>
+          <w:rStyle w:val="7"/>
+          <w:rFonts w:hint="default" w:ascii="Times New Roman" w:hAnsi="Times New Roman" w:eastAsia="IBM Plex Mono" w:cs="Times New Roman"/>
+          <w:color w:val="000000"/>
+          <w:sz w:val="18"/>
+        </w:rPr>
+        <w:br w:type="textWrapping"/>
+      </w:r>
+      <w:r>
+        <w:rPr>
+          <w:rStyle w:val="7"/>
           <w:rFonts w:hint="default" w:ascii="Times New Roman" w:hAnsi="Times New Roman" w:eastAsia="IBM Plex Mono" w:cs="Times New Roman"/>
           <w:color w:val="000000"/>
           <w:sz w:val="18"/>
@@ -10515,25 +11491,25 @@
       </w:r>
       <w:r>
         <w:rPr>
-          <w:rStyle w:val="6"/>
-          <w:rFonts w:hint="default" w:ascii="Times New Roman" w:hAnsi="Times New Roman" w:eastAsia="IBM Plex Mono" w:cs="Times New Roman"/>
-          <w:color w:val="000000"/>
-          <w:sz w:val="18"/>
-        </w:rPr>
-        <w:br w:type="textWrapping"/>
-      </w:r>
-      <w:r>
-        <w:rPr>
-          <w:rStyle w:val="6"/>
-          <w:rFonts w:hint="default" w:ascii="Times New Roman" w:hAnsi="Times New Roman" w:eastAsia="IBM Plex Mono" w:cs="Times New Roman"/>
-          <w:color w:val="000000"/>
-          <w:sz w:val="18"/>
-        </w:rPr>
-        <w:br w:type="textWrapping"/>
-      </w:r>
-      <w:r>
-        <w:rPr>
-          <w:rStyle w:val="6"/>
+          <w:rStyle w:val="7"/>
+          <w:rFonts w:hint="default" w:ascii="Times New Roman" w:hAnsi="Times New Roman" w:eastAsia="IBM Plex Mono" w:cs="Times New Roman"/>
+          <w:color w:val="000000"/>
+          <w:sz w:val="18"/>
+        </w:rPr>
+        <w:br w:type="textWrapping"/>
+      </w:r>
+      <w:r>
+        <w:rPr>
+          <w:rStyle w:val="7"/>
+          <w:rFonts w:hint="default" w:ascii="Times New Roman" w:hAnsi="Times New Roman" w:eastAsia="IBM Plex Mono" w:cs="Times New Roman"/>
+          <w:color w:val="000000"/>
+          <w:sz w:val="18"/>
+        </w:rPr>
+        <w:br w:type="textWrapping"/>
+      </w:r>
+      <w:r>
+        <w:rPr>
+          <w:rStyle w:val="7"/>
           <w:rFonts w:hint="default" w:ascii="Times New Roman" w:hAnsi="Times New Roman" w:eastAsia="IBM Plex Mono" w:cs="Times New Roman"/>
           <w:color w:val="000000"/>
           <w:sz w:val="18"/>
@@ -10542,16 +11518,16 @@
       </w:r>
       <w:r>
         <w:rPr>
-          <w:rStyle w:val="6"/>
-          <w:rFonts w:hint="default" w:ascii="Times New Roman" w:hAnsi="Times New Roman" w:eastAsia="IBM Plex Mono" w:cs="Times New Roman"/>
-          <w:color w:val="000000"/>
-          <w:sz w:val="18"/>
-        </w:rPr>
-        <w:br w:type="textWrapping"/>
-      </w:r>
-      <w:r>
-        <w:rPr>
-          <w:rStyle w:val="6"/>
+          <w:rStyle w:val="7"/>
+          <w:rFonts w:hint="default" w:ascii="Times New Roman" w:hAnsi="Times New Roman" w:eastAsia="IBM Plex Mono" w:cs="Times New Roman"/>
+          <w:color w:val="000000"/>
+          <w:sz w:val="18"/>
+        </w:rPr>
+        <w:br w:type="textWrapping"/>
+      </w:r>
+      <w:r>
+        <w:rPr>
+          <w:rStyle w:val="7"/>
           <w:rFonts w:hint="default" w:ascii="Times New Roman" w:hAnsi="Times New Roman" w:eastAsia="IBM Plex Mono" w:cs="Times New Roman"/>
           <w:color w:val="000000"/>
           <w:sz w:val="18"/>
@@ -10560,16 +11536,16 @@
       </w:r>
       <w:r>
         <w:rPr>
-          <w:rStyle w:val="6"/>
-          <w:rFonts w:hint="default" w:ascii="Times New Roman" w:hAnsi="Times New Roman" w:eastAsia="IBM Plex Mono" w:cs="Times New Roman"/>
-          <w:color w:val="000000"/>
-          <w:sz w:val="18"/>
-        </w:rPr>
-        <w:br w:type="textWrapping"/>
-      </w:r>
-      <w:r>
-        <w:rPr>
-          <w:rStyle w:val="6"/>
+          <w:rStyle w:val="7"/>
+          <w:rFonts w:hint="default" w:ascii="Times New Roman" w:hAnsi="Times New Roman" w:eastAsia="IBM Plex Mono" w:cs="Times New Roman"/>
+          <w:color w:val="000000"/>
+          <w:sz w:val="18"/>
+        </w:rPr>
+        <w:br w:type="textWrapping"/>
+      </w:r>
+      <w:r>
+        <w:rPr>
+          <w:rStyle w:val="7"/>
           <w:rFonts w:hint="default" w:ascii="Times New Roman" w:hAnsi="Times New Roman" w:eastAsia="IBM Plex Mono" w:cs="Times New Roman"/>
           <w:color w:val="000000"/>
           <w:sz w:val="18"/>
@@ -10578,16 +11554,16 @@
       </w:r>
       <w:r>
         <w:rPr>
-          <w:rStyle w:val="6"/>
-          <w:rFonts w:hint="default" w:ascii="Times New Roman" w:hAnsi="Times New Roman" w:eastAsia="IBM Plex Mono" w:cs="Times New Roman"/>
-          <w:color w:val="000000"/>
-          <w:sz w:val="18"/>
-        </w:rPr>
-        <w:br w:type="textWrapping"/>
-      </w:r>
-      <w:r>
-        <w:rPr>
-          <w:rStyle w:val="6"/>
+          <w:rStyle w:val="7"/>
+          <w:rFonts w:hint="default" w:ascii="Times New Roman" w:hAnsi="Times New Roman" w:eastAsia="IBM Plex Mono" w:cs="Times New Roman"/>
+          <w:color w:val="000000"/>
+          <w:sz w:val="18"/>
+        </w:rPr>
+        <w:br w:type="textWrapping"/>
+      </w:r>
+      <w:r>
+        <w:rPr>
+          <w:rStyle w:val="7"/>
           <w:rFonts w:hint="default" w:ascii="Times New Roman" w:hAnsi="Times New Roman" w:eastAsia="IBM Plex Mono" w:cs="Times New Roman"/>
           <w:color w:val="000000"/>
           <w:sz w:val="18"/>
@@ -10596,7 +11572,7 @@
       </w:r>
       <w:r>
         <w:rPr>
-          <w:rStyle w:val="6"/>
+          <w:rStyle w:val="7"/>
           <w:rFonts w:hint="default" w:ascii="Times New Roman" w:hAnsi="Times New Roman" w:eastAsia="IBM Plex Mono" w:cs="Times New Roman"/>
           <w:color w:val="000000"/>
           <w:sz w:val="18"/>
@@ -10883,7 +11859,7 @@
       </w:pPr>
       <w:r>
         <w:rPr>
-          <w:rStyle w:val="6"/>
+          <w:rStyle w:val="7"/>
           <w:rFonts w:hint="default" w:ascii="Times New Roman" w:hAnsi="Times New Roman" w:eastAsia="IBM Plex Mono" w:cs="Times New Roman"/>
           <w:color w:val="000000"/>
           <w:sz w:val="18"/>
@@ -10892,16 +11868,16 @@
       </w:r>
       <w:r>
         <w:rPr>
-          <w:rStyle w:val="6"/>
-          <w:rFonts w:hint="default" w:ascii="Times New Roman" w:hAnsi="Times New Roman" w:eastAsia="IBM Plex Mono" w:cs="Times New Roman"/>
-          <w:color w:val="000000"/>
-          <w:sz w:val="18"/>
-        </w:rPr>
-        <w:br w:type="textWrapping"/>
-      </w:r>
-      <w:r>
-        <w:rPr>
-          <w:rStyle w:val="6"/>
+          <w:rStyle w:val="7"/>
+          <w:rFonts w:hint="default" w:ascii="Times New Roman" w:hAnsi="Times New Roman" w:eastAsia="IBM Plex Mono" w:cs="Times New Roman"/>
+          <w:color w:val="000000"/>
+          <w:sz w:val="18"/>
+        </w:rPr>
+        <w:br w:type="textWrapping"/>
+      </w:r>
+      <w:r>
+        <w:rPr>
+          <w:rStyle w:val="7"/>
           <w:rFonts w:hint="default" w:ascii="Times New Roman" w:hAnsi="Times New Roman" w:eastAsia="IBM Plex Mono" w:cs="Times New Roman"/>
           <w:color w:val="000000"/>
           <w:sz w:val="18"/>
@@ -10910,16 +11886,16 @@
       </w:r>
       <w:r>
         <w:rPr>
-          <w:rStyle w:val="6"/>
-          <w:rFonts w:hint="default" w:ascii="Times New Roman" w:hAnsi="Times New Roman" w:eastAsia="IBM Plex Mono" w:cs="Times New Roman"/>
-          <w:color w:val="000000"/>
-          <w:sz w:val="18"/>
-        </w:rPr>
-        <w:br w:type="textWrapping"/>
-      </w:r>
-      <w:r>
-        <w:rPr>
-          <w:rStyle w:val="6"/>
+          <w:rStyle w:val="7"/>
+          <w:rFonts w:hint="default" w:ascii="Times New Roman" w:hAnsi="Times New Roman" w:eastAsia="IBM Plex Mono" w:cs="Times New Roman"/>
+          <w:color w:val="000000"/>
+          <w:sz w:val="18"/>
+        </w:rPr>
+        <w:br w:type="textWrapping"/>
+      </w:r>
+      <w:r>
+        <w:rPr>
+          <w:rStyle w:val="7"/>
           <w:rFonts w:hint="default" w:ascii="Times New Roman" w:hAnsi="Times New Roman" w:eastAsia="IBM Plex Mono" w:cs="Times New Roman"/>
           <w:color w:val="000000"/>
           <w:sz w:val="18"/>
@@ -10928,25 +11904,25 @@
       </w:r>
       <w:r>
         <w:rPr>
-          <w:rStyle w:val="6"/>
-          <w:rFonts w:hint="default" w:ascii="Times New Roman" w:hAnsi="Times New Roman" w:eastAsia="IBM Plex Mono" w:cs="Times New Roman"/>
-          <w:color w:val="000000"/>
-          <w:sz w:val="18"/>
-        </w:rPr>
-        <w:br w:type="textWrapping"/>
-      </w:r>
-      <w:r>
-        <w:rPr>
-          <w:rStyle w:val="6"/>
-          <w:rFonts w:hint="default" w:ascii="Times New Roman" w:hAnsi="Times New Roman" w:eastAsia="IBM Plex Mono" w:cs="Times New Roman"/>
-          <w:color w:val="000000"/>
-          <w:sz w:val="18"/>
-        </w:rPr>
-        <w:br w:type="textWrapping"/>
-      </w:r>
-      <w:r>
-        <w:rPr>
-          <w:rStyle w:val="6"/>
+          <w:rStyle w:val="7"/>
+          <w:rFonts w:hint="default" w:ascii="Times New Roman" w:hAnsi="Times New Roman" w:eastAsia="IBM Plex Mono" w:cs="Times New Roman"/>
+          <w:color w:val="000000"/>
+          <w:sz w:val="18"/>
+        </w:rPr>
+        <w:br w:type="textWrapping"/>
+      </w:r>
+      <w:r>
+        <w:rPr>
+          <w:rStyle w:val="7"/>
+          <w:rFonts w:hint="default" w:ascii="Times New Roman" w:hAnsi="Times New Roman" w:eastAsia="IBM Plex Mono" w:cs="Times New Roman"/>
+          <w:color w:val="000000"/>
+          <w:sz w:val="18"/>
+        </w:rPr>
+        <w:br w:type="textWrapping"/>
+      </w:r>
+      <w:r>
+        <w:rPr>
+          <w:rStyle w:val="7"/>
           <w:rFonts w:hint="default" w:ascii="Times New Roman" w:hAnsi="Times New Roman" w:eastAsia="IBM Plex Mono" w:cs="Times New Roman"/>
           <w:color w:val="000000"/>
           <w:sz w:val="18"/>
@@ -10955,16 +11931,16 @@
       </w:r>
       <w:r>
         <w:rPr>
-          <w:rStyle w:val="6"/>
-          <w:rFonts w:hint="default" w:ascii="Times New Roman" w:hAnsi="Times New Roman" w:eastAsia="IBM Plex Mono" w:cs="Times New Roman"/>
-          <w:color w:val="000000"/>
-          <w:sz w:val="18"/>
-        </w:rPr>
-        <w:br w:type="textWrapping"/>
-      </w:r>
-      <w:r>
-        <w:rPr>
-          <w:rStyle w:val="6"/>
+          <w:rStyle w:val="7"/>
+          <w:rFonts w:hint="default" w:ascii="Times New Roman" w:hAnsi="Times New Roman" w:eastAsia="IBM Plex Mono" w:cs="Times New Roman"/>
+          <w:color w:val="000000"/>
+          <w:sz w:val="18"/>
+        </w:rPr>
+        <w:br w:type="textWrapping"/>
+      </w:r>
+      <w:r>
+        <w:rPr>
+          <w:rStyle w:val="7"/>
           <w:rFonts w:hint="default" w:ascii="Times New Roman" w:hAnsi="Times New Roman" w:eastAsia="IBM Plex Mono" w:cs="Times New Roman"/>
           <w:color w:val="000000"/>
           <w:sz w:val="18"/>
@@ -10973,7 +11949,7 @@
       </w:r>
       <w:r>
         <w:rPr>
-          <w:rStyle w:val="6"/>
+          <w:rStyle w:val="7"/>
           <w:rFonts w:hint="default" w:ascii="Times New Roman" w:hAnsi="Times New Roman" w:eastAsia="IBM Plex Mono" w:cs="Times New Roman"/>
           <w:color w:val="000000"/>
           <w:sz w:val="18"/>
@@ -11011,7 +11987,7 @@
       </w:pPr>
       <w:r>
         <w:rPr>
-          <w:rStyle w:val="6"/>
+          <w:rStyle w:val="7"/>
           <w:rFonts w:hint="default" w:ascii="Times New Roman" w:hAnsi="Times New Roman" w:eastAsia="IBM Plex Mono" w:cs="Times New Roman"/>
           <w:color w:val="000000"/>
           <w:sz w:val="18"/>
@@ -11020,16 +11996,16 @@
       </w:r>
       <w:r>
         <w:rPr>
-          <w:rStyle w:val="6"/>
-          <w:rFonts w:hint="default" w:ascii="Times New Roman" w:hAnsi="Times New Roman" w:eastAsia="IBM Plex Mono" w:cs="Times New Roman"/>
-          <w:color w:val="000000"/>
-          <w:sz w:val="18"/>
-        </w:rPr>
-        <w:br w:type="textWrapping"/>
-      </w:r>
-      <w:r>
-        <w:rPr>
-          <w:rStyle w:val="6"/>
+          <w:rStyle w:val="7"/>
+          <w:rFonts w:hint="default" w:ascii="Times New Roman" w:hAnsi="Times New Roman" w:eastAsia="IBM Plex Mono" w:cs="Times New Roman"/>
+          <w:color w:val="000000"/>
+          <w:sz w:val="18"/>
+        </w:rPr>
+        <w:br w:type="textWrapping"/>
+      </w:r>
+      <w:r>
+        <w:rPr>
+          <w:rStyle w:val="7"/>
           <w:rFonts w:hint="default" w:ascii="Times New Roman" w:hAnsi="Times New Roman" w:eastAsia="IBM Plex Mono" w:cs="Times New Roman"/>
           <w:color w:val="000000"/>
           <w:sz w:val="18"/>
@@ -11038,16 +12014,16 @@
       </w:r>
       <w:r>
         <w:rPr>
-          <w:rStyle w:val="6"/>
-          <w:rFonts w:hint="default" w:ascii="Times New Roman" w:hAnsi="Times New Roman" w:eastAsia="IBM Plex Mono" w:cs="Times New Roman"/>
-          <w:color w:val="000000"/>
-          <w:sz w:val="18"/>
-        </w:rPr>
-        <w:br w:type="textWrapping"/>
-      </w:r>
-      <w:r>
-        <w:rPr>
-          <w:rStyle w:val="6"/>
+          <w:rStyle w:val="7"/>
+          <w:rFonts w:hint="default" w:ascii="Times New Roman" w:hAnsi="Times New Roman" w:eastAsia="IBM Plex Mono" w:cs="Times New Roman"/>
+          <w:color w:val="000000"/>
+          <w:sz w:val="18"/>
+        </w:rPr>
+        <w:br w:type="textWrapping"/>
+      </w:r>
+      <w:r>
+        <w:rPr>
+          <w:rStyle w:val="7"/>
           <w:rFonts w:hint="default" w:ascii="Times New Roman" w:hAnsi="Times New Roman" w:eastAsia="IBM Plex Mono" w:cs="Times New Roman"/>
           <w:color w:val="000000"/>
           <w:sz w:val="18"/>
@@ -11056,16 +12032,16 @@
       </w:r>
       <w:r>
         <w:rPr>
-          <w:rStyle w:val="6"/>
-          <w:rFonts w:hint="default" w:ascii="Times New Roman" w:hAnsi="Times New Roman" w:eastAsia="IBM Plex Mono" w:cs="Times New Roman"/>
-          <w:color w:val="000000"/>
-          <w:sz w:val="18"/>
-        </w:rPr>
-        <w:br w:type="textWrapping"/>
-      </w:r>
-      <w:r>
-        <w:rPr>
-          <w:rStyle w:val="6"/>
+          <w:rStyle w:val="7"/>
+          <w:rFonts w:hint="default" w:ascii="Times New Roman" w:hAnsi="Times New Roman" w:eastAsia="IBM Plex Mono" w:cs="Times New Roman"/>
+          <w:color w:val="000000"/>
+          <w:sz w:val="18"/>
+        </w:rPr>
+        <w:br w:type="textWrapping"/>
+      </w:r>
+      <w:r>
+        <w:rPr>
+          <w:rStyle w:val="7"/>
           <w:rFonts w:hint="default" w:ascii="Times New Roman" w:hAnsi="Times New Roman" w:eastAsia="IBM Plex Mono" w:cs="Times New Roman"/>
           <w:color w:val="000000"/>
           <w:sz w:val="18"/>
@@ -11074,16 +12050,16 @@
       </w:r>
       <w:r>
         <w:rPr>
-          <w:rStyle w:val="6"/>
-          <w:rFonts w:hint="default" w:ascii="Times New Roman" w:hAnsi="Times New Roman" w:eastAsia="IBM Plex Mono" w:cs="Times New Roman"/>
-          <w:color w:val="000000"/>
-          <w:sz w:val="18"/>
-        </w:rPr>
-        <w:br w:type="textWrapping"/>
-      </w:r>
-      <w:r>
-        <w:rPr>
-          <w:rStyle w:val="6"/>
+          <w:rStyle w:val="7"/>
+          <w:rFonts w:hint="default" w:ascii="Times New Roman" w:hAnsi="Times New Roman" w:eastAsia="IBM Plex Mono" w:cs="Times New Roman"/>
+          <w:color w:val="000000"/>
+          <w:sz w:val="18"/>
+        </w:rPr>
+        <w:br w:type="textWrapping"/>
+      </w:r>
+      <w:r>
+        <w:rPr>
+          <w:rStyle w:val="7"/>
           <w:rFonts w:hint="default" w:ascii="Times New Roman" w:hAnsi="Times New Roman" w:eastAsia="IBM Plex Mono" w:cs="Times New Roman"/>
           <w:color w:val="000000"/>
           <w:sz w:val="18"/>
@@ -11092,16 +12068,16 @@
       </w:r>
       <w:r>
         <w:rPr>
-          <w:rStyle w:val="6"/>
-          <w:rFonts w:hint="default" w:ascii="Times New Roman" w:hAnsi="Times New Roman" w:eastAsia="IBM Plex Mono" w:cs="Times New Roman"/>
-          <w:color w:val="000000"/>
-          <w:sz w:val="18"/>
-        </w:rPr>
-        <w:br w:type="textWrapping"/>
-      </w:r>
-      <w:r>
-        <w:rPr>
-          <w:rStyle w:val="6"/>
+          <w:rStyle w:val="7"/>
+          <w:rFonts w:hint="default" w:ascii="Times New Roman" w:hAnsi="Times New Roman" w:eastAsia="IBM Plex Mono" w:cs="Times New Roman"/>
+          <w:color w:val="000000"/>
+          <w:sz w:val="18"/>
+        </w:rPr>
+        <w:br w:type="textWrapping"/>
+      </w:r>
+      <w:r>
+        <w:rPr>
+          <w:rStyle w:val="7"/>
           <w:rFonts w:hint="default" w:ascii="Times New Roman" w:hAnsi="Times New Roman" w:eastAsia="IBM Plex Mono" w:cs="Times New Roman"/>
           <w:color w:val="000000"/>
           <w:sz w:val="18"/>
@@ -11110,16 +12086,16 @@
       </w:r>
       <w:r>
         <w:rPr>
-          <w:rStyle w:val="6"/>
-          <w:rFonts w:hint="default" w:ascii="Times New Roman" w:hAnsi="Times New Roman" w:eastAsia="IBM Plex Mono" w:cs="Times New Roman"/>
-          <w:color w:val="000000"/>
-          <w:sz w:val="18"/>
-        </w:rPr>
-        <w:br w:type="textWrapping"/>
-      </w:r>
-      <w:r>
-        <w:rPr>
-          <w:rStyle w:val="6"/>
+          <w:rStyle w:val="7"/>
+          <w:rFonts w:hint="default" w:ascii="Times New Roman" w:hAnsi="Times New Roman" w:eastAsia="IBM Plex Mono" w:cs="Times New Roman"/>
+          <w:color w:val="000000"/>
+          <w:sz w:val="18"/>
+        </w:rPr>
+        <w:br w:type="textWrapping"/>
+      </w:r>
+      <w:r>
+        <w:rPr>
+          <w:rStyle w:val="7"/>
           <w:rFonts w:hint="default" w:ascii="Times New Roman" w:hAnsi="Times New Roman" w:eastAsia="IBM Plex Mono" w:cs="Times New Roman"/>
           <w:color w:val="000000"/>
           <w:sz w:val="18"/>
@@ -11128,25 +12104,25 @@
       </w:r>
       <w:r>
         <w:rPr>
-          <w:rStyle w:val="6"/>
-          <w:rFonts w:hint="default" w:ascii="Times New Roman" w:hAnsi="Times New Roman" w:eastAsia="IBM Plex Mono" w:cs="Times New Roman"/>
-          <w:color w:val="000000"/>
-          <w:sz w:val="18"/>
-        </w:rPr>
-        <w:br w:type="textWrapping"/>
-      </w:r>
-      <w:r>
-        <w:rPr>
-          <w:rStyle w:val="6"/>
-          <w:rFonts w:hint="default" w:ascii="Times New Roman" w:hAnsi="Times New Roman" w:eastAsia="IBM Plex Mono" w:cs="Times New Roman"/>
-          <w:color w:val="000000"/>
-          <w:sz w:val="18"/>
-        </w:rPr>
-        <w:br w:type="textWrapping"/>
-      </w:r>
-      <w:r>
-        <w:rPr>
-          <w:rStyle w:val="6"/>
+          <w:rStyle w:val="7"/>
+          <w:rFonts w:hint="default" w:ascii="Times New Roman" w:hAnsi="Times New Roman" w:eastAsia="IBM Plex Mono" w:cs="Times New Roman"/>
+          <w:color w:val="000000"/>
+          <w:sz w:val="18"/>
+        </w:rPr>
+        <w:br w:type="textWrapping"/>
+      </w:r>
+      <w:r>
+        <w:rPr>
+          <w:rStyle w:val="7"/>
+          <w:rFonts w:hint="default" w:ascii="Times New Roman" w:hAnsi="Times New Roman" w:eastAsia="IBM Plex Mono" w:cs="Times New Roman"/>
+          <w:color w:val="000000"/>
+          <w:sz w:val="18"/>
+        </w:rPr>
+        <w:br w:type="textWrapping"/>
+      </w:r>
+      <w:r>
+        <w:rPr>
+          <w:rStyle w:val="7"/>
           <w:rFonts w:hint="default" w:ascii="Times New Roman" w:hAnsi="Times New Roman" w:eastAsia="IBM Plex Mono" w:cs="Times New Roman"/>
           <w:color w:val="000000"/>
           <w:sz w:val="18"/>
@@ -11155,16 +12131,16 @@
       </w:r>
       <w:r>
         <w:rPr>
-          <w:rStyle w:val="6"/>
-          <w:rFonts w:hint="default" w:ascii="Times New Roman" w:hAnsi="Times New Roman" w:eastAsia="IBM Plex Mono" w:cs="Times New Roman"/>
-          <w:color w:val="000000"/>
-          <w:sz w:val="18"/>
-        </w:rPr>
-        <w:br w:type="textWrapping"/>
-      </w:r>
-      <w:r>
-        <w:rPr>
-          <w:rStyle w:val="6"/>
+          <w:rStyle w:val="7"/>
+          <w:rFonts w:hint="default" w:ascii="Times New Roman" w:hAnsi="Times New Roman" w:eastAsia="IBM Plex Mono" w:cs="Times New Roman"/>
+          <w:color w:val="000000"/>
+          <w:sz w:val="18"/>
+        </w:rPr>
+        <w:br w:type="textWrapping"/>
+      </w:r>
+      <w:r>
+        <w:rPr>
+          <w:rStyle w:val="7"/>
           <w:rFonts w:hint="default" w:ascii="Times New Roman" w:hAnsi="Times New Roman" w:eastAsia="IBM Plex Mono" w:cs="Times New Roman"/>
           <w:color w:val="000000"/>
           <w:sz w:val="18"/>
@@ -11173,16 +12149,16 @@
       </w:r>
       <w:r>
         <w:rPr>
-          <w:rStyle w:val="6"/>
-          <w:rFonts w:hint="default" w:ascii="Times New Roman" w:hAnsi="Times New Roman" w:eastAsia="IBM Plex Mono" w:cs="Times New Roman"/>
-          <w:color w:val="000000"/>
-          <w:sz w:val="18"/>
-        </w:rPr>
-        <w:br w:type="textWrapping"/>
-      </w:r>
-      <w:r>
-        <w:rPr>
-          <w:rStyle w:val="6"/>
+          <w:rStyle w:val="7"/>
+          <w:rFonts w:hint="default" w:ascii="Times New Roman" w:hAnsi="Times New Roman" w:eastAsia="IBM Plex Mono" w:cs="Times New Roman"/>
+          <w:color w:val="000000"/>
+          <w:sz w:val="18"/>
+        </w:rPr>
+        <w:br w:type="textWrapping"/>
+      </w:r>
+      <w:r>
+        <w:rPr>
+          <w:rStyle w:val="7"/>
           <w:rFonts w:hint="default" w:ascii="Times New Roman" w:hAnsi="Times New Roman" w:eastAsia="IBM Plex Mono" w:cs="Times New Roman"/>
           <w:color w:val="000000"/>
           <w:sz w:val="18"/>
@@ -11191,16 +12167,16 @@
       </w:r>
       <w:r>
         <w:rPr>
-          <w:rStyle w:val="6"/>
-          <w:rFonts w:hint="default" w:ascii="Times New Roman" w:hAnsi="Times New Roman" w:eastAsia="IBM Plex Mono" w:cs="Times New Roman"/>
-          <w:color w:val="000000"/>
-          <w:sz w:val="18"/>
-        </w:rPr>
-        <w:br w:type="textWrapping"/>
-      </w:r>
-      <w:r>
-        <w:rPr>
-          <w:rStyle w:val="6"/>
+          <w:rStyle w:val="7"/>
+          <w:rFonts w:hint="default" w:ascii="Times New Roman" w:hAnsi="Times New Roman" w:eastAsia="IBM Plex Mono" w:cs="Times New Roman"/>
+          <w:color w:val="000000"/>
+          <w:sz w:val="18"/>
+        </w:rPr>
+        <w:br w:type="textWrapping"/>
+      </w:r>
+      <w:r>
+        <w:rPr>
+          <w:rStyle w:val="7"/>
           <w:rFonts w:hint="default" w:ascii="Times New Roman" w:hAnsi="Times New Roman" w:eastAsia="IBM Plex Mono" w:cs="Times New Roman"/>
           <w:color w:val="000000"/>
           <w:sz w:val="18"/>
@@ -11209,16 +12185,16 @@
       </w:r>
       <w:r>
         <w:rPr>
-          <w:rStyle w:val="6"/>
-          <w:rFonts w:hint="default" w:ascii="Times New Roman" w:hAnsi="Times New Roman" w:eastAsia="IBM Plex Mono" w:cs="Times New Roman"/>
-          <w:color w:val="000000"/>
-          <w:sz w:val="18"/>
-        </w:rPr>
-        <w:br w:type="textWrapping"/>
-      </w:r>
-      <w:r>
-        <w:rPr>
-          <w:rStyle w:val="6"/>
+          <w:rStyle w:val="7"/>
+          <w:rFonts w:hint="default" w:ascii="Times New Roman" w:hAnsi="Times New Roman" w:eastAsia="IBM Plex Mono" w:cs="Times New Roman"/>
+          <w:color w:val="000000"/>
+          <w:sz w:val="18"/>
+        </w:rPr>
+        <w:br w:type="textWrapping"/>
+      </w:r>
+      <w:r>
+        <w:rPr>
+          <w:rStyle w:val="7"/>
           <w:rFonts w:hint="default" w:ascii="Times New Roman" w:hAnsi="Times New Roman" w:eastAsia="IBM Plex Mono" w:cs="Times New Roman"/>
           <w:color w:val="000000"/>
           <w:sz w:val="18"/>
@@ -11227,16 +12203,16 @@
       </w:r>
       <w:r>
         <w:rPr>
-          <w:rStyle w:val="6"/>
-          <w:rFonts w:hint="default" w:ascii="Times New Roman" w:hAnsi="Times New Roman" w:eastAsia="IBM Plex Mono" w:cs="Times New Roman"/>
-          <w:color w:val="000000"/>
-          <w:sz w:val="18"/>
-        </w:rPr>
-        <w:br w:type="textWrapping"/>
-      </w:r>
-      <w:r>
-        <w:rPr>
-          <w:rStyle w:val="6"/>
+          <w:rStyle w:val="7"/>
+          <w:rFonts w:hint="default" w:ascii="Times New Roman" w:hAnsi="Times New Roman" w:eastAsia="IBM Plex Mono" w:cs="Times New Roman"/>
+          <w:color w:val="000000"/>
+          <w:sz w:val="18"/>
+        </w:rPr>
+        <w:br w:type="textWrapping"/>
+      </w:r>
+      <w:r>
+        <w:rPr>
+          <w:rStyle w:val="7"/>
           <w:rFonts w:hint="default" w:ascii="Times New Roman" w:hAnsi="Times New Roman" w:eastAsia="IBM Plex Mono" w:cs="Times New Roman"/>
           <w:color w:val="000000"/>
           <w:sz w:val="18"/>
@@ -11245,16 +12221,16 @@
       </w:r>
       <w:r>
         <w:rPr>
-          <w:rStyle w:val="6"/>
-          <w:rFonts w:hint="default" w:ascii="Times New Roman" w:hAnsi="Times New Roman" w:eastAsia="IBM Plex Mono" w:cs="Times New Roman"/>
-          <w:color w:val="000000"/>
-          <w:sz w:val="18"/>
-        </w:rPr>
-        <w:br w:type="textWrapping"/>
-      </w:r>
-      <w:r>
-        <w:rPr>
-          <w:rStyle w:val="6"/>
+          <w:rStyle w:val="7"/>
+          <w:rFonts w:hint="default" w:ascii="Times New Roman" w:hAnsi="Times New Roman" w:eastAsia="IBM Plex Mono" w:cs="Times New Roman"/>
+          <w:color w:val="000000"/>
+          <w:sz w:val="18"/>
+        </w:rPr>
+        <w:br w:type="textWrapping"/>
+      </w:r>
+      <w:r>
+        <w:rPr>
+          <w:rStyle w:val="7"/>
           <w:rFonts w:hint="default" w:ascii="Times New Roman" w:hAnsi="Times New Roman" w:eastAsia="IBM Plex Mono" w:cs="Times New Roman"/>
           <w:color w:val="000000"/>
           <w:sz w:val="18"/>
@@ -11263,16 +12239,16 @@
       </w:r>
       <w:r>
         <w:rPr>
-          <w:rStyle w:val="6"/>
-          <w:rFonts w:hint="default" w:ascii="Times New Roman" w:hAnsi="Times New Roman" w:eastAsia="IBM Plex Mono" w:cs="Times New Roman"/>
-          <w:color w:val="000000"/>
-          <w:sz w:val="18"/>
-        </w:rPr>
-        <w:br w:type="textWrapping"/>
-      </w:r>
-      <w:r>
-        <w:rPr>
-          <w:rStyle w:val="6"/>
+          <w:rStyle w:val="7"/>
+          <w:rFonts w:hint="default" w:ascii="Times New Roman" w:hAnsi="Times New Roman" w:eastAsia="IBM Plex Mono" w:cs="Times New Roman"/>
+          <w:color w:val="000000"/>
+          <w:sz w:val="18"/>
+        </w:rPr>
+        <w:br w:type="textWrapping"/>
+      </w:r>
+      <w:r>
+        <w:rPr>
+          <w:rStyle w:val="7"/>
           <w:rFonts w:hint="default" w:ascii="Times New Roman" w:hAnsi="Times New Roman" w:eastAsia="IBM Plex Mono" w:cs="Times New Roman"/>
           <w:color w:val="000000"/>
           <w:sz w:val="18"/>
@@ -11281,16 +12257,16 @@
       </w:r>
       <w:r>
         <w:rPr>
-          <w:rStyle w:val="6"/>
-          <w:rFonts w:hint="default" w:ascii="Times New Roman" w:hAnsi="Times New Roman" w:eastAsia="IBM Plex Mono" w:cs="Times New Roman"/>
-          <w:color w:val="000000"/>
-          <w:sz w:val="18"/>
-        </w:rPr>
-        <w:br w:type="textWrapping"/>
-      </w:r>
-      <w:r>
-        <w:rPr>
-          <w:rStyle w:val="6"/>
+          <w:rStyle w:val="7"/>
+          <w:rFonts w:hint="default" w:ascii="Times New Roman" w:hAnsi="Times New Roman" w:eastAsia="IBM Plex Mono" w:cs="Times New Roman"/>
+          <w:color w:val="000000"/>
+          <w:sz w:val="18"/>
+        </w:rPr>
+        <w:br w:type="textWrapping"/>
+      </w:r>
+      <w:r>
+        <w:rPr>
+          <w:rStyle w:val="7"/>
           <w:rFonts w:hint="default" w:ascii="Times New Roman" w:hAnsi="Times New Roman" w:eastAsia="IBM Plex Mono" w:cs="Times New Roman"/>
           <w:color w:val="000000"/>
           <w:sz w:val="18"/>
@@ -11299,16 +12275,16 @@
       </w:r>
       <w:r>
         <w:rPr>
-          <w:rStyle w:val="6"/>
-          <w:rFonts w:hint="default" w:ascii="Times New Roman" w:hAnsi="Times New Roman" w:eastAsia="IBM Plex Mono" w:cs="Times New Roman"/>
-          <w:color w:val="000000"/>
-          <w:sz w:val="18"/>
-        </w:rPr>
-        <w:br w:type="textWrapping"/>
-      </w:r>
-      <w:r>
-        <w:rPr>
-          <w:rStyle w:val="6"/>
+          <w:rStyle w:val="7"/>
+          <w:rFonts w:hint="default" w:ascii="Times New Roman" w:hAnsi="Times New Roman" w:eastAsia="IBM Plex Mono" w:cs="Times New Roman"/>
+          <w:color w:val="000000"/>
+          <w:sz w:val="18"/>
+        </w:rPr>
+        <w:br w:type="textWrapping"/>
+      </w:r>
+      <w:r>
+        <w:rPr>
+          <w:rStyle w:val="7"/>
           <w:rFonts w:hint="default" w:ascii="Times New Roman" w:hAnsi="Times New Roman" w:eastAsia="IBM Plex Mono" w:cs="Times New Roman"/>
           <w:color w:val="000000"/>
           <w:sz w:val="18"/>
@@ -11317,16 +12293,16 @@
       </w:r>
       <w:r>
         <w:rPr>
-          <w:rStyle w:val="6"/>
-          <w:rFonts w:hint="default" w:ascii="Times New Roman" w:hAnsi="Times New Roman" w:eastAsia="IBM Plex Mono" w:cs="Times New Roman"/>
-          <w:color w:val="000000"/>
-          <w:sz w:val="18"/>
-        </w:rPr>
-        <w:br w:type="textWrapping"/>
-      </w:r>
-      <w:r>
-        <w:rPr>
-          <w:rStyle w:val="6"/>
+          <w:rStyle w:val="7"/>
+          <w:rFonts w:hint="default" w:ascii="Times New Roman" w:hAnsi="Times New Roman" w:eastAsia="IBM Plex Mono" w:cs="Times New Roman"/>
+          <w:color w:val="000000"/>
+          <w:sz w:val="18"/>
+        </w:rPr>
+        <w:br w:type="textWrapping"/>
+      </w:r>
+      <w:r>
+        <w:rPr>
+          <w:rStyle w:val="7"/>
           <w:rFonts w:hint="default" w:ascii="Times New Roman" w:hAnsi="Times New Roman" w:eastAsia="IBM Plex Mono" w:cs="Times New Roman"/>
           <w:color w:val="000000"/>
           <w:sz w:val="18"/>
@@ -11335,16 +12311,16 @@
       </w:r>
       <w:r>
         <w:rPr>
-          <w:rStyle w:val="6"/>
-          <w:rFonts w:hint="default" w:ascii="Times New Roman" w:hAnsi="Times New Roman" w:eastAsia="IBM Plex Mono" w:cs="Times New Roman"/>
-          <w:color w:val="000000"/>
-          <w:sz w:val="18"/>
-        </w:rPr>
-        <w:br w:type="textWrapping"/>
-      </w:r>
-      <w:r>
-        <w:rPr>
-          <w:rStyle w:val="6"/>
+          <w:rStyle w:val="7"/>
+          <w:rFonts w:hint="default" w:ascii="Times New Roman" w:hAnsi="Times New Roman" w:eastAsia="IBM Plex Mono" w:cs="Times New Roman"/>
+          <w:color w:val="000000"/>
+          <w:sz w:val="18"/>
+        </w:rPr>
+        <w:br w:type="textWrapping"/>
+      </w:r>
+      <w:r>
+        <w:rPr>
+          <w:rStyle w:val="7"/>
           <w:rFonts w:hint="default" w:ascii="Times New Roman" w:hAnsi="Times New Roman" w:eastAsia="IBM Plex Mono" w:cs="Times New Roman"/>
           <w:color w:val="000000"/>
           <w:sz w:val="18"/>
@@ -11353,16 +12329,16 @@
       </w:r>
       <w:r>
         <w:rPr>
-          <w:rStyle w:val="6"/>
-          <w:rFonts w:hint="default" w:ascii="Times New Roman" w:hAnsi="Times New Roman" w:eastAsia="IBM Plex Mono" w:cs="Times New Roman"/>
-          <w:color w:val="000000"/>
-          <w:sz w:val="18"/>
-        </w:rPr>
-        <w:br w:type="textWrapping"/>
-      </w:r>
-      <w:r>
-        <w:rPr>
-          <w:rStyle w:val="6"/>
+          <w:rStyle w:val="7"/>
+          <w:rFonts w:hint="default" w:ascii="Times New Roman" w:hAnsi="Times New Roman" w:eastAsia="IBM Plex Mono" w:cs="Times New Roman"/>
+          <w:color w:val="000000"/>
+          <w:sz w:val="18"/>
+        </w:rPr>
+        <w:br w:type="textWrapping"/>
+      </w:r>
+      <w:r>
+        <w:rPr>
+          <w:rStyle w:val="7"/>
           <w:rFonts w:hint="default" w:ascii="Times New Roman" w:hAnsi="Times New Roman" w:eastAsia="IBM Plex Mono" w:cs="Times New Roman"/>
           <w:color w:val="000000"/>
           <w:sz w:val="18"/>
@@ -11371,16 +12347,16 @@
       </w:r>
       <w:r>
         <w:rPr>
-          <w:rStyle w:val="6"/>
-          <w:rFonts w:hint="default" w:ascii="Times New Roman" w:hAnsi="Times New Roman" w:eastAsia="IBM Plex Mono" w:cs="Times New Roman"/>
-          <w:color w:val="000000"/>
-          <w:sz w:val="18"/>
-        </w:rPr>
-        <w:br w:type="textWrapping"/>
-      </w:r>
-      <w:r>
-        <w:rPr>
-          <w:rStyle w:val="6"/>
+          <w:rStyle w:val="7"/>
+          <w:rFonts w:hint="default" w:ascii="Times New Roman" w:hAnsi="Times New Roman" w:eastAsia="IBM Plex Mono" w:cs="Times New Roman"/>
+          <w:color w:val="000000"/>
+          <w:sz w:val="18"/>
+        </w:rPr>
+        <w:br w:type="textWrapping"/>
+      </w:r>
+      <w:r>
+        <w:rPr>
+          <w:rStyle w:val="7"/>
           <w:rFonts w:hint="default" w:ascii="Times New Roman" w:hAnsi="Times New Roman" w:eastAsia="IBM Plex Mono" w:cs="Times New Roman"/>
           <w:color w:val="000000"/>
           <w:sz w:val="18"/>
@@ -11389,16 +12365,16 @@
       </w:r>
       <w:r>
         <w:rPr>
-          <w:rStyle w:val="6"/>
-          <w:rFonts w:hint="default" w:ascii="Times New Roman" w:hAnsi="Times New Roman" w:eastAsia="IBM Plex Mono" w:cs="Times New Roman"/>
-          <w:color w:val="000000"/>
-          <w:sz w:val="18"/>
-        </w:rPr>
-        <w:br w:type="textWrapping"/>
-      </w:r>
-      <w:r>
-        <w:rPr>
-          <w:rStyle w:val="6"/>
+          <w:rStyle w:val="7"/>
+          <w:rFonts w:hint="default" w:ascii="Times New Roman" w:hAnsi="Times New Roman" w:eastAsia="IBM Plex Mono" w:cs="Times New Roman"/>
+          <w:color w:val="000000"/>
+          <w:sz w:val="18"/>
+        </w:rPr>
+        <w:br w:type="textWrapping"/>
+      </w:r>
+      <w:r>
+        <w:rPr>
+          <w:rStyle w:val="7"/>
           <w:rFonts w:hint="default" w:ascii="Times New Roman" w:hAnsi="Times New Roman" w:eastAsia="IBM Plex Mono" w:cs="Times New Roman"/>
           <w:color w:val="000000"/>
           <w:sz w:val="18"/>
@@ -11407,25 +12383,25 @@
       </w:r>
       <w:r>
         <w:rPr>
-          <w:rStyle w:val="6"/>
-          <w:rFonts w:hint="default" w:ascii="Times New Roman" w:hAnsi="Times New Roman" w:eastAsia="IBM Plex Mono" w:cs="Times New Roman"/>
-          <w:color w:val="000000"/>
-          <w:sz w:val="18"/>
-        </w:rPr>
-        <w:br w:type="textWrapping"/>
-      </w:r>
-      <w:r>
-        <w:rPr>
-          <w:rStyle w:val="6"/>
-          <w:rFonts w:hint="default" w:ascii="Times New Roman" w:hAnsi="Times New Roman" w:eastAsia="IBM Plex Mono" w:cs="Times New Roman"/>
-          <w:color w:val="000000"/>
-          <w:sz w:val="18"/>
-        </w:rPr>
-        <w:br w:type="textWrapping"/>
-      </w:r>
-      <w:r>
-        <w:rPr>
-          <w:rStyle w:val="6"/>
+          <w:rStyle w:val="7"/>
+          <w:rFonts w:hint="default" w:ascii="Times New Roman" w:hAnsi="Times New Roman" w:eastAsia="IBM Plex Mono" w:cs="Times New Roman"/>
+          <w:color w:val="000000"/>
+          <w:sz w:val="18"/>
+        </w:rPr>
+        <w:br w:type="textWrapping"/>
+      </w:r>
+      <w:r>
+        <w:rPr>
+          <w:rStyle w:val="7"/>
+          <w:rFonts w:hint="default" w:ascii="Times New Roman" w:hAnsi="Times New Roman" w:eastAsia="IBM Plex Mono" w:cs="Times New Roman"/>
+          <w:color w:val="000000"/>
+          <w:sz w:val="18"/>
+        </w:rPr>
+        <w:br w:type="textWrapping"/>
+      </w:r>
+      <w:r>
+        <w:rPr>
+          <w:rStyle w:val="7"/>
           <w:rFonts w:hint="default" w:ascii="Times New Roman" w:hAnsi="Times New Roman" w:eastAsia="IBM Plex Mono" w:cs="Times New Roman"/>
           <w:color w:val="000000"/>
           <w:sz w:val="18"/>
@@ -11434,16 +12410,16 @@
       </w:r>
       <w:r>
         <w:rPr>
-          <w:rStyle w:val="6"/>
-          <w:rFonts w:hint="default" w:ascii="Times New Roman" w:hAnsi="Times New Roman" w:eastAsia="IBM Plex Mono" w:cs="Times New Roman"/>
-          <w:color w:val="000000"/>
-          <w:sz w:val="18"/>
-        </w:rPr>
-        <w:br w:type="textWrapping"/>
-      </w:r>
-      <w:r>
-        <w:rPr>
-          <w:rStyle w:val="6"/>
+          <w:rStyle w:val="7"/>
+          <w:rFonts w:hint="default" w:ascii="Times New Roman" w:hAnsi="Times New Roman" w:eastAsia="IBM Plex Mono" w:cs="Times New Roman"/>
+          <w:color w:val="000000"/>
+          <w:sz w:val="18"/>
+        </w:rPr>
+        <w:br w:type="textWrapping"/>
+      </w:r>
+      <w:r>
+        <w:rPr>
+          <w:rStyle w:val="7"/>
           <w:rFonts w:hint="default" w:ascii="Times New Roman" w:hAnsi="Times New Roman" w:eastAsia="IBM Plex Mono" w:cs="Times New Roman"/>
           <w:color w:val="000000"/>
           <w:sz w:val="18"/>
@@ -11452,16 +12428,16 @@
       </w:r>
       <w:r>
         <w:rPr>
-          <w:rStyle w:val="6"/>
-          <w:rFonts w:hint="default" w:ascii="Times New Roman" w:hAnsi="Times New Roman" w:eastAsia="IBM Plex Mono" w:cs="Times New Roman"/>
-          <w:color w:val="000000"/>
-          <w:sz w:val="18"/>
-        </w:rPr>
-        <w:br w:type="textWrapping"/>
-      </w:r>
-      <w:r>
-        <w:rPr>
-          <w:rStyle w:val="6"/>
+          <w:rStyle w:val="7"/>
+          <w:rFonts w:hint="default" w:ascii="Times New Roman" w:hAnsi="Times New Roman" w:eastAsia="IBM Plex Mono" w:cs="Times New Roman"/>
+          <w:color w:val="000000"/>
+          <w:sz w:val="18"/>
+        </w:rPr>
+        <w:br w:type="textWrapping"/>
+      </w:r>
+      <w:r>
+        <w:rPr>
+          <w:rStyle w:val="7"/>
           <w:rFonts w:hint="default" w:ascii="Times New Roman" w:hAnsi="Times New Roman" w:eastAsia="IBM Plex Mono" w:cs="Times New Roman"/>
           <w:color w:val="000000"/>
           <w:sz w:val="18"/>
@@ -11470,25 +12446,25 @@
       </w:r>
       <w:r>
         <w:rPr>
-          <w:rStyle w:val="6"/>
-          <w:rFonts w:hint="default" w:ascii="Times New Roman" w:hAnsi="Times New Roman" w:eastAsia="IBM Plex Mono" w:cs="Times New Roman"/>
-          <w:color w:val="000000"/>
-          <w:sz w:val="18"/>
-        </w:rPr>
-        <w:br w:type="textWrapping"/>
-      </w:r>
-      <w:r>
-        <w:rPr>
-          <w:rStyle w:val="6"/>
-          <w:rFonts w:hint="default" w:ascii="Times New Roman" w:hAnsi="Times New Roman" w:eastAsia="IBM Plex Mono" w:cs="Times New Roman"/>
-          <w:color w:val="000000"/>
-          <w:sz w:val="18"/>
-        </w:rPr>
-        <w:br w:type="textWrapping"/>
-      </w:r>
-      <w:r>
-        <w:rPr>
-          <w:rStyle w:val="6"/>
+          <w:rStyle w:val="7"/>
+          <w:rFonts w:hint="default" w:ascii="Times New Roman" w:hAnsi="Times New Roman" w:eastAsia="IBM Plex Mono" w:cs="Times New Roman"/>
+          <w:color w:val="000000"/>
+          <w:sz w:val="18"/>
+        </w:rPr>
+        <w:br w:type="textWrapping"/>
+      </w:r>
+      <w:r>
+        <w:rPr>
+          <w:rStyle w:val="7"/>
+          <w:rFonts w:hint="default" w:ascii="Times New Roman" w:hAnsi="Times New Roman" w:eastAsia="IBM Plex Mono" w:cs="Times New Roman"/>
+          <w:color w:val="000000"/>
+          <w:sz w:val="18"/>
+        </w:rPr>
+        <w:br w:type="textWrapping"/>
+      </w:r>
+      <w:r>
+        <w:rPr>
+          <w:rStyle w:val="7"/>
           <w:rFonts w:hint="default" w:ascii="Times New Roman" w:hAnsi="Times New Roman" w:eastAsia="IBM Plex Mono" w:cs="Times New Roman"/>
           <w:color w:val="000000"/>
           <w:sz w:val="18"/>
@@ -11497,16 +12473,16 @@
       </w:r>
       <w:r>
         <w:rPr>
-          <w:rStyle w:val="6"/>
-          <w:rFonts w:hint="default" w:ascii="Times New Roman" w:hAnsi="Times New Roman" w:eastAsia="IBM Plex Mono" w:cs="Times New Roman"/>
-          <w:color w:val="000000"/>
-          <w:sz w:val="18"/>
-        </w:rPr>
-        <w:br w:type="textWrapping"/>
-      </w:r>
-      <w:r>
-        <w:rPr>
-          <w:rStyle w:val="6"/>
+          <w:rStyle w:val="7"/>
+          <w:rFonts w:hint="default" w:ascii="Times New Roman" w:hAnsi="Times New Roman" w:eastAsia="IBM Plex Mono" w:cs="Times New Roman"/>
+          <w:color w:val="000000"/>
+          <w:sz w:val="18"/>
+        </w:rPr>
+        <w:br w:type="textWrapping"/>
+      </w:r>
+      <w:r>
+        <w:rPr>
+          <w:rStyle w:val="7"/>
           <w:rFonts w:hint="default" w:ascii="Times New Roman" w:hAnsi="Times New Roman" w:eastAsia="IBM Plex Mono" w:cs="Times New Roman"/>
           <w:color w:val="000000"/>
           <w:sz w:val="18"/>
@@ -11515,16 +12491,16 @@
       </w:r>
       <w:r>
         <w:rPr>
-          <w:rStyle w:val="6"/>
-          <w:rFonts w:hint="default" w:ascii="Times New Roman" w:hAnsi="Times New Roman" w:eastAsia="IBM Plex Mono" w:cs="Times New Roman"/>
-          <w:color w:val="000000"/>
-          <w:sz w:val="18"/>
-        </w:rPr>
-        <w:br w:type="textWrapping"/>
-      </w:r>
-      <w:r>
-        <w:rPr>
-          <w:rStyle w:val="6"/>
+          <w:rStyle w:val="7"/>
+          <w:rFonts w:hint="default" w:ascii="Times New Roman" w:hAnsi="Times New Roman" w:eastAsia="IBM Plex Mono" w:cs="Times New Roman"/>
+          <w:color w:val="000000"/>
+          <w:sz w:val="18"/>
+        </w:rPr>
+        <w:br w:type="textWrapping"/>
+      </w:r>
+      <w:r>
+        <w:rPr>
+          <w:rStyle w:val="7"/>
           <w:rFonts w:hint="default" w:ascii="Times New Roman" w:hAnsi="Times New Roman" w:eastAsia="IBM Plex Mono" w:cs="Times New Roman"/>
           <w:color w:val="000000"/>
           <w:sz w:val="18"/>
@@ -11533,16 +12509,16 @@
       </w:r>
       <w:r>
         <w:rPr>
-          <w:rStyle w:val="6"/>
-          <w:rFonts w:hint="default" w:ascii="Times New Roman" w:hAnsi="Times New Roman" w:eastAsia="IBM Plex Mono" w:cs="Times New Roman"/>
-          <w:color w:val="000000"/>
-          <w:sz w:val="18"/>
-        </w:rPr>
-        <w:br w:type="textWrapping"/>
-      </w:r>
-      <w:r>
-        <w:rPr>
-          <w:rStyle w:val="6"/>
+          <w:rStyle w:val="7"/>
+          <w:rFonts w:hint="default" w:ascii="Times New Roman" w:hAnsi="Times New Roman" w:eastAsia="IBM Plex Mono" w:cs="Times New Roman"/>
+          <w:color w:val="000000"/>
+          <w:sz w:val="18"/>
+        </w:rPr>
+        <w:br w:type="textWrapping"/>
+      </w:r>
+      <w:r>
+        <w:rPr>
+          <w:rStyle w:val="7"/>
           <w:rFonts w:hint="default" w:ascii="Times New Roman" w:hAnsi="Times New Roman" w:eastAsia="IBM Plex Mono" w:cs="Times New Roman"/>
           <w:color w:val="000000"/>
           <w:sz w:val="18"/>
@@ -11551,16 +12527,16 @@
       </w:r>
       <w:r>
         <w:rPr>
-          <w:rStyle w:val="6"/>
-          <w:rFonts w:hint="default" w:ascii="Times New Roman" w:hAnsi="Times New Roman" w:eastAsia="IBM Plex Mono" w:cs="Times New Roman"/>
-          <w:color w:val="000000"/>
-          <w:sz w:val="18"/>
-        </w:rPr>
-        <w:br w:type="textWrapping"/>
-      </w:r>
-      <w:r>
-        <w:rPr>
-          <w:rStyle w:val="6"/>
+          <w:rStyle w:val="7"/>
+          <w:rFonts w:hint="default" w:ascii="Times New Roman" w:hAnsi="Times New Roman" w:eastAsia="IBM Plex Mono" w:cs="Times New Roman"/>
+          <w:color w:val="000000"/>
+          <w:sz w:val="18"/>
+        </w:rPr>
+        <w:br w:type="textWrapping"/>
+      </w:r>
+      <w:r>
+        <w:rPr>
+          <w:rStyle w:val="7"/>
           <w:rFonts w:hint="default" w:ascii="Times New Roman" w:hAnsi="Times New Roman" w:eastAsia="IBM Plex Mono" w:cs="Times New Roman"/>
           <w:color w:val="000000"/>
           <w:sz w:val="18"/>
@@ -11569,16 +12545,16 @@
       </w:r>
       <w:r>
         <w:rPr>
-          <w:rStyle w:val="6"/>
-          <w:rFonts w:hint="default" w:ascii="Times New Roman" w:hAnsi="Times New Roman" w:eastAsia="IBM Plex Mono" w:cs="Times New Roman"/>
-          <w:color w:val="000000"/>
-          <w:sz w:val="18"/>
-        </w:rPr>
-        <w:br w:type="textWrapping"/>
-      </w:r>
-      <w:r>
-        <w:rPr>
-          <w:rStyle w:val="6"/>
+          <w:rStyle w:val="7"/>
+          <w:rFonts w:hint="default" w:ascii="Times New Roman" w:hAnsi="Times New Roman" w:eastAsia="IBM Plex Mono" w:cs="Times New Roman"/>
+          <w:color w:val="000000"/>
+          <w:sz w:val="18"/>
+        </w:rPr>
+        <w:br w:type="textWrapping"/>
+      </w:r>
+      <w:r>
+        <w:rPr>
+          <w:rStyle w:val="7"/>
           <w:rFonts w:hint="default" w:ascii="Times New Roman" w:hAnsi="Times New Roman" w:eastAsia="IBM Plex Mono" w:cs="Times New Roman"/>
           <w:color w:val="000000"/>
           <w:sz w:val="18"/>
@@ -11587,7 +12563,7 @@
       </w:r>
       <w:r>
         <w:rPr>
-          <w:rStyle w:val="6"/>
+          <w:rStyle w:val="7"/>
           <w:rFonts w:hint="default" w:ascii="Times New Roman" w:hAnsi="Times New Roman" w:eastAsia="IBM Plex Mono" w:cs="Times New Roman"/>
           <w:color w:val="000000"/>
           <w:sz w:val="18"/>
@@ -11692,16 +12668,78 @@
       <w:pPr>
         <w:spacing w:after="210" w:line="360" w:lineRule="auto"/>
         <w:rPr>
-          <w:rFonts w:hint="default" w:ascii="Times New Roman" w:hAnsi="Times New Roman" w:cs="Times New Roman"/>
-        </w:rPr>
-      </w:pPr>
-      <w:r>
-        <w:rPr>
           <w:rFonts w:hint="default" w:ascii="Times New Roman" w:hAnsi="Times New Roman" w:eastAsia="inter" w:cs="Times New Roman"/>
           <w:i/>
           <w:color w:val="000000"/>
         </w:rPr>
-        <w:t>(Dán ảnh: Giao diện có header sticky và nút scroll)</w:t>
+      </w:pPr>
+    </w:p>
+    <w:p>
+      <w:pPr>
+        <w:spacing w:after="210" w:line="360" w:lineRule="auto"/>
+        <w:rPr>
+          <w:rFonts w:hint="default" w:ascii="Times New Roman" w:hAnsi="Times New Roman" w:cs="Times New Roman"/>
+          <w:lang w:val="en-US"/>
+        </w:rPr>
+      </w:pPr>
+      <w:r>
+        <w:rPr>
+          <w:rFonts w:hint="default" w:ascii="Times New Roman" w:hAnsi="Times New Roman" w:eastAsia="inter" w:cs="Times New Roman"/>
+          <w:i/>
+          <w:color w:val="000000"/>
+        </w:rPr>
+        <w:t>(Dán ảnh: Giao diện có header st</w:t>
+      </w:r>
+      <w:r>
+        <w:rPr>
+          <w:rFonts w:hint="default" w:ascii="Times New Roman" w:hAnsi="Times New Roman" w:cs="Times New Roman"/>
+          <w:lang w:val="en-US"/>
+        </w:rPr>
+        <w:drawing>
+          <wp:inline distT="0" distB="0" distL="114300" distR="114300">
+            <wp:extent cx="3122295" cy="6784975"/>
+            <wp:effectExtent l="0" t="0" r="1905" b="12065"/>
+            <wp:docPr id="8" name="Picture 8" descr="_E__cse391-frontend-dev_final-project_Exams2_th_BaiTap_04_index.html"/>
+            <wp:cNvGraphicFramePr>
+              <a:graphicFrameLocks xmlns:a="http://schemas.openxmlformats.org/drawingml/2006/main" noChangeAspect="1"/>
+            </wp:cNvGraphicFramePr>
+            <a:graphic xmlns:a="http://schemas.openxmlformats.org/drawingml/2006/main">
+              <a:graphicData uri="http://schemas.openxmlformats.org/drawingml/2006/picture">
+                <pic:pic xmlns:pic="http://schemas.openxmlformats.org/drawingml/2006/picture">
+                  <pic:nvPicPr>
+                    <pic:cNvPr id="8" name="Picture 8" descr="_E__cse391-frontend-dev_final-project_Exams2_th_BaiTap_04_index.html"/>
+                    <pic:cNvPicPr>
+                      <a:picLocks noChangeAspect="1"/>
+                    </pic:cNvPicPr>
+                  </pic:nvPicPr>
+                  <pic:blipFill>
+                    <a:blip r:embed="rId11"/>
+                    <a:stretch>
+                      <a:fillRect/>
+                    </a:stretch>
+                  </pic:blipFill>
+                  <pic:spPr>
+                    <a:xfrm>
+                      <a:off x="0" y="0"/>
+                      <a:ext cx="3122295" cy="6784975"/>
+                    </a:xfrm>
+                    <a:prstGeom prst="rect">
+                      <a:avLst/>
+                    </a:prstGeom>
+                  </pic:spPr>
+                </pic:pic>
+              </a:graphicData>
+            </a:graphic>
+          </wp:inline>
+        </w:drawing>
+      </w:r>
+      <w:r>
+        <w:rPr>
+          <w:rFonts w:hint="default" w:ascii="Times New Roman" w:hAnsi="Times New Roman" w:eastAsia="inter" w:cs="Times New Roman"/>
+          <w:i/>
+          <w:color w:val="000000"/>
+        </w:rPr>
+        <w:t>icky và nút scroll)</w:t>
       </w:r>
     </w:p>
     <w:p>
@@ -11774,7 +12812,7 @@
       </w:r>
       <w:r>
         <w:rPr>
-          <w:rStyle w:val="6"/>
+          <w:rStyle w:val="7"/>
           <w:rFonts w:hint="default" w:ascii="Times New Roman" w:hAnsi="Times New Roman" w:eastAsia="inter" w:cs="Times New Roman"/>
           <w:b/>
           <w:color w:val="000000"/>
@@ -11792,21 +12830,25 @@
         <w:spacing w:before="105" w:after="105" w:line="360" w:lineRule="auto"/>
         <w:rPr>
           <w:rFonts w:hint="default" w:ascii="Times New Roman" w:hAnsi="Times New Roman" w:cs="Times New Roman"/>
-        </w:rPr>
-      </w:pPr>
-      <w:r>
-        <w:rPr>
-          <w:rFonts w:hint="default" w:ascii="Times New Roman" w:hAnsi="Times New Roman" w:eastAsia="inter" w:cs="Times New Roman"/>
-          <w:color w:val="000000"/>
+          <w:color w:val="FF0000"/>
+          <w:highlight w:val="none"/>
+        </w:rPr>
+      </w:pPr>
+      <w:r>
+        <w:rPr>
+          <w:rFonts w:hint="default" w:ascii="Times New Roman" w:hAnsi="Times New Roman" w:eastAsia="inter" w:cs="Times New Roman"/>
+          <w:color w:val="FF0000"/>
+          <w:highlight w:val="none"/>
         </w:rPr>
         <w:t xml:space="preserve">A. </w:t>
       </w:r>
       <w:r>
         <w:rPr>
-          <w:rStyle w:val="6"/>
-          <w:rFonts w:hint="default" w:ascii="Times New Roman" w:hAnsi="Times New Roman" w:eastAsia="IBM Plex Mono" w:cs="Times New Roman"/>
-          <w:color w:val="000000"/>
-          <w:sz w:val="18"/>
+          <w:rStyle w:val="7"/>
+          <w:rFonts w:hint="default" w:ascii="Times New Roman" w:hAnsi="Times New Roman" w:eastAsia="IBM Plex Mono" w:cs="Times New Roman"/>
+          <w:color w:val="FF0000"/>
+          <w:sz w:val="18"/>
+          <w:highlight w:val="none"/>
           <w:shd w:val="clear" w:color="auto" w:fill="F8F8FA"/>
         </w:rPr>
         <w:t>div p</w:t>
@@ -11832,7 +12874,7 @@
       </w:r>
       <w:r>
         <w:rPr>
-          <w:rStyle w:val="6"/>
+          <w:rStyle w:val="7"/>
           <w:rFonts w:hint="default" w:ascii="Times New Roman" w:hAnsi="Times New Roman" w:eastAsia="IBM Plex Mono" w:cs="Times New Roman"/>
           <w:color w:val="000000"/>
           <w:sz w:val="18"/>
@@ -11861,7 +12903,7 @@
       </w:r>
       <w:r>
         <w:rPr>
-          <w:rStyle w:val="6"/>
+          <w:rStyle w:val="7"/>
           <w:rFonts w:hint="default" w:ascii="Times New Roman" w:hAnsi="Times New Roman" w:eastAsia="IBM Plex Mono" w:cs="Times New Roman"/>
           <w:color w:val="000000"/>
           <w:sz w:val="18"/>
@@ -11887,7 +12929,7 @@
       </w:r>
       <w:r>
         <w:rPr>
-          <w:rStyle w:val="6"/>
+          <w:rStyle w:val="7"/>
           <w:rFonts w:hint="default" w:ascii="Times New Roman" w:hAnsi="Times New Roman" w:eastAsia="inter" w:cs="Times New Roman"/>
           <w:b/>
           <w:color w:val="000000"/>
@@ -11929,9 +12971,30 @@
       <w:r>
         <w:rPr>
           <w:rFonts w:hint="default" w:ascii="Times New Roman" w:hAnsi="Times New Roman" w:eastAsia="inter" w:cs="Times New Roman"/>
-          <w:color w:val="000000"/>
-        </w:rPr>
-        <w:t>B. Chọn phần tử khi rê chuột</w:t>
+          <w:color w:val="FF0000"/>
+        </w:rPr>
+        <w:t>B</w:t>
+      </w:r>
+      <w:r>
+        <w:rPr>
+          <w:rFonts w:hint="default" w:ascii="Times New Roman" w:hAnsi="Times New Roman" w:eastAsia="inter" w:cs="Times New Roman"/>
+          <w:color w:val="000000"/>
+        </w:rPr>
+        <w:t>.</w:t>
+      </w:r>
+      <w:r>
+        <w:rPr>
+          <w:rFonts w:hint="default" w:ascii="Times New Roman" w:hAnsi="Times New Roman" w:eastAsia="inter" w:cs="Times New Roman"/>
+          <w:color w:val="FF0000"/>
+        </w:rPr>
+        <w:t xml:space="preserve"> Chọn phần tử khi rê chuộ</w:t>
+      </w:r>
+      <w:r>
+        <w:rPr>
+          <w:rFonts w:hint="default" w:ascii="Times New Roman" w:hAnsi="Times New Roman" w:eastAsia="inter" w:cs="Times New Roman"/>
+          <w:color w:val="000000"/>
+        </w:rPr>
+        <w:t>t</w:t>
       </w:r>
     </w:p>
     <w:p>
@@ -11952,8 +13015,6 @@
         </w:rPr>
         <w:t>C. Chọn phần tử cuối cùng</w:t>
       </w:r>
-      <w:bookmarkStart w:id="56" w:name="_GoBack"/>
-      <w:bookmarkEnd w:id="56"/>
     </w:p>
     <w:p>
       <w:pPr>
@@ -11992,7 +13053,7 @@
       </w:r>
       <w:r>
         <w:rPr>
-          <w:rStyle w:val="6"/>
+          <w:rStyle w:val="7"/>
           <w:rFonts w:hint="default" w:ascii="Times New Roman" w:hAnsi="Times New Roman" w:eastAsia="inter" w:cs="Times New Roman"/>
           <w:b/>
           <w:color w:val="000000"/>
@@ -12010,12 +13071,13 @@
         <w:spacing w:before="105" w:after="105" w:line="360" w:lineRule="auto"/>
         <w:rPr>
           <w:rFonts w:hint="default" w:ascii="Times New Roman" w:hAnsi="Times New Roman" w:cs="Times New Roman"/>
-        </w:rPr>
-      </w:pPr>
-      <w:r>
-        <w:rPr>
-          <w:rFonts w:hint="default" w:ascii="Times New Roman" w:hAnsi="Times New Roman" w:eastAsia="inter" w:cs="Times New Roman"/>
-          <w:color w:val="000000"/>
+          <w:color w:val="FF0000"/>
+        </w:rPr>
+      </w:pPr>
+      <w:r>
+        <w:rPr>
+          <w:rFonts w:hint="default" w:ascii="Times New Roman" w:hAnsi="Times New Roman" w:eastAsia="inter" w:cs="Times New Roman"/>
+          <w:color w:val="FF0000"/>
         </w:rPr>
         <w:t>A. Width bao gồm content + padding + border</w:t>
       </w:r>
@@ -12083,12 +13145,13 @@
         <w:spacing w:before="105" w:after="105" w:line="360" w:lineRule="auto"/>
         <w:rPr>
           <w:rFonts w:hint="default" w:ascii="Times New Roman" w:hAnsi="Times New Roman" w:cs="Times New Roman"/>
-        </w:rPr>
-      </w:pPr>
-      <w:r>
-        <w:rPr>
-          <w:rFonts w:hint="default" w:ascii="Times New Roman" w:hAnsi="Times New Roman" w:eastAsia="inter" w:cs="Times New Roman"/>
-          <w:color w:val="000000"/>
+          <w:color w:val="FF0000"/>
+        </w:rPr>
+      </w:pPr>
+      <w:r>
+        <w:rPr>
+          <w:rFonts w:hint="default" w:ascii="Times New Roman" w:hAnsi="Times New Roman" w:eastAsia="inter" w:cs="Times New Roman"/>
+          <w:color w:val="FF0000"/>
         </w:rPr>
         <w:t>A. Content → Padding → Border → Margin</w:t>
       </w:r>
@@ -12195,12 +13258,13 @@
         <w:spacing w:before="105" w:after="105" w:line="360" w:lineRule="auto"/>
         <w:rPr>
           <w:rFonts w:hint="default" w:ascii="Times New Roman" w:hAnsi="Times New Roman" w:cs="Times New Roman"/>
-        </w:rPr>
-      </w:pPr>
-      <w:r>
-        <w:rPr>
-          <w:rFonts w:hint="default" w:ascii="Times New Roman" w:hAnsi="Times New Roman" w:eastAsia="inter" w:cs="Times New Roman"/>
-          <w:color w:val="000000"/>
+          <w:color w:val="FF0000"/>
+        </w:rPr>
+      </w:pPr>
+      <w:r>
+        <w:rPr>
+          <w:rFonts w:hint="default" w:ascii="Times New Roman" w:hAnsi="Times New Roman" w:eastAsia="inter" w:cs="Times New Roman"/>
+          <w:color w:val="FF0000"/>
         </w:rPr>
         <w:t>B. 2 chiều (hàng và cột)</w:t>
       </w:r>
@@ -12241,7 +13305,7 @@
       </w:r>
       <w:r>
         <w:rPr>
-          <w:rStyle w:val="6"/>
+          <w:rStyle w:val="7"/>
           <w:rFonts w:hint="default" w:ascii="Times New Roman" w:hAnsi="Times New Roman" w:eastAsia="inter" w:cs="Times New Roman"/>
           <w:b/>
           <w:color w:val="000000"/>
@@ -12304,7 +13368,14 @@
           <w:rFonts w:hint="default" w:ascii="Times New Roman" w:hAnsi="Times New Roman" w:eastAsia="inter" w:cs="Times New Roman"/>
           <w:color w:val="000000"/>
         </w:rPr>
-        <w:t>C. Chia đều khoảng trống cả 2 bên</w:t>
+        <w:t>C</w:t>
+      </w:r>
+      <w:r>
+        <w:rPr>
+          <w:rFonts w:hint="default" w:ascii="Times New Roman" w:hAnsi="Times New Roman" w:eastAsia="inter" w:cs="Times New Roman"/>
+          <w:color w:val="FF0000"/>
+        </w:rPr>
+        <w:t>. Chia đều khoảng trống cả 2 bên</w:t>
       </w:r>
     </w:p>
     <w:p>
@@ -12351,12 +13422,13 @@
         <w:spacing w:before="105" w:after="105" w:line="360" w:lineRule="auto"/>
         <w:rPr>
           <w:rFonts w:hint="default" w:ascii="Times New Roman" w:hAnsi="Times New Roman" w:cs="Times New Roman"/>
-        </w:rPr>
-      </w:pPr>
-      <w:r>
-        <w:rPr>
-          <w:rFonts w:hint="default" w:ascii="Times New Roman" w:hAnsi="Times New Roman" w:eastAsia="inter" w:cs="Times New Roman"/>
-          <w:color w:val="000000"/>
+          <w:color w:val="FF0000"/>
+        </w:rPr>
+      </w:pPr>
+      <w:r>
+        <w:rPr>
+          <w:rFonts w:hint="default" w:ascii="Times New Roman" w:hAnsi="Times New Roman" w:eastAsia="inter" w:cs="Times New Roman"/>
+          <w:color w:val="FF0000"/>
         </w:rPr>
         <w:t>B. Layout phức tạp nhiều hàng cột</w:t>
       </w:r>
@@ -12417,7 +13489,7 @@
       </w:r>
       <w:r>
         <w:rPr>
-          <w:rStyle w:val="6"/>
+          <w:rStyle w:val="7"/>
           <w:rFonts w:hint="default" w:ascii="Times New Roman" w:hAnsi="Times New Roman" w:eastAsia="inter" w:cs="Times New Roman"/>
           <w:b/>
           <w:color w:val="000000"/>
@@ -12440,7 +13512,7 @@
       <w:r>
         <w:rPr>
           <w:rFonts w:hint="default" w:ascii="Times New Roman" w:hAnsi="Times New Roman" w:eastAsia="inter" w:cs="Times New Roman"/>
-          <w:color w:val="000000"/>
+          <w:color w:val="FF0000"/>
         </w:rPr>
         <w:t>A. Cố định so với viewport</w:t>
       </w:r>
@@ -12500,7 +13572,7 @@
       </w:r>
       <w:r>
         <w:rPr>
-          <w:rStyle w:val="6"/>
+          <w:rStyle w:val="7"/>
           <w:rFonts w:hint="default" w:ascii="Times New Roman" w:hAnsi="Times New Roman" w:eastAsia="inter" w:cs="Times New Roman"/>
           <w:b/>
           <w:color w:val="000000"/>
@@ -12537,12 +13609,13 @@
         <w:spacing w:before="105" w:after="105" w:line="360" w:lineRule="auto"/>
         <w:rPr>
           <w:rFonts w:hint="default" w:ascii="Times New Roman" w:hAnsi="Times New Roman" w:cs="Times New Roman"/>
-        </w:rPr>
-      </w:pPr>
-      <w:r>
-        <w:rPr>
-          <w:rFonts w:hint="default" w:ascii="Times New Roman" w:hAnsi="Times New Roman" w:eastAsia="inter" w:cs="Times New Roman"/>
-          <w:color w:val="000000"/>
+          <w:color w:val="FF0000"/>
+        </w:rPr>
+      </w:pPr>
+      <w:r>
+        <w:rPr>
+          <w:rFonts w:hint="default" w:ascii="Times New Roman" w:hAnsi="Times New Roman" w:eastAsia="inter" w:cs="Times New Roman"/>
+          <w:color w:val="FF0000"/>
         </w:rPr>
         <w:t>B. Màn hình ≤ 768px</w:t>
       </w:r>
@@ -12674,7 +13747,7 @@
       </w:r>
       <w:r>
         <w:rPr>
-          <w:rStyle w:val="6"/>
+          <w:rStyle w:val="7"/>
           <w:rFonts w:hint="default" w:ascii="Times New Roman" w:hAnsi="Times New Roman" w:eastAsia="IBM Plex Mono" w:cs="Times New Roman"/>
           <w:color w:val="000000"/>
           <w:sz w:val="18"/>
@@ -13260,6 +14333,8 @@
         </w:rPr>
         <w:t>Chữ ký sinh viên:</w:t>
       </w:r>
+      <w:bookmarkStart w:id="56" w:name="_GoBack"/>
+      <w:bookmarkEnd w:id="56"/>
       <w:r>
         <w:rPr>
           <w:rFonts w:hint="default" w:ascii="Times New Roman" w:hAnsi="Times New Roman" w:eastAsia="inter" w:cs="Times New Roman"/>
@@ -15322,7 +16397,7 @@
     <w:lsdException w:qFormat="1" w:unhideWhenUsed="0" w:uiPriority="10" w:semiHidden="0" w:name="Title"/>
     <w:lsdException w:uiPriority="99" w:name="Closing"/>
     <w:lsdException w:uiPriority="99" w:name="Signature"/>
-    <w:lsdException w:uiPriority="1" w:name="Default Paragraph Font"/>
+    <w:lsdException w:qFormat="1" w:uiPriority="1" w:name="Default Paragraph Font"/>
     <w:lsdException w:uiPriority="99" w:name="Body Text"/>
     <w:lsdException w:uiPriority="99" w:name="Body Text Indent"/>
     <w:lsdException w:uiPriority="99" w:name="List Continue"/>
@@ -15349,18 +16424,18 @@
     <w:lsdException w:uiPriority="99" w:name="Document Map"/>
     <w:lsdException w:uiPriority="99" w:name="Plain Text"/>
     <w:lsdException w:uiPriority="99" w:name="E-mail Signature"/>
-    <w:lsdException w:uiPriority="99" w:name="Normal (Web)"/>
+    <w:lsdException w:qFormat="1" w:uiPriority="99" w:name="Normal (Web)"/>
     <w:lsdException w:uiPriority="99" w:name="HTML Acronym"/>
     <w:lsdException w:uiPriority="99" w:name="HTML Address"/>
     <w:lsdException w:uiPriority="99" w:name="HTML Cite"/>
-    <w:lsdException w:uiPriority="99" w:name="HTML Code"/>
+    <w:lsdException w:qFormat="1" w:uiPriority="99" w:name="HTML Code"/>
     <w:lsdException w:uiPriority="99" w:name="HTML Definition"/>
     <w:lsdException w:uiPriority="99" w:name="HTML Keyboard"/>
     <w:lsdException w:uiPriority="99" w:name="HTML Preformatted"/>
     <w:lsdException w:uiPriority="99" w:name="HTML Sample"/>
     <w:lsdException w:uiPriority="99" w:name="HTML Typewriter"/>
     <w:lsdException w:uiPriority="99" w:name="HTML Variable"/>
-    <w:lsdException w:uiPriority="99" w:name="Normal Table"/>
+    <w:lsdException w:qFormat="1" w:uiPriority="99" w:name="Normal Table"/>
     <w:lsdException w:uiPriority="99" w:name="annotation subject"/>
     <w:lsdException w:uiPriority="99" w:name="Table Simple 1"/>
     <w:lsdException w:uiPriority="99" w:name="Table Simple 2"/>
@@ -15524,12 +16599,14 @@
     <w:name w:val="Default Paragraph Font"/>
     <w:semiHidden/>
     <w:unhideWhenUsed/>
+    <w:qFormat/>
     <w:uiPriority w:val="1"/>
   </w:style>
   <w:style w:type="table" w:default="1" w:styleId="3">
     <w:name w:val="Normal Table"/>
     <w:semiHidden/>
     <w:unhideWhenUsed/>
+    <w:qFormat/>
     <w:uiPriority w:val="99"/>
     <w:tblPr>
       <w:tblCellMar>
@@ -15545,6 +16622,7 @@
     <w:basedOn w:val="2"/>
     <w:semiHidden/>
     <w:unhideWhenUsed/>
+    <w:qFormat/>
     <w:uiPriority w:val="99"/>
     <w:rPr>
       <w:rFonts w:ascii="Courier New" w:hAnsi="Courier New" w:cs="Courier New"/>
@@ -15556,6 +16634,7 @@
     <w:name w:val="Normal (Web)"/>
     <w:semiHidden/>
     <w:unhideWhenUsed/>
+    <w:qFormat/>
     <w:uiPriority w:val="99"/>
     <w:pPr>
       <w:spacing w:before="0" w:beforeAutospacing="1" w:after="0" w:afterAutospacing="1"/>
@@ -15563,23 +16642,36 @@
       <w:jc w:val="left"/>
     </w:pPr>
     <w:rPr>
+      <w:rFonts w:ascii="Times New Roman" w:hAnsi="Times New Roman" w:eastAsia="SimSun" w:cs="Times New Roman"/>
       <w:kern w:val="0"/>
       <w:sz w:val="24"/>
       <w:szCs w:val="24"/>
       <w:lang w:val="en-US" w:eastAsia="zh-CN" w:bidi="ar"/>
     </w:rPr>
   </w:style>
-  <w:style w:type="character" w:customStyle="1" w:styleId="6">
+  <w:style w:type="character" w:styleId="6">
+    <w:name w:val="Strong"/>
+    <w:basedOn w:val="2"/>
+    <w:qFormat/>
+    <w:uiPriority w:val="22"/>
+    <w:rPr>
+      <w:b/>
+      <w:bCs/>
+    </w:rPr>
+  </w:style>
+  <w:style w:type="character" w:customStyle="1" w:styleId="7">
     <w:name w:val="Verbatim Char"/>
+    <w:qFormat/>
     <w:uiPriority w:val="0"/>
     <w:rPr>
       <w:rFonts w:ascii="Consolas" w:hAnsi="Consolas"/>
       <w:sz w:val="22"/>
     </w:rPr>
   </w:style>
-  <w:style w:type="table" w:customStyle="1" w:styleId="7">
+  <w:style w:type="table" w:customStyle="1" w:styleId="8">
     <w:name w:val="Normal Grid"/>
     <w:basedOn w:val="3"/>
+    <w:qFormat/>
     <w:uiPriority w:val="39"/>
     <w:pPr>
       <w:spacing w:after="0" w:line="240" w:lineRule="auto"/>

--- a/final-project/Exams2_th/Phiếu học tập CSS - BTTH02 - K66.docx
+++ b/final-project/Exams2_th/Phiếu học tập CSS - BTTH02 - K66.docx
@@ -676,14 +676,12 @@
       </w:tblGrid>
       <w:tr>
         <w:tblPrEx>
-          <w:tblBorders>
-            <w:top w:val="single" w:color="000000" w:sz="2" w:space="0"/>
-            <w:left w:val="single" w:color="000000" w:sz="2" w:space="0"/>
-            <w:bottom w:val="single" w:color="000000" w:sz="2" w:space="0"/>
-            <w:right w:val="single" w:color="000000" w:sz="2" w:space="0"/>
-            <w:insideH w:val="none" w:color="auto" w:sz="0" w:space="0"/>
-            <w:insideV w:val="none" w:color="auto" w:sz="0" w:space="0"/>
-          </w:tblBorders>
+          <w:tblCellMar>
+            <w:top w:w="80" w:type="dxa"/>
+            <w:left w:w="160" w:type="dxa"/>
+            <w:bottom w:w="80" w:type="dxa"/>
+            <w:right w:w="160" w:type="dxa"/>
+          </w:tblCellMar>
         </w:tblPrEx>
         <w:trPr>
           <w:cantSplit/>
@@ -8031,6 +8029,7 @@
         </w:rPr>
         <w:br w:type="textWrapping"/>
       </w:r>
+      <w:bookmarkStart w:id="56" w:name="_GoBack"/>
       <w:r>
         <w:rPr>
           <w:rStyle w:val="7"/>
@@ -9428,7 +9427,7 @@
       </w:r>
       <w:r>
         <w:rPr>
-          <w:rFonts w:ascii="SimSun" w:hAnsi="SimSun" w:eastAsia="SimSun" w:cs="SimSun"/>
+          <w:rFonts w:hint="default" w:ascii="Times New Roman" w:hAnsi="Times New Roman" w:eastAsia="SimSun" w:cs="Times New Roman"/>
           <w:sz w:val="24"/>
           <w:szCs w:val="24"/>
         </w:rPr>
@@ -9436,7 +9435,7 @@
       </w:r>
       <w:r>
         <w:rPr>
-          <w:rFonts w:ascii="SimSun" w:hAnsi="SimSun" w:eastAsia="SimSun" w:cs="SimSun"/>
+          <w:rFonts w:hint="default" w:ascii="Times New Roman" w:hAnsi="Times New Roman" w:eastAsia="SimSun" w:cs="Times New Roman"/>
           <w:b/>
           <w:bCs/>
           <w:sz w:val="24"/>
@@ -9446,7 +9445,7 @@
       </w:r>
       <w:r>
         <w:rPr>
-          <w:rFonts w:ascii="SimSun" w:hAnsi="SimSun" w:eastAsia="SimSun" w:cs="SimSun"/>
+          <w:rFonts w:hint="default" w:ascii="Times New Roman" w:hAnsi="Times New Roman" w:eastAsia="SimSun" w:cs="Times New Roman"/>
           <w:sz w:val="24"/>
           <w:szCs w:val="24"/>
         </w:rPr>
@@ -9483,7 +9482,7 @@
       </w:r>
       <w:r>
         <w:rPr>
-          <w:rFonts w:ascii="SimSun" w:hAnsi="SimSun" w:eastAsia="SimSun" w:cs="SimSun"/>
+          <w:rFonts w:hint="default" w:ascii="Times New Roman" w:hAnsi="Times New Roman" w:eastAsia="SimSun" w:cs="Times New Roman"/>
           <w:sz w:val="24"/>
           <w:szCs w:val="24"/>
         </w:rPr>
@@ -9491,7 +9490,7 @@
       </w:r>
       <w:r>
         <w:rPr>
-          <w:rFonts w:ascii="SimSun" w:hAnsi="SimSun" w:eastAsia="SimSun" w:cs="SimSun"/>
+          <w:rFonts w:hint="default" w:ascii="Times New Roman" w:hAnsi="Times New Roman" w:eastAsia="SimSun" w:cs="Times New Roman"/>
           <w:b/>
           <w:bCs/>
           <w:sz w:val="24"/>
@@ -9501,7 +9500,7 @@
       </w:r>
       <w:r>
         <w:rPr>
-          <w:rFonts w:ascii="SimSun" w:hAnsi="SimSun" w:eastAsia="SimSun" w:cs="SimSun"/>
+          <w:rFonts w:hint="default" w:ascii="Times New Roman" w:hAnsi="Times New Roman" w:eastAsia="SimSun" w:cs="Times New Roman"/>
           <w:sz w:val="24"/>
           <w:szCs w:val="24"/>
         </w:rPr>
@@ -9538,7 +9537,7 @@
       </w:r>
       <w:r>
         <w:rPr>
-          <w:rFonts w:ascii="SimSun" w:hAnsi="SimSun" w:eastAsia="SimSun" w:cs="SimSun"/>
+          <w:rFonts w:hint="default" w:ascii="Times New Roman" w:hAnsi="Times New Roman" w:eastAsia="SimSun" w:cs="Times New Roman"/>
           <w:sz w:val="24"/>
           <w:szCs w:val="24"/>
         </w:rPr>
@@ -9546,7 +9545,7 @@
       </w:r>
       <w:r>
         <w:rPr>
-          <w:rFonts w:ascii="SimSun" w:hAnsi="SimSun" w:eastAsia="SimSun" w:cs="SimSun"/>
+          <w:rFonts w:hint="default" w:ascii="Times New Roman" w:hAnsi="Times New Roman" w:eastAsia="SimSun" w:cs="Times New Roman"/>
           <w:b/>
           <w:bCs/>
           <w:sz w:val="24"/>
@@ -9556,7 +9555,7 @@
       </w:r>
       <w:r>
         <w:rPr>
-          <w:rFonts w:ascii="SimSun" w:hAnsi="SimSun" w:eastAsia="SimSun" w:cs="SimSun"/>
+          <w:rFonts w:hint="default" w:ascii="Times New Roman" w:hAnsi="Times New Roman" w:eastAsia="SimSun" w:cs="Times New Roman"/>
           <w:sz w:val="24"/>
           <w:szCs w:val="24"/>
         </w:rPr>
@@ -10176,9 +10175,9 @@
         </w:tblCellMar>
       </w:tblPr>
       <w:tblGrid>
-        <w:gridCol w:w="1292"/>
-        <w:gridCol w:w="1627"/>
-        <w:gridCol w:w="1655"/>
+        <w:gridCol w:w="1179"/>
+        <w:gridCol w:w="1393"/>
+        <w:gridCol w:w="1378"/>
       </w:tblGrid>
       <w:tr>
         <w:tblPrEx>
@@ -10229,7 +10228,7 @@
             <w:r>
               <w:rPr>
                 <w:rStyle w:val="6"/>
-                <w:rFonts w:hint="default" w:ascii="sans-serif" w:hAnsi="sans-serif" w:eastAsia="sans-serif" w:cs="sans-serif"/>
+                <w:rFonts w:hint="default" w:ascii="Times New Roman" w:hAnsi="Times New Roman" w:eastAsia="sans-serif" w:cs="Times New Roman"/>
                 <w:color w:val="1F1F1F"/>
                 <w:kern w:val="0"/>
                 <w:sz w:val="24"/>
@@ -10267,7 +10266,7 @@
             <w:r>
               <w:rPr>
                 <w:rStyle w:val="6"/>
-                <w:rFonts w:hint="default" w:ascii="sans-serif" w:hAnsi="sans-serif" w:eastAsia="sans-serif" w:cs="sans-serif"/>
+                <w:rFonts w:hint="default" w:ascii="Times New Roman" w:hAnsi="Times New Roman" w:eastAsia="sans-serif" w:cs="Times New Roman"/>
                 <w:color w:val="1F1F1F"/>
                 <w:kern w:val="0"/>
                 <w:sz w:val="24"/>
@@ -10304,7 +10303,7 @@
             <w:r>
               <w:rPr>
                 <w:rStyle w:val="6"/>
-                <w:rFonts w:hint="default" w:ascii="sans-serif" w:hAnsi="sans-serif" w:eastAsia="sans-serif" w:cs="sans-serif"/>
+                <w:rFonts w:hint="default" w:ascii="Times New Roman" w:hAnsi="Times New Roman" w:eastAsia="sans-serif" w:cs="Times New Roman"/>
                 <w:color w:val="1F1F1F"/>
                 <w:kern w:val="0"/>
                 <w:sz w:val="24"/>
@@ -10365,7 +10364,7 @@
             <w:r>
               <w:rPr>
                 <w:rStyle w:val="4"/>
-                <w:rFonts w:hint="default" w:ascii="sans-serif" w:hAnsi="sans-serif" w:eastAsia="sans-serif" w:cs="sans-serif"/>
+                <w:rFonts w:hint="default" w:ascii="Times New Roman" w:hAnsi="Times New Roman" w:eastAsia="sans-serif" w:cs="Times New Roman"/>
                 <w:b/>
                 <w:bCs/>
                 <w:color w:val="444746"/>
@@ -10404,7 +10403,7 @@
             </w:pPr>
             <w:r>
               <w:rPr>
-                <w:rFonts w:hint="default" w:ascii="sans-serif" w:hAnsi="sans-serif" w:eastAsia="sans-serif" w:cs="sans-serif"/>
+                <w:rFonts w:hint="default" w:ascii="Times New Roman" w:hAnsi="Times New Roman" w:eastAsia="sans-serif" w:cs="Times New Roman"/>
                 <w:color w:val="1F1F1F"/>
                 <w:kern w:val="0"/>
                 <w:sz w:val="24"/>
@@ -10415,7 +10414,7 @@
             </w:r>
             <w:r>
               <w:rPr>
-                <w:rFonts w:hint="default" w:ascii="sans-serif" w:hAnsi="sans-serif" w:eastAsia="sans-serif" w:cs="sans-serif"/>
+                <w:rFonts w:hint="default" w:ascii="Times New Roman" w:hAnsi="Times New Roman" w:eastAsia="sans-serif" w:cs="Times New Roman"/>
                 <w:b/>
                 <w:bCs/>
                 <w:color w:val="1F1F1F"/>
@@ -10428,7 +10427,7 @@
             </w:r>
             <w:r>
               <w:rPr>
-                <w:rFonts w:hint="default" w:ascii="sans-serif" w:hAnsi="sans-serif" w:eastAsia="sans-serif" w:cs="sans-serif"/>
+                <w:rFonts w:hint="default" w:ascii="Times New Roman" w:hAnsi="Times New Roman" w:eastAsia="sans-serif" w:cs="Times New Roman"/>
                 <w:color w:val="1F1F1F"/>
                 <w:kern w:val="0"/>
                 <w:sz w:val="24"/>
@@ -10440,7 +10439,7 @@
             <w:r>
               <w:rPr>
                 <w:rStyle w:val="4"/>
-                <w:rFonts w:hint="default" w:ascii="sans-serif" w:hAnsi="sans-serif" w:eastAsia="sans-serif" w:cs="sans-serif"/>
+                <w:rFonts w:hint="default" w:ascii="Times New Roman" w:hAnsi="Times New Roman" w:eastAsia="sans-serif" w:cs="Times New Roman"/>
                 <w:color w:val="444746"/>
                 <w:kern w:val="0"/>
                 <w:sz w:val="24"/>
@@ -10451,7 +10450,7 @@
             </w:r>
             <w:r>
               <w:rPr>
-                <w:rFonts w:hint="default" w:ascii="sans-serif" w:hAnsi="sans-serif" w:eastAsia="sans-serif" w:cs="sans-serif"/>
+                <w:rFonts w:hint="default" w:ascii="Times New Roman" w:hAnsi="Times New Roman" w:eastAsia="sans-serif" w:cs="Times New Roman"/>
                 <w:color w:val="1F1F1F"/>
                 <w:kern w:val="0"/>
                 <w:sz w:val="24"/>
@@ -10463,7 +10462,7 @@
             <w:r>
               <w:rPr>
                 <w:rStyle w:val="4"/>
-                <w:rFonts w:hint="default" w:ascii="sans-serif" w:hAnsi="sans-serif" w:eastAsia="sans-serif" w:cs="sans-serif"/>
+                <w:rFonts w:hint="default" w:ascii="Times New Roman" w:hAnsi="Times New Roman" w:eastAsia="sans-serif" w:cs="Times New Roman"/>
                 <w:color w:val="444746"/>
                 <w:kern w:val="0"/>
                 <w:sz w:val="24"/>
@@ -10474,7 +10473,7 @@
             </w:r>
             <w:r>
               <w:rPr>
-                <w:rFonts w:hint="default" w:ascii="sans-serif" w:hAnsi="sans-serif" w:eastAsia="sans-serif" w:cs="sans-serif"/>
+                <w:rFonts w:hint="default" w:ascii="Times New Roman" w:hAnsi="Times New Roman" w:eastAsia="sans-serif" w:cs="Times New Roman"/>
                 <w:color w:val="1F1F1F"/>
                 <w:kern w:val="0"/>
                 <w:sz w:val="24"/>
@@ -10486,7 +10485,7 @@
             <w:r>
               <w:rPr>
                 <w:rStyle w:val="4"/>
-                <w:rFonts w:hint="default" w:ascii="sans-serif" w:hAnsi="sans-serif" w:eastAsia="sans-serif" w:cs="sans-serif"/>
+                <w:rFonts w:hint="default" w:ascii="Times New Roman" w:hAnsi="Times New Roman" w:eastAsia="sans-serif" w:cs="Times New Roman"/>
                 <w:color w:val="444746"/>
                 <w:kern w:val="0"/>
                 <w:sz w:val="24"/>
@@ -10497,7 +10496,7 @@
             </w:r>
             <w:r>
               <w:rPr>
-                <w:rFonts w:hint="default" w:ascii="sans-serif" w:hAnsi="sans-serif" w:eastAsia="sans-serif" w:cs="sans-serif"/>
+                <w:rFonts w:hint="default" w:ascii="Times New Roman" w:hAnsi="Times New Roman" w:eastAsia="sans-serif" w:cs="Times New Roman"/>
                 <w:color w:val="1F1F1F"/>
                 <w:kern w:val="0"/>
                 <w:sz w:val="24"/>
@@ -10509,7 +10508,7 @@
             <w:r>
               <w:rPr>
                 <w:rStyle w:val="4"/>
-                <w:rFonts w:hint="default" w:ascii="sans-serif" w:hAnsi="sans-serif" w:eastAsia="sans-serif" w:cs="sans-serif"/>
+                <w:rFonts w:hint="default" w:ascii="Times New Roman" w:hAnsi="Times New Roman" w:eastAsia="sans-serif" w:cs="Times New Roman"/>
                 <w:color w:val="444746"/>
                 <w:kern w:val="0"/>
                 <w:sz w:val="24"/>
@@ -10520,7 +10519,7 @@
             </w:r>
             <w:r>
               <w:rPr>
-                <w:rFonts w:hint="default" w:ascii="sans-serif" w:hAnsi="sans-serif" w:eastAsia="sans-serif" w:cs="sans-serif"/>
+                <w:rFonts w:hint="default" w:ascii="Times New Roman" w:hAnsi="Times New Roman" w:eastAsia="sans-serif" w:cs="Times New Roman"/>
                 <w:color w:val="1F1F1F"/>
                 <w:kern w:val="0"/>
                 <w:sz w:val="24"/>
@@ -10531,7 +10530,7 @@
             </w:r>
             <w:r>
               <w:rPr>
-                <w:rFonts w:hint="default" w:ascii="sans-serif" w:hAnsi="sans-serif" w:eastAsia="sans-serif" w:cs="sans-serif"/>
+                <w:rFonts w:hint="default" w:ascii="Times New Roman" w:hAnsi="Times New Roman" w:eastAsia="sans-serif" w:cs="Times New Roman"/>
                 <w:b/>
                 <w:bCs/>
                 <w:color w:val="1F1F1F"/>
@@ -10544,7 +10543,7 @@
             </w:r>
             <w:r>
               <w:rPr>
-                <w:rFonts w:hint="default" w:ascii="sans-serif" w:hAnsi="sans-serif" w:eastAsia="sans-serif" w:cs="sans-serif"/>
+                <w:rFonts w:hint="default" w:ascii="Times New Roman" w:hAnsi="Times New Roman" w:eastAsia="sans-serif" w:cs="Times New Roman"/>
                 <w:color w:val="1F1F1F"/>
                 <w:kern w:val="0"/>
                 <w:sz w:val="24"/>
@@ -10580,7 +10579,7 @@
             </w:pPr>
             <w:r>
               <w:rPr>
-                <w:rFonts w:hint="default" w:ascii="sans-serif" w:hAnsi="sans-serif" w:eastAsia="sans-serif" w:cs="sans-serif"/>
+                <w:rFonts w:hint="default" w:ascii="Times New Roman" w:hAnsi="Times New Roman" w:eastAsia="sans-serif" w:cs="Times New Roman"/>
                 <w:color w:val="1F1F1F"/>
                 <w:kern w:val="0"/>
                 <w:sz w:val="24"/>
@@ -10641,7 +10640,7 @@
             <w:r>
               <w:rPr>
                 <w:rStyle w:val="4"/>
-                <w:rFonts w:hint="default" w:ascii="sans-serif" w:hAnsi="sans-serif" w:eastAsia="sans-serif" w:cs="sans-serif"/>
+                <w:rFonts w:hint="default" w:ascii="Times New Roman" w:hAnsi="Times New Roman" w:eastAsia="sans-serif" w:cs="Times New Roman"/>
                 <w:b/>
                 <w:bCs/>
                 <w:color w:val="444746"/>
@@ -10680,7 +10679,7 @@
             </w:pPr>
             <w:r>
               <w:rPr>
-                <w:rFonts w:hint="default" w:ascii="sans-serif" w:hAnsi="sans-serif" w:eastAsia="sans-serif" w:cs="sans-serif"/>
+                <w:rFonts w:hint="default" w:ascii="Times New Roman" w:hAnsi="Times New Roman" w:eastAsia="sans-serif" w:cs="Times New Roman"/>
                 <w:color w:val="1F1F1F"/>
                 <w:kern w:val="0"/>
                 <w:sz w:val="24"/>
@@ -10691,7 +10690,7 @@
             </w:r>
             <w:r>
               <w:rPr>
-                <w:rFonts w:hint="default" w:ascii="sans-serif" w:hAnsi="sans-serif" w:eastAsia="sans-serif" w:cs="sans-serif"/>
+                <w:rFonts w:hint="default" w:ascii="Times New Roman" w:hAnsi="Times New Roman" w:eastAsia="sans-serif" w:cs="Times New Roman"/>
                 <w:b/>
                 <w:bCs/>
                 <w:color w:val="1F1F1F"/>
@@ -10704,7 +10703,7 @@
             </w:r>
             <w:r>
               <w:rPr>
-                <w:rFonts w:hint="default" w:ascii="sans-serif" w:hAnsi="sans-serif" w:eastAsia="sans-serif" w:cs="sans-serif"/>
+                <w:rFonts w:hint="default" w:ascii="Times New Roman" w:hAnsi="Times New Roman" w:eastAsia="sans-serif" w:cs="Times New Roman"/>
                 <w:color w:val="1F1F1F"/>
                 <w:kern w:val="0"/>
                 <w:sz w:val="24"/>
@@ -10740,7 +10739,7 @@
             </w:pPr>
             <w:r>
               <w:rPr>
-                <w:rFonts w:hint="default" w:ascii="sans-serif" w:hAnsi="sans-serif" w:eastAsia="sans-serif" w:cs="sans-serif"/>
+                <w:rFonts w:hint="default" w:ascii="Times New Roman" w:hAnsi="Times New Roman" w:eastAsia="sans-serif" w:cs="Times New Roman"/>
                 <w:color w:val="1F1F1F"/>
                 <w:kern w:val="0"/>
                 <w:sz w:val="24"/>
@@ -10752,7 +10751,7 @@
             <w:r>
               <w:rPr>
                 <w:rStyle w:val="4"/>
-                <w:rFonts w:hint="default" w:ascii="sans-serif" w:hAnsi="sans-serif" w:eastAsia="sans-serif" w:cs="sans-serif"/>
+                <w:rFonts w:hint="default" w:ascii="Times New Roman" w:hAnsi="Times New Roman" w:eastAsia="sans-serif" w:cs="Times New Roman"/>
                 <w:color w:val="444746"/>
                 <w:kern w:val="0"/>
                 <w:sz w:val="24"/>
@@ -10763,7 +10762,7 @@
             </w:r>
             <w:r>
               <w:rPr>
-                <w:rFonts w:hint="default" w:ascii="sans-serif" w:hAnsi="sans-serif" w:eastAsia="sans-serif" w:cs="sans-serif"/>
+                <w:rFonts w:hint="default" w:ascii="Times New Roman" w:hAnsi="Times New Roman" w:eastAsia="sans-serif" w:cs="Times New Roman"/>
                 <w:color w:val="1F1F1F"/>
                 <w:kern w:val="0"/>
                 <w:sz w:val="24"/>
@@ -10824,7 +10823,7 @@
             <w:r>
               <w:rPr>
                 <w:rStyle w:val="4"/>
-                <w:rFonts w:hint="default" w:ascii="sans-serif" w:hAnsi="sans-serif" w:eastAsia="sans-serif" w:cs="sans-serif"/>
+                <w:rFonts w:hint="default" w:ascii="Times New Roman" w:hAnsi="Times New Roman" w:eastAsia="sans-serif" w:cs="Times New Roman"/>
                 <w:b/>
                 <w:bCs/>
                 <w:color w:val="444746"/>
@@ -10863,7 +10862,7 @@
             </w:pPr>
             <w:r>
               <w:rPr>
-                <w:rFonts w:hint="default" w:ascii="sans-serif" w:hAnsi="sans-serif" w:eastAsia="sans-serif" w:cs="sans-serif"/>
+                <w:rFonts w:hint="default" w:ascii="Times New Roman" w:hAnsi="Times New Roman" w:eastAsia="sans-serif" w:cs="Times New Roman"/>
                 <w:color w:val="1F1F1F"/>
                 <w:kern w:val="0"/>
                 <w:sz w:val="24"/>
@@ -10874,7 +10873,7 @@
             </w:r>
             <w:r>
               <w:rPr>
-                <w:rFonts w:hint="default" w:ascii="sans-serif" w:hAnsi="sans-serif" w:eastAsia="sans-serif" w:cs="sans-serif"/>
+                <w:rFonts w:hint="default" w:ascii="Times New Roman" w:hAnsi="Times New Roman" w:eastAsia="sans-serif" w:cs="Times New Roman"/>
                 <w:b/>
                 <w:bCs/>
                 <w:color w:val="1F1F1F"/>
@@ -10887,7 +10886,7 @@
             </w:r>
             <w:r>
               <w:rPr>
-                <w:rFonts w:hint="default" w:ascii="sans-serif" w:hAnsi="sans-serif" w:eastAsia="sans-serif" w:cs="sans-serif"/>
+                <w:rFonts w:hint="default" w:ascii="Times New Roman" w:hAnsi="Times New Roman" w:eastAsia="sans-serif" w:cs="Times New Roman"/>
                 <w:color w:val="1F1F1F"/>
                 <w:kern w:val="0"/>
                 <w:sz w:val="24"/>
@@ -10899,7 +10898,7 @@
             <w:r>
               <w:rPr>
                 <w:rStyle w:val="4"/>
-                <w:rFonts w:hint="default" w:ascii="sans-serif" w:hAnsi="sans-serif" w:eastAsia="sans-serif" w:cs="sans-serif"/>
+                <w:rFonts w:hint="default" w:ascii="Times New Roman" w:hAnsi="Times New Roman" w:eastAsia="sans-serif" w:cs="Times New Roman"/>
                 <w:color w:val="444746"/>
                 <w:kern w:val="0"/>
                 <w:sz w:val="24"/>
@@ -10910,7 +10909,7 @@
             </w:r>
             <w:r>
               <w:rPr>
-                <w:rFonts w:hint="default" w:ascii="sans-serif" w:hAnsi="sans-serif" w:eastAsia="sans-serif" w:cs="sans-serif"/>
+                <w:rFonts w:hint="default" w:ascii="Times New Roman" w:hAnsi="Times New Roman" w:eastAsia="sans-serif" w:cs="Times New Roman"/>
                 <w:color w:val="1F1F1F"/>
                 <w:kern w:val="0"/>
                 <w:sz w:val="24"/>
@@ -10922,7 +10921,7 @@
             <w:r>
               <w:rPr>
                 <w:rStyle w:val="4"/>
-                <w:rFonts w:hint="default" w:ascii="sans-serif" w:hAnsi="sans-serif" w:eastAsia="sans-serif" w:cs="sans-serif"/>
+                <w:rFonts w:hint="default" w:ascii="Times New Roman" w:hAnsi="Times New Roman" w:eastAsia="sans-serif" w:cs="Times New Roman"/>
                 <w:color w:val="444746"/>
                 <w:kern w:val="0"/>
                 <w:sz w:val="24"/>
@@ -10933,7 +10932,7 @@
             </w:r>
             <w:r>
               <w:rPr>
-                <w:rFonts w:hint="default" w:ascii="sans-serif" w:hAnsi="sans-serif" w:eastAsia="sans-serif" w:cs="sans-serif"/>
+                <w:rFonts w:hint="default" w:ascii="Times New Roman" w:hAnsi="Times New Roman" w:eastAsia="sans-serif" w:cs="Times New Roman"/>
                 <w:color w:val="1F1F1F"/>
                 <w:kern w:val="0"/>
                 <w:sz w:val="24"/>
@@ -10969,7 +10968,7 @@
             </w:pPr>
             <w:r>
               <w:rPr>
-                <w:rFonts w:hint="default" w:ascii="sans-serif" w:hAnsi="sans-serif" w:eastAsia="sans-serif" w:cs="sans-serif"/>
+                <w:rFonts w:hint="default" w:ascii="Times New Roman" w:hAnsi="Times New Roman" w:eastAsia="sans-serif" w:cs="Times New Roman"/>
                 <w:color w:val="1F1F1F"/>
                 <w:kern w:val="0"/>
                 <w:sz w:val="24"/>
@@ -11030,7 +11029,7 @@
             <w:r>
               <w:rPr>
                 <w:rStyle w:val="4"/>
-                <w:rFonts w:hint="default" w:ascii="sans-serif" w:hAnsi="sans-serif" w:eastAsia="sans-serif" w:cs="sans-serif"/>
+                <w:rFonts w:hint="default" w:ascii="Times New Roman" w:hAnsi="Times New Roman" w:eastAsia="sans-serif" w:cs="Times New Roman"/>
                 <w:b/>
                 <w:bCs/>
                 <w:color w:val="444746"/>
@@ -11069,7 +11068,7 @@
             </w:pPr>
             <w:r>
               <w:rPr>
-                <w:rFonts w:hint="default" w:ascii="sans-serif" w:hAnsi="sans-serif" w:eastAsia="sans-serif" w:cs="sans-serif"/>
+                <w:rFonts w:hint="default" w:ascii="Times New Roman" w:hAnsi="Times New Roman" w:eastAsia="sans-serif" w:cs="Times New Roman"/>
                 <w:color w:val="1F1F1F"/>
                 <w:kern w:val="0"/>
                 <w:sz w:val="24"/>
@@ -11080,7 +11079,7 @@
             </w:r>
             <w:r>
               <w:rPr>
-                <w:rFonts w:hint="default" w:ascii="sans-serif" w:hAnsi="sans-serif" w:eastAsia="sans-serif" w:cs="sans-serif"/>
+                <w:rFonts w:hint="default" w:ascii="Times New Roman" w:hAnsi="Times New Roman" w:eastAsia="sans-serif" w:cs="Times New Roman"/>
                 <w:b/>
                 <w:bCs/>
                 <w:color w:val="1F1F1F"/>
@@ -11093,7 +11092,7 @@
             </w:r>
             <w:r>
               <w:rPr>
-                <w:rFonts w:hint="default" w:ascii="sans-serif" w:hAnsi="sans-serif" w:eastAsia="sans-serif" w:cs="sans-serif"/>
+                <w:rFonts w:hint="default" w:ascii="Times New Roman" w:hAnsi="Times New Roman" w:eastAsia="sans-serif" w:cs="Times New Roman"/>
                 <w:color w:val="1F1F1F"/>
                 <w:kern w:val="0"/>
                 <w:sz w:val="24"/>
@@ -11129,7 +11128,7 @@
             </w:pPr>
             <w:r>
               <w:rPr>
-                <w:rFonts w:hint="default" w:ascii="sans-serif" w:hAnsi="sans-serif" w:eastAsia="sans-serif" w:cs="sans-serif"/>
+                <w:rFonts w:hint="default" w:ascii="Times New Roman" w:hAnsi="Times New Roman" w:eastAsia="sans-serif" w:cs="Times New Roman"/>
                 <w:color w:val="1F1F1F"/>
                 <w:kern w:val="0"/>
                 <w:sz w:val="24"/>
@@ -11190,7 +11189,7 @@
             <w:r>
               <w:rPr>
                 <w:rStyle w:val="4"/>
-                <w:rFonts w:hint="default" w:ascii="sans-serif" w:hAnsi="sans-serif" w:eastAsia="sans-serif" w:cs="sans-serif"/>
+                <w:rFonts w:hint="default" w:ascii="Times New Roman" w:hAnsi="Times New Roman" w:eastAsia="sans-serif" w:cs="Times New Roman"/>
                 <w:b/>
                 <w:bCs/>
                 <w:color w:val="444746"/>
@@ -11229,7 +11228,7 @@
             </w:pPr>
             <w:r>
               <w:rPr>
-                <w:rFonts w:hint="default" w:ascii="sans-serif" w:hAnsi="sans-serif" w:eastAsia="sans-serif" w:cs="sans-serif"/>
+                <w:rFonts w:hint="default" w:ascii="Times New Roman" w:hAnsi="Times New Roman" w:eastAsia="sans-serif" w:cs="Times New Roman"/>
                 <w:color w:val="1F1F1F"/>
                 <w:kern w:val="0"/>
                 <w:sz w:val="24"/>
@@ -11241,7 +11240,7 @@
             <w:r>
               <w:rPr>
                 <w:rStyle w:val="4"/>
-                <w:rFonts w:hint="default" w:ascii="sans-serif" w:hAnsi="sans-serif" w:eastAsia="sans-serif" w:cs="sans-serif"/>
+                <w:rFonts w:hint="default" w:ascii="Times New Roman" w:hAnsi="Times New Roman" w:eastAsia="sans-serif" w:cs="Times New Roman"/>
                 <w:color w:val="444746"/>
                 <w:kern w:val="0"/>
                 <w:sz w:val="24"/>
@@ -11252,7 +11251,7 @@
             </w:r>
             <w:r>
               <w:rPr>
-                <w:rFonts w:hint="default" w:ascii="sans-serif" w:hAnsi="sans-serif" w:eastAsia="sans-serif" w:cs="sans-serif"/>
+                <w:rFonts w:hint="default" w:ascii="Times New Roman" w:hAnsi="Times New Roman" w:eastAsia="sans-serif" w:cs="Times New Roman"/>
                 <w:color w:val="1F1F1F"/>
                 <w:kern w:val="0"/>
                 <w:sz w:val="24"/>
@@ -11264,7 +11263,7 @@
             <w:r>
               <w:rPr>
                 <w:rStyle w:val="4"/>
-                <w:rFonts w:hint="default" w:ascii="sans-serif" w:hAnsi="sans-serif" w:eastAsia="sans-serif" w:cs="sans-serif"/>
+                <w:rFonts w:hint="default" w:ascii="Times New Roman" w:hAnsi="Times New Roman" w:eastAsia="sans-serif" w:cs="Times New Roman"/>
                 <w:color w:val="444746"/>
                 <w:kern w:val="0"/>
                 <w:sz w:val="24"/>
@@ -11275,7 +11274,7 @@
             </w:r>
             <w:r>
               <w:rPr>
-                <w:rFonts w:hint="default" w:ascii="sans-serif" w:hAnsi="sans-serif" w:eastAsia="sans-serif" w:cs="sans-serif"/>
+                <w:rFonts w:hint="default" w:ascii="Times New Roman" w:hAnsi="Times New Roman" w:eastAsia="sans-serif" w:cs="Times New Roman"/>
                 <w:color w:val="1F1F1F"/>
                 <w:kern w:val="0"/>
                 <w:sz w:val="24"/>
@@ -11287,7 +11286,7 @@
             <w:r>
               <w:rPr>
                 <w:rStyle w:val="4"/>
-                <w:rFonts w:hint="default" w:ascii="sans-serif" w:hAnsi="sans-serif" w:eastAsia="sans-serif" w:cs="sans-serif"/>
+                <w:rFonts w:hint="default" w:ascii="Times New Roman" w:hAnsi="Times New Roman" w:eastAsia="sans-serif" w:cs="Times New Roman"/>
                 <w:color w:val="444746"/>
                 <w:kern w:val="0"/>
                 <w:sz w:val="24"/>
@@ -11298,7 +11297,7 @@
             </w:r>
             <w:r>
               <w:rPr>
-                <w:rFonts w:hint="default" w:ascii="sans-serif" w:hAnsi="sans-serif" w:eastAsia="sans-serif" w:cs="sans-serif"/>
+                <w:rFonts w:hint="default" w:ascii="Times New Roman" w:hAnsi="Times New Roman" w:eastAsia="sans-serif" w:cs="Times New Roman"/>
                 <w:color w:val="1F1F1F"/>
                 <w:kern w:val="0"/>
                 <w:sz w:val="24"/>
@@ -11309,7 +11308,7 @@
             </w:r>
             <w:r>
               <w:rPr>
-                <w:rFonts w:hint="default" w:ascii="sans-serif" w:hAnsi="sans-serif" w:eastAsia="sans-serif" w:cs="sans-serif"/>
+                <w:rFonts w:hint="default" w:ascii="Times New Roman" w:hAnsi="Times New Roman" w:eastAsia="sans-serif" w:cs="Times New Roman"/>
                 <w:b/>
                 <w:bCs/>
                 <w:color w:val="1F1F1F"/>
@@ -11322,7 +11321,7 @@
             </w:r>
             <w:r>
               <w:rPr>
-                <w:rFonts w:hint="default" w:ascii="sans-serif" w:hAnsi="sans-serif" w:eastAsia="sans-serif" w:cs="sans-serif"/>
+                <w:rFonts w:hint="default" w:ascii="Times New Roman" w:hAnsi="Times New Roman" w:eastAsia="sans-serif" w:cs="Times New Roman"/>
                 <w:color w:val="1F1F1F"/>
                 <w:kern w:val="0"/>
                 <w:sz w:val="24"/>
@@ -11358,7 +11357,7 @@
             </w:pPr>
             <w:r>
               <w:rPr>
-                <w:rFonts w:hint="default" w:ascii="sans-serif" w:hAnsi="sans-serif" w:eastAsia="sans-serif" w:cs="sans-serif"/>
+                <w:rFonts w:hint="default" w:ascii="Times New Roman" w:hAnsi="Times New Roman" w:eastAsia="sans-serif" w:cs="Times New Roman"/>
                 <w:color w:val="1F1F1F"/>
                 <w:kern w:val="0"/>
                 <w:sz w:val="24"/>
@@ -14333,8 +14332,6 @@
         </w:rPr>
         <w:t>Chữ ký sinh viên:</w:t>
       </w:r>
-      <w:bookmarkStart w:id="56" w:name="_GoBack"/>
-      <w:bookmarkEnd w:id="56"/>
       <w:r>
         <w:rPr>
           <w:rFonts w:hint="default" w:ascii="Times New Roman" w:hAnsi="Times New Roman" w:eastAsia="inter" w:cs="Times New Roman"/>
@@ -14343,6 +14340,7 @@
         <w:t xml:space="preserve"> __________________________________</w:t>
       </w:r>
     </w:p>
+    <w:bookmarkEnd w:id="56"/>
     <w:p>
       <w:pPr>
         <w:spacing w:before="210" w:after="0" w:line="360" w:lineRule="auto"/>
